--- a/lab_3/lab_3_zadanie_1.docx
+++ b/lab_3/lab_3_zadanie_1.docx
@@ -118,6 +118,508 @@
     <w:p>
       <w:pPr>
         <w:pStyle w:val="Akapitzlist"/>
+        <w:jc w:val="center"/>
+        <w:rPr>
+          <w:rFonts w:eastAsiaTheme="minorEastAsia"/>
+        </w:rPr>
+      </w:pPr>
+      <m:oMathPara>
+        <m:oMath>
+          <m:r>
+            <w:rPr>
+              <w:rFonts w:ascii="Cambria Math" w:hAnsi="Cambria Math"/>
+            </w:rPr>
+            <m:t>m</m:t>
+          </m:r>
+          <m:acc>
+            <m:accPr>
+              <m:chr m:val="̈"/>
+              <m:ctrlPr>
+                <w:rPr>
+                  <w:rFonts w:ascii="Cambria Math" w:hAnsi="Cambria Math"/>
+                  <w:i/>
+                </w:rPr>
+              </m:ctrlPr>
+            </m:accPr>
+            <m:e>
+              <m:r>
+                <w:rPr>
+                  <w:rFonts w:ascii="Cambria Math" w:hAnsi="Cambria Math"/>
+                </w:rPr>
+                <m:t>x</m:t>
+              </m:r>
+            </m:e>
+          </m:acc>
+          <m:r>
+            <w:rPr>
+              <w:rFonts w:ascii="Cambria Math" w:hAnsi="Cambria Math"/>
+            </w:rPr>
+            <m:t>= -kx-c</m:t>
+          </m:r>
+          <m:acc>
+            <m:accPr>
+              <m:chr m:val="̇"/>
+              <m:ctrlPr>
+                <w:rPr>
+                  <w:rFonts w:ascii="Cambria Math" w:hAnsi="Cambria Math"/>
+                  <w:i/>
+                </w:rPr>
+              </m:ctrlPr>
+            </m:accPr>
+            <m:e>
+              <m:r>
+                <w:rPr>
+                  <w:rFonts w:ascii="Cambria Math" w:hAnsi="Cambria Math"/>
+                </w:rPr>
+                <m:t>x</m:t>
+              </m:r>
+            </m:e>
+          </m:acc>
+        </m:oMath>
+      </m:oMathPara>
+    </w:p>
+    <w:p>
+      <w:pPr>
+        <w:pStyle w:val="Akapitzlist"/>
+        <w:jc w:val="center"/>
+      </w:pPr>
+      <m:oMathPara>
+        <m:oMath>
+          <m:acc>
+            <m:accPr>
+              <m:chr m:val="̈"/>
+              <m:ctrlPr>
+                <w:rPr>
+                  <w:rFonts w:ascii="Cambria Math" w:hAnsi="Cambria Math"/>
+                  <w:i/>
+                </w:rPr>
+              </m:ctrlPr>
+            </m:accPr>
+            <m:e>
+              <m:r>
+                <w:rPr>
+                  <w:rFonts w:ascii="Cambria Math" w:hAnsi="Cambria Math"/>
+                </w:rPr>
+                <m:t>x</m:t>
+              </m:r>
+            </m:e>
+          </m:acc>
+          <m:r>
+            <w:rPr>
+              <w:rFonts w:ascii="Cambria Math" w:hAnsi="Cambria Math"/>
+            </w:rPr>
+            <m:t>= -</m:t>
+          </m:r>
+          <m:f>
+            <m:fPr>
+              <m:ctrlPr>
+                <w:rPr>
+                  <w:rFonts w:ascii="Cambria Math" w:hAnsi="Cambria Math"/>
+                  <w:i/>
+                </w:rPr>
+              </m:ctrlPr>
+            </m:fPr>
+            <m:num>
+              <m:r>
+                <w:rPr>
+                  <w:rFonts w:ascii="Cambria Math" w:hAnsi="Cambria Math"/>
+                </w:rPr>
+                <m:t>k</m:t>
+              </m:r>
+            </m:num>
+            <m:den>
+              <m:r>
+                <w:rPr>
+                  <w:rFonts w:ascii="Cambria Math" w:hAnsi="Cambria Math"/>
+                </w:rPr>
+                <m:t>m</m:t>
+              </m:r>
+            </m:den>
+          </m:f>
+          <m:r>
+            <w:rPr>
+              <w:rFonts w:ascii="Cambria Math" w:hAnsi="Cambria Math"/>
+            </w:rPr>
+            <m:t>x-</m:t>
+          </m:r>
+          <m:f>
+            <m:fPr>
+              <m:ctrlPr>
+                <w:rPr>
+                  <w:rFonts w:ascii="Cambria Math" w:hAnsi="Cambria Math"/>
+                  <w:i/>
+                </w:rPr>
+              </m:ctrlPr>
+            </m:fPr>
+            <m:num>
+              <m:r>
+                <w:rPr>
+                  <w:rFonts w:ascii="Cambria Math" w:hAnsi="Cambria Math"/>
+                </w:rPr>
+                <m:t>c</m:t>
+              </m:r>
+            </m:num>
+            <m:den>
+              <m:r>
+                <w:rPr>
+                  <w:rFonts w:ascii="Cambria Math" w:hAnsi="Cambria Math"/>
+                </w:rPr>
+                <m:t>m</m:t>
+              </m:r>
+            </m:den>
+          </m:f>
+          <m:acc>
+            <m:accPr>
+              <m:chr m:val="̇"/>
+              <m:ctrlPr>
+                <w:rPr>
+                  <w:rFonts w:ascii="Cambria Math" w:hAnsi="Cambria Math"/>
+                  <w:i/>
+                </w:rPr>
+              </m:ctrlPr>
+            </m:accPr>
+            <m:e>
+              <m:r>
+                <w:rPr>
+                  <w:rFonts w:ascii="Cambria Math" w:hAnsi="Cambria Math"/>
+                </w:rPr>
+                <m:t>x</m:t>
+              </m:r>
+            </m:e>
+          </m:acc>
+        </m:oMath>
+      </m:oMathPara>
+    </w:p>
+    <w:p>
+      <w:pPr>
+        <w:pStyle w:val="Akapitzlist"/>
+        <w:jc w:val="center"/>
+      </w:pPr>
+      <m:oMath>
+        <m:acc>
+          <m:accPr>
+            <m:chr m:val="̅"/>
+            <m:ctrlPr>
+              <w:rPr>
+                <w:rFonts w:ascii="Cambria Math" w:hAnsi="Cambria Math"/>
+                <w:b/>
+                <w:i/>
+              </w:rPr>
+            </m:ctrlPr>
+          </m:accPr>
+          <m:e>
+            <m:r>
+              <m:rPr>
+                <m:sty m:val="bi"/>
+              </m:rPr>
+              <w:rPr>
+                <w:rFonts w:ascii="Cambria Math" w:hAnsi="Cambria Math"/>
+              </w:rPr>
+              <m:t>x</m:t>
+            </m:r>
+          </m:e>
+        </m:acc>
+        <m:r>
+          <w:rPr>
+            <w:rFonts w:ascii="Cambria Math" w:hAnsi="Cambria Math"/>
+          </w:rPr>
+          <m:t>=</m:t>
+        </m:r>
+        <m:d>
+          <m:dPr>
+            <m:ctrlPr>
+              <w:rPr>
+                <w:rFonts w:ascii="Cambria Math" w:hAnsi="Cambria Math"/>
+                <w:i/>
+              </w:rPr>
+            </m:ctrlPr>
+          </m:dPr>
+          <m:e>
+            <m:m>
+              <m:mPr>
+                <m:mcs>
+                  <m:mc>
+                    <m:mcPr>
+                      <m:count m:val="1"/>
+                      <m:mcJc m:val="center"/>
+                    </m:mcPr>
+                  </m:mc>
+                </m:mcs>
+                <m:ctrlPr>
+                  <w:rPr>
+                    <w:rFonts w:ascii="Cambria Math" w:hAnsi="Cambria Math"/>
+                    <w:i/>
+                  </w:rPr>
+                </m:ctrlPr>
+              </m:mPr>
+              <m:mr>
+                <m:e>
+                  <m:acc>
+                    <m:accPr>
+                      <m:chr m:val="̇"/>
+                      <m:ctrlPr>
+                        <w:rPr>
+                          <w:rFonts w:ascii="Cambria Math" w:hAnsi="Cambria Math"/>
+                          <w:i/>
+                        </w:rPr>
+                      </m:ctrlPr>
+                    </m:accPr>
+                    <m:e>
+                      <m:r>
+                        <w:rPr>
+                          <w:rFonts w:ascii="Cambria Math" w:hAnsi="Cambria Math"/>
+                        </w:rPr>
+                        <m:t>x</m:t>
+                      </m:r>
+                    </m:e>
+                  </m:acc>
+                </m:e>
+              </m:mr>
+              <m:mr>
+                <m:e>
+                  <m:r>
+                    <w:rPr>
+                      <w:rFonts w:ascii="Cambria Math" w:hAnsi="Cambria Math"/>
+                    </w:rPr>
+                    <m:t>x</m:t>
+                  </m:r>
+                </m:e>
+              </m:mr>
+            </m:m>
+          </m:e>
+        </m:d>
+      </m:oMath>
+      <w:r>
+        <w:rPr>
+          <w:rFonts w:eastAsiaTheme="minorEastAsia"/>
+        </w:rPr>
+        <w:t xml:space="preserve">       </w:t>
+      </w:r>
+      <m:oMath>
+        <m:f>
+          <m:fPr>
+            <m:ctrlPr>
+              <w:rPr>
+                <w:rFonts w:ascii="Cambria Math" w:eastAsiaTheme="minorEastAsia" w:hAnsi="Cambria Math"/>
+                <w:i/>
+              </w:rPr>
+            </m:ctrlPr>
+          </m:fPr>
+          <m:num>
+            <m:r>
+              <w:rPr>
+                <w:rFonts w:ascii="Cambria Math" w:eastAsiaTheme="minorEastAsia" w:hAnsi="Cambria Math"/>
+              </w:rPr>
+              <m:t>d</m:t>
+            </m:r>
+            <m:acc>
+              <m:accPr>
+                <m:chr m:val="̅"/>
+                <m:ctrlPr>
+                  <w:rPr>
+                    <w:rFonts w:ascii="Cambria Math" w:eastAsiaTheme="minorEastAsia" w:hAnsi="Cambria Math"/>
+                    <w:b/>
+                    <w:i/>
+                  </w:rPr>
+                </m:ctrlPr>
+              </m:accPr>
+              <m:e>
+                <m:r>
+                  <m:rPr>
+                    <m:sty m:val="bi"/>
+                  </m:rPr>
+                  <w:rPr>
+                    <w:rFonts w:ascii="Cambria Math" w:eastAsiaTheme="minorEastAsia" w:hAnsi="Cambria Math"/>
+                  </w:rPr>
+                  <m:t>x</m:t>
+                </m:r>
+              </m:e>
+            </m:acc>
+          </m:num>
+          <m:den>
+            <m:r>
+              <w:rPr>
+                <w:rFonts w:ascii="Cambria Math" w:eastAsiaTheme="minorEastAsia" w:hAnsi="Cambria Math"/>
+              </w:rPr>
+              <m:t>dt</m:t>
+            </m:r>
+          </m:den>
+        </m:f>
+        <m:r>
+          <w:rPr>
+            <w:rFonts w:ascii="Cambria Math" w:eastAsiaTheme="minorEastAsia" w:hAnsi="Cambria Math"/>
+          </w:rPr>
+          <m:t>=A</m:t>
+        </m:r>
+        <m:acc>
+          <m:accPr>
+            <m:chr m:val="̅"/>
+            <m:ctrlPr>
+              <w:rPr>
+                <w:rFonts w:ascii="Cambria Math" w:eastAsiaTheme="minorEastAsia" w:hAnsi="Cambria Math"/>
+                <w:b/>
+                <w:i/>
+              </w:rPr>
+            </m:ctrlPr>
+          </m:accPr>
+          <m:e>
+            <m:r>
+              <m:rPr>
+                <m:sty m:val="bi"/>
+              </m:rPr>
+              <w:rPr>
+                <w:rFonts w:ascii="Cambria Math" w:eastAsiaTheme="minorEastAsia" w:hAnsi="Cambria Math"/>
+              </w:rPr>
+              <m:t>x</m:t>
+            </m:r>
+          </m:e>
+        </m:acc>
+      </m:oMath>
+      <w:r>
+        <w:rPr>
+          <w:rFonts w:eastAsiaTheme="minorEastAsia"/>
+          <w:b/>
+        </w:rPr>
+        <w:t xml:space="preserve">          </w:t>
+      </w:r>
+      <m:oMath>
+        <m:r>
+          <w:rPr>
+            <w:rFonts w:ascii="Cambria Math" w:eastAsiaTheme="minorEastAsia" w:hAnsi="Cambria Math"/>
+          </w:rPr>
+          <m:t>A=</m:t>
+        </m:r>
+        <m:d>
+          <m:dPr>
+            <m:ctrlPr>
+              <w:rPr>
+                <w:rFonts w:ascii="Cambria Math" w:eastAsiaTheme="minorEastAsia" w:hAnsi="Cambria Math"/>
+                <w:i/>
+              </w:rPr>
+            </m:ctrlPr>
+          </m:dPr>
+          <m:e>
+            <m:m>
+              <m:mPr>
+                <m:mcs>
+                  <m:mc>
+                    <m:mcPr>
+                      <m:count m:val="2"/>
+                      <m:mcJc m:val="center"/>
+                    </m:mcPr>
+                  </m:mc>
+                </m:mcs>
+                <m:ctrlPr>
+                  <w:rPr>
+                    <w:rFonts w:ascii="Cambria Math" w:eastAsiaTheme="minorEastAsia" w:hAnsi="Cambria Math"/>
+                    <w:i/>
+                  </w:rPr>
+                </m:ctrlPr>
+              </m:mPr>
+              <m:mr>
+                <m:e>
+                  <m:r>
+                    <w:rPr>
+                      <w:rFonts w:ascii="Cambria Math" w:eastAsiaTheme="minorEastAsia" w:hAnsi="Cambria Math"/>
+                    </w:rPr>
+                    <m:t>-</m:t>
+                  </m:r>
+                  <m:f>
+                    <m:fPr>
+                      <m:ctrlPr>
+                        <w:rPr>
+                          <w:rFonts w:ascii="Cambria Math" w:eastAsiaTheme="minorEastAsia" w:hAnsi="Cambria Math"/>
+                          <w:i/>
+                        </w:rPr>
+                      </m:ctrlPr>
+                    </m:fPr>
+                    <m:num>
+                      <m:r>
+                        <w:rPr>
+                          <w:rFonts w:ascii="Cambria Math" w:eastAsiaTheme="minorEastAsia" w:hAnsi="Cambria Math"/>
+                        </w:rPr>
+                        <m:t>c</m:t>
+                      </m:r>
+                    </m:num>
+                    <m:den>
+                      <m:r>
+                        <w:rPr>
+                          <w:rFonts w:ascii="Cambria Math" w:eastAsiaTheme="minorEastAsia" w:hAnsi="Cambria Math"/>
+                        </w:rPr>
+                        <m:t>m</m:t>
+                      </m:r>
+                    </m:den>
+                  </m:f>
+                </m:e>
+                <m:e>
+                  <m:r>
+                    <w:rPr>
+                      <w:rFonts w:ascii="Cambria Math" w:eastAsiaTheme="minorEastAsia" w:hAnsi="Cambria Math"/>
+                    </w:rPr>
+                    <m:t>-</m:t>
+                  </m:r>
+                  <m:f>
+                    <m:fPr>
+                      <m:ctrlPr>
+                        <w:rPr>
+                          <w:rFonts w:ascii="Cambria Math" w:eastAsiaTheme="minorEastAsia" w:hAnsi="Cambria Math"/>
+                          <w:i/>
+                        </w:rPr>
+                      </m:ctrlPr>
+                    </m:fPr>
+                    <m:num>
+                      <m:r>
+                        <w:rPr>
+                          <w:rFonts w:ascii="Cambria Math" w:eastAsiaTheme="minorEastAsia" w:hAnsi="Cambria Math"/>
+                        </w:rPr>
+                        <m:t>k</m:t>
+                      </m:r>
+                    </m:num>
+                    <m:den>
+                      <m:r>
+                        <w:rPr>
+                          <w:rFonts w:ascii="Cambria Math" w:eastAsiaTheme="minorEastAsia" w:hAnsi="Cambria Math"/>
+                        </w:rPr>
+                        <m:t>m</m:t>
+                      </m:r>
+                    </m:den>
+                  </m:f>
+                </m:e>
+              </m:mr>
+              <m:mr>
+                <m:e>
+                  <m:r>
+                    <w:rPr>
+                      <w:rFonts w:ascii="Cambria Math" w:eastAsiaTheme="minorEastAsia" w:hAnsi="Cambria Math"/>
+                    </w:rPr>
+                    <m:t>1</m:t>
+                  </m:r>
+                </m:e>
+                <m:e>
+                  <m:r>
+                    <w:rPr>
+                      <w:rFonts w:ascii="Cambria Math" w:eastAsiaTheme="minorEastAsia" w:hAnsi="Cambria Math"/>
+                    </w:rPr>
+                    <m:t>0</m:t>
+                  </m:r>
+                </m:e>
+              </m:mr>
+            </m:m>
+          </m:e>
+        </m:d>
+      </m:oMath>
+    </w:p>
+    <w:p>
+      <w:pPr>
+        <w:pStyle w:val="Akapitzlist"/>
+        <w:jc w:val="center"/>
+      </w:pPr>
+      <w:bookmarkStart w:id="0" w:name="_GoBack"/>
+      <w:bookmarkEnd w:id="0"/>
+    </w:p>
+    <w:p>
+      <w:pPr>
+        <w:pStyle w:val="Akapitzlist"/>
         <w:jc w:val="both"/>
       </w:pPr>
       <w:r>
@@ -127,19 +629,7 @@
         <w:t xml:space="preserve">parametry: </w:t>
       </w:r>
       <w:r>
-        <w:t>m</w:t>
-      </w:r>
-      <w:r>
-        <w:t>asa m = 1 kg</w:t>
-      </w:r>
-      <w:r>
-        <w:t>, s</w:t>
-      </w:r>
-      <w:r>
-        <w:t>ztywność k = 4 N/m</w:t>
-      </w:r>
-      <w:r>
-        <w:t>. Zbadaj rozwiązania dla:</w:t>
+        <w:t>masa m = 1 kg, sztywność k = 4 N/m. Zbadaj rozwiązania dla:</w:t>
       </w:r>
     </w:p>
     <w:p>
@@ -152,13 +642,7 @@
         <w:jc w:val="both"/>
       </w:pPr>
       <w:r>
-        <w:t>c = 0: Brak tłumienia (</w:t>
-      </w:r>
-      <w:r>
-        <w:t>układ nietłumiony</w:t>
-      </w:r>
-      <w:r>
-        <w:t>).</w:t>
+        <w:t>c = 0: Brak tłumienia (układ nietłumiony).</w:t>
       </w:r>
     </w:p>
     <w:p>
@@ -171,13 +655,7 @@
         <w:jc w:val="both"/>
       </w:pPr>
       <w:r>
-        <w:t>c = 0.5: Tłumienie podkrytyczne (</w:t>
-      </w:r>
-      <w:r>
-        <w:t>oscylator harmoniczny tłumiony</w:t>
-      </w:r>
-      <w:r>
-        <w:t>).</w:t>
+        <w:t>c = 0.5: Tłumienie podkrytyczne (oscylator harmoniczny tłumiony).</w:t>
       </w:r>
     </w:p>
     <w:p>
@@ -190,13 +668,7 @@
         <w:jc w:val="both"/>
       </w:pPr>
       <w:r>
-        <w:t xml:space="preserve">c = 4: Tłumienie krytyczne (najszybszy powrót </w:t>
-      </w:r>
-      <w:r>
-        <w:t xml:space="preserve">do stanu równowagi </w:t>
-      </w:r>
-      <w:r>
-        <w:t>bez oscylacji).</w:t>
+        <w:t>c = 4: Tłumienie krytyczne (najszybszy powrót do stanu równowagi bez oscylacji).</w:t>
       </w:r>
     </w:p>
     <w:p>
@@ -209,13 +681,7 @@
         <w:jc w:val="both"/>
       </w:pPr>
       <w:r>
-        <w:t xml:space="preserve">c = 6: Tłumienie nadkrytyczne (powolny powrót </w:t>
-      </w:r>
-      <w:r>
-        <w:t xml:space="preserve">do stanu równowagi </w:t>
-      </w:r>
-      <w:r>
-        <w:t>bez oscylacji).</w:t>
+        <w:t>c = 6: Tłumienie nadkrytyczne (powolny powrót do stanu równowagi bez oscylacji).</w:t>
       </w:r>
     </w:p>
     <w:p>
@@ -228,10 +694,7 @@
         <w:jc w:val="both"/>
       </w:pPr>
       <w:r>
-        <w:t xml:space="preserve">c = -0.5: </w:t>
-      </w:r>
-      <w:r>
-        <w:t>Układ niestabilny (</w:t>
+        <w:t>c = -0.5: Układ niestabilny (</w:t>
       </w:r>
       <w:proofErr w:type="spellStart"/>
       <w:r>
@@ -239,10 +702,7 @@
       </w:r>
       <w:proofErr w:type="spellEnd"/>
       <w:r>
-        <w:t xml:space="preserve"> wartość tłumienia)</w:t>
-      </w:r>
-      <w:r>
-        <w:t>.</w:t>
+        <w:t xml:space="preserve"> wartość tłumienia).</w:t>
       </w:r>
     </w:p>
     <w:p>
@@ -597,16 +1057,7 @@
                       <w:kern w:val="24"/>
                       <w:szCs w:val="40"/>
                     </w:rPr>
-                    <m:t>A(t-</m:t>
-                  </m:r>
-                  <m:r>
-                    <w:rPr>
-                      <w:rFonts w:ascii="Cambria Math" w:hAnsi="Cambria Math" w:cstheme="minorBidi"/>
-                      <w:color w:val="000000" w:themeColor="text1"/>
-                      <w:kern w:val="24"/>
-                      <w:szCs w:val="40"/>
-                    </w:rPr>
-                    <m:t>τ</m:t>
+                    <m:t>A(t-τ</m:t>
                   </m:r>
                 </m:e>
               </m:d>
@@ -617,16 +1068,7 @@
                   <w:kern w:val="24"/>
                   <w:szCs w:val="40"/>
                 </w:rPr>
-                <m:t>)</m:t>
-              </m:r>
-              <m:r>
-                <w:rPr>
-                  <w:rFonts w:ascii="Cambria Math" w:hAnsi="Cambria Math" w:cstheme="minorBidi"/>
-                  <w:color w:val="000000" w:themeColor="text1"/>
-                  <w:kern w:val="24"/>
-                  <w:szCs w:val="40"/>
-                </w:rPr>
-                <m:t>B</m:t>
+                <m:t>)B</m:t>
               </m:r>
               <m:r>
                 <m:rPr>
@@ -1095,13 +1537,7 @@
         <w:rPr>
           <w:rFonts w:ascii="Courier New" w:hAnsi="Courier New" w:cs="Courier New"/>
         </w:rPr>
-        <w:t>s</w:t>
-      </w:r>
-      <w:r>
-        <w:rPr>
-          <w:rFonts w:ascii="Courier New" w:hAnsi="Courier New" w:cs="Courier New"/>
-        </w:rPr>
-        <w:t>olve_linear_control_system</w:t>
+        <w:t>solve_linear_control_system</w:t>
       </w:r>
       <w:proofErr w:type="spellEnd"/>
       <w:r>
@@ -1306,13 +1742,8 @@
         <w:rPr>
           <w:rFonts w:cstheme="minorHAnsi"/>
         </w:rPr>
-        <w:t>Wykorzystując napisaną metodę wyznacz charakterystykę częstotliwościową filtra</w:t>
-      </w:r>
-      <w:r>
-        <w:rPr>
-          <w:rFonts w:cstheme="minorHAnsi"/>
-        </w:rPr>
-        <w:t xml:space="preserve"> pasmowego RLC</w:t>
+        <w:lastRenderedPageBreak/>
+        <w:t>Wykorzystując napisaną metodę wyznacz charakterystykę częstotliwościową filtra pasmowego RLC</w:t>
       </w:r>
     </w:p>
     <w:p>
@@ -1324,7 +1755,9 @@
         </w:rPr>
       </w:pPr>
       <w:r>
-        <w:lastRenderedPageBreak/>
+        <w:rPr>
+          <w:noProof/>
+        </w:rPr>
         <w:drawing>
           <wp:inline distT="0" distB="0" distL="0" distR="0" wp14:anchorId="369ECB6C" wp14:editId="54E37094">
             <wp:extent cx="2331922" cy="3200677"/>
@@ -1395,6 +1828,7 @@
       <w:r>
         <w:rPr>
           <w:rFonts w:cstheme="minorHAnsi"/>
+          <w:noProof/>
         </w:rPr>
         <w:drawing>
           <wp:inline distT="0" distB="0" distL="0" distR="0" wp14:anchorId="1B9CFF0A" wp14:editId="619ACA1E">
@@ -1443,6 +1877,9 @@
         <w:jc w:val="center"/>
       </w:pPr>
       <w:r>
+        <w:rPr>
+          <w:noProof/>
+        </w:rPr>
         <w:drawing>
           <wp:inline distT="0" distB="0" distL="0" distR="0" wp14:anchorId="599EA352" wp14:editId="46A5AC70">
             <wp:extent cx="2991109" cy="552498"/>
@@ -1491,10 +1928,7 @@
         <w:t xml:space="preserve">a sygnał na wyjściu przyjmij napięcie na oporniku R. </w:t>
       </w:r>
     </w:p>
-    <w:p>
-      <w:bookmarkStart w:id="0" w:name="_GoBack"/>
-      <w:bookmarkEnd w:id="0"/>
-    </w:p>
+    <w:p/>
     <w:sectPr>
       <w:pgSz w:w="11906" w:h="16838"/>
       <w:pgMar w:top="1417" w:right="1417" w:bottom="1417" w:left="1417" w:header="708" w:footer="708" w:gutter="0"/>
@@ -2211,6 +2645,7 @@
   <w:style w:type="character" w:default="1" w:styleId="Domylnaczcionkaakapitu">
     <w:name w:val="Default Paragraph Font"/>
     <w:uiPriority w:val="1"/>
+    <w:semiHidden/>
     <w:unhideWhenUsed/>
   </w:style>
   <w:style w:type="table" w:default="1" w:styleId="Standardowy">

--- a/lab_3/lab_3_zadanie_1.docx
+++ b/lab_3/lab_3_zadanie_1.docx
@@ -614,8 +614,6 @@
         <w:pStyle w:val="Akapitzlist"/>
         <w:jc w:val="center"/>
       </w:pPr>
-      <w:bookmarkStart w:id="0" w:name="_GoBack"/>
-      <w:bookmarkEnd w:id="0"/>
     </w:p>
     <w:p>
       <w:pPr>
@@ -1120,6 +1118,75 @@
           </m:nary>
         </m:oMath>
       </m:oMathPara>
+    </w:p>
+    <w:p>
+      <w:pPr>
+        <w:pStyle w:val="NormalnyWeb"/>
+        <w:spacing w:before="0" w:beforeAutospacing="0" w:after="0" w:afterAutospacing="0"/>
+        <w:jc w:val="both"/>
+        <w:rPr>
+          <w:iCs/>
+          <w:color w:val="000000" w:themeColor="text1"/>
+          <w:kern w:val="24"/>
+          <w:szCs w:val="40"/>
+        </w:rPr>
+      </w:pPr>
+      <w:r>
+        <w:rPr>
+          <w:iCs/>
+          <w:color w:val="000000" w:themeColor="text1"/>
+          <w:kern w:val="24"/>
+          <w:szCs w:val="40"/>
+        </w:rPr>
+        <w:t>(</w:t>
+      </w:r>
+      <w:r>
+        <w:rPr>
+          <w:iCs/>
+          <w:color w:val="FF0000"/>
+          <w:kern w:val="24"/>
+          <w:szCs w:val="40"/>
+        </w:rPr>
+        <w:t xml:space="preserve">zadanie domowe – </w:t>
+      </w:r>
+      <w:proofErr w:type="spellStart"/>
+      <w:r>
+        <w:rPr>
+          <w:iCs/>
+          <w:color w:val="FF0000"/>
+          <w:kern w:val="24"/>
+          <w:szCs w:val="40"/>
+        </w:rPr>
+        <w:t>sprawdz</w:t>
+      </w:r>
+      <w:proofErr w:type="spellEnd"/>
+      <w:r>
+        <w:rPr>
+          <w:iCs/>
+          <w:color w:val="FF0000"/>
+          <w:kern w:val="24"/>
+          <w:szCs w:val="40"/>
+        </w:rPr>
+        <w:t xml:space="preserve"> ten wzór</w:t>
+      </w:r>
+      <w:r>
+        <w:rPr>
+          <w:iCs/>
+          <w:color w:val="FF0000"/>
+          <w:kern w:val="24"/>
+          <w:szCs w:val="40"/>
+        </w:rPr>
+        <w:t xml:space="preserve"> na dole</w:t>
+      </w:r>
+      <w:r>
+        <w:rPr>
+          <w:iCs/>
+          <w:color w:val="000000" w:themeColor="text1"/>
+          <w:kern w:val="24"/>
+          <w:szCs w:val="40"/>
+        </w:rPr>
+        <w:t>)</w:t>
+      </w:r>
     </w:p>
     <w:p>
       <w:pPr>
@@ -1709,6 +1776,1003 @@
     </w:p>
     <w:p>
       <w:pPr>
+        <w:jc w:val="both"/>
+        <w:rPr>
+          <w:rFonts w:cstheme="minorHAnsi"/>
+        </w:rPr>
+      </w:pPr>
+    </w:p>
+    <w:p>
+      <w:pPr>
+        <w:jc w:val="both"/>
+        <w:rPr>
+          <w:rFonts w:cstheme="minorHAnsi"/>
+        </w:rPr>
+      </w:pPr>
+      <w:r>
+        <w:rPr>
+          <w:rFonts w:cstheme="minorHAnsi"/>
+        </w:rPr>
+        <w:lastRenderedPageBreak/>
+        <w:t>3a. Przetestuj działanie metody dla masy swobodnej z działaniem stałej siły.</w:t>
+      </w:r>
+    </w:p>
+    <w:p>
+      <w:pPr>
+        <w:pStyle w:val="NormalnyWeb"/>
+        <w:spacing w:before="0" w:beforeAutospacing="0" w:after="0" w:afterAutospacing="0"/>
+        <w:jc w:val="both"/>
+        <w:rPr>
+          <w:iCs/>
+          <w:color w:val="000000" w:themeColor="text1"/>
+          <w:kern w:val="24"/>
+          <w:szCs w:val="40"/>
+        </w:rPr>
+      </w:pPr>
+      <m:oMathPara>
+        <m:oMath>
+          <m:r>
+            <m:rPr>
+              <m:sty m:val="b"/>
+            </m:rPr>
+            <w:rPr>
+              <w:rFonts w:ascii="Cambria Math" w:hAnsi="Cambria Math" w:cstheme="minorBidi"/>
+              <w:color w:val="000000" w:themeColor="text1"/>
+              <w:kern w:val="24"/>
+              <w:szCs w:val="40"/>
+            </w:rPr>
+            <m:t>x</m:t>
+          </m:r>
+          <m:d>
+            <m:dPr>
+              <m:ctrlPr>
+                <w:rPr>
+                  <w:rFonts w:ascii="Cambria Math" w:hAnsi="Cambria Math" w:cstheme="minorBidi"/>
+                  <w:b/>
+                  <w:bCs/>
+                  <w:i/>
+                  <w:iCs/>
+                  <w:color w:val="000000" w:themeColor="text1"/>
+                  <w:kern w:val="24"/>
+                  <w:szCs w:val="40"/>
+                </w:rPr>
+              </m:ctrlPr>
+            </m:dPr>
+            <m:e>
+              <m:r>
+                <m:rPr>
+                  <m:sty m:val="p"/>
+                </m:rPr>
+                <w:rPr>
+                  <w:rFonts w:ascii="Cambria Math" w:hAnsi="Cambria Math" w:cstheme="minorBidi"/>
+                  <w:color w:val="000000" w:themeColor="text1"/>
+                  <w:kern w:val="24"/>
+                  <w:szCs w:val="40"/>
+                </w:rPr>
+                <m:t>t</m:t>
+              </m:r>
+            </m:e>
+          </m:d>
+          <m:r>
+            <m:rPr>
+              <m:sty m:val="b"/>
+            </m:rPr>
+            <w:rPr>
+              <w:rFonts w:ascii="Cambria Math" w:hAnsi="Cambria Math" w:cstheme="minorBidi"/>
+              <w:color w:val="000000" w:themeColor="text1"/>
+              <w:kern w:val="24"/>
+              <w:szCs w:val="40"/>
+            </w:rPr>
+            <m:t>=</m:t>
+          </m:r>
+          <m:r>
+            <m:rPr>
+              <m:sty m:val="p"/>
+            </m:rPr>
+            <w:rPr>
+              <w:rFonts w:ascii="Cambria Math" w:hAnsi="Cambria Math" w:cstheme="minorBidi"/>
+              <w:color w:val="000000" w:themeColor="text1"/>
+              <w:kern w:val="24"/>
+              <w:szCs w:val="40"/>
+            </w:rPr>
+            <m:t>exp</m:t>
+          </m:r>
+          <m:d>
+            <m:dPr>
+              <m:ctrlPr>
+                <w:rPr>
+                  <w:rFonts w:ascii="Cambria Math" w:hAnsi="Cambria Math" w:cstheme="minorBidi"/>
+                  <w:i/>
+                  <w:iCs/>
+                  <w:color w:val="000000" w:themeColor="text1"/>
+                  <w:kern w:val="24"/>
+                  <w:szCs w:val="40"/>
+                </w:rPr>
+              </m:ctrlPr>
+            </m:dPr>
+            <m:e>
+              <m:r>
+                <w:rPr>
+                  <w:rFonts w:ascii="Cambria Math" w:hAnsi="Cambria Math" w:cstheme="minorBidi"/>
+                  <w:color w:val="000000" w:themeColor="text1"/>
+                  <w:kern w:val="24"/>
+                  <w:szCs w:val="40"/>
+                </w:rPr>
+                <m:t>A</m:t>
+              </m:r>
+              <m:r>
+                <m:rPr>
+                  <m:sty m:val="p"/>
+                </m:rPr>
+                <w:rPr>
+                  <w:rFonts w:ascii="Cambria Math" w:hAnsi="Cambria Math" w:cstheme="minorBidi"/>
+                  <w:color w:val="000000" w:themeColor="text1"/>
+                  <w:kern w:val="24"/>
+                  <w:szCs w:val="40"/>
+                </w:rPr>
+                <m:t>t</m:t>
+              </m:r>
+            </m:e>
+          </m:d>
+          <m:sSub>
+            <m:sSubPr>
+              <m:ctrlPr>
+                <w:rPr>
+                  <w:rFonts w:ascii="Cambria Math" w:hAnsi="Cambria Math" w:cstheme="minorBidi"/>
+                  <w:i/>
+                  <w:iCs/>
+                  <w:color w:val="000000" w:themeColor="text1"/>
+                  <w:kern w:val="24"/>
+                  <w:szCs w:val="40"/>
+                </w:rPr>
+              </m:ctrlPr>
+            </m:sSubPr>
+            <m:e>
+              <m:r>
+                <m:rPr>
+                  <m:sty m:val="b"/>
+                </m:rPr>
+                <w:rPr>
+                  <w:rFonts w:ascii="Cambria Math" w:hAnsi="Cambria Math" w:cstheme="minorBidi"/>
+                  <w:color w:val="000000" w:themeColor="text1"/>
+                  <w:kern w:val="24"/>
+                  <w:szCs w:val="40"/>
+                </w:rPr>
+                <m:t>x</m:t>
+              </m:r>
+            </m:e>
+            <m:sub>
+              <m:r>
+                <w:rPr>
+                  <w:rFonts w:ascii="Cambria Math" w:hAnsi="Cambria Math" w:cstheme="minorBidi"/>
+                  <w:color w:val="000000" w:themeColor="text1"/>
+                  <w:kern w:val="24"/>
+                  <w:szCs w:val="40"/>
+                </w:rPr>
+                <m:t>0</m:t>
+              </m:r>
+            </m:sub>
+          </m:sSub>
+          <m:r>
+            <w:rPr>
+              <w:rFonts w:ascii="Cambria Math" w:hAnsi="Cambria Math" w:cstheme="minorBidi"/>
+              <w:color w:val="000000" w:themeColor="text1"/>
+              <w:kern w:val="24"/>
+              <w:szCs w:val="40"/>
+            </w:rPr>
+            <m:t>+</m:t>
+          </m:r>
+          <m:nary>
+            <m:naryPr>
+              <m:ctrlPr>
+                <w:rPr>
+                  <w:rFonts w:ascii="Cambria Math" w:hAnsi="Cambria Math" w:cstheme="minorBidi"/>
+                  <w:i/>
+                  <w:iCs/>
+                  <w:color w:val="000000" w:themeColor="text1"/>
+                  <w:kern w:val="24"/>
+                  <w:szCs w:val="40"/>
+                </w:rPr>
+              </m:ctrlPr>
+            </m:naryPr>
+            <m:sub>
+              <m:r>
+                <w:rPr>
+                  <w:rFonts w:ascii="Cambria Math" w:hAnsi="Cambria Math" w:cstheme="minorBidi"/>
+                  <w:color w:val="000000" w:themeColor="text1"/>
+                  <w:kern w:val="24"/>
+                  <w:szCs w:val="40"/>
+                </w:rPr>
+                <m:t>0</m:t>
+              </m:r>
+            </m:sub>
+            <m:sup>
+              <m:r>
+                <w:rPr>
+                  <w:rFonts w:ascii="Cambria Math" w:hAnsi="Cambria Math" w:cstheme="minorBidi"/>
+                  <w:color w:val="000000" w:themeColor="text1"/>
+                  <w:kern w:val="24"/>
+                  <w:szCs w:val="40"/>
+                </w:rPr>
+                <m:t>t</m:t>
+              </m:r>
+            </m:sup>
+            <m:e>
+              <m:r>
+                <m:rPr>
+                  <m:sty m:val="p"/>
+                </m:rPr>
+                <w:rPr>
+                  <w:rFonts w:ascii="Cambria Math" w:hAnsi="Cambria Math" w:cstheme="minorBidi"/>
+                  <w:color w:val="000000" w:themeColor="text1"/>
+                  <w:kern w:val="24"/>
+                  <w:szCs w:val="40"/>
+                </w:rPr>
+                <m:t>exp</m:t>
+              </m:r>
+              <m:d>
+                <m:dPr>
+                  <m:ctrlPr>
+                    <w:rPr>
+                      <w:rFonts w:ascii="Cambria Math" w:hAnsi="Cambria Math" w:cstheme="minorBidi"/>
+                      <w:i/>
+                      <w:iCs/>
+                      <w:color w:val="000000" w:themeColor="text1"/>
+                      <w:kern w:val="24"/>
+                      <w:szCs w:val="40"/>
+                    </w:rPr>
+                  </m:ctrlPr>
+                </m:dPr>
+                <m:e>
+                  <m:r>
+                    <w:rPr>
+                      <w:rFonts w:ascii="Cambria Math" w:hAnsi="Cambria Math" w:cstheme="minorBidi"/>
+                      <w:color w:val="000000" w:themeColor="text1"/>
+                      <w:kern w:val="24"/>
+                      <w:szCs w:val="40"/>
+                    </w:rPr>
+                    <m:t>A(t-τ</m:t>
+                  </m:r>
+                </m:e>
+              </m:d>
+              <m:r>
+                <w:rPr>
+                  <w:rFonts w:ascii="Cambria Math" w:hAnsi="Cambria Math" w:cstheme="minorBidi"/>
+                  <w:color w:val="000000" w:themeColor="text1"/>
+                  <w:kern w:val="24"/>
+                  <w:szCs w:val="40"/>
+                </w:rPr>
+                <m:t>)B</m:t>
+              </m:r>
+              <m:r>
+                <m:rPr>
+                  <m:sty m:val="bi"/>
+                </m:rPr>
+                <w:rPr>
+                  <w:rFonts w:ascii="Cambria Math" w:hAnsi="Cambria Math" w:cstheme="minorBidi"/>
+                  <w:color w:val="000000" w:themeColor="text1"/>
+                  <w:kern w:val="24"/>
+                  <w:szCs w:val="40"/>
+                </w:rPr>
+                <m:t>u</m:t>
+              </m:r>
+              <m:d>
+                <m:dPr>
+                  <m:ctrlPr>
+                    <w:rPr>
+                      <w:rFonts w:ascii="Cambria Math" w:hAnsi="Cambria Math" w:cstheme="minorBidi"/>
+                      <w:i/>
+                      <w:iCs/>
+                      <w:color w:val="000000" w:themeColor="text1"/>
+                      <w:kern w:val="24"/>
+                      <w:szCs w:val="40"/>
+                    </w:rPr>
+                  </m:ctrlPr>
+                </m:dPr>
+                <m:e>
+                  <m:r>
+                    <w:rPr>
+                      <w:rFonts w:ascii="Cambria Math" w:hAnsi="Cambria Math" w:cstheme="minorBidi"/>
+                      <w:color w:val="000000" w:themeColor="text1"/>
+                      <w:kern w:val="24"/>
+                      <w:szCs w:val="40"/>
+                    </w:rPr>
+                    <m:t>t</m:t>
+                  </m:r>
+                </m:e>
+              </m:d>
+              <m:r>
+                <w:rPr>
+                  <w:rFonts w:ascii="Cambria Math" w:hAnsi="Cambria Math" w:cstheme="minorBidi"/>
+                  <w:color w:val="000000" w:themeColor="text1"/>
+                  <w:kern w:val="24"/>
+                  <w:szCs w:val="40"/>
+                </w:rPr>
+                <m:t>dτ</m:t>
+              </m:r>
+            </m:e>
+          </m:nary>
+        </m:oMath>
+      </m:oMathPara>
+    </w:p>
+    <w:p>
+      <w:pPr>
+        <w:jc w:val="both"/>
+        <w:rPr>
+          <w:rFonts w:cstheme="minorHAnsi"/>
+        </w:rPr>
+      </w:pPr>
+    </w:p>
+    <w:p>
+      <w:pPr>
+        <w:jc w:val="both"/>
+        <w:rPr>
+          <w:rFonts w:eastAsiaTheme="minorEastAsia" w:cstheme="minorHAnsi"/>
+        </w:rPr>
+      </w:pPr>
+      <m:oMathPara>
+        <m:oMath>
+          <m:d>
+            <m:dPr>
+              <m:ctrlPr>
+                <w:rPr>
+                  <w:rFonts w:ascii="Cambria Math" w:hAnsi="Cambria Math" w:cstheme="minorHAnsi"/>
+                  <w:i/>
+                </w:rPr>
+              </m:ctrlPr>
+            </m:dPr>
+            <m:e>
+              <m:m>
+                <m:mPr>
+                  <m:mcs>
+                    <m:mc>
+                      <m:mcPr>
+                        <m:count m:val="1"/>
+                        <m:mcJc m:val="center"/>
+                      </m:mcPr>
+                    </m:mc>
+                  </m:mcs>
+                  <m:ctrlPr>
+                    <w:rPr>
+                      <w:rFonts w:ascii="Cambria Math" w:hAnsi="Cambria Math" w:cstheme="minorHAnsi"/>
+                      <w:i/>
+                    </w:rPr>
+                  </m:ctrlPr>
+                </m:mPr>
+                <m:mr>
+                  <m:e>
+                    <m:r>
+                      <w:rPr>
+                        <w:rFonts w:ascii="Cambria Math" w:hAnsi="Cambria Math" w:cstheme="minorHAnsi"/>
+                      </w:rPr>
+                      <m:t>x</m:t>
+                    </m:r>
+                  </m:e>
+                </m:mr>
+                <m:mr>
+                  <m:e>
+                    <m:acc>
+                      <m:accPr>
+                        <m:chr m:val="̇"/>
+                        <m:ctrlPr>
+                          <w:rPr>
+                            <w:rFonts w:ascii="Cambria Math" w:hAnsi="Cambria Math" w:cstheme="minorHAnsi"/>
+                            <w:i/>
+                          </w:rPr>
+                        </m:ctrlPr>
+                      </m:accPr>
+                      <m:e>
+                        <m:r>
+                          <w:rPr>
+                            <w:rFonts w:ascii="Cambria Math" w:hAnsi="Cambria Math" w:cstheme="minorHAnsi"/>
+                          </w:rPr>
+                          <m:t>x</m:t>
+                        </m:r>
+                      </m:e>
+                    </m:acc>
+                  </m:e>
+                </m:mr>
+              </m:m>
+            </m:e>
+          </m:d>
+          <m:r>
+            <w:rPr>
+              <w:rFonts w:ascii="Cambria Math" w:eastAsiaTheme="minorEastAsia" w:hAnsi="Cambria Math" w:cstheme="minorHAnsi"/>
+            </w:rPr>
+            <m:t>=</m:t>
+          </m:r>
+          <m:d>
+            <m:dPr>
+              <m:ctrlPr>
+                <w:rPr>
+                  <w:rFonts w:ascii="Cambria Math" w:eastAsiaTheme="minorEastAsia" w:hAnsi="Cambria Math" w:cstheme="minorHAnsi"/>
+                  <w:i/>
+                </w:rPr>
+              </m:ctrlPr>
+            </m:dPr>
+            <m:e>
+              <m:m>
+                <m:mPr>
+                  <m:mcs>
+                    <m:mc>
+                      <m:mcPr>
+                        <m:count m:val="2"/>
+                        <m:mcJc m:val="center"/>
+                      </m:mcPr>
+                    </m:mc>
+                  </m:mcs>
+                  <m:ctrlPr>
+                    <w:rPr>
+                      <w:rFonts w:ascii="Cambria Math" w:eastAsiaTheme="minorEastAsia" w:hAnsi="Cambria Math" w:cstheme="minorHAnsi"/>
+                      <w:i/>
+                    </w:rPr>
+                  </m:ctrlPr>
+                </m:mPr>
+                <m:mr>
+                  <m:e>
+                    <m:r>
+                      <w:rPr>
+                        <w:rFonts w:ascii="Cambria Math" w:eastAsiaTheme="minorEastAsia" w:hAnsi="Cambria Math" w:cstheme="minorHAnsi"/>
+                      </w:rPr>
+                      <m:t>0</m:t>
+                    </m:r>
+                  </m:e>
+                  <m:e>
+                    <m:r>
+                      <w:rPr>
+                        <w:rFonts w:ascii="Cambria Math" w:eastAsiaTheme="minorEastAsia" w:hAnsi="Cambria Math" w:cstheme="minorHAnsi"/>
+                      </w:rPr>
+                      <m:t>1</m:t>
+                    </m:r>
+                  </m:e>
+                </m:mr>
+                <m:mr>
+                  <m:e>
+                    <m:r>
+                      <w:rPr>
+                        <w:rFonts w:ascii="Cambria Math" w:eastAsiaTheme="minorEastAsia" w:hAnsi="Cambria Math" w:cstheme="minorHAnsi"/>
+                      </w:rPr>
+                      <m:t>0</m:t>
+                    </m:r>
+                  </m:e>
+                  <m:e>
+                    <m:r>
+                      <w:rPr>
+                        <w:rFonts w:ascii="Cambria Math" w:eastAsiaTheme="minorEastAsia" w:hAnsi="Cambria Math" w:cstheme="minorHAnsi"/>
+                      </w:rPr>
+                      <m:t>0</m:t>
+                    </m:r>
+                  </m:e>
+                </m:mr>
+              </m:m>
+            </m:e>
+          </m:d>
+          <m:d>
+            <m:dPr>
+              <m:ctrlPr>
+                <w:rPr>
+                  <w:rFonts w:ascii="Cambria Math" w:hAnsi="Cambria Math" w:cstheme="minorHAnsi"/>
+                  <w:i/>
+                </w:rPr>
+              </m:ctrlPr>
+            </m:dPr>
+            <m:e>
+              <m:m>
+                <m:mPr>
+                  <m:mcs>
+                    <m:mc>
+                      <m:mcPr>
+                        <m:count m:val="1"/>
+                        <m:mcJc m:val="center"/>
+                      </m:mcPr>
+                    </m:mc>
+                  </m:mcs>
+                  <m:ctrlPr>
+                    <w:rPr>
+                      <w:rFonts w:ascii="Cambria Math" w:hAnsi="Cambria Math" w:cstheme="minorHAnsi"/>
+                      <w:i/>
+                    </w:rPr>
+                  </m:ctrlPr>
+                </m:mPr>
+                <m:mr>
+                  <m:e>
+                    <m:r>
+                      <w:rPr>
+                        <w:rFonts w:ascii="Cambria Math" w:hAnsi="Cambria Math" w:cstheme="minorHAnsi"/>
+                      </w:rPr>
+                      <m:t>x</m:t>
+                    </m:r>
+                  </m:e>
+                </m:mr>
+                <m:mr>
+                  <m:e>
+                    <m:acc>
+                      <m:accPr>
+                        <m:chr m:val="̇"/>
+                        <m:ctrlPr>
+                          <w:rPr>
+                            <w:rFonts w:ascii="Cambria Math" w:hAnsi="Cambria Math" w:cstheme="minorHAnsi"/>
+                            <w:i/>
+                          </w:rPr>
+                        </m:ctrlPr>
+                      </m:accPr>
+                      <m:e>
+                        <m:r>
+                          <w:rPr>
+                            <w:rFonts w:ascii="Cambria Math" w:hAnsi="Cambria Math" w:cstheme="minorHAnsi"/>
+                          </w:rPr>
+                          <m:t>x</m:t>
+                        </m:r>
+                      </m:e>
+                    </m:acc>
+                  </m:e>
+                </m:mr>
+              </m:m>
+            </m:e>
+          </m:d>
+          <m:r>
+            <w:rPr>
+              <w:rFonts w:ascii="Cambria Math" w:hAnsi="Cambria Math" w:cstheme="minorHAnsi"/>
+            </w:rPr>
+            <m:t>+</m:t>
+          </m:r>
+          <m:d>
+            <m:dPr>
+              <m:ctrlPr>
+                <w:rPr>
+                  <w:rFonts w:ascii="Cambria Math" w:hAnsi="Cambria Math" w:cstheme="minorHAnsi"/>
+                  <w:i/>
+                </w:rPr>
+              </m:ctrlPr>
+            </m:dPr>
+            <m:e>
+              <m:m>
+                <m:mPr>
+                  <m:mcs>
+                    <m:mc>
+                      <m:mcPr>
+                        <m:count m:val="1"/>
+                        <m:mcJc m:val="center"/>
+                      </m:mcPr>
+                    </m:mc>
+                  </m:mcs>
+                  <m:ctrlPr>
+                    <w:rPr>
+                      <w:rFonts w:ascii="Cambria Math" w:hAnsi="Cambria Math" w:cstheme="minorHAnsi"/>
+                      <w:i/>
+                    </w:rPr>
+                  </m:ctrlPr>
+                </m:mPr>
+                <m:mr>
+                  <m:e>
+                    <m:r>
+                      <w:rPr>
+                        <w:rFonts w:ascii="Cambria Math" w:hAnsi="Cambria Math" w:cstheme="minorHAnsi"/>
+                      </w:rPr>
+                      <m:t>0</m:t>
+                    </m:r>
+                  </m:e>
+                </m:mr>
+                <m:mr>
+                  <m:e>
+                    <m:f>
+                      <m:fPr>
+                        <m:ctrlPr>
+                          <w:rPr>
+                            <w:rFonts w:ascii="Cambria Math" w:hAnsi="Cambria Math" w:cstheme="minorHAnsi"/>
+                            <w:i/>
+                          </w:rPr>
+                        </m:ctrlPr>
+                      </m:fPr>
+                      <m:num>
+                        <m:r>
+                          <w:rPr>
+                            <w:rFonts w:ascii="Cambria Math" w:hAnsi="Cambria Math" w:cstheme="minorHAnsi"/>
+                          </w:rPr>
+                          <m:t>F</m:t>
+                        </m:r>
+                      </m:num>
+                      <m:den>
+                        <m:r>
+                          <w:rPr>
+                            <w:rFonts w:ascii="Cambria Math" w:hAnsi="Cambria Math" w:cstheme="minorHAnsi"/>
+                          </w:rPr>
+                          <m:t>m</m:t>
+                        </m:r>
+                      </m:den>
+                    </m:f>
+                  </m:e>
+                </m:mr>
+              </m:m>
+            </m:e>
+          </m:d>
+          <m:r>
+            <w:rPr>
+              <w:rFonts w:ascii="Cambria Math" w:eastAsiaTheme="minorEastAsia" w:hAnsi="Cambria Math" w:cstheme="minorHAnsi"/>
+            </w:rPr>
+            <m:t>=A</m:t>
+          </m:r>
+          <m:d>
+            <m:dPr>
+              <m:ctrlPr>
+                <w:rPr>
+                  <w:rFonts w:ascii="Cambria Math" w:hAnsi="Cambria Math" w:cstheme="minorHAnsi"/>
+                  <w:i/>
+                </w:rPr>
+              </m:ctrlPr>
+            </m:dPr>
+            <m:e>
+              <m:m>
+                <m:mPr>
+                  <m:mcs>
+                    <m:mc>
+                      <m:mcPr>
+                        <m:count m:val="1"/>
+                        <m:mcJc m:val="center"/>
+                      </m:mcPr>
+                    </m:mc>
+                  </m:mcs>
+                  <m:ctrlPr>
+                    <w:rPr>
+                      <w:rFonts w:ascii="Cambria Math" w:hAnsi="Cambria Math" w:cstheme="minorHAnsi"/>
+                      <w:i/>
+                    </w:rPr>
+                  </m:ctrlPr>
+                </m:mPr>
+                <m:mr>
+                  <m:e>
+                    <m:r>
+                      <w:rPr>
+                        <w:rFonts w:ascii="Cambria Math" w:hAnsi="Cambria Math" w:cstheme="minorHAnsi"/>
+                      </w:rPr>
+                      <m:t>x</m:t>
+                    </m:r>
+                  </m:e>
+                </m:mr>
+                <m:mr>
+                  <m:e>
+                    <m:acc>
+                      <m:accPr>
+                        <m:chr m:val="̇"/>
+                        <m:ctrlPr>
+                          <w:rPr>
+                            <w:rFonts w:ascii="Cambria Math" w:hAnsi="Cambria Math" w:cstheme="minorHAnsi"/>
+                            <w:i/>
+                          </w:rPr>
+                        </m:ctrlPr>
+                      </m:accPr>
+                      <m:e>
+                        <m:r>
+                          <w:rPr>
+                            <w:rFonts w:ascii="Cambria Math" w:hAnsi="Cambria Math" w:cstheme="minorHAnsi"/>
+                          </w:rPr>
+                          <m:t>x</m:t>
+                        </m:r>
+                      </m:e>
+                    </m:acc>
+                  </m:e>
+                </m:mr>
+              </m:m>
+            </m:e>
+          </m:d>
+          <m:r>
+            <w:rPr>
+              <w:rFonts w:ascii="Cambria Math" w:hAnsi="Cambria Math" w:cstheme="minorHAnsi"/>
+            </w:rPr>
+            <m:t>+B</m:t>
+          </m:r>
+          <m:f>
+            <m:fPr>
+              <m:ctrlPr>
+                <w:rPr>
+                  <w:rFonts w:ascii="Cambria Math" w:hAnsi="Cambria Math" w:cstheme="minorHAnsi"/>
+                  <w:i/>
+                </w:rPr>
+              </m:ctrlPr>
+            </m:fPr>
+            <m:num>
+              <m:r>
+                <w:rPr>
+                  <w:rFonts w:ascii="Cambria Math" w:hAnsi="Cambria Math" w:cstheme="minorHAnsi"/>
+                </w:rPr>
+                <m:t>F</m:t>
+              </m:r>
+            </m:num>
+            <m:den>
+              <m:r>
+                <w:rPr>
+                  <w:rFonts w:ascii="Cambria Math" w:hAnsi="Cambria Math" w:cstheme="minorHAnsi"/>
+                </w:rPr>
+                <m:t>m</m:t>
+              </m:r>
+            </m:den>
+          </m:f>
+        </m:oMath>
+      </m:oMathPara>
+    </w:p>
+    <w:p>
+      <w:pPr>
+        <w:jc w:val="center"/>
+        <w:rPr>
+          <w:rFonts w:cstheme="minorHAnsi"/>
+        </w:rPr>
+      </w:pPr>
+      <m:oMath>
+        <m:r>
+          <w:rPr>
+            <w:rFonts w:ascii="Cambria Math" w:eastAsiaTheme="minorEastAsia" w:hAnsi="Cambria Math" w:cstheme="minorHAnsi"/>
+          </w:rPr>
+          <m:t>A</m:t>
+        </m:r>
+        <m:r>
+          <w:rPr>
+            <w:rFonts w:ascii="Cambria Math" w:eastAsiaTheme="minorEastAsia" w:hAnsi="Cambria Math" w:cstheme="minorHAnsi"/>
+          </w:rPr>
+          <m:t>=</m:t>
+        </m:r>
+        <m:d>
+          <m:dPr>
+            <m:ctrlPr>
+              <w:rPr>
+                <w:rFonts w:ascii="Cambria Math" w:eastAsiaTheme="minorEastAsia" w:hAnsi="Cambria Math" w:cstheme="minorHAnsi"/>
+                <w:i/>
+              </w:rPr>
+            </m:ctrlPr>
+          </m:dPr>
+          <m:e>
+            <m:m>
+              <m:mPr>
+                <m:mcs>
+                  <m:mc>
+                    <m:mcPr>
+                      <m:count m:val="2"/>
+                      <m:mcJc m:val="center"/>
+                    </m:mcPr>
+                  </m:mc>
+                </m:mcs>
+                <m:ctrlPr>
+                  <w:rPr>
+                    <w:rFonts w:ascii="Cambria Math" w:eastAsiaTheme="minorEastAsia" w:hAnsi="Cambria Math" w:cstheme="minorHAnsi"/>
+                    <w:i/>
+                  </w:rPr>
+                </m:ctrlPr>
+              </m:mPr>
+              <m:mr>
+                <m:e>
+                  <m:r>
+                    <w:rPr>
+                      <w:rFonts w:ascii="Cambria Math" w:eastAsiaTheme="minorEastAsia" w:hAnsi="Cambria Math" w:cstheme="minorHAnsi"/>
+                    </w:rPr>
+                    <m:t>0</m:t>
+                  </m:r>
+                </m:e>
+                <m:e>
+                  <m:r>
+                    <w:rPr>
+                      <w:rFonts w:ascii="Cambria Math" w:eastAsiaTheme="minorEastAsia" w:hAnsi="Cambria Math" w:cstheme="minorHAnsi"/>
+                    </w:rPr>
+                    <m:t>1</m:t>
+                  </m:r>
+                </m:e>
+              </m:mr>
+              <m:mr>
+                <m:e>
+                  <m:r>
+                    <w:rPr>
+                      <w:rFonts w:ascii="Cambria Math" w:eastAsiaTheme="minorEastAsia" w:hAnsi="Cambria Math" w:cstheme="minorHAnsi"/>
+                    </w:rPr>
+                    <m:t>0</m:t>
+                  </m:r>
+                </m:e>
+                <m:e>
+                  <m:r>
+                    <w:rPr>
+                      <w:rFonts w:ascii="Cambria Math" w:eastAsiaTheme="minorEastAsia" w:hAnsi="Cambria Math" w:cstheme="minorHAnsi"/>
+                    </w:rPr>
+                    <m:t>0</m:t>
+                  </m:r>
+                </m:e>
+              </m:mr>
+            </m:m>
+          </m:e>
+        </m:d>
+      </m:oMath>
+      <w:r>
+        <w:rPr>
+          <w:rFonts w:eastAsiaTheme="minorEastAsia" w:cstheme="minorHAnsi"/>
+        </w:rPr>
+        <w:t xml:space="preserve">        </w:t>
+      </w:r>
+      <m:oMath>
+        <m:r>
+          <w:rPr>
+            <w:rFonts w:ascii="Cambria Math" w:hAnsi="Cambria Math" w:cstheme="minorHAnsi"/>
+          </w:rPr>
+          <m:t>B</m:t>
+        </m:r>
+        <m:r>
+          <w:rPr>
+            <w:rFonts w:ascii="Cambria Math" w:hAnsi="Cambria Math" w:cstheme="minorHAnsi"/>
+          </w:rPr>
+          <m:t>=</m:t>
+        </m:r>
+        <m:d>
+          <m:dPr>
+            <m:ctrlPr>
+              <w:rPr>
+                <w:rFonts w:ascii="Cambria Math" w:hAnsi="Cambria Math" w:cstheme="minorHAnsi"/>
+                <w:i/>
+              </w:rPr>
+            </m:ctrlPr>
+          </m:dPr>
+          <m:e>
+            <m:m>
+              <m:mPr>
+                <m:mcs>
+                  <m:mc>
+                    <m:mcPr>
+                      <m:count m:val="1"/>
+                      <m:mcJc m:val="center"/>
+                    </m:mcPr>
+                  </m:mc>
+                </m:mcs>
+                <m:ctrlPr>
+                  <w:rPr>
+                    <w:rFonts w:ascii="Cambria Math" w:hAnsi="Cambria Math" w:cstheme="minorHAnsi"/>
+                    <w:i/>
+                  </w:rPr>
+                </m:ctrlPr>
+              </m:mPr>
+              <m:mr>
+                <m:e>
+                  <m:r>
+                    <w:rPr>
+                      <w:rFonts w:ascii="Cambria Math" w:hAnsi="Cambria Math" w:cstheme="minorHAnsi"/>
+                    </w:rPr>
+                    <m:t>0</m:t>
+                  </m:r>
+                </m:e>
+              </m:mr>
+              <m:mr>
+                <m:e>
+                  <m:r>
+                    <w:rPr>
+                      <w:rFonts w:ascii="Cambria Math" w:hAnsi="Cambria Math" w:cstheme="minorHAnsi"/>
+                    </w:rPr>
+                    <m:t>1</m:t>
+                  </m:r>
+                </m:e>
+              </m:mr>
+            </m:m>
+          </m:e>
+        </m:d>
+      </m:oMath>
+      <w:bookmarkStart w:id="0" w:name="_GoBack"/>
+      <w:bookmarkEnd w:id="0"/>
+    </w:p>
+    <w:p>
+      <w:pPr>
+        <w:jc w:val="both"/>
+        <w:rPr>
+          <w:rFonts w:cstheme="minorHAnsi"/>
+        </w:rPr>
+      </w:pPr>
+    </w:p>
+    <w:p>
+      <w:pPr>
+        <w:jc w:val="both"/>
+        <w:rPr>
+          <w:rFonts w:eastAsiaTheme="minorEastAsia" w:cstheme="minorHAnsi"/>
+        </w:rPr>
+      </w:pPr>
+      <w:r>
+        <w:rPr>
+          <w:rFonts w:cstheme="minorHAnsi"/>
+        </w:rPr>
+        <w:t>3</w:t>
+      </w:r>
+      <w:r>
+        <w:rPr>
+          <w:rFonts w:cstheme="minorHAnsi"/>
+        </w:rPr>
+        <w:t>b</w:t>
+      </w:r>
+      <w:r>
+        <w:rPr>
+          <w:rFonts w:cstheme="minorHAnsi"/>
+        </w:rPr>
+        <w:t>. Przetestuj działanie metody na oscylatorze harmonicznym z zadania 2</w:t>
+      </w:r>
+      <w:r>
+        <w:rPr>
+          <w:rFonts w:cstheme="minorHAnsi"/>
+        </w:rPr>
+        <w:t xml:space="preserve">, zadając siłę zewnętrzną postaci </w:t>
+      </w:r>
+      <m:oMath>
+        <m:r>
+          <w:rPr>
+            <w:rFonts w:ascii="Cambria Math" w:hAnsi="Cambria Math" w:cstheme="minorHAnsi"/>
+          </w:rPr>
+          <m:t>F</m:t>
+        </m:r>
+        <m:d>
+          <m:dPr>
+            <m:ctrlPr>
+              <w:rPr>
+                <w:rFonts w:ascii="Cambria Math" w:hAnsi="Cambria Math" w:cstheme="minorHAnsi"/>
+                <w:i/>
+              </w:rPr>
+            </m:ctrlPr>
+          </m:dPr>
+          <m:e>
+            <m:r>
+              <w:rPr>
+                <w:rFonts w:ascii="Cambria Math" w:hAnsi="Cambria Math" w:cstheme="minorHAnsi"/>
+              </w:rPr>
+              <m:t>t</m:t>
+            </m:r>
+          </m:e>
+        </m:d>
+        <m:r>
+          <w:rPr>
+            <w:rFonts w:ascii="Cambria Math" w:hAnsi="Cambria Math" w:cstheme="minorHAnsi"/>
+          </w:rPr>
+          <m:t>=</m:t>
+        </m:r>
+        <m:sSub>
+          <m:sSubPr>
+            <m:ctrlPr>
+              <w:rPr>
+                <w:rFonts w:ascii="Cambria Math" w:hAnsi="Cambria Math" w:cstheme="minorHAnsi"/>
+                <w:i/>
+              </w:rPr>
+            </m:ctrlPr>
+          </m:sSubPr>
+          <m:e>
+            <m:r>
+              <w:rPr>
+                <w:rFonts w:ascii="Cambria Math" w:hAnsi="Cambria Math" w:cstheme="minorHAnsi"/>
+              </w:rPr>
+              <m:t>F</m:t>
+            </m:r>
+          </m:e>
+          <m:sub>
+            <m:r>
+              <w:rPr>
+                <w:rFonts w:ascii="Cambria Math" w:hAnsi="Cambria Math" w:cstheme="minorHAnsi"/>
+              </w:rPr>
+              <m:t>0</m:t>
+            </m:r>
+          </m:sub>
+        </m:sSub>
+        <m:r>
+          <m:rPr>
+            <m:sty m:val="p"/>
+          </m:rPr>
+          <w:rPr>
+            <w:rFonts w:ascii="Cambria Math" w:hAnsi="Cambria Math" w:cstheme="minorHAnsi"/>
+          </w:rPr>
+          <m:t>sin⁡</m:t>
+        </m:r>
+        <m:r>
+          <w:rPr>
+            <w:rFonts w:ascii="Cambria Math" w:hAnsi="Cambria Math" w:cstheme="minorHAnsi"/>
+          </w:rPr>
+          <m:t>(ωt)</m:t>
+        </m:r>
+      </m:oMath>
+    </w:p>
+    <w:p>
+      <w:pPr>
+        <w:jc w:val="both"/>
+        <w:rPr>
+          <w:rFonts w:cstheme="minorHAnsi"/>
+        </w:rPr>
+      </w:pPr>
+    </w:p>
+    <w:p>
+      <w:pPr>
         <w:pStyle w:val="Akapitzlist"/>
         <w:numPr>
           <w:ilvl w:val="0"/>
@@ -1742,7 +2806,6 @@
         <w:rPr>
           <w:rFonts w:cstheme="minorHAnsi"/>
         </w:rPr>
-        <w:lastRenderedPageBreak/>
         <w:t>Wykorzystując napisaną metodę wyznacz charakterystykę częstotliwościową filtra pasmowego RLC</w:t>
       </w:r>
     </w:p>
@@ -1880,6 +2943,7 @@
         <w:rPr>
           <w:noProof/>
         </w:rPr>
+        <w:lastRenderedPageBreak/>
         <w:drawing>
           <wp:inline distT="0" distB="0" distL="0" distR="0" wp14:anchorId="599EA352" wp14:editId="46A5AC70">
             <wp:extent cx="2991109" cy="552498"/>

--- a/lab_3/lab_3_zadanie_1.docx
+++ b/lab_3/lab_3_zadanie_1.docx
@@ -2105,6 +2105,28 @@
     </w:p>
     <w:p>
       <w:pPr>
+        <w:jc w:val="center"/>
+        <w:rPr>
+          <w:rFonts w:cstheme="minorHAnsi"/>
+        </w:rPr>
+      </w:pPr>
+      <m:oMath>
+        <m:r>
+          <w:rPr>
+            <w:rFonts w:ascii="Cambria Math" w:hAnsi="Cambria Math" w:cstheme="minorHAnsi"/>
+          </w:rPr>
+          <m:t>ma=F</m:t>
+        </m:r>
+      </m:oMath>
+      <w:r>
+        <w:rPr>
+          <w:rFonts w:eastAsiaTheme="minorEastAsia" w:cstheme="minorHAnsi"/>
+        </w:rPr>
+        <w:t xml:space="preserve">   F=const</w:t>
+      </w:r>
+    </w:p>
+    <w:p>
+      <w:pPr>
         <w:jc w:val="both"/>
         <w:rPr>
           <w:rFonts w:eastAsiaTheme="minorEastAsia" w:cstheme="minorHAnsi"/>
@@ -2502,13 +2524,7 @@
           <w:rPr>
             <w:rFonts w:ascii="Cambria Math" w:eastAsiaTheme="minorEastAsia" w:hAnsi="Cambria Math" w:cstheme="minorHAnsi"/>
           </w:rPr>
-          <m:t>A</m:t>
-        </m:r>
-        <m:r>
-          <w:rPr>
-            <w:rFonts w:ascii="Cambria Math" w:eastAsiaTheme="minorEastAsia" w:hAnsi="Cambria Math" w:cstheme="minorHAnsi"/>
-          </w:rPr>
-          <m:t>=</m:t>
+          <m:t>A=</m:t>
         </m:r>
         <m:d>
           <m:dPr>
@@ -2588,13 +2604,7 @@
           <w:rPr>
             <w:rFonts w:ascii="Cambria Math" w:hAnsi="Cambria Math" w:cstheme="minorHAnsi"/>
           </w:rPr>
-          <m:t>B</m:t>
-        </m:r>
-        <m:r>
-          <w:rPr>
-            <w:rFonts w:ascii="Cambria Math" w:hAnsi="Cambria Math" w:cstheme="minorHAnsi"/>
-          </w:rPr>
-          <m:t>=</m:t>
+          <m:t>B=</m:t>
         </m:r>
         <m:d>
           <m:dPr>
@@ -2647,8 +2657,6 @@
           </m:e>
         </m:d>
       </m:oMath>
-      <w:bookmarkStart w:id="0" w:name="_GoBack"/>
-      <w:bookmarkEnd w:id="0"/>
     </w:p>
     <w:p>
       <w:pPr>
@@ -2765,6 +2773,785 @@
     </w:p>
     <w:p>
       <w:pPr>
+        <w:pStyle w:val="Akapitzlist"/>
+        <w:jc w:val="center"/>
+      </w:pPr>
+      <m:oMathPara>
+        <m:oMath>
+          <m:acc>
+            <m:accPr>
+              <m:chr m:val="̈"/>
+              <m:ctrlPr>
+                <w:rPr>
+                  <w:rFonts w:ascii="Cambria Math" w:hAnsi="Cambria Math"/>
+                  <w:i/>
+                </w:rPr>
+              </m:ctrlPr>
+            </m:accPr>
+            <m:e>
+              <m:r>
+                <w:rPr>
+                  <w:rFonts w:ascii="Cambria Math" w:hAnsi="Cambria Math"/>
+                </w:rPr>
+                <m:t>x</m:t>
+              </m:r>
+            </m:e>
+          </m:acc>
+          <m:r>
+            <w:rPr>
+              <w:rFonts w:ascii="Cambria Math" w:hAnsi="Cambria Math"/>
+            </w:rPr>
+            <m:t>= -</m:t>
+          </m:r>
+          <m:f>
+            <m:fPr>
+              <m:ctrlPr>
+                <w:rPr>
+                  <w:rFonts w:ascii="Cambria Math" w:hAnsi="Cambria Math"/>
+                  <w:i/>
+                </w:rPr>
+              </m:ctrlPr>
+            </m:fPr>
+            <m:num>
+              <m:r>
+                <w:rPr>
+                  <w:rFonts w:ascii="Cambria Math" w:hAnsi="Cambria Math"/>
+                </w:rPr>
+                <m:t>k</m:t>
+              </m:r>
+            </m:num>
+            <m:den>
+              <m:r>
+                <w:rPr>
+                  <w:rFonts w:ascii="Cambria Math" w:hAnsi="Cambria Math"/>
+                </w:rPr>
+                <m:t>m</m:t>
+              </m:r>
+            </m:den>
+          </m:f>
+          <m:r>
+            <w:rPr>
+              <w:rFonts w:ascii="Cambria Math" w:hAnsi="Cambria Math"/>
+            </w:rPr>
+            <m:t>x-</m:t>
+          </m:r>
+          <m:f>
+            <m:fPr>
+              <m:ctrlPr>
+                <w:rPr>
+                  <w:rFonts w:ascii="Cambria Math" w:hAnsi="Cambria Math"/>
+                  <w:i/>
+                </w:rPr>
+              </m:ctrlPr>
+            </m:fPr>
+            <m:num>
+              <m:r>
+                <w:rPr>
+                  <w:rFonts w:ascii="Cambria Math" w:hAnsi="Cambria Math"/>
+                </w:rPr>
+                <m:t>c</m:t>
+              </m:r>
+            </m:num>
+            <m:den>
+              <m:r>
+                <w:rPr>
+                  <w:rFonts w:ascii="Cambria Math" w:hAnsi="Cambria Math"/>
+                </w:rPr>
+                <m:t>m</m:t>
+              </m:r>
+            </m:den>
+          </m:f>
+          <m:acc>
+            <m:accPr>
+              <m:chr m:val="̇"/>
+              <m:ctrlPr>
+                <w:rPr>
+                  <w:rFonts w:ascii="Cambria Math" w:hAnsi="Cambria Math"/>
+                  <w:i/>
+                </w:rPr>
+              </m:ctrlPr>
+            </m:accPr>
+            <m:e>
+              <m:r>
+                <w:rPr>
+                  <w:rFonts w:ascii="Cambria Math" w:hAnsi="Cambria Math"/>
+                </w:rPr>
+                <m:t>x</m:t>
+              </m:r>
+            </m:e>
+          </m:acc>
+        </m:oMath>
+      </m:oMathPara>
+    </w:p>
+    <w:p>
+      <w:pPr>
+        <w:jc w:val="both"/>
+        <w:rPr>
+          <w:rFonts w:eastAsiaTheme="minorEastAsia" w:cstheme="minorHAnsi"/>
+        </w:rPr>
+      </w:pPr>
+      <m:oMathPara>
+        <m:oMath>
+          <m:d>
+            <m:dPr>
+              <m:ctrlPr>
+                <w:rPr>
+                  <w:rFonts w:ascii="Cambria Math" w:hAnsi="Cambria Math" w:cstheme="minorHAnsi"/>
+                  <w:i/>
+                </w:rPr>
+              </m:ctrlPr>
+            </m:dPr>
+            <m:e>
+              <m:m>
+                <m:mPr>
+                  <m:mcs>
+                    <m:mc>
+                      <m:mcPr>
+                        <m:count m:val="1"/>
+                        <m:mcJc m:val="center"/>
+                      </m:mcPr>
+                    </m:mc>
+                  </m:mcs>
+                  <m:ctrlPr>
+                    <w:rPr>
+                      <w:rFonts w:ascii="Cambria Math" w:hAnsi="Cambria Math" w:cstheme="minorHAnsi"/>
+                      <w:i/>
+                    </w:rPr>
+                  </m:ctrlPr>
+                </m:mPr>
+                <m:mr>
+                  <m:e>
+                    <m:r>
+                      <w:rPr>
+                        <w:rFonts w:ascii="Cambria Math" w:hAnsi="Cambria Math" w:cstheme="minorHAnsi"/>
+                      </w:rPr>
+                      <m:t>x</m:t>
+                    </m:r>
+                  </m:e>
+                </m:mr>
+                <m:mr>
+                  <m:e>
+                    <m:acc>
+                      <m:accPr>
+                        <m:chr m:val="̇"/>
+                        <m:ctrlPr>
+                          <w:rPr>
+                            <w:rFonts w:ascii="Cambria Math" w:hAnsi="Cambria Math" w:cstheme="minorHAnsi"/>
+                            <w:i/>
+                          </w:rPr>
+                        </m:ctrlPr>
+                      </m:accPr>
+                      <m:e>
+                        <m:r>
+                          <w:rPr>
+                            <w:rFonts w:ascii="Cambria Math" w:hAnsi="Cambria Math" w:cstheme="minorHAnsi"/>
+                          </w:rPr>
+                          <m:t>x</m:t>
+                        </m:r>
+                      </m:e>
+                    </m:acc>
+                  </m:e>
+                </m:mr>
+              </m:m>
+            </m:e>
+          </m:d>
+          <m:r>
+            <w:rPr>
+              <w:rFonts w:ascii="Cambria Math" w:eastAsiaTheme="minorEastAsia" w:hAnsi="Cambria Math" w:cstheme="minorHAnsi"/>
+            </w:rPr>
+            <m:t>=</m:t>
+          </m:r>
+          <m:d>
+            <m:dPr>
+              <m:ctrlPr>
+                <w:rPr>
+                  <w:rFonts w:ascii="Cambria Math" w:eastAsiaTheme="minorEastAsia" w:hAnsi="Cambria Math" w:cstheme="minorHAnsi"/>
+                  <w:i/>
+                </w:rPr>
+              </m:ctrlPr>
+            </m:dPr>
+            <m:e>
+              <m:m>
+                <m:mPr>
+                  <m:mcs>
+                    <m:mc>
+                      <m:mcPr>
+                        <m:count m:val="2"/>
+                        <m:mcJc m:val="center"/>
+                      </m:mcPr>
+                    </m:mc>
+                  </m:mcs>
+                  <m:ctrlPr>
+                    <w:rPr>
+                      <w:rFonts w:ascii="Cambria Math" w:eastAsiaTheme="minorEastAsia" w:hAnsi="Cambria Math" w:cstheme="minorHAnsi"/>
+                      <w:i/>
+                    </w:rPr>
+                  </m:ctrlPr>
+                </m:mPr>
+                <m:mr>
+                  <m:e>
+                    <m:r>
+                      <w:rPr>
+                        <w:rFonts w:ascii="Cambria Math" w:eastAsiaTheme="minorEastAsia" w:hAnsi="Cambria Math" w:cstheme="minorHAnsi"/>
+                      </w:rPr>
+                      <m:t>0</m:t>
+                    </m:r>
+                  </m:e>
+                  <m:e>
+                    <m:r>
+                      <w:rPr>
+                        <w:rFonts w:ascii="Cambria Math" w:eastAsiaTheme="minorEastAsia" w:hAnsi="Cambria Math" w:cstheme="minorHAnsi"/>
+                      </w:rPr>
+                      <m:t>1</m:t>
+                    </m:r>
+                  </m:e>
+                </m:mr>
+                <m:mr>
+                  <m:e>
+                    <m:r>
+                      <w:rPr>
+                        <w:rFonts w:ascii="Cambria Math" w:hAnsi="Cambria Math"/>
+                      </w:rPr>
+                      <m:t>-</m:t>
+                    </m:r>
+                    <m:f>
+                      <m:fPr>
+                        <m:ctrlPr>
+                          <w:rPr>
+                            <w:rFonts w:ascii="Cambria Math" w:hAnsi="Cambria Math"/>
+                            <w:i/>
+                          </w:rPr>
+                        </m:ctrlPr>
+                      </m:fPr>
+                      <m:num>
+                        <m:r>
+                          <w:rPr>
+                            <w:rFonts w:ascii="Cambria Math" w:hAnsi="Cambria Math"/>
+                          </w:rPr>
+                          <m:t>k</m:t>
+                        </m:r>
+                      </m:num>
+                      <m:den>
+                        <m:r>
+                          <w:rPr>
+                            <w:rFonts w:ascii="Cambria Math" w:hAnsi="Cambria Math"/>
+                          </w:rPr>
+                          <m:t>m</m:t>
+                        </m:r>
+                      </m:den>
+                    </m:f>
+                  </m:e>
+                  <m:e>
+                    <m:r>
+                      <w:rPr>
+                        <w:rFonts w:ascii="Cambria Math" w:hAnsi="Cambria Math"/>
+                      </w:rPr>
+                      <m:t>-</m:t>
+                    </m:r>
+                    <m:f>
+                      <m:fPr>
+                        <m:ctrlPr>
+                          <w:rPr>
+                            <w:rFonts w:ascii="Cambria Math" w:hAnsi="Cambria Math"/>
+                            <w:i/>
+                          </w:rPr>
+                        </m:ctrlPr>
+                      </m:fPr>
+                      <m:num>
+                        <m:r>
+                          <w:rPr>
+                            <w:rFonts w:ascii="Cambria Math" w:hAnsi="Cambria Math"/>
+                          </w:rPr>
+                          <m:t>c</m:t>
+                        </m:r>
+                      </m:num>
+                      <m:den>
+                        <m:r>
+                          <w:rPr>
+                            <w:rFonts w:ascii="Cambria Math" w:hAnsi="Cambria Math"/>
+                          </w:rPr>
+                          <m:t>m</m:t>
+                        </m:r>
+                      </m:den>
+                    </m:f>
+                  </m:e>
+                </m:mr>
+              </m:m>
+            </m:e>
+          </m:d>
+          <m:d>
+            <m:dPr>
+              <m:ctrlPr>
+                <w:rPr>
+                  <w:rFonts w:ascii="Cambria Math" w:hAnsi="Cambria Math" w:cstheme="minorHAnsi"/>
+                  <w:i/>
+                </w:rPr>
+              </m:ctrlPr>
+            </m:dPr>
+            <m:e>
+              <m:m>
+                <m:mPr>
+                  <m:mcs>
+                    <m:mc>
+                      <m:mcPr>
+                        <m:count m:val="1"/>
+                        <m:mcJc m:val="center"/>
+                      </m:mcPr>
+                    </m:mc>
+                  </m:mcs>
+                  <m:ctrlPr>
+                    <w:rPr>
+                      <w:rFonts w:ascii="Cambria Math" w:hAnsi="Cambria Math" w:cstheme="minorHAnsi"/>
+                      <w:i/>
+                    </w:rPr>
+                  </m:ctrlPr>
+                </m:mPr>
+                <m:mr>
+                  <m:e>
+                    <m:r>
+                      <w:rPr>
+                        <w:rFonts w:ascii="Cambria Math" w:hAnsi="Cambria Math" w:cstheme="minorHAnsi"/>
+                      </w:rPr>
+                      <m:t>x</m:t>
+                    </m:r>
+                  </m:e>
+                </m:mr>
+                <m:mr>
+                  <m:e>
+                    <m:acc>
+                      <m:accPr>
+                        <m:chr m:val="̇"/>
+                        <m:ctrlPr>
+                          <w:rPr>
+                            <w:rFonts w:ascii="Cambria Math" w:hAnsi="Cambria Math" w:cstheme="minorHAnsi"/>
+                            <w:i/>
+                          </w:rPr>
+                        </m:ctrlPr>
+                      </m:accPr>
+                      <m:e>
+                        <m:r>
+                          <w:rPr>
+                            <w:rFonts w:ascii="Cambria Math" w:hAnsi="Cambria Math" w:cstheme="minorHAnsi"/>
+                          </w:rPr>
+                          <m:t>x</m:t>
+                        </m:r>
+                      </m:e>
+                    </m:acc>
+                  </m:e>
+                </m:mr>
+              </m:m>
+            </m:e>
+          </m:d>
+          <m:r>
+            <w:rPr>
+              <w:rFonts w:ascii="Cambria Math" w:hAnsi="Cambria Math" w:cstheme="minorHAnsi"/>
+            </w:rPr>
+            <m:t>+</m:t>
+          </m:r>
+          <m:d>
+            <m:dPr>
+              <m:ctrlPr>
+                <w:rPr>
+                  <w:rFonts w:ascii="Cambria Math" w:hAnsi="Cambria Math" w:cstheme="minorHAnsi"/>
+                  <w:i/>
+                </w:rPr>
+              </m:ctrlPr>
+            </m:dPr>
+            <m:e>
+              <m:m>
+                <m:mPr>
+                  <m:mcs>
+                    <m:mc>
+                      <m:mcPr>
+                        <m:count m:val="1"/>
+                        <m:mcJc m:val="center"/>
+                      </m:mcPr>
+                    </m:mc>
+                  </m:mcs>
+                  <m:ctrlPr>
+                    <w:rPr>
+                      <w:rFonts w:ascii="Cambria Math" w:hAnsi="Cambria Math" w:cstheme="minorHAnsi"/>
+                      <w:i/>
+                    </w:rPr>
+                  </m:ctrlPr>
+                </m:mPr>
+                <m:mr>
+                  <m:e>
+                    <m:r>
+                      <w:rPr>
+                        <w:rFonts w:ascii="Cambria Math" w:hAnsi="Cambria Math" w:cstheme="minorHAnsi"/>
+                      </w:rPr>
+                      <m:t>0</m:t>
+                    </m:r>
+                  </m:e>
+                </m:mr>
+                <m:mr>
+                  <m:e>
+                    <m:sSub>
+                      <m:sSubPr>
+                        <m:ctrlPr>
+                          <w:rPr>
+                            <w:rFonts w:ascii="Cambria Math" w:hAnsi="Cambria Math" w:cstheme="minorHAnsi"/>
+                            <w:i/>
+                          </w:rPr>
+                        </m:ctrlPr>
+                      </m:sSubPr>
+                      <m:e>
+                        <m:r>
+                          <w:rPr>
+                            <w:rFonts w:ascii="Cambria Math" w:hAnsi="Cambria Math" w:cstheme="minorHAnsi"/>
+                          </w:rPr>
+                          <m:t>F</m:t>
+                        </m:r>
+                      </m:e>
+                      <m:sub>
+                        <m:r>
+                          <w:rPr>
+                            <w:rFonts w:ascii="Cambria Math" w:hAnsi="Cambria Math" w:cstheme="minorHAnsi"/>
+                          </w:rPr>
+                          <m:t>0</m:t>
+                        </m:r>
+                      </m:sub>
+                    </m:sSub>
+                    <m:r>
+                      <m:rPr>
+                        <m:sty m:val="p"/>
+                      </m:rPr>
+                      <w:rPr>
+                        <w:rFonts w:ascii="Cambria Math" w:hAnsi="Cambria Math" w:cstheme="minorHAnsi"/>
+                      </w:rPr>
+                      <m:t>sin⁡</m:t>
+                    </m:r>
+                    <m:r>
+                      <w:rPr>
+                        <w:rFonts w:ascii="Cambria Math" w:hAnsi="Cambria Math" w:cstheme="minorHAnsi"/>
+                      </w:rPr>
+                      <m:t>(ωt)</m:t>
+                    </m:r>
+                  </m:e>
+                </m:mr>
+              </m:m>
+            </m:e>
+          </m:d>
+          <m:r>
+            <w:rPr>
+              <w:rFonts w:ascii="Cambria Math" w:eastAsiaTheme="minorEastAsia" w:hAnsi="Cambria Math" w:cstheme="minorHAnsi"/>
+            </w:rPr>
+            <m:t>=A</m:t>
+          </m:r>
+          <m:d>
+            <m:dPr>
+              <m:ctrlPr>
+                <w:rPr>
+                  <w:rFonts w:ascii="Cambria Math" w:hAnsi="Cambria Math" w:cstheme="minorHAnsi"/>
+                  <w:i/>
+                </w:rPr>
+              </m:ctrlPr>
+            </m:dPr>
+            <m:e>
+              <m:m>
+                <m:mPr>
+                  <m:mcs>
+                    <m:mc>
+                      <m:mcPr>
+                        <m:count m:val="1"/>
+                        <m:mcJc m:val="center"/>
+                      </m:mcPr>
+                    </m:mc>
+                  </m:mcs>
+                  <m:ctrlPr>
+                    <w:rPr>
+                      <w:rFonts w:ascii="Cambria Math" w:hAnsi="Cambria Math" w:cstheme="minorHAnsi"/>
+                      <w:i/>
+                    </w:rPr>
+                  </m:ctrlPr>
+                </m:mPr>
+                <m:mr>
+                  <m:e>
+                    <m:r>
+                      <w:rPr>
+                        <w:rFonts w:ascii="Cambria Math" w:hAnsi="Cambria Math" w:cstheme="minorHAnsi"/>
+                      </w:rPr>
+                      <m:t>x</m:t>
+                    </m:r>
+                  </m:e>
+                </m:mr>
+                <m:mr>
+                  <m:e>
+                    <m:acc>
+                      <m:accPr>
+                        <m:chr m:val="̇"/>
+                        <m:ctrlPr>
+                          <w:rPr>
+                            <w:rFonts w:ascii="Cambria Math" w:hAnsi="Cambria Math" w:cstheme="minorHAnsi"/>
+                            <w:i/>
+                          </w:rPr>
+                        </m:ctrlPr>
+                      </m:accPr>
+                      <m:e>
+                        <m:r>
+                          <w:rPr>
+                            <w:rFonts w:ascii="Cambria Math" w:hAnsi="Cambria Math" w:cstheme="minorHAnsi"/>
+                          </w:rPr>
+                          <m:t>x</m:t>
+                        </m:r>
+                      </m:e>
+                    </m:acc>
+                  </m:e>
+                </m:mr>
+              </m:m>
+            </m:e>
+          </m:d>
+          <m:r>
+            <w:rPr>
+              <w:rFonts w:ascii="Cambria Math" w:hAnsi="Cambria Math" w:cstheme="minorHAnsi"/>
+            </w:rPr>
+            <m:t>+B</m:t>
+          </m:r>
+          <m:sSub>
+            <m:sSubPr>
+              <m:ctrlPr>
+                <w:rPr>
+                  <w:rFonts w:ascii="Cambria Math" w:hAnsi="Cambria Math" w:cstheme="minorHAnsi"/>
+                  <w:i/>
+                </w:rPr>
+              </m:ctrlPr>
+            </m:sSubPr>
+            <m:e>
+              <m:r>
+                <w:rPr>
+                  <w:rFonts w:ascii="Cambria Math" w:hAnsi="Cambria Math" w:cstheme="minorHAnsi"/>
+                </w:rPr>
+                <m:t>F</m:t>
+              </m:r>
+            </m:e>
+            <m:sub>
+              <m:r>
+                <w:rPr>
+                  <w:rFonts w:ascii="Cambria Math" w:hAnsi="Cambria Math" w:cstheme="minorHAnsi"/>
+                </w:rPr>
+                <m:t>0</m:t>
+              </m:r>
+            </m:sub>
+          </m:sSub>
+          <m:r>
+            <m:rPr>
+              <m:sty m:val="p"/>
+            </m:rPr>
+            <w:rPr>
+              <w:rFonts w:ascii="Cambria Math" w:hAnsi="Cambria Math" w:cstheme="minorHAnsi"/>
+            </w:rPr>
+            <m:t>sin⁡</m:t>
+          </m:r>
+          <m:r>
+            <w:rPr>
+              <w:rFonts w:ascii="Cambria Math" w:hAnsi="Cambria Math" w:cstheme="minorHAnsi"/>
+            </w:rPr>
+            <m:t>(ωt)</m:t>
+          </m:r>
+        </m:oMath>
+      </m:oMathPara>
+    </w:p>
+    <w:p>
+      <w:pPr>
+        <w:jc w:val="center"/>
+        <w:rPr>
+          <w:rFonts w:cstheme="minorHAnsi"/>
+        </w:rPr>
+      </w:pPr>
+      <m:oMath>
+        <m:r>
+          <w:rPr>
+            <w:rFonts w:ascii="Cambria Math" w:eastAsiaTheme="minorEastAsia" w:hAnsi="Cambria Math" w:cstheme="minorHAnsi"/>
+          </w:rPr>
+          <m:t>A=</m:t>
+        </m:r>
+        <m:d>
+          <m:dPr>
+            <m:ctrlPr>
+              <w:rPr>
+                <w:rFonts w:ascii="Cambria Math" w:eastAsiaTheme="minorEastAsia" w:hAnsi="Cambria Math" w:cstheme="minorHAnsi"/>
+                <w:i/>
+              </w:rPr>
+            </m:ctrlPr>
+          </m:dPr>
+          <m:e>
+            <m:m>
+              <m:mPr>
+                <m:mcs>
+                  <m:mc>
+                    <m:mcPr>
+                      <m:count m:val="2"/>
+                      <m:mcJc m:val="center"/>
+                    </m:mcPr>
+                  </m:mc>
+                </m:mcs>
+                <m:ctrlPr>
+                  <w:rPr>
+                    <w:rFonts w:ascii="Cambria Math" w:eastAsiaTheme="minorEastAsia" w:hAnsi="Cambria Math" w:cstheme="minorHAnsi"/>
+                    <w:i/>
+                  </w:rPr>
+                </m:ctrlPr>
+              </m:mPr>
+              <m:mr>
+                <m:e>
+                  <m:r>
+                    <w:rPr>
+                      <w:rFonts w:ascii="Cambria Math" w:eastAsiaTheme="minorEastAsia" w:hAnsi="Cambria Math" w:cstheme="minorHAnsi"/>
+                    </w:rPr>
+                    <m:t>0</m:t>
+                  </m:r>
+                </m:e>
+                <m:e>
+                  <m:r>
+                    <w:rPr>
+                      <w:rFonts w:ascii="Cambria Math" w:eastAsiaTheme="minorEastAsia" w:hAnsi="Cambria Math" w:cstheme="minorHAnsi"/>
+                    </w:rPr>
+                    <m:t>1</m:t>
+                  </m:r>
+                </m:e>
+              </m:mr>
+              <m:mr>
+                <m:e>
+                  <m:r>
+                    <w:rPr>
+                      <w:rFonts w:ascii="Cambria Math" w:hAnsi="Cambria Math"/>
+                    </w:rPr>
+                    <m:t>-</m:t>
+                  </m:r>
+                  <m:f>
+                    <m:fPr>
+                      <m:ctrlPr>
+                        <w:rPr>
+                          <w:rFonts w:ascii="Cambria Math" w:hAnsi="Cambria Math"/>
+                          <w:i/>
+                        </w:rPr>
+                      </m:ctrlPr>
+                    </m:fPr>
+                    <m:num>
+                      <m:r>
+                        <w:rPr>
+                          <w:rFonts w:ascii="Cambria Math" w:hAnsi="Cambria Math"/>
+                        </w:rPr>
+                        <m:t>k</m:t>
+                      </m:r>
+                    </m:num>
+                    <m:den>
+                      <m:r>
+                        <w:rPr>
+                          <w:rFonts w:ascii="Cambria Math" w:hAnsi="Cambria Math"/>
+                        </w:rPr>
+                        <m:t>m</m:t>
+                      </m:r>
+                    </m:den>
+                  </m:f>
+                </m:e>
+                <m:e>
+                  <m:r>
+                    <w:rPr>
+                      <w:rFonts w:ascii="Cambria Math" w:hAnsi="Cambria Math"/>
+                    </w:rPr>
+                    <m:t>-</m:t>
+                  </m:r>
+                  <m:f>
+                    <m:fPr>
+                      <m:ctrlPr>
+                        <w:rPr>
+                          <w:rFonts w:ascii="Cambria Math" w:hAnsi="Cambria Math"/>
+                          <w:i/>
+                        </w:rPr>
+                      </m:ctrlPr>
+                    </m:fPr>
+                    <m:num>
+                      <m:r>
+                        <w:rPr>
+                          <w:rFonts w:ascii="Cambria Math" w:hAnsi="Cambria Math"/>
+                        </w:rPr>
+                        <m:t>c</m:t>
+                      </m:r>
+                    </m:num>
+                    <m:den>
+                      <m:r>
+                        <w:rPr>
+                          <w:rFonts w:ascii="Cambria Math" w:hAnsi="Cambria Math"/>
+                        </w:rPr>
+                        <m:t>m</m:t>
+                      </m:r>
+                    </m:den>
+                  </m:f>
+                </m:e>
+              </m:mr>
+            </m:m>
+          </m:e>
+        </m:d>
+      </m:oMath>
+      <w:r>
+        <w:rPr>
+          <w:rFonts w:eastAsiaTheme="minorEastAsia" w:cstheme="minorHAnsi"/>
+        </w:rPr>
+        <w:t xml:space="preserve">        </w:t>
+      </w:r>
+      <m:oMath>
+        <m:r>
+          <w:rPr>
+            <w:rFonts w:ascii="Cambria Math" w:hAnsi="Cambria Math" w:cstheme="minorHAnsi"/>
+          </w:rPr>
+          <m:t>B=</m:t>
+        </m:r>
+        <m:d>
+          <m:dPr>
+            <m:ctrlPr>
+              <w:rPr>
+                <w:rFonts w:ascii="Cambria Math" w:hAnsi="Cambria Math" w:cstheme="minorHAnsi"/>
+                <w:i/>
+              </w:rPr>
+            </m:ctrlPr>
+          </m:dPr>
+          <m:e>
+            <m:m>
+              <m:mPr>
+                <m:mcs>
+                  <m:mc>
+                    <m:mcPr>
+                      <m:count m:val="1"/>
+                      <m:mcJc m:val="center"/>
+                    </m:mcPr>
+                  </m:mc>
+                </m:mcs>
+                <m:ctrlPr>
+                  <w:rPr>
+                    <w:rFonts w:ascii="Cambria Math" w:hAnsi="Cambria Math" w:cstheme="minorHAnsi"/>
+                    <w:i/>
+                  </w:rPr>
+                </m:ctrlPr>
+              </m:mPr>
+              <m:mr>
+                <m:e>
+                  <m:r>
+                    <w:rPr>
+                      <w:rFonts w:ascii="Cambria Math" w:hAnsi="Cambria Math" w:cstheme="minorHAnsi"/>
+                    </w:rPr>
+                    <m:t>0</m:t>
+                  </m:r>
+                </m:e>
+              </m:mr>
+              <m:mr>
+                <m:e>
+                  <m:r>
+                    <w:rPr>
+                      <w:rFonts w:ascii="Cambria Math" w:hAnsi="Cambria Math" w:cstheme="minorHAnsi"/>
+                    </w:rPr>
+                    <m:t>1</m:t>
+                  </m:r>
+                </m:e>
+              </m:mr>
+            </m:m>
+          </m:e>
+        </m:d>
+      </m:oMath>
+    </w:p>
+    <w:p>
+      <w:pPr>
         <w:jc w:val="both"/>
         <w:rPr>
           <w:rFonts w:cstheme="minorHAnsi"/>
@@ -2793,10 +3580,6 @@
     <w:p>
       <w:pPr>
         <w:pStyle w:val="Akapitzlist"/>
-        <w:numPr>
-          <w:ilvl w:val="0"/>
-          <w:numId w:val="2"/>
-        </w:numPr>
         <w:jc w:val="both"/>
         <w:rPr>
           <w:rFonts w:cstheme="minorHAnsi"/>
@@ -2806,26 +3589,6299 @@
         <w:rPr>
           <w:rFonts w:cstheme="minorHAnsi"/>
         </w:rPr>
-        <w:t>Wykorzystując napisaną metodę wyznacz charakterystykę częstotliwościową filtra pasmowego RLC</w:t>
-      </w:r>
+        <w:br/>
+      </w:r>
+      <m:oMathPara>
+        <m:oMath>
+          <m:r>
+            <w:rPr>
+              <w:rFonts w:ascii="Cambria Math" w:hAnsi="Cambria Math" w:cstheme="minorHAnsi"/>
+            </w:rPr>
+            <m:t>u(t)=i(t)R+</m:t>
+          </m:r>
+          <m:f>
+            <m:fPr>
+              <m:ctrlPr>
+                <w:rPr>
+                  <w:rFonts w:ascii="Cambria Math" w:hAnsi="Cambria Math" w:cstheme="minorHAnsi"/>
+                  <w:i/>
+                </w:rPr>
+              </m:ctrlPr>
+            </m:fPr>
+            <m:num>
+              <m:r>
+                <w:rPr>
+                  <w:rFonts w:ascii="Cambria Math" w:hAnsi="Cambria Math" w:cstheme="minorHAnsi"/>
+                </w:rPr>
+                <m:t>1</m:t>
+              </m:r>
+            </m:num>
+            <m:den>
+              <m:r>
+                <w:rPr>
+                  <w:rFonts w:ascii="Cambria Math" w:hAnsi="Cambria Math" w:cstheme="minorHAnsi"/>
+                </w:rPr>
+                <m:t>C</m:t>
+              </m:r>
+            </m:den>
+          </m:f>
+          <m:r>
+            <w:rPr>
+              <w:rFonts w:ascii="Cambria Math" w:hAnsi="Cambria Math" w:cstheme="minorHAnsi"/>
+            </w:rPr>
+            <m:t>*</m:t>
+          </m:r>
+          <m:nary>
+            <m:naryPr>
+              <m:limLoc m:val="subSup"/>
+              <m:ctrlPr>
+                <w:rPr>
+                  <w:rFonts w:ascii="Cambria Math" w:hAnsi="Cambria Math" w:cstheme="minorHAnsi"/>
+                  <w:i/>
+                </w:rPr>
+              </m:ctrlPr>
+            </m:naryPr>
+            <m:sub>
+              <m:r>
+                <w:rPr>
+                  <w:rFonts w:ascii="Cambria Math" w:hAnsi="Cambria Math" w:cstheme="minorHAnsi"/>
+                </w:rPr>
+                <m:t>0</m:t>
+              </m:r>
+            </m:sub>
+            <m:sup>
+              <m:r>
+                <w:rPr>
+                  <w:rFonts w:ascii="Cambria Math" w:hAnsi="Cambria Math" w:cstheme="minorHAnsi"/>
+                </w:rPr>
+                <m:t>t</m:t>
+              </m:r>
+            </m:sup>
+            <m:e>
+              <m:r>
+                <w:rPr>
+                  <w:rFonts w:ascii="Cambria Math" w:hAnsi="Cambria Math" w:cstheme="minorHAnsi"/>
+                </w:rPr>
+                <m:t>i</m:t>
+              </m:r>
+              <m:d>
+                <m:dPr>
+                  <m:ctrlPr>
+                    <w:rPr>
+                      <w:rFonts w:ascii="Cambria Math" w:hAnsi="Cambria Math" w:cstheme="minorHAnsi"/>
+                      <w:i/>
+                    </w:rPr>
+                  </m:ctrlPr>
+                </m:dPr>
+                <m:e>
+                  <m:r>
+                    <w:rPr>
+                      <w:rFonts w:ascii="Cambria Math" w:hAnsi="Cambria Math" w:cstheme="minorHAnsi"/>
+                    </w:rPr>
+                    <m:t>τ</m:t>
+                  </m:r>
+                </m:e>
+              </m:d>
+              <m:r>
+                <w:rPr>
+                  <w:rFonts w:ascii="Cambria Math" w:hAnsi="Cambria Math" w:cstheme="minorHAnsi"/>
+                </w:rPr>
+                <m:t>dτ</m:t>
+              </m:r>
+            </m:e>
+          </m:nary>
+        </m:oMath>
+      </m:oMathPara>
     </w:p>
     <w:p>
       <w:pPr>
-        <w:ind w:left="360"/>
+        <w:pStyle w:val="Akapitzlist"/>
+        <w:jc w:val="both"/>
+        <w:rPr>
+          <w:rFonts w:eastAsiaTheme="minorEastAsia" w:cstheme="minorHAnsi"/>
+        </w:rPr>
+      </w:pPr>
+      <m:oMathPara>
+        <m:oMath>
+          <m:f>
+            <m:fPr>
+              <m:ctrlPr>
+                <w:rPr>
+                  <w:rFonts w:ascii="Cambria Math" w:hAnsi="Cambria Math" w:cstheme="minorHAnsi"/>
+                  <w:i/>
+                </w:rPr>
+              </m:ctrlPr>
+            </m:fPr>
+            <m:num>
+              <m:r>
+                <w:rPr>
+                  <w:rFonts w:ascii="Cambria Math" w:hAnsi="Cambria Math" w:cstheme="minorHAnsi"/>
+                </w:rPr>
+                <m:t>du</m:t>
+              </m:r>
+            </m:num>
+            <m:den>
+              <m:r>
+                <w:rPr>
+                  <w:rFonts w:ascii="Cambria Math" w:hAnsi="Cambria Math" w:cstheme="minorHAnsi"/>
+                </w:rPr>
+                <m:t>dt</m:t>
+              </m:r>
+            </m:den>
+          </m:f>
+          <m:r>
+            <w:rPr>
+              <w:rFonts w:ascii="Cambria Math" w:hAnsi="Cambria Math" w:cstheme="minorHAnsi"/>
+            </w:rPr>
+            <m:t>=R</m:t>
+          </m:r>
+          <m:f>
+            <m:fPr>
+              <m:ctrlPr>
+                <w:rPr>
+                  <w:rFonts w:ascii="Cambria Math" w:hAnsi="Cambria Math" w:cstheme="minorHAnsi"/>
+                  <w:i/>
+                </w:rPr>
+              </m:ctrlPr>
+            </m:fPr>
+            <m:num>
+              <m:r>
+                <w:rPr>
+                  <w:rFonts w:ascii="Cambria Math" w:hAnsi="Cambria Math" w:cstheme="minorHAnsi"/>
+                </w:rPr>
+                <m:t>di</m:t>
+              </m:r>
+            </m:num>
+            <m:den>
+              <m:r>
+                <w:rPr>
+                  <w:rFonts w:ascii="Cambria Math" w:hAnsi="Cambria Math" w:cstheme="minorHAnsi"/>
+                </w:rPr>
+                <m:t>dt</m:t>
+              </m:r>
+            </m:den>
+          </m:f>
+          <m:r>
+            <w:rPr>
+              <w:rFonts w:ascii="Cambria Math" w:hAnsi="Cambria Math" w:cstheme="minorHAnsi"/>
+            </w:rPr>
+            <m:t>+</m:t>
+          </m:r>
+          <m:f>
+            <m:fPr>
+              <m:ctrlPr>
+                <w:rPr>
+                  <w:rFonts w:ascii="Cambria Math" w:hAnsi="Cambria Math" w:cstheme="minorHAnsi"/>
+                  <w:i/>
+                </w:rPr>
+              </m:ctrlPr>
+            </m:fPr>
+            <m:num>
+              <m:r>
+                <w:rPr>
+                  <w:rFonts w:ascii="Cambria Math" w:hAnsi="Cambria Math" w:cstheme="minorHAnsi"/>
+                </w:rPr>
+                <m:t>1</m:t>
+              </m:r>
+            </m:num>
+            <m:den>
+              <m:r>
+                <w:rPr>
+                  <w:rFonts w:ascii="Cambria Math" w:hAnsi="Cambria Math" w:cstheme="minorHAnsi"/>
+                </w:rPr>
+                <m:t>C</m:t>
+              </m:r>
+            </m:den>
+          </m:f>
+          <m:r>
+            <w:rPr>
+              <w:rFonts w:ascii="Cambria Math" w:hAnsi="Cambria Math" w:cstheme="minorHAnsi"/>
+            </w:rPr>
+            <m:t>*i</m:t>
+          </m:r>
+        </m:oMath>
+      </m:oMathPara>
+    </w:p>
+    <w:p>
+      <w:pPr>
+        <w:pStyle w:val="Akapitzlist"/>
+        <w:jc w:val="both"/>
+        <w:rPr>
+          <w:rFonts w:eastAsiaTheme="minorEastAsia" w:cstheme="minorHAnsi"/>
+        </w:rPr>
+      </w:pPr>
+      <m:oMathPara>
+        <m:oMath>
+          <m:r>
+            <w:rPr>
+              <w:rFonts w:ascii="Cambria Math" w:hAnsi="Cambria Math" w:cstheme="minorHAnsi"/>
+            </w:rPr>
+            <m:t>u=R</m:t>
+          </m:r>
+          <m:f>
+            <m:fPr>
+              <m:ctrlPr>
+                <w:rPr>
+                  <w:rFonts w:ascii="Cambria Math" w:hAnsi="Cambria Math" w:cstheme="minorHAnsi"/>
+                  <w:i/>
+                </w:rPr>
+              </m:ctrlPr>
+            </m:fPr>
+            <m:num>
+              <m:r>
+                <w:rPr>
+                  <w:rFonts w:ascii="Cambria Math" w:hAnsi="Cambria Math" w:cstheme="minorHAnsi"/>
+                </w:rPr>
+                <m:t>dq</m:t>
+              </m:r>
+            </m:num>
+            <m:den>
+              <m:r>
+                <w:rPr>
+                  <w:rFonts w:ascii="Cambria Math" w:hAnsi="Cambria Math" w:cstheme="minorHAnsi"/>
+                </w:rPr>
+                <m:t>dt</m:t>
+              </m:r>
+            </m:den>
+          </m:f>
+          <m:r>
+            <w:rPr>
+              <w:rFonts w:ascii="Cambria Math" w:hAnsi="Cambria Math" w:cstheme="minorHAnsi"/>
+            </w:rPr>
+            <m:t>+</m:t>
+          </m:r>
+          <m:f>
+            <m:fPr>
+              <m:ctrlPr>
+                <w:rPr>
+                  <w:rFonts w:ascii="Cambria Math" w:hAnsi="Cambria Math" w:cstheme="minorHAnsi"/>
+                  <w:i/>
+                </w:rPr>
+              </m:ctrlPr>
+            </m:fPr>
+            <m:num>
+              <m:r>
+                <w:rPr>
+                  <w:rFonts w:ascii="Cambria Math" w:hAnsi="Cambria Math" w:cstheme="minorHAnsi"/>
+                </w:rPr>
+                <m:t>1</m:t>
+              </m:r>
+            </m:num>
+            <m:den>
+              <m:r>
+                <w:rPr>
+                  <w:rFonts w:ascii="Cambria Math" w:hAnsi="Cambria Math" w:cstheme="minorHAnsi"/>
+                </w:rPr>
+                <m:t>C</m:t>
+              </m:r>
+            </m:den>
+          </m:f>
+          <m:r>
+            <w:rPr>
+              <w:rFonts w:ascii="Cambria Math" w:hAnsi="Cambria Math" w:cstheme="minorHAnsi"/>
+            </w:rPr>
+            <m:t>q</m:t>
+          </m:r>
+        </m:oMath>
+      </m:oMathPara>
+    </w:p>
+    <w:p>
+      <w:pPr>
+        <w:pStyle w:val="Akapitzlist"/>
+        <w:jc w:val="both"/>
+        <w:rPr>
+          <w:rFonts w:eastAsiaTheme="minorEastAsia" w:cstheme="minorHAnsi"/>
+        </w:rPr>
+      </w:pPr>
+      <m:oMathPara>
+        <m:oMath>
+          <m:f>
+            <m:fPr>
+              <m:ctrlPr>
+                <w:rPr>
+                  <w:rFonts w:ascii="Cambria Math" w:hAnsi="Cambria Math" w:cstheme="minorHAnsi"/>
+                  <w:i/>
+                </w:rPr>
+              </m:ctrlPr>
+            </m:fPr>
+            <m:num>
+              <m:r>
+                <w:rPr>
+                  <w:rFonts w:ascii="Cambria Math" w:hAnsi="Cambria Math" w:cstheme="minorHAnsi"/>
+                </w:rPr>
+                <m:t>dq</m:t>
+              </m:r>
+            </m:num>
+            <m:den>
+              <m:r>
+                <w:rPr>
+                  <w:rFonts w:ascii="Cambria Math" w:hAnsi="Cambria Math" w:cstheme="minorHAnsi"/>
+                </w:rPr>
+                <m:t>dt</m:t>
+              </m:r>
+            </m:den>
+          </m:f>
+          <m:r>
+            <w:rPr>
+              <w:rFonts w:ascii="Cambria Math" w:hAnsi="Cambria Math" w:cstheme="minorHAnsi"/>
+            </w:rPr>
+            <m:t>=-</m:t>
+          </m:r>
+          <m:f>
+            <m:fPr>
+              <m:ctrlPr>
+                <w:rPr>
+                  <w:rFonts w:ascii="Cambria Math" w:hAnsi="Cambria Math" w:cstheme="minorHAnsi"/>
+                  <w:i/>
+                </w:rPr>
+              </m:ctrlPr>
+            </m:fPr>
+            <m:num>
+              <m:r>
+                <w:rPr>
+                  <w:rFonts w:ascii="Cambria Math" w:hAnsi="Cambria Math" w:cstheme="minorHAnsi"/>
+                </w:rPr>
+                <m:t>1</m:t>
+              </m:r>
+            </m:num>
+            <m:den>
+              <m:r>
+                <w:rPr>
+                  <w:rFonts w:ascii="Cambria Math" w:hAnsi="Cambria Math" w:cstheme="minorHAnsi"/>
+                </w:rPr>
+                <m:t>RC</m:t>
+              </m:r>
+            </m:den>
+          </m:f>
+          <m:r>
+            <w:rPr>
+              <w:rFonts w:ascii="Cambria Math" w:hAnsi="Cambria Math" w:cstheme="minorHAnsi"/>
+            </w:rPr>
+            <m:t>q</m:t>
+          </m:r>
+          <m:r>
+            <w:rPr>
+              <w:rFonts w:ascii="Cambria Math" w:eastAsiaTheme="minorEastAsia" w:hAnsi="Cambria Math" w:cstheme="minorHAnsi"/>
+            </w:rPr>
+            <m:t>+</m:t>
+          </m:r>
+          <m:f>
+            <m:fPr>
+              <m:ctrlPr>
+                <w:rPr>
+                  <w:rFonts w:ascii="Cambria Math" w:eastAsiaTheme="minorEastAsia" w:hAnsi="Cambria Math" w:cstheme="minorHAnsi"/>
+                  <w:i/>
+                </w:rPr>
+              </m:ctrlPr>
+            </m:fPr>
+            <m:num>
+              <m:r>
+                <w:rPr>
+                  <w:rFonts w:ascii="Cambria Math" w:eastAsiaTheme="minorEastAsia" w:hAnsi="Cambria Math" w:cstheme="minorHAnsi"/>
+                </w:rPr>
+                <m:t>u</m:t>
+              </m:r>
+            </m:num>
+            <m:den>
+              <m:r>
+                <w:rPr>
+                  <w:rFonts w:ascii="Cambria Math" w:eastAsiaTheme="minorEastAsia" w:hAnsi="Cambria Math" w:cstheme="minorHAnsi"/>
+                </w:rPr>
+                <m:t>R</m:t>
+              </m:r>
+            </m:den>
+          </m:f>
+          <m:r>
+            <w:rPr>
+              <w:rFonts w:ascii="Cambria Math" w:eastAsiaTheme="minorEastAsia" w:hAnsi="Cambria Math" w:cstheme="minorHAnsi"/>
+            </w:rPr>
+            <m:t>=Aq+</m:t>
+          </m:r>
+          <m:f>
+            <m:fPr>
+              <m:ctrlPr>
+                <w:rPr>
+                  <w:rFonts w:ascii="Cambria Math" w:eastAsiaTheme="minorEastAsia" w:hAnsi="Cambria Math" w:cstheme="minorHAnsi"/>
+                  <w:i/>
+                </w:rPr>
+              </m:ctrlPr>
+            </m:fPr>
+            <m:num>
+              <m:r>
+                <w:rPr>
+                  <w:rFonts w:ascii="Cambria Math" w:eastAsiaTheme="minorEastAsia" w:hAnsi="Cambria Math" w:cstheme="minorHAnsi"/>
+                </w:rPr>
+                <m:t>Bu</m:t>
+              </m:r>
+            </m:num>
+            <m:den>
+              <m:r>
+                <w:rPr>
+                  <w:rFonts w:ascii="Cambria Math" w:eastAsiaTheme="minorEastAsia" w:hAnsi="Cambria Math" w:cstheme="minorHAnsi"/>
+                </w:rPr>
+                <m:t>R</m:t>
+              </m:r>
+            </m:den>
+          </m:f>
+        </m:oMath>
+      </m:oMathPara>
+    </w:p>
+    <w:p>
+      <w:pPr>
         <w:jc w:val="center"/>
         <w:rPr>
           <w:rFonts w:cstheme="minorHAnsi"/>
         </w:rPr>
       </w:pPr>
-      <w:r>
-        <w:rPr>
+      <m:oMath>
+        <m:r>
+          <w:rPr>
+            <w:rFonts w:ascii="Cambria Math" w:eastAsiaTheme="minorEastAsia" w:hAnsi="Cambria Math" w:cstheme="minorHAnsi"/>
+          </w:rPr>
+          <m:t>A=</m:t>
+        </m:r>
+        <m:d>
+          <m:dPr>
+            <m:ctrlPr>
+              <w:rPr>
+                <w:rFonts w:ascii="Cambria Math" w:eastAsiaTheme="minorEastAsia" w:hAnsi="Cambria Math" w:cstheme="minorHAnsi"/>
+                <w:i/>
+              </w:rPr>
+            </m:ctrlPr>
+          </m:dPr>
+          <m:e>
+            <m:r>
+              <w:rPr>
+                <w:rFonts w:ascii="Cambria Math" w:eastAsiaTheme="minorEastAsia" w:hAnsi="Cambria Math" w:cstheme="minorHAnsi"/>
+              </w:rPr>
+              <m:t>-</m:t>
+            </m:r>
+            <m:f>
+              <m:fPr>
+                <m:ctrlPr>
+                  <w:rPr>
+                    <w:rFonts w:ascii="Cambria Math" w:eastAsiaTheme="minorEastAsia" w:hAnsi="Cambria Math" w:cstheme="minorHAnsi"/>
+                    <w:i/>
+                  </w:rPr>
+                </m:ctrlPr>
+              </m:fPr>
+              <m:num>
+                <m:r>
+                  <w:rPr>
+                    <w:rFonts w:ascii="Cambria Math" w:eastAsiaTheme="minorEastAsia" w:hAnsi="Cambria Math" w:cstheme="minorHAnsi"/>
+                  </w:rPr>
+                  <m:t>1</m:t>
+                </m:r>
+              </m:num>
+              <m:den>
+                <m:r>
+                  <w:rPr>
+                    <w:rFonts w:ascii="Cambria Math" w:eastAsiaTheme="minorEastAsia" w:hAnsi="Cambria Math" w:cstheme="minorHAnsi"/>
+                  </w:rPr>
+                  <m:t>RC</m:t>
+                </m:r>
+              </m:den>
+            </m:f>
+          </m:e>
+        </m:d>
+      </m:oMath>
+      <w:r>
+        <w:rPr>
+          <w:rFonts w:eastAsiaTheme="minorEastAsia" w:cstheme="minorHAnsi"/>
+        </w:rPr>
+        <w:t xml:space="preserve">        </w:t>
+      </w:r>
+      <m:oMath>
+        <m:r>
+          <w:rPr>
+            <w:rFonts w:ascii="Cambria Math" w:hAnsi="Cambria Math" w:cstheme="minorHAnsi"/>
+          </w:rPr>
+          <m:t>B=</m:t>
+        </m:r>
+        <m:d>
+          <m:dPr>
+            <m:ctrlPr>
+              <w:rPr>
+                <w:rFonts w:ascii="Cambria Math" w:hAnsi="Cambria Math" w:cstheme="minorHAnsi"/>
+                <w:i/>
+              </w:rPr>
+            </m:ctrlPr>
+          </m:dPr>
+          <m:e>
+            <m:r>
+              <w:rPr>
+                <w:rFonts w:ascii="Cambria Math" w:hAnsi="Cambria Math" w:cstheme="minorHAnsi"/>
+              </w:rPr>
+              <m:t>1</m:t>
+            </m:r>
+          </m:e>
+        </m:d>
+      </m:oMath>
+    </w:p>
+    <w:p>
+      <w:pPr>
+        <w:pStyle w:val="Akapitzlist"/>
+        <w:jc w:val="both"/>
+        <w:rPr>
+          <w:rFonts w:cstheme="minorHAnsi"/>
+        </w:rPr>
+      </w:pPr>
+    </w:p>
+    <w:p>
+      <w:pPr>
+        <w:pStyle w:val="Akapitzlist"/>
+        <w:jc w:val="both"/>
+        <w:rPr>
+          <w:rFonts w:eastAsiaTheme="minorEastAsia" w:cstheme="minorHAnsi"/>
+          <w:iCs/>
+          <w:color w:val="000000" w:themeColor="text1"/>
+          <w:kern w:val="24"/>
+          <w:szCs w:val="40"/>
+        </w:rPr>
+      </w:pPr>
+      <w:r>
+        <w:rPr>
+          <w:rFonts w:cstheme="minorHAnsi"/>
+        </w:rPr>
+        <w:t xml:space="preserve">Napotykamy dla niskich częstotliwości na problem, gdy potrzebujemy obliczyć </w:t>
+      </w:r>
+      <m:oMath>
+        <m:r>
+          <m:rPr>
+            <m:sty m:val="p"/>
+          </m:rPr>
+          <w:rPr>
+            <w:rFonts w:ascii="Cambria Math" w:hAnsi="Cambria Math"/>
+            <w:color w:val="000000" w:themeColor="text1"/>
+            <w:kern w:val="24"/>
+            <w:szCs w:val="40"/>
+          </w:rPr>
+          <m:t xml:space="preserve"> exp</m:t>
+        </m:r>
+        <m:d>
+          <m:dPr>
+            <m:ctrlPr>
+              <w:rPr>
+                <w:rFonts w:ascii="Cambria Math" w:hAnsi="Cambria Math"/>
+                <w:i/>
+                <w:iCs/>
+                <w:color w:val="000000" w:themeColor="text1"/>
+                <w:kern w:val="24"/>
+                <w:szCs w:val="40"/>
+              </w:rPr>
+            </m:ctrlPr>
+          </m:dPr>
+          <m:e>
+            <m:r>
+              <w:rPr>
+                <w:rFonts w:ascii="Cambria Math" w:hAnsi="Cambria Math"/>
+                <w:color w:val="000000" w:themeColor="text1"/>
+                <w:kern w:val="24"/>
+                <w:szCs w:val="40"/>
+              </w:rPr>
+              <m:t>A</m:t>
+            </m:r>
+            <m:r>
+              <m:rPr>
+                <m:sty m:val="p"/>
+              </m:rPr>
+              <w:rPr>
+                <w:rFonts w:ascii="Cambria Math" w:hAnsi="Cambria Math"/>
+                <w:color w:val="000000" w:themeColor="text1"/>
+                <w:kern w:val="24"/>
+                <w:szCs w:val="40"/>
+              </w:rPr>
+              <m:t>t</m:t>
+            </m:r>
+          </m:e>
+        </m:d>
+        <m:sSub>
+          <m:sSubPr>
+            <m:ctrlPr>
+              <w:rPr>
+                <w:rFonts w:ascii="Cambria Math" w:hAnsi="Cambria Math"/>
+                <w:i/>
+                <w:iCs/>
+                <w:color w:val="000000" w:themeColor="text1"/>
+                <w:kern w:val="24"/>
+                <w:szCs w:val="40"/>
+              </w:rPr>
+            </m:ctrlPr>
+          </m:sSubPr>
+          <m:e>
+            <m:r>
+              <m:rPr>
+                <m:sty m:val="b"/>
+              </m:rPr>
+              <w:rPr>
+                <w:rFonts w:ascii="Cambria Math" w:hAnsi="Cambria Math"/>
+                <w:color w:val="000000" w:themeColor="text1"/>
+                <w:kern w:val="24"/>
+                <w:szCs w:val="40"/>
+              </w:rPr>
+              <m:t>x</m:t>
+            </m:r>
+          </m:e>
+          <m:sub>
+            <m:r>
+              <w:rPr>
+                <w:rFonts w:ascii="Cambria Math" w:hAnsi="Cambria Math"/>
+                <w:color w:val="000000" w:themeColor="text1"/>
+                <w:kern w:val="24"/>
+                <w:szCs w:val="40"/>
+              </w:rPr>
+              <m:t>0</m:t>
+            </m:r>
+          </m:sub>
+        </m:sSub>
+      </m:oMath>
+      <w:r>
+        <w:rPr>
+          <w:rFonts w:eastAsiaTheme="minorEastAsia" w:cstheme="minorHAnsi"/>
+          <w:iCs/>
+          <w:color w:val="000000" w:themeColor="text1"/>
+          <w:kern w:val="24"/>
+          <w:szCs w:val="40"/>
+        </w:rPr>
+        <w:t xml:space="preserve">, z uwagi na to, że dla dużych t </w:t>
+      </w:r>
+      <m:oMath>
+        <m:r>
+          <m:rPr>
+            <m:sty m:val="p"/>
+          </m:rPr>
+          <w:rPr>
+            <w:rFonts w:ascii="Cambria Math" w:hAnsi="Cambria Math"/>
+            <w:color w:val="000000" w:themeColor="text1"/>
+            <w:kern w:val="24"/>
+            <w:szCs w:val="40"/>
+          </w:rPr>
+          <m:t>exp</m:t>
+        </m:r>
+        <m:d>
+          <m:dPr>
+            <m:ctrlPr>
+              <w:rPr>
+                <w:rFonts w:ascii="Cambria Math" w:hAnsi="Cambria Math"/>
+                <w:i/>
+                <w:iCs/>
+                <w:color w:val="000000" w:themeColor="text1"/>
+                <w:kern w:val="24"/>
+                <w:szCs w:val="40"/>
+              </w:rPr>
+            </m:ctrlPr>
+          </m:dPr>
+          <m:e>
+            <m:r>
+              <w:rPr>
+                <w:rFonts w:ascii="Cambria Math" w:hAnsi="Cambria Math"/>
+                <w:color w:val="000000" w:themeColor="text1"/>
+                <w:kern w:val="24"/>
+                <w:szCs w:val="40"/>
+              </w:rPr>
+              <m:t>A</m:t>
+            </m:r>
+            <m:r>
+              <m:rPr>
+                <m:sty m:val="p"/>
+              </m:rPr>
+              <w:rPr>
+                <w:rFonts w:ascii="Cambria Math" w:hAnsi="Cambria Math"/>
+                <w:color w:val="000000" w:themeColor="text1"/>
+                <w:kern w:val="24"/>
+                <w:szCs w:val="40"/>
+              </w:rPr>
+              <m:t>t</m:t>
+            </m:r>
+          </m:e>
+        </m:d>
+        <m:sSub>
+          <m:sSubPr>
+            <m:ctrlPr>
+              <w:rPr>
+                <w:rFonts w:ascii="Cambria Math" w:hAnsi="Cambria Math"/>
+                <w:i/>
+                <w:iCs/>
+                <w:color w:val="000000" w:themeColor="text1"/>
+                <w:kern w:val="24"/>
+                <w:szCs w:val="40"/>
+              </w:rPr>
+            </m:ctrlPr>
+          </m:sSubPr>
+          <m:e>
+            <m:r>
+              <m:rPr>
+                <m:sty m:val="b"/>
+              </m:rPr>
+              <w:rPr>
+                <w:rFonts w:ascii="Cambria Math" w:hAnsi="Cambria Math"/>
+                <w:color w:val="000000" w:themeColor="text1"/>
+                <w:kern w:val="24"/>
+                <w:szCs w:val="40"/>
+              </w:rPr>
+              <m:t>x</m:t>
+            </m:r>
+          </m:e>
+          <m:sub>
+            <m:r>
+              <w:rPr>
+                <w:rFonts w:ascii="Cambria Math" w:hAnsi="Cambria Math"/>
+                <w:color w:val="000000" w:themeColor="text1"/>
+                <w:kern w:val="24"/>
+                <w:szCs w:val="40"/>
+              </w:rPr>
+              <m:t>0</m:t>
+            </m:r>
+          </m:sub>
+        </m:sSub>
+        <m:r>
+          <w:rPr>
+            <w:rFonts w:ascii="Cambria Math" w:eastAsiaTheme="minorEastAsia" w:hAnsi="Cambria Math" w:cstheme="minorHAnsi"/>
+            <w:color w:val="000000" w:themeColor="text1"/>
+            <w:kern w:val="24"/>
+            <w:szCs w:val="40"/>
+          </w:rPr>
+          <m:t>=∞</m:t>
+        </m:r>
+      </m:oMath>
+      <w:r>
+        <w:rPr>
+          <w:rFonts w:eastAsiaTheme="minorEastAsia" w:cstheme="minorHAnsi"/>
+          <w:iCs/>
+          <w:color w:val="000000" w:themeColor="text1"/>
+          <w:kern w:val="24"/>
+          <w:szCs w:val="40"/>
+        </w:rPr>
+        <w:t xml:space="preserve">. </w:t>
+      </w:r>
+    </w:p>
+    <w:p>
+      <w:pPr>
+        <w:pStyle w:val="Akapitzlist"/>
+        <w:jc w:val="both"/>
+        <w:rPr>
+          <w:rFonts w:eastAsiaTheme="minorEastAsia" w:cstheme="minorHAnsi"/>
+          <w:iCs/>
+          <w:color w:val="000000" w:themeColor="text1"/>
+          <w:kern w:val="24"/>
+          <w:szCs w:val="40"/>
+        </w:rPr>
+      </w:pPr>
+    </w:p>
+    <w:p>
+      <w:pPr>
+        <w:pStyle w:val="Akapitzlist"/>
+        <w:jc w:val="both"/>
+        <w:rPr>
+          <w:rFonts w:eastAsiaTheme="minorEastAsia" w:cstheme="minorHAnsi"/>
+          <w:iCs/>
+          <w:color w:val="000000" w:themeColor="text1"/>
+          <w:kern w:val="24"/>
+          <w:szCs w:val="40"/>
+        </w:rPr>
+      </w:pPr>
+      <w:r>
+        <w:rPr>
+          <w:rFonts w:eastAsiaTheme="minorEastAsia" w:cstheme="minorHAnsi"/>
+          <w:iCs/>
+          <w:color w:val="000000" w:themeColor="text1"/>
+          <w:kern w:val="24"/>
+          <w:szCs w:val="40"/>
+        </w:rPr>
+        <w:t>Rozwiązanie postaci</w:t>
+      </w:r>
+    </w:p>
+    <w:p>
+      <w:pPr>
+        <w:pStyle w:val="NormalnyWeb"/>
+        <w:spacing w:before="0" w:beforeAutospacing="0" w:after="0" w:afterAutospacing="0"/>
+        <w:jc w:val="both"/>
+        <w:rPr>
+          <w:sz w:val="14"/>
+        </w:rPr>
+      </w:pPr>
+      <m:oMathPara>
+        <m:oMathParaPr>
+          <m:jc m:val="centerGroup"/>
+        </m:oMathParaPr>
+        <m:oMath>
+          <m:r>
+            <m:rPr>
+              <m:sty m:val="b"/>
+            </m:rPr>
+            <w:rPr>
+              <w:rFonts w:ascii="Cambria Math" w:hAnsi="Cambria Math" w:cstheme="minorBidi"/>
+              <w:color w:val="000000" w:themeColor="text1"/>
+              <w:kern w:val="24"/>
+              <w:sz w:val="22"/>
+              <w:szCs w:val="40"/>
+            </w:rPr>
+            <m:t>x</m:t>
+          </m:r>
+          <m:d>
+            <m:dPr>
+              <m:ctrlPr>
+                <w:rPr>
+                  <w:rFonts w:ascii="Cambria Math" w:hAnsi="Cambria Math" w:cstheme="minorBidi"/>
+                  <w:b/>
+                  <w:bCs/>
+                  <w:i/>
+                  <w:iCs/>
+                  <w:color w:val="000000" w:themeColor="text1"/>
+                  <w:kern w:val="24"/>
+                  <w:sz w:val="22"/>
+                  <w:szCs w:val="40"/>
+                </w:rPr>
+              </m:ctrlPr>
+            </m:dPr>
+            <m:e>
+              <m:r>
+                <m:rPr>
+                  <m:sty m:val="p"/>
+                </m:rPr>
+                <w:rPr>
+                  <w:rFonts w:ascii="Cambria Math" w:hAnsi="Cambria Math" w:cstheme="minorBidi"/>
+                  <w:color w:val="000000" w:themeColor="text1"/>
+                  <w:kern w:val="24"/>
+                  <w:sz w:val="22"/>
+                  <w:szCs w:val="40"/>
+                </w:rPr>
+                <m:t>t</m:t>
+              </m:r>
+            </m:e>
+          </m:d>
+          <m:r>
+            <m:rPr>
+              <m:sty m:val="b"/>
+            </m:rPr>
+            <w:rPr>
+              <w:rFonts w:ascii="Cambria Math" w:hAnsi="Cambria Math" w:cstheme="minorBidi"/>
+              <w:color w:val="000000" w:themeColor="text1"/>
+              <w:kern w:val="24"/>
+              <w:sz w:val="22"/>
+              <w:szCs w:val="40"/>
+            </w:rPr>
+            <m:t>=</m:t>
+          </m:r>
+          <m:r>
+            <m:rPr>
+              <m:sty m:val="p"/>
+            </m:rPr>
+            <w:rPr>
+              <w:rFonts w:ascii="Cambria Math" w:hAnsi="Cambria Math" w:cstheme="minorBidi"/>
+              <w:color w:val="000000" w:themeColor="text1"/>
+              <w:kern w:val="24"/>
+              <w:sz w:val="22"/>
+              <w:szCs w:val="40"/>
+            </w:rPr>
+            <m:t>exp</m:t>
+          </m:r>
+          <m:d>
+            <m:dPr>
+              <m:ctrlPr>
+                <w:rPr>
+                  <w:rFonts w:ascii="Cambria Math" w:hAnsi="Cambria Math" w:cstheme="minorBidi"/>
+                  <w:i/>
+                  <w:iCs/>
+                  <w:color w:val="000000" w:themeColor="text1"/>
+                  <w:kern w:val="24"/>
+                  <w:sz w:val="22"/>
+                  <w:szCs w:val="40"/>
+                </w:rPr>
+              </m:ctrlPr>
+            </m:dPr>
+            <m:e>
+              <m:r>
+                <w:rPr>
+                  <w:rFonts w:ascii="Cambria Math" w:hAnsi="Cambria Math" w:cstheme="minorBidi"/>
+                  <w:color w:val="000000" w:themeColor="text1"/>
+                  <w:kern w:val="24"/>
+                  <w:sz w:val="22"/>
+                  <w:szCs w:val="40"/>
+                </w:rPr>
+                <m:t>A</m:t>
+              </m:r>
+              <m:r>
+                <m:rPr>
+                  <m:sty m:val="p"/>
+                </m:rPr>
+                <w:rPr>
+                  <w:rFonts w:ascii="Cambria Math" w:hAnsi="Cambria Math" w:cstheme="minorBidi"/>
+                  <w:color w:val="000000" w:themeColor="text1"/>
+                  <w:kern w:val="24"/>
+                  <w:sz w:val="22"/>
+                  <w:szCs w:val="40"/>
+                </w:rPr>
+                <m:t>t</m:t>
+              </m:r>
+            </m:e>
+          </m:d>
+          <m:sSub>
+            <m:sSubPr>
+              <m:ctrlPr>
+                <w:rPr>
+                  <w:rFonts w:ascii="Cambria Math" w:hAnsi="Cambria Math" w:cstheme="minorBidi"/>
+                  <w:i/>
+                  <w:iCs/>
+                  <w:color w:val="000000" w:themeColor="text1"/>
+                  <w:kern w:val="24"/>
+                  <w:sz w:val="22"/>
+                  <w:szCs w:val="40"/>
+                </w:rPr>
+              </m:ctrlPr>
+            </m:sSubPr>
+            <m:e>
+              <m:r>
+                <m:rPr>
+                  <m:sty m:val="b"/>
+                </m:rPr>
+                <w:rPr>
+                  <w:rFonts w:ascii="Cambria Math" w:hAnsi="Cambria Math" w:cstheme="minorBidi"/>
+                  <w:color w:val="000000" w:themeColor="text1"/>
+                  <w:kern w:val="24"/>
+                  <w:sz w:val="22"/>
+                  <w:szCs w:val="40"/>
+                </w:rPr>
+                <m:t>x</m:t>
+              </m:r>
+            </m:e>
+            <m:sub>
+              <m:r>
+                <w:rPr>
+                  <w:rFonts w:ascii="Cambria Math" w:hAnsi="Cambria Math" w:cstheme="minorBidi"/>
+                  <w:color w:val="000000" w:themeColor="text1"/>
+                  <w:kern w:val="24"/>
+                  <w:sz w:val="22"/>
+                  <w:szCs w:val="40"/>
+                </w:rPr>
+                <m:t>0</m:t>
+              </m:r>
+            </m:sub>
+          </m:sSub>
+          <m:r>
+            <w:rPr>
+              <w:rFonts w:ascii="Cambria Math" w:hAnsi="Cambria Math" w:cstheme="minorBidi"/>
+              <w:color w:val="000000" w:themeColor="text1"/>
+              <w:kern w:val="24"/>
+              <w:sz w:val="22"/>
+              <w:szCs w:val="40"/>
+            </w:rPr>
+            <m:t>+</m:t>
+          </m:r>
+          <m:r>
+            <m:rPr>
+              <m:sty m:val="p"/>
+            </m:rPr>
+            <w:rPr>
+              <w:rFonts w:ascii="Cambria Math" w:hAnsi="Cambria Math" w:cstheme="minorBidi"/>
+              <w:color w:val="000000" w:themeColor="text1"/>
+              <w:kern w:val="24"/>
+              <w:sz w:val="22"/>
+              <w:szCs w:val="40"/>
+            </w:rPr>
+            <m:t>exp</m:t>
+          </m:r>
+          <m:d>
+            <m:dPr>
+              <m:ctrlPr>
+                <w:rPr>
+                  <w:rFonts w:ascii="Cambria Math" w:hAnsi="Cambria Math" w:cstheme="minorBidi"/>
+                  <w:i/>
+                  <w:iCs/>
+                  <w:color w:val="000000" w:themeColor="text1"/>
+                  <w:kern w:val="24"/>
+                  <w:sz w:val="22"/>
+                  <w:szCs w:val="40"/>
+                </w:rPr>
+              </m:ctrlPr>
+            </m:dPr>
+            <m:e>
+              <m:r>
+                <w:rPr>
+                  <w:rFonts w:ascii="Cambria Math" w:hAnsi="Cambria Math" w:cstheme="minorBidi"/>
+                  <w:color w:val="000000" w:themeColor="text1"/>
+                  <w:kern w:val="24"/>
+                  <w:sz w:val="22"/>
+                  <w:szCs w:val="40"/>
+                </w:rPr>
+                <m:t>A</m:t>
+              </m:r>
+              <m:r>
+                <m:rPr>
+                  <m:sty m:val="p"/>
+                </m:rPr>
+                <w:rPr>
+                  <w:rFonts w:ascii="Cambria Math" w:hAnsi="Cambria Math" w:cstheme="minorBidi"/>
+                  <w:color w:val="000000" w:themeColor="text1"/>
+                  <w:kern w:val="24"/>
+                  <w:sz w:val="22"/>
+                  <w:szCs w:val="40"/>
+                </w:rPr>
+                <m:t>t</m:t>
+              </m:r>
+            </m:e>
+          </m:d>
+          <m:nary>
+            <m:naryPr>
+              <m:ctrlPr>
+                <w:rPr>
+                  <w:rFonts w:ascii="Cambria Math" w:hAnsi="Cambria Math" w:cstheme="minorBidi"/>
+                  <w:i/>
+                  <w:iCs/>
+                  <w:color w:val="000000" w:themeColor="text1"/>
+                  <w:kern w:val="24"/>
+                  <w:sz w:val="22"/>
+                  <w:szCs w:val="40"/>
+                </w:rPr>
+              </m:ctrlPr>
+            </m:naryPr>
+            <m:sub>
+              <m:r>
+                <w:rPr>
+                  <w:rFonts w:ascii="Cambria Math" w:hAnsi="Cambria Math" w:cstheme="minorBidi"/>
+                  <w:color w:val="000000" w:themeColor="text1"/>
+                  <w:kern w:val="24"/>
+                  <w:sz w:val="22"/>
+                  <w:szCs w:val="40"/>
+                </w:rPr>
+                <m:t>0</m:t>
+              </m:r>
+            </m:sub>
+            <m:sup>
+              <m:r>
+                <w:rPr>
+                  <w:rFonts w:ascii="Cambria Math" w:hAnsi="Cambria Math" w:cstheme="minorBidi"/>
+                  <w:color w:val="000000" w:themeColor="text1"/>
+                  <w:kern w:val="24"/>
+                  <w:sz w:val="22"/>
+                  <w:szCs w:val="40"/>
+                </w:rPr>
+                <m:t>t</m:t>
+              </m:r>
+            </m:sup>
+            <m:e>
+              <m:r>
+                <m:rPr>
+                  <m:sty m:val="p"/>
+                </m:rPr>
+                <w:rPr>
+                  <w:rFonts w:ascii="Cambria Math" w:hAnsi="Cambria Math" w:cstheme="minorBidi"/>
+                  <w:color w:val="000000" w:themeColor="text1"/>
+                  <w:kern w:val="24"/>
+                  <w:sz w:val="22"/>
+                  <w:szCs w:val="40"/>
+                </w:rPr>
+                <m:t>exp</m:t>
+              </m:r>
+              <m:d>
+                <m:dPr>
+                  <m:ctrlPr>
+                    <w:rPr>
+                      <w:rFonts w:ascii="Cambria Math" w:hAnsi="Cambria Math" w:cstheme="minorBidi"/>
+                      <w:i/>
+                      <w:iCs/>
+                      <w:color w:val="000000" w:themeColor="text1"/>
+                      <w:kern w:val="24"/>
+                      <w:sz w:val="22"/>
+                      <w:szCs w:val="40"/>
+                    </w:rPr>
+                  </m:ctrlPr>
+                </m:dPr>
+                <m:e>
+                  <m:r>
+                    <w:rPr>
+                      <w:rFonts w:ascii="Cambria Math" w:hAnsi="Cambria Math" w:cstheme="minorBidi"/>
+                      <w:color w:val="000000" w:themeColor="text1"/>
+                      <w:kern w:val="24"/>
+                      <w:sz w:val="22"/>
+                      <w:szCs w:val="40"/>
+                    </w:rPr>
+                    <m:t>-Aτ</m:t>
+                  </m:r>
+                </m:e>
+              </m:d>
+              <m:r>
+                <w:rPr>
+                  <w:rFonts w:ascii="Cambria Math" w:hAnsi="Cambria Math" w:cstheme="minorBidi"/>
+                  <w:color w:val="000000" w:themeColor="text1"/>
+                  <w:kern w:val="24"/>
+                  <w:sz w:val="22"/>
+                  <w:szCs w:val="40"/>
+                </w:rPr>
+                <m:t>B</m:t>
+              </m:r>
+              <m:r>
+                <m:rPr>
+                  <m:sty m:val="bi"/>
+                </m:rPr>
+                <w:rPr>
+                  <w:rFonts w:ascii="Cambria Math" w:hAnsi="Cambria Math" w:cstheme="minorBidi"/>
+                  <w:color w:val="000000" w:themeColor="text1"/>
+                  <w:kern w:val="24"/>
+                  <w:sz w:val="22"/>
+                  <w:szCs w:val="40"/>
+                </w:rPr>
+                <m:t>u</m:t>
+              </m:r>
+              <m:d>
+                <m:dPr>
+                  <m:ctrlPr>
+                    <w:rPr>
+                      <w:rFonts w:ascii="Cambria Math" w:hAnsi="Cambria Math" w:cstheme="minorBidi"/>
+                      <w:i/>
+                      <w:iCs/>
+                      <w:color w:val="000000" w:themeColor="text1"/>
+                      <w:kern w:val="24"/>
+                      <w:sz w:val="22"/>
+                      <w:szCs w:val="40"/>
+                    </w:rPr>
+                  </m:ctrlPr>
+                </m:dPr>
+                <m:e>
+                  <m:r>
+                    <w:rPr>
+                      <w:rFonts w:ascii="Cambria Math" w:hAnsi="Cambria Math" w:cstheme="minorBidi"/>
+                      <w:color w:val="000000" w:themeColor="text1"/>
+                      <w:kern w:val="24"/>
+                      <w:sz w:val="22"/>
+                      <w:szCs w:val="40"/>
+                    </w:rPr>
+                    <m:t>t</m:t>
+                  </m:r>
+                </m:e>
+              </m:d>
+              <m:r>
+                <w:rPr>
+                  <w:rFonts w:ascii="Cambria Math" w:hAnsi="Cambria Math" w:cstheme="minorBidi"/>
+                  <w:color w:val="000000" w:themeColor="text1"/>
+                  <w:kern w:val="24"/>
+                  <w:sz w:val="22"/>
+                  <w:szCs w:val="40"/>
+                </w:rPr>
+                <m:t>dτ</m:t>
+              </m:r>
+            </m:e>
+          </m:nary>
+        </m:oMath>
+      </m:oMathPara>
+    </w:p>
+    <w:p>
+      <w:pPr>
+        <w:pStyle w:val="Akapitzlist"/>
+        <w:jc w:val="both"/>
+        <w:rPr>
+          <w:rFonts w:cstheme="minorHAnsi"/>
+        </w:rPr>
+      </w:pPr>
+      <w:r>
+        <w:rPr>
+          <w:rFonts w:cstheme="minorHAnsi"/>
+        </w:rPr>
+        <w:lastRenderedPageBreak/>
+        <w:t xml:space="preserve">Propaguje dla każdej chwili czasowej </w:t>
+      </w:r>
+      <m:oMath>
+        <m:r>
+          <m:rPr>
+            <m:sty m:val="p"/>
+          </m:rPr>
+          <w:rPr>
+            <w:rFonts w:ascii="Cambria Math" w:hAnsi="Cambria Math"/>
+            <w:color w:val="000000" w:themeColor="text1"/>
+            <w:kern w:val="24"/>
+            <w:szCs w:val="40"/>
+          </w:rPr>
+          <m:t>t</m:t>
+        </m:r>
+      </m:oMath>
+      <w:r>
+        <w:rPr>
+          <w:rFonts w:eastAsiaTheme="minorEastAsia" w:cstheme="minorHAnsi"/>
+          <w:color w:val="000000" w:themeColor="text1"/>
+          <w:kern w:val="24"/>
+          <w:szCs w:val="40"/>
+        </w:rPr>
+        <w:t xml:space="preserve"> rozwiązanie </w:t>
+      </w:r>
+      <m:oMath>
+        <m:r>
+          <m:rPr>
+            <m:sty m:val="b"/>
+          </m:rPr>
+          <w:rPr>
+            <w:rFonts w:ascii="Cambria Math" w:hAnsi="Cambria Math"/>
+            <w:color w:val="000000" w:themeColor="text1"/>
+            <w:kern w:val="24"/>
+            <w:szCs w:val="40"/>
+          </w:rPr>
+          <m:t>x</m:t>
+        </m:r>
+        <m:d>
+          <m:dPr>
+            <m:ctrlPr>
+              <w:rPr>
+                <w:rFonts w:ascii="Cambria Math" w:hAnsi="Cambria Math"/>
+                <w:b/>
+                <w:bCs/>
+                <w:i/>
+                <w:iCs/>
+                <w:color w:val="000000" w:themeColor="text1"/>
+                <w:kern w:val="24"/>
+                <w:szCs w:val="40"/>
+              </w:rPr>
+            </m:ctrlPr>
+          </m:dPr>
+          <m:e>
+            <m:r>
+              <m:rPr>
+                <m:sty m:val="p"/>
+              </m:rPr>
+              <w:rPr>
+                <w:rFonts w:ascii="Cambria Math" w:hAnsi="Cambria Math"/>
+                <w:color w:val="000000" w:themeColor="text1"/>
+                <w:kern w:val="24"/>
+                <w:szCs w:val="40"/>
+              </w:rPr>
+              <m:t>t</m:t>
+            </m:r>
+          </m:e>
+        </m:d>
+        <m:r>
+          <m:rPr>
+            <m:sty m:val="bi"/>
+          </m:rPr>
+          <w:rPr>
+            <w:rFonts w:ascii="Cambria Math" w:hAnsi="Cambria Math"/>
+            <w:color w:val="000000" w:themeColor="text1"/>
+            <w:kern w:val="24"/>
+            <w:szCs w:val="40"/>
+          </w:rPr>
+          <m:t xml:space="preserve"> </m:t>
+        </m:r>
+      </m:oMath>
+      <w:r>
+        <w:rPr>
+          <w:rFonts w:eastAsiaTheme="minorEastAsia" w:cstheme="minorHAnsi"/>
+          <w:bCs/>
+          <w:iCs/>
+          <w:color w:val="000000" w:themeColor="text1"/>
+          <w:kern w:val="24"/>
+          <w:szCs w:val="40"/>
+        </w:rPr>
+        <w:t>od</w:t>
+      </w:r>
+      <w:r>
+        <w:rPr>
+          <w:rFonts w:eastAsiaTheme="minorEastAsia" w:cstheme="minorHAnsi"/>
+          <w:b/>
+          <w:bCs/>
+          <w:iCs/>
+          <w:color w:val="000000" w:themeColor="text1"/>
+          <w:kern w:val="24"/>
+          <w:szCs w:val="40"/>
+        </w:rPr>
+        <w:t xml:space="preserve"> </w:t>
+      </w:r>
+      <w:r>
+        <w:rPr>
+          <w:rFonts w:eastAsiaTheme="minorEastAsia" w:cstheme="minorHAnsi"/>
+          <w:color w:val="000000" w:themeColor="text1"/>
+          <w:kern w:val="24"/>
+          <w:szCs w:val="40"/>
+        </w:rPr>
+        <w:t xml:space="preserve">punktu początkowego </w:t>
+      </w:r>
+      <m:oMath>
+        <m:sSub>
+          <m:sSubPr>
+            <m:ctrlPr>
+              <w:rPr>
+                <w:rFonts w:ascii="Cambria Math" w:hAnsi="Cambria Math"/>
+                <w:i/>
+                <w:iCs/>
+                <w:color w:val="000000" w:themeColor="text1"/>
+                <w:kern w:val="24"/>
+                <w:szCs w:val="40"/>
+              </w:rPr>
+            </m:ctrlPr>
+          </m:sSubPr>
+          <m:e>
+            <m:r>
+              <m:rPr>
+                <m:sty m:val="b"/>
+              </m:rPr>
+              <w:rPr>
+                <w:rFonts w:ascii="Cambria Math" w:hAnsi="Cambria Math"/>
+                <w:color w:val="000000" w:themeColor="text1"/>
+                <w:kern w:val="24"/>
+                <w:szCs w:val="40"/>
+              </w:rPr>
+              <m:t>x</m:t>
+            </m:r>
+          </m:e>
+          <m:sub>
+            <m:r>
+              <w:rPr>
+                <w:rFonts w:ascii="Cambria Math" w:hAnsi="Cambria Math"/>
+                <w:color w:val="000000" w:themeColor="text1"/>
+                <w:kern w:val="24"/>
+                <w:szCs w:val="40"/>
+              </w:rPr>
+              <m:t>0</m:t>
+            </m:r>
+          </m:sub>
+        </m:sSub>
+      </m:oMath>
+      <w:r>
+        <w:rPr>
+          <w:rFonts w:eastAsiaTheme="minorEastAsia" w:cstheme="minorHAnsi"/>
+          <w:iCs/>
+          <w:color w:val="000000" w:themeColor="text1"/>
+          <w:kern w:val="24"/>
+          <w:szCs w:val="40"/>
+        </w:rPr>
+        <w:t xml:space="preserve"> stąd pojawia się problem dla dużych t</w:t>
+      </w:r>
+      <w:r>
+        <w:rPr>
+          <w:rFonts w:eastAsiaTheme="minorEastAsia" w:cstheme="minorHAnsi"/>
+          <w:iCs/>
+          <w:color w:val="000000" w:themeColor="text1"/>
+          <w:kern w:val="24"/>
+          <w:szCs w:val="40"/>
+        </w:rPr>
+        <w:t xml:space="preserve">. </w:t>
+      </w:r>
+      <w:r>
+        <w:rPr>
+          <w:rFonts w:eastAsiaTheme="minorEastAsia" w:cstheme="minorHAnsi"/>
+          <w:iCs/>
+          <w:color w:val="000000" w:themeColor="text1"/>
+          <w:kern w:val="24"/>
+          <w:szCs w:val="40"/>
+        </w:rPr>
+        <w:t xml:space="preserve">Można skorzystać z własności </w:t>
+      </w:r>
+      <w:r>
+        <w:rPr>
+          <w:rFonts w:eastAsiaTheme="minorEastAsia" w:cstheme="minorHAnsi"/>
+          <w:iCs/>
+          <w:color w:val="000000" w:themeColor="text1"/>
+          <w:kern w:val="24"/>
+          <w:szCs w:val="40"/>
+        </w:rPr>
+        <w:t xml:space="preserve"> </w:t>
+      </w:r>
+    </w:p>
+    <w:p>
+      <w:pPr>
+        <w:pStyle w:val="Akapitzlist"/>
+        <w:jc w:val="both"/>
+        <w:rPr>
+          <w:rFonts w:cstheme="minorHAnsi"/>
+        </w:rPr>
+      </w:pPr>
+    </w:p>
+    <w:p>
+      <w:pPr>
+        <w:pStyle w:val="NormalnyWeb"/>
+        <w:spacing w:before="0" w:beforeAutospacing="0" w:after="0" w:afterAutospacing="0"/>
+        <w:jc w:val="both"/>
+        <w:rPr>
+          <w:sz w:val="14"/>
+        </w:rPr>
+      </w:pPr>
+      <m:oMathPara>
+        <m:oMath>
+          <m:r>
+            <m:rPr>
+              <m:sty m:val="b"/>
+            </m:rPr>
+            <w:rPr>
+              <w:rFonts w:ascii="Cambria Math" w:hAnsi="Cambria Math" w:cstheme="minorBidi"/>
+              <w:color w:val="000000" w:themeColor="text1"/>
+              <w:kern w:val="24"/>
+              <w:sz w:val="22"/>
+              <w:szCs w:val="40"/>
+            </w:rPr>
+            <m:t>x</m:t>
+          </m:r>
+          <m:d>
+            <m:dPr>
+              <m:ctrlPr>
+                <w:rPr>
+                  <w:rFonts w:ascii="Cambria Math" w:hAnsi="Cambria Math" w:cstheme="minorBidi"/>
+                  <w:b/>
+                  <w:bCs/>
+                  <w:i/>
+                  <w:iCs/>
+                  <w:color w:val="000000" w:themeColor="text1"/>
+                  <w:kern w:val="24"/>
+                  <w:sz w:val="22"/>
+                  <w:szCs w:val="40"/>
+                </w:rPr>
+              </m:ctrlPr>
+            </m:dPr>
+            <m:e>
+              <m:r>
+                <m:rPr>
+                  <m:sty m:val="p"/>
+                </m:rPr>
+                <w:rPr>
+                  <w:rFonts w:ascii="Cambria Math" w:hAnsi="Cambria Math" w:cstheme="minorBidi"/>
+                  <w:color w:val="000000" w:themeColor="text1"/>
+                  <w:kern w:val="24"/>
+                  <w:sz w:val="22"/>
+                  <w:szCs w:val="40"/>
+                </w:rPr>
+                <m:t>t</m:t>
+              </m:r>
+            </m:e>
+          </m:d>
+          <m:r>
+            <m:rPr>
+              <m:sty m:val="b"/>
+            </m:rPr>
+            <w:rPr>
+              <w:rFonts w:ascii="Cambria Math" w:hAnsi="Cambria Math" w:cstheme="minorBidi"/>
+              <w:color w:val="000000" w:themeColor="text1"/>
+              <w:kern w:val="24"/>
+              <w:sz w:val="22"/>
+              <w:szCs w:val="40"/>
+            </w:rPr>
+            <m:t>=</m:t>
+          </m:r>
+          <m:r>
+            <m:rPr>
+              <m:sty m:val="p"/>
+            </m:rPr>
+            <w:rPr>
+              <w:rFonts w:ascii="Cambria Math" w:hAnsi="Cambria Math" w:cstheme="minorBidi"/>
+              <w:color w:val="000000" w:themeColor="text1"/>
+              <w:kern w:val="24"/>
+              <w:sz w:val="22"/>
+              <w:szCs w:val="40"/>
+            </w:rPr>
+            <m:t>exp</m:t>
+          </m:r>
+          <m:d>
+            <m:dPr>
+              <m:ctrlPr>
+                <w:rPr>
+                  <w:rFonts w:ascii="Cambria Math" w:hAnsi="Cambria Math" w:cstheme="minorBidi"/>
+                  <w:i/>
+                  <w:iCs/>
+                  <w:color w:val="000000" w:themeColor="text1"/>
+                  <w:kern w:val="24"/>
+                  <w:sz w:val="22"/>
+                  <w:szCs w:val="40"/>
+                </w:rPr>
+              </m:ctrlPr>
+            </m:dPr>
+            <m:e>
+              <m:r>
+                <w:rPr>
+                  <w:rFonts w:ascii="Cambria Math" w:hAnsi="Cambria Math" w:cstheme="minorBidi"/>
+                  <w:color w:val="000000" w:themeColor="text1"/>
+                  <w:kern w:val="24"/>
+                  <w:sz w:val="22"/>
+                  <w:szCs w:val="40"/>
+                </w:rPr>
+                <m:t>A(</m:t>
+              </m:r>
+              <m:r>
+                <m:rPr>
+                  <m:sty m:val="p"/>
+                </m:rPr>
+                <w:rPr>
+                  <w:rFonts w:ascii="Cambria Math" w:hAnsi="Cambria Math" w:cstheme="minorBidi"/>
+                  <w:color w:val="000000" w:themeColor="text1"/>
+                  <w:kern w:val="24"/>
+                  <w:sz w:val="22"/>
+                  <w:szCs w:val="40"/>
+                </w:rPr>
+                <m:t>t-</m:t>
+              </m:r>
+              <m:sSub>
+                <m:sSubPr>
+                  <m:ctrlPr>
+                    <w:rPr>
+                      <w:rFonts w:ascii="Cambria Math" w:hAnsi="Cambria Math" w:cstheme="minorBidi"/>
+                      <w:color w:val="000000" w:themeColor="text1"/>
+                      <w:kern w:val="24"/>
+                      <w:sz w:val="22"/>
+                      <w:szCs w:val="40"/>
+                    </w:rPr>
+                  </m:ctrlPr>
+                </m:sSubPr>
+                <m:e>
+                  <m:r>
+                    <m:rPr>
+                      <m:sty m:val="p"/>
+                    </m:rPr>
+                    <w:rPr>
+                      <w:rFonts w:ascii="Cambria Math" w:hAnsi="Cambria Math" w:cstheme="minorBidi"/>
+                      <w:color w:val="000000" w:themeColor="text1"/>
+                      <w:kern w:val="24"/>
+                      <w:sz w:val="22"/>
+                      <w:szCs w:val="40"/>
+                    </w:rPr>
+                    <m:t>t</m:t>
+                  </m:r>
+                </m:e>
+                <m:sub>
+                  <m:r>
+                    <m:rPr>
+                      <m:sty m:val="p"/>
+                    </m:rPr>
+                    <w:rPr>
+                      <w:rFonts w:ascii="Cambria Math" w:hAnsi="Cambria Math" w:cstheme="minorBidi"/>
+                      <w:color w:val="000000" w:themeColor="text1"/>
+                      <w:kern w:val="24"/>
+                      <w:sz w:val="22"/>
+                      <w:szCs w:val="40"/>
+                    </w:rPr>
+                    <m:t>0</m:t>
+                  </m:r>
+                </m:sub>
+              </m:sSub>
+              <m:r>
+                <w:rPr>
+                  <w:rFonts w:ascii="Cambria Math" w:hAnsi="Cambria Math" w:cstheme="minorBidi"/>
+                  <w:color w:val="000000" w:themeColor="text1"/>
+                  <w:kern w:val="24"/>
+                  <w:sz w:val="22"/>
+                  <w:szCs w:val="40"/>
+                </w:rPr>
+                <m:t>)</m:t>
+              </m:r>
+            </m:e>
+          </m:d>
+          <m:sSub>
+            <m:sSubPr>
+              <m:ctrlPr>
+                <w:rPr>
+                  <w:rFonts w:ascii="Cambria Math" w:hAnsi="Cambria Math" w:cstheme="minorBidi"/>
+                  <w:i/>
+                  <w:iCs/>
+                  <w:color w:val="000000" w:themeColor="text1"/>
+                  <w:kern w:val="24"/>
+                  <w:sz w:val="22"/>
+                  <w:szCs w:val="40"/>
+                </w:rPr>
+              </m:ctrlPr>
+            </m:sSubPr>
+            <m:e>
+              <m:r>
+                <m:rPr>
+                  <m:sty m:val="b"/>
+                </m:rPr>
+                <w:rPr>
+                  <w:rFonts w:ascii="Cambria Math" w:hAnsi="Cambria Math" w:cstheme="minorBidi"/>
+                  <w:color w:val="000000" w:themeColor="text1"/>
+                  <w:kern w:val="24"/>
+                  <w:sz w:val="22"/>
+                  <w:szCs w:val="40"/>
+                </w:rPr>
+                <m:t>x</m:t>
+              </m:r>
+            </m:e>
+            <m:sub>
+              <m:sSub>
+                <m:sSubPr>
+                  <m:ctrlPr>
+                    <w:rPr>
+                      <w:rFonts w:ascii="Cambria Math" w:hAnsi="Cambria Math" w:cstheme="minorBidi"/>
+                      <w:i/>
+                      <w:color w:val="000000" w:themeColor="text1"/>
+                      <w:kern w:val="24"/>
+                      <w:sz w:val="22"/>
+                      <w:szCs w:val="40"/>
+                    </w:rPr>
+                  </m:ctrlPr>
+                </m:sSubPr>
+                <m:e>
+                  <m:r>
+                    <w:rPr>
+                      <w:rFonts w:ascii="Cambria Math" w:hAnsi="Cambria Math" w:cstheme="minorBidi"/>
+                      <w:color w:val="000000" w:themeColor="text1"/>
+                      <w:kern w:val="24"/>
+                      <w:sz w:val="22"/>
+                      <w:szCs w:val="40"/>
+                    </w:rPr>
+                    <m:t>t</m:t>
+                  </m:r>
+                </m:e>
+                <m:sub>
+                  <m:r>
+                    <w:rPr>
+                      <w:rFonts w:ascii="Cambria Math" w:hAnsi="Cambria Math" w:cstheme="minorBidi"/>
+                      <w:color w:val="000000" w:themeColor="text1"/>
+                      <w:kern w:val="24"/>
+                      <w:sz w:val="22"/>
+                      <w:szCs w:val="40"/>
+                    </w:rPr>
+                    <m:t>0</m:t>
+                  </m:r>
+                </m:sub>
+              </m:sSub>
+            </m:sub>
+          </m:sSub>
+          <m:r>
+            <w:rPr>
+              <w:rFonts w:ascii="Cambria Math" w:hAnsi="Cambria Math" w:cstheme="minorBidi"/>
+              <w:color w:val="000000" w:themeColor="text1"/>
+              <w:kern w:val="24"/>
+              <w:sz w:val="22"/>
+              <w:szCs w:val="40"/>
+            </w:rPr>
+            <m:t>+</m:t>
+          </m:r>
+          <m:r>
+            <m:rPr>
+              <m:sty m:val="p"/>
+            </m:rPr>
+            <w:rPr>
+              <w:rFonts w:ascii="Cambria Math" w:hAnsi="Cambria Math" w:cstheme="minorBidi"/>
+              <w:color w:val="000000" w:themeColor="text1"/>
+              <w:kern w:val="24"/>
+              <w:sz w:val="22"/>
+              <w:szCs w:val="40"/>
+            </w:rPr>
+            <m:t>exp</m:t>
+          </m:r>
+          <m:d>
+            <m:dPr>
+              <m:ctrlPr>
+                <w:rPr>
+                  <w:rFonts w:ascii="Cambria Math" w:hAnsi="Cambria Math" w:cstheme="minorBidi"/>
+                  <w:i/>
+                  <w:iCs/>
+                  <w:color w:val="000000" w:themeColor="text1"/>
+                  <w:kern w:val="24"/>
+                  <w:sz w:val="22"/>
+                  <w:szCs w:val="40"/>
+                </w:rPr>
+              </m:ctrlPr>
+            </m:dPr>
+            <m:e>
+              <m:r>
+                <w:rPr>
+                  <w:rFonts w:ascii="Cambria Math" w:hAnsi="Cambria Math" w:cstheme="minorBidi"/>
+                  <w:color w:val="000000" w:themeColor="text1"/>
+                  <w:kern w:val="24"/>
+                  <w:sz w:val="22"/>
+                  <w:szCs w:val="40"/>
+                </w:rPr>
+                <m:t>A(</m:t>
+              </m:r>
+              <m:r>
+                <m:rPr>
+                  <m:sty m:val="p"/>
+                </m:rPr>
+                <w:rPr>
+                  <w:rFonts w:ascii="Cambria Math" w:hAnsi="Cambria Math" w:cstheme="minorBidi"/>
+                  <w:color w:val="000000" w:themeColor="text1"/>
+                  <w:kern w:val="24"/>
+                  <w:sz w:val="22"/>
+                  <w:szCs w:val="40"/>
+                </w:rPr>
+                <m:t>t-</m:t>
+              </m:r>
+              <m:sSub>
+                <m:sSubPr>
+                  <m:ctrlPr>
+                    <w:rPr>
+                      <w:rFonts w:ascii="Cambria Math" w:hAnsi="Cambria Math" w:cstheme="minorBidi"/>
+                      <w:color w:val="000000" w:themeColor="text1"/>
+                      <w:kern w:val="24"/>
+                      <w:sz w:val="22"/>
+                      <w:szCs w:val="40"/>
+                    </w:rPr>
+                  </m:ctrlPr>
+                </m:sSubPr>
+                <m:e>
+                  <m:r>
+                    <m:rPr>
+                      <m:sty m:val="p"/>
+                    </m:rPr>
+                    <w:rPr>
+                      <w:rFonts w:ascii="Cambria Math" w:hAnsi="Cambria Math" w:cstheme="minorBidi"/>
+                      <w:color w:val="000000" w:themeColor="text1"/>
+                      <w:kern w:val="24"/>
+                      <w:sz w:val="22"/>
+                      <w:szCs w:val="40"/>
+                    </w:rPr>
+                    <m:t>t</m:t>
+                  </m:r>
+                </m:e>
+                <m:sub>
+                  <m:r>
+                    <m:rPr>
+                      <m:sty m:val="p"/>
+                    </m:rPr>
+                    <w:rPr>
+                      <w:rFonts w:ascii="Cambria Math" w:hAnsi="Cambria Math" w:cstheme="minorBidi"/>
+                      <w:color w:val="000000" w:themeColor="text1"/>
+                      <w:kern w:val="24"/>
+                      <w:sz w:val="22"/>
+                      <w:szCs w:val="40"/>
+                    </w:rPr>
+                    <m:t>0</m:t>
+                  </m:r>
+                </m:sub>
+              </m:sSub>
+              <m:r>
+                <m:rPr>
+                  <m:sty m:val="p"/>
+                </m:rPr>
+                <w:rPr>
+                  <w:rFonts w:ascii="Cambria Math" w:hAnsi="Cambria Math" w:cstheme="minorBidi"/>
+                  <w:color w:val="000000" w:themeColor="text1"/>
+                  <w:kern w:val="24"/>
+                  <w:sz w:val="22"/>
+                  <w:szCs w:val="40"/>
+                </w:rPr>
+                <m:t>)</m:t>
+              </m:r>
+            </m:e>
+          </m:d>
+          <m:nary>
+            <m:naryPr>
+              <m:ctrlPr>
+                <w:rPr>
+                  <w:rFonts w:ascii="Cambria Math" w:hAnsi="Cambria Math" w:cstheme="minorBidi"/>
+                  <w:i/>
+                  <w:iCs/>
+                  <w:color w:val="000000" w:themeColor="text1"/>
+                  <w:kern w:val="24"/>
+                  <w:sz w:val="22"/>
+                  <w:szCs w:val="40"/>
+                </w:rPr>
+              </m:ctrlPr>
+            </m:naryPr>
+            <m:sub>
+              <m:sSub>
+                <m:sSubPr>
+                  <m:ctrlPr>
+                    <w:rPr>
+                      <w:rFonts w:ascii="Cambria Math" w:hAnsi="Cambria Math" w:cstheme="minorBidi"/>
+                      <w:i/>
+                      <w:color w:val="000000" w:themeColor="text1"/>
+                      <w:kern w:val="24"/>
+                      <w:sz w:val="22"/>
+                      <w:szCs w:val="40"/>
+                    </w:rPr>
+                  </m:ctrlPr>
+                </m:sSubPr>
+                <m:e>
+                  <m:r>
+                    <w:rPr>
+                      <w:rFonts w:ascii="Cambria Math" w:hAnsi="Cambria Math" w:cstheme="minorBidi"/>
+                      <w:color w:val="000000" w:themeColor="text1"/>
+                      <w:kern w:val="24"/>
+                      <w:sz w:val="22"/>
+                      <w:szCs w:val="40"/>
+                    </w:rPr>
+                    <m:t>t</m:t>
+                  </m:r>
+                </m:e>
+                <m:sub>
+                  <m:r>
+                    <w:rPr>
+                      <w:rFonts w:ascii="Cambria Math" w:hAnsi="Cambria Math" w:cstheme="minorBidi"/>
+                      <w:color w:val="000000" w:themeColor="text1"/>
+                      <w:kern w:val="24"/>
+                      <w:sz w:val="22"/>
+                      <w:szCs w:val="40"/>
+                    </w:rPr>
+                    <m:t>0</m:t>
+                  </m:r>
+                </m:sub>
+              </m:sSub>
+            </m:sub>
+            <m:sup>
+              <m:r>
+                <w:rPr>
+                  <w:rFonts w:ascii="Cambria Math" w:hAnsi="Cambria Math" w:cstheme="minorBidi"/>
+                  <w:color w:val="000000" w:themeColor="text1"/>
+                  <w:kern w:val="24"/>
+                  <w:sz w:val="22"/>
+                  <w:szCs w:val="40"/>
+                </w:rPr>
+                <m:t>t</m:t>
+              </m:r>
+            </m:sup>
+            <m:e>
+              <m:r>
+                <m:rPr>
+                  <m:sty m:val="p"/>
+                </m:rPr>
+                <w:rPr>
+                  <w:rFonts w:ascii="Cambria Math" w:hAnsi="Cambria Math" w:cstheme="minorBidi"/>
+                  <w:color w:val="000000" w:themeColor="text1"/>
+                  <w:kern w:val="24"/>
+                  <w:sz w:val="22"/>
+                  <w:szCs w:val="40"/>
+                </w:rPr>
+                <m:t>exp</m:t>
+              </m:r>
+              <m:d>
+                <m:dPr>
+                  <m:ctrlPr>
+                    <w:rPr>
+                      <w:rFonts w:ascii="Cambria Math" w:hAnsi="Cambria Math" w:cstheme="minorBidi"/>
+                      <w:i/>
+                      <w:iCs/>
+                      <w:color w:val="000000" w:themeColor="text1"/>
+                      <w:kern w:val="24"/>
+                      <w:sz w:val="22"/>
+                      <w:szCs w:val="40"/>
+                    </w:rPr>
+                  </m:ctrlPr>
+                </m:dPr>
+                <m:e>
+                  <m:r>
+                    <w:rPr>
+                      <w:rFonts w:ascii="Cambria Math" w:hAnsi="Cambria Math" w:cstheme="minorBidi"/>
+                      <w:color w:val="000000" w:themeColor="text1"/>
+                      <w:kern w:val="24"/>
+                      <w:sz w:val="22"/>
+                      <w:szCs w:val="40"/>
+                    </w:rPr>
+                    <m:t>-Aτ</m:t>
+                  </m:r>
+                </m:e>
+              </m:d>
+              <m:r>
+                <w:rPr>
+                  <w:rFonts w:ascii="Cambria Math" w:hAnsi="Cambria Math" w:cstheme="minorBidi"/>
+                  <w:color w:val="000000" w:themeColor="text1"/>
+                  <w:kern w:val="24"/>
+                  <w:sz w:val="22"/>
+                  <w:szCs w:val="40"/>
+                </w:rPr>
+                <m:t>B</m:t>
+              </m:r>
+              <m:r>
+                <m:rPr>
+                  <m:sty m:val="bi"/>
+                </m:rPr>
+                <w:rPr>
+                  <w:rFonts w:ascii="Cambria Math" w:hAnsi="Cambria Math" w:cstheme="minorBidi"/>
+                  <w:color w:val="000000" w:themeColor="text1"/>
+                  <w:kern w:val="24"/>
+                  <w:sz w:val="22"/>
+                  <w:szCs w:val="40"/>
+                </w:rPr>
+                <m:t>u</m:t>
+              </m:r>
+              <m:d>
+                <m:dPr>
+                  <m:ctrlPr>
+                    <w:rPr>
+                      <w:rFonts w:ascii="Cambria Math" w:hAnsi="Cambria Math" w:cstheme="minorBidi"/>
+                      <w:i/>
+                      <w:iCs/>
+                      <w:color w:val="000000" w:themeColor="text1"/>
+                      <w:kern w:val="24"/>
+                      <w:sz w:val="22"/>
+                      <w:szCs w:val="40"/>
+                    </w:rPr>
+                  </m:ctrlPr>
+                </m:dPr>
+                <m:e>
+                  <m:r>
+                    <w:rPr>
+                      <w:rFonts w:ascii="Cambria Math" w:hAnsi="Cambria Math" w:cstheme="minorBidi"/>
+                      <w:color w:val="000000" w:themeColor="text1"/>
+                      <w:kern w:val="24"/>
+                      <w:sz w:val="22"/>
+                      <w:szCs w:val="40"/>
+                    </w:rPr>
+                    <m:t>t</m:t>
+                  </m:r>
+                </m:e>
+              </m:d>
+              <m:r>
+                <w:rPr>
+                  <w:rFonts w:ascii="Cambria Math" w:hAnsi="Cambria Math" w:cstheme="minorBidi"/>
+                  <w:color w:val="000000" w:themeColor="text1"/>
+                  <w:kern w:val="24"/>
+                  <w:sz w:val="22"/>
+                  <w:szCs w:val="40"/>
+                </w:rPr>
+                <m:t>dτ</m:t>
+              </m:r>
+            </m:e>
+          </m:nary>
+        </m:oMath>
+      </m:oMathPara>
+    </w:p>
+    <w:p>
+      <w:pPr>
+        <w:pStyle w:val="NormalnyWeb"/>
+        <w:spacing w:before="0" w:beforeAutospacing="0" w:after="0" w:afterAutospacing="0"/>
+        <w:jc w:val="both"/>
+        <w:rPr>
+          <w:iCs/>
+          <w:color w:val="000000" w:themeColor="text1"/>
+          <w:kern w:val="24"/>
+          <w:szCs w:val="40"/>
+        </w:rPr>
+      </w:pPr>
+      <m:oMathPara>
+        <m:oMath>
+          <m:r>
+            <m:rPr>
+              <m:sty m:val="b"/>
+            </m:rPr>
+            <w:rPr>
+              <w:rFonts w:ascii="Cambria Math" w:hAnsi="Cambria Math" w:cstheme="minorBidi"/>
+              <w:color w:val="000000" w:themeColor="text1"/>
+              <w:kern w:val="24"/>
+              <w:szCs w:val="40"/>
+            </w:rPr>
+            <m:t>x</m:t>
+          </m:r>
+          <m:d>
+            <m:dPr>
+              <m:ctrlPr>
+                <w:rPr>
+                  <w:rFonts w:ascii="Cambria Math" w:hAnsi="Cambria Math" w:cstheme="minorBidi"/>
+                  <w:b/>
+                  <w:bCs/>
+                  <w:i/>
+                  <w:iCs/>
+                  <w:color w:val="000000" w:themeColor="text1"/>
+                  <w:kern w:val="24"/>
+                  <w:szCs w:val="40"/>
+                </w:rPr>
+              </m:ctrlPr>
+            </m:dPr>
+            <m:e>
+              <m:sSub>
+                <m:sSubPr>
+                  <m:ctrlPr>
+                    <w:rPr>
+                      <w:rFonts w:ascii="Cambria Math" w:hAnsi="Cambria Math" w:cstheme="minorBidi"/>
+                      <w:color w:val="000000" w:themeColor="text1"/>
+                      <w:kern w:val="24"/>
+                      <w:szCs w:val="40"/>
+                    </w:rPr>
+                  </m:ctrlPr>
+                </m:sSubPr>
+                <m:e>
+                  <m:r>
+                    <m:rPr>
+                      <m:sty m:val="p"/>
+                    </m:rPr>
+                    <w:rPr>
+                      <w:rFonts w:ascii="Cambria Math" w:hAnsi="Cambria Math" w:cstheme="minorBidi"/>
+                      <w:color w:val="000000" w:themeColor="text1"/>
+                      <w:kern w:val="24"/>
+                      <w:szCs w:val="40"/>
+                    </w:rPr>
+                    <m:t>t</m:t>
+                  </m:r>
+                </m:e>
+                <m:sub>
+                  <m:r>
+                    <m:rPr>
+                      <m:sty m:val="p"/>
+                    </m:rPr>
+                    <w:rPr>
+                      <w:rFonts w:ascii="Cambria Math" w:hAnsi="Cambria Math" w:cstheme="minorBidi"/>
+                      <w:color w:val="000000" w:themeColor="text1"/>
+                      <w:kern w:val="24"/>
+                      <w:szCs w:val="40"/>
+                    </w:rPr>
+                    <m:t>k+1</m:t>
+                  </m:r>
+                </m:sub>
+              </m:sSub>
+            </m:e>
+          </m:d>
+          <m:r>
+            <m:rPr>
+              <m:sty m:val="b"/>
+            </m:rPr>
+            <w:rPr>
+              <w:rFonts w:ascii="Cambria Math" w:hAnsi="Cambria Math" w:cstheme="minorBidi"/>
+              <w:color w:val="000000" w:themeColor="text1"/>
+              <w:kern w:val="24"/>
+              <w:szCs w:val="40"/>
+            </w:rPr>
+            <m:t>=</m:t>
+          </m:r>
+          <m:r>
+            <m:rPr>
+              <m:sty m:val="p"/>
+            </m:rPr>
+            <w:rPr>
+              <w:rFonts w:ascii="Cambria Math" w:hAnsi="Cambria Math" w:cstheme="minorBidi"/>
+              <w:color w:val="000000" w:themeColor="text1"/>
+              <w:kern w:val="24"/>
+              <w:szCs w:val="40"/>
+            </w:rPr>
+            <m:t>exp</m:t>
+          </m:r>
+          <m:d>
+            <m:dPr>
+              <m:ctrlPr>
+                <w:rPr>
+                  <w:rFonts w:ascii="Cambria Math" w:hAnsi="Cambria Math" w:cstheme="minorBidi"/>
+                  <w:i/>
+                  <w:iCs/>
+                  <w:color w:val="000000" w:themeColor="text1"/>
+                  <w:kern w:val="24"/>
+                  <w:szCs w:val="40"/>
+                </w:rPr>
+              </m:ctrlPr>
+            </m:dPr>
+            <m:e>
+              <m:r>
+                <w:rPr>
+                  <w:rFonts w:ascii="Cambria Math" w:hAnsi="Cambria Math" w:cstheme="minorBidi"/>
+                  <w:color w:val="000000" w:themeColor="text1"/>
+                  <w:kern w:val="24"/>
+                  <w:szCs w:val="40"/>
+                </w:rPr>
+                <m:t>A</m:t>
+              </m:r>
+              <m:r>
+                <m:rPr>
+                  <m:sty m:val="p"/>
+                </m:rPr>
+                <w:rPr>
+                  <w:rFonts w:ascii="Cambria Math" w:hAnsi="Cambria Math" w:cstheme="minorBidi"/>
+                  <w:color w:val="000000" w:themeColor="text1"/>
+                  <w:kern w:val="24"/>
+                  <w:szCs w:val="40"/>
+                </w:rPr>
+                <m:t>Δ</m:t>
+              </m:r>
+              <m:r>
+                <w:rPr>
+                  <w:rFonts w:ascii="Cambria Math" w:hAnsi="Cambria Math" w:cstheme="minorBidi"/>
+                  <w:color w:val="000000" w:themeColor="text1"/>
+                  <w:kern w:val="24"/>
+                  <w:szCs w:val="40"/>
+                </w:rPr>
+                <m:t>t</m:t>
+              </m:r>
+            </m:e>
+          </m:d>
+          <m:sSub>
+            <m:sSubPr>
+              <m:ctrlPr>
+                <w:rPr>
+                  <w:rFonts w:ascii="Cambria Math" w:hAnsi="Cambria Math" w:cstheme="minorBidi"/>
+                  <w:i/>
+                  <w:iCs/>
+                  <w:color w:val="000000" w:themeColor="text1"/>
+                  <w:kern w:val="24"/>
+                  <w:szCs w:val="40"/>
+                </w:rPr>
+              </m:ctrlPr>
+            </m:sSubPr>
+            <m:e>
+              <m:r>
+                <m:rPr>
+                  <m:sty m:val="b"/>
+                </m:rPr>
+                <w:rPr>
+                  <w:rFonts w:ascii="Cambria Math" w:hAnsi="Cambria Math" w:cstheme="minorBidi"/>
+                  <w:color w:val="000000" w:themeColor="text1"/>
+                  <w:kern w:val="24"/>
+                  <w:szCs w:val="40"/>
+                </w:rPr>
+                <m:t>x</m:t>
+              </m:r>
+            </m:e>
+            <m:sub>
+              <m:r>
+                <w:rPr>
+                  <w:rFonts w:ascii="Cambria Math" w:hAnsi="Cambria Math" w:cstheme="minorBidi"/>
+                  <w:color w:val="000000" w:themeColor="text1"/>
+                  <w:kern w:val="24"/>
+                  <w:szCs w:val="40"/>
+                </w:rPr>
+                <m:t>k</m:t>
+              </m:r>
+            </m:sub>
+          </m:sSub>
+          <m:r>
+            <w:rPr>
+              <w:rFonts w:ascii="Cambria Math" w:hAnsi="Cambria Math" w:cstheme="minorBidi"/>
+              <w:color w:val="000000" w:themeColor="text1"/>
+              <w:kern w:val="24"/>
+              <w:szCs w:val="40"/>
+            </w:rPr>
+            <m:t>+</m:t>
+          </m:r>
+          <m:r>
+            <m:rPr>
+              <m:sty m:val="p"/>
+            </m:rPr>
+            <w:rPr>
+              <w:rFonts w:ascii="Cambria Math" w:hAnsi="Cambria Math" w:cstheme="minorBidi"/>
+              <w:color w:val="000000" w:themeColor="text1"/>
+              <w:kern w:val="24"/>
+              <w:sz w:val="22"/>
+              <w:szCs w:val="40"/>
+            </w:rPr>
+            <m:t>exp</m:t>
+          </m:r>
+          <m:d>
+            <m:dPr>
+              <m:ctrlPr>
+                <w:rPr>
+                  <w:rFonts w:ascii="Cambria Math" w:hAnsi="Cambria Math" w:cstheme="minorBidi"/>
+                  <w:i/>
+                  <w:iCs/>
+                  <w:color w:val="000000" w:themeColor="text1"/>
+                  <w:kern w:val="24"/>
+                  <w:sz w:val="22"/>
+                  <w:szCs w:val="40"/>
+                </w:rPr>
+              </m:ctrlPr>
+            </m:dPr>
+            <m:e>
+              <m:r>
+                <w:rPr>
+                  <w:rFonts w:ascii="Cambria Math" w:hAnsi="Cambria Math" w:cstheme="minorBidi"/>
+                  <w:color w:val="000000" w:themeColor="text1"/>
+                  <w:kern w:val="24"/>
+                  <w:sz w:val="22"/>
+                  <w:szCs w:val="40"/>
+                </w:rPr>
+                <m:t>A</m:t>
+              </m:r>
+              <m:r>
+                <m:rPr>
+                  <m:sty m:val="p"/>
+                </m:rPr>
+                <w:rPr>
+                  <w:rFonts w:ascii="Cambria Math" w:hAnsi="Cambria Math" w:cstheme="minorBidi"/>
+                  <w:color w:val="000000" w:themeColor="text1"/>
+                  <w:kern w:val="24"/>
+                  <w:sz w:val="22"/>
+                  <w:szCs w:val="40"/>
+                </w:rPr>
+                <m:t>Δt</m:t>
+              </m:r>
+            </m:e>
+          </m:d>
+          <m:nary>
+            <m:naryPr>
+              <m:ctrlPr>
+                <w:rPr>
+                  <w:rFonts w:ascii="Cambria Math" w:hAnsi="Cambria Math" w:cstheme="minorBidi"/>
+                  <w:i/>
+                  <w:iCs/>
+                  <w:color w:val="000000" w:themeColor="text1"/>
+                  <w:kern w:val="24"/>
+                  <w:szCs w:val="40"/>
+                </w:rPr>
+              </m:ctrlPr>
+            </m:naryPr>
+            <m:sub>
+              <m:r>
+                <w:rPr>
+                  <w:rFonts w:ascii="Cambria Math" w:hAnsi="Cambria Math" w:cstheme="minorBidi"/>
+                  <w:color w:val="000000" w:themeColor="text1"/>
+                  <w:kern w:val="24"/>
+                  <w:szCs w:val="40"/>
+                </w:rPr>
+                <m:t>0</m:t>
+              </m:r>
+            </m:sub>
+            <m:sup>
+              <m:r>
+                <m:rPr>
+                  <m:sty m:val="p"/>
+                </m:rPr>
+                <w:rPr>
+                  <w:rFonts w:ascii="Cambria Math" w:hAnsi="Cambria Math" w:cstheme="minorBidi"/>
+                  <w:color w:val="000000" w:themeColor="text1"/>
+                  <w:kern w:val="24"/>
+                  <w:szCs w:val="40"/>
+                </w:rPr>
+                <m:t>Δ</m:t>
+              </m:r>
+              <m:r>
+                <w:rPr>
+                  <w:rFonts w:ascii="Cambria Math" w:hAnsi="Cambria Math" w:cstheme="minorBidi"/>
+                  <w:color w:val="000000" w:themeColor="text1"/>
+                  <w:kern w:val="24"/>
+                  <w:szCs w:val="40"/>
+                </w:rPr>
+                <m:t xml:space="preserve">_t </m:t>
+              </m:r>
+            </m:sup>
+            <m:e>
+              <m:r>
+                <m:rPr>
+                  <m:sty m:val="p"/>
+                </m:rPr>
+                <w:rPr>
+                  <w:rFonts w:ascii="Cambria Math" w:hAnsi="Cambria Math" w:cstheme="minorBidi"/>
+                  <w:color w:val="000000" w:themeColor="text1"/>
+                  <w:kern w:val="24"/>
+                  <w:szCs w:val="40"/>
+                </w:rPr>
+                <m:t>exp</m:t>
+              </m:r>
+              <m:d>
+                <m:dPr>
+                  <m:ctrlPr>
+                    <w:rPr>
+                      <w:rFonts w:ascii="Cambria Math" w:hAnsi="Cambria Math" w:cstheme="minorBidi"/>
+                      <w:i/>
+                      <w:iCs/>
+                      <w:color w:val="000000" w:themeColor="text1"/>
+                      <w:kern w:val="24"/>
+                      <w:szCs w:val="40"/>
+                    </w:rPr>
+                  </m:ctrlPr>
+                </m:dPr>
+                <m:e>
+                  <m:r>
+                    <w:rPr>
+                      <w:rFonts w:ascii="Cambria Math" w:hAnsi="Cambria Math" w:cstheme="minorBidi"/>
+                      <w:color w:val="000000" w:themeColor="text1"/>
+                      <w:kern w:val="24"/>
+                      <w:szCs w:val="40"/>
+                    </w:rPr>
+                    <m:t>-Aτ</m:t>
+                  </m:r>
+                </m:e>
+              </m:d>
+              <m:r>
+                <w:rPr>
+                  <w:rFonts w:ascii="Cambria Math" w:hAnsi="Cambria Math" w:cstheme="minorBidi"/>
+                  <w:color w:val="000000" w:themeColor="text1"/>
+                  <w:kern w:val="24"/>
+                  <w:szCs w:val="40"/>
+                </w:rPr>
+                <m:t>)B</m:t>
+              </m:r>
+              <m:r>
+                <m:rPr>
+                  <m:sty m:val="bi"/>
+                </m:rPr>
+                <w:rPr>
+                  <w:rFonts w:ascii="Cambria Math" w:hAnsi="Cambria Math" w:cstheme="minorBidi"/>
+                  <w:color w:val="000000" w:themeColor="text1"/>
+                  <w:kern w:val="24"/>
+                  <w:szCs w:val="40"/>
+                </w:rPr>
+                <m:t>u</m:t>
+              </m:r>
+              <m:d>
+                <m:dPr>
+                  <m:ctrlPr>
+                    <w:rPr>
+                      <w:rFonts w:ascii="Cambria Math" w:hAnsi="Cambria Math" w:cstheme="minorBidi"/>
+                      <w:i/>
+                      <w:iCs/>
+                      <w:color w:val="000000" w:themeColor="text1"/>
+                      <w:kern w:val="24"/>
+                      <w:szCs w:val="40"/>
+                    </w:rPr>
+                  </m:ctrlPr>
+                </m:dPr>
+                <m:e>
+                  <m:r>
+                    <w:rPr>
+                      <w:rFonts w:ascii="Cambria Math" w:hAnsi="Cambria Math" w:cstheme="minorBidi"/>
+                      <w:color w:val="000000" w:themeColor="text1"/>
+                      <w:kern w:val="24"/>
+                      <w:szCs w:val="40"/>
+                    </w:rPr>
+                    <m:t>t</m:t>
+                  </m:r>
+                </m:e>
+              </m:d>
+              <m:r>
+                <w:rPr>
+                  <w:rFonts w:ascii="Cambria Math" w:hAnsi="Cambria Math" w:cstheme="minorBidi"/>
+                  <w:color w:val="000000" w:themeColor="text1"/>
+                  <w:kern w:val="24"/>
+                  <w:szCs w:val="40"/>
+                </w:rPr>
+                <m:t>dτ</m:t>
+              </m:r>
+            </m:e>
+          </m:nary>
+        </m:oMath>
+      </m:oMathPara>
+    </w:p>
+    <w:p>
+      <w:pPr>
+        <w:pStyle w:val="Akapitzlist"/>
+        <w:jc w:val="both"/>
+        <w:rPr>
+          <w:rFonts w:cstheme="minorHAnsi"/>
+        </w:rPr>
+      </w:pPr>
+    </w:p>
+    <w:p>
+      <w:pPr>
+        <w:pStyle w:val="Akapitzlist"/>
+        <w:jc w:val="both"/>
+        <w:rPr>
+          <w:rFonts w:eastAsiaTheme="minorEastAsia" w:cstheme="minorHAnsi"/>
+          <w:color w:val="000000" w:themeColor="text1"/>
+          <w:kern w:val="24"/>
+          <w:szCs w:val="40"/>
+        </w:rPr>
+      </w:pPr>
+      <w:r>
+        <w:rPr>
+          <w:rFonts w:cstheme="minorHAnsi"/>
+        </w:rPr>
+        <w:t xml:space="preserve">czyli propagujemy rozwiązanie od stanu początkowego </w:t>
+      </w:r>
+      <m:oMath>
+        <m:sSub>
+          <m:sSubPr>
+            <m:ctrlPr>
+              <w:rPr>
+                <w:rFonts w:ascii="Cambria Math" w:hAnsi="Cambria Math"/>
+                <w:i/>
+                <w:iCs/>
+                <w:color w:val="000000" w:themeColor="text1"/>
+                <w:kern w:val="24"/>
+                <w:szCs w:val="40"/>
+              </w:rPr>
+            </m:ctrlPr>
+          </m:sSubPr>
+          <m:e>
+            <m:r>
+              <m:rPr>
+                <m:sty m:val="b"/>
+              </m:rPr>
+              <w:rPr>
+                <w:rFonts w:ascii="Cambria Math" w:hAnsi="Cambria Math"/>
+                <w:color w:val="000000" w:themeColor="text1"/>
+                <w:kern w:val="24"/>
+                <w:szCs w:val="40"/>
+              </w:rPr>
+              <m:t>x</m:t>
+            </m:r>
+          </m:e>
+          <m:sub>
+            <m:r>
+              <w:rPr>
+                <w:rFonts w:ascii="Cambria Math" w:hAnsi="Cambria Math"/>
+                <w:color w:val="000000" w:themeColor="text1"/>
+                <w:kern w:val="24"/>
+                <w:szCs w:val="40"/>
+              </w:rPr>
+              <m:t>k</m:t>
+            </m:r>
+          </m:sub>
+        </m:sSub>
+        <m:r>
+          <w:rPr>
+            <w:rFonts w:ascii="Cambria Math" w:hAnsi="Cambria Math"/>
+            <w:color w:val="000000" w:themeColor="text1"/>
+            <w:kern w:val="24"/>
+            <w:szCs w:val="40"/>
+          </w:rPr>
+          <m:t>=</m:t>
+        </m:r>
+        <m:r>
+          <m:rPr>
+            <m:sty m:val="b"/>
+          </m:rPr>
+          <w:rPr>
+            <w:rFonts w:ascii="Cambria Math" w:hAnsi="Cambria Math"/>
+            <w:color w:val="000000" w:themeColor="text1"/>
+            <w:kern w:val="24"/>
+            <w:szCs w:val="40"/>
+          </w:rPr>
+          <m:t>x</m:t>
+        </m:r>
+        <m:d>
+          <m:dPr>
+            <m:ctrlPr>
+              <w:rPr>
+                <w:rFonts w:ascii="Cambria Math" w:hAnsi="Cambria Math"/>
+                <w:b/>
+                <w:bCs/>
+                <w:i/>
+                <w:iCs/>
+                <w:color w:val="000000" w:themeColor="text1"/>
+                <w:kern w:val="24"/>
+                <w:szCs w:val="40"/>
+              </w:rPr>
+            </m:ctrlPr>
+          </m:dPr>
+          <m:e>
+            <m:sSub>
+              <m:sSubPr>
+                <m:ctrlPr>
+                  <w:rPr>
+                    <w:rFonts w:ascii="Cambria Math" w:hAnsi="Cambria Math"/>
+                    <w:color w:val="000000" w:themeColor="text1"/>
+                    <w:kern w:val="24"/>
+                    <w:szCs w:val="40"/>
+                  </w:rPr>
+                </m:ctrlPr>
+              </m:sSubPr>
+              <m:e>
+                <m:r>
+                  <m:rPr>
+                    <m:sty m:val="p"/>
+                  </m:rPr>
+                  <w:rPr>
+                    <w:rFonts w:ascii="Cambria Math" w:hAnsi="Cambria Math"/>
+                    <w:color w:val="000000" w:themeColor="text1"/>
+                    <w:kern w:val="24"/>
+                    <w:szCs w:val="40"/>
+                  </w:rPr>
+                  <m:t>t</m:t>
+                </m:r>
+              </m:e>
+              <m:sub>
+                <m:r>
+                  <m:rPr>
+                    <m:sty m:val="p"/>
+                  </m:rPr>
+                  <w:rPr>
+                    <w:rFonts w:ascii="Cambria Math" w:hAnsi="Cambria Math"/>
+                    <w:color w:val="000000" w:themeColor="text1"/>
+                    <w:kern w:val="24"/>
+                    <w:szCs w:val="40"/>
+                  </w:rPr>
+                  <m:t>k</m:t>
+                </m:r>
+              </m:sub>
+            </m:sSub>
+          </m:e>
+        </m:d>
+      </m:oMath>
+      <w:r>
+        <w:rPr>
+          <w:rFonts w:eastAsiaTheme="minorEastAsia" w:cstheme="minorHAnsi"/>
+          <w:iCs/>
+          <w:color w:val="000000" w:themeColor="text1"/>
+          <w:kern w:val="24"/>
+          <w:szCs w:val="40"/>
+        </w:rPr>
+        <w:t xml:space="preserve"> do stanu końcowego </w:t>
+      </w:r>
+      <m:oMath>
+        <m:r>
+          <m:rPr>
+            <m:sty m:val="b"/>
+          </m:rPr>
+          <w:rPr>
+            <w:rFonts w:ascii="Cambria Math" w:hAnsi="Cambria Math"/>
+            <w:color w:val="000000" w:themeColor="text1"/>
+            <w:kern w:val="24"/>
+            <w:szCs w:val="40"/>
+          </w:rPr>
+          <m:t>x</m:t>
+        </m:r>
+        <m:d>
+          <m:dPr>
+            <m:ctrlPr>
+              <w:rPr>
+                <w:rFonts w:ascii="Cambria Math" w:hAnsi="Cambria Math"/>
+                <w:b/>
+                <w:bCs/>
+                <w:i/>
+                <w:iCs/>
+                <w:color w:val="000000" w:themeColor="text1"/>
+                <w:kern w:val="24"/>
+                <w:szCs w:val="40"/>
+              </w:rPr>
+            </m:ctrlPr>
+          </m:dPr>
+          <m:e>
+            <m:sSub>
+              <m:sSubPr>
+                <m:ctrlPr>
+                  <w:rPr>
+                    <w:rFonts w:ascii="Cambria Math" w:hAnsi="Cambria Math"/>
+                    <w:color w:val="000000" w:themeColor="text1"/>
+                    <w:kern w:val="24"/>
+                    <w:szCs w:val="40"/>
+                  </w:rPr>
+                </m:ctrlPr>
+              </m:sSubPr>
+              <m:e>
+                <m:r>
+                  <m:rPr>
+                    <m:sty m:val="p"/>
+                  </m:rPr>
+                  <w:rPr>
+                    <w:rFonts w:ascii="Cambria Math" w:hAnsi="Cambria Math"/>
+                    <w:color w:val="000000" w:themeColor="text1"/>
+                    <w:kern w:val="24"/>
+                    <w:szCs w:val="40"/>
+                  </w:rPr>
+                  <m:t>t</m:t>
+                </m:r>
+              </m:e>
+              <m:sub>
+                <m:r>
+                  <m:rPr>
+                    <m:sty m:val="p"/>
+                  </m:rPr>
+                  <w:rPr>
+                    <w:rFonts w:ascii="Cambria Math" w:hAnsi="Cambria Math"/>
+                    <w:color w:val="000000" w:themeColor="text1"/>
+                    <w:kern w:val="24"/>
+                    <w:szCs w:val="40"/>
+                  </w:rPr>
+                  <m:t>k+1</m:t>
+                </m:r>
+              </m:sub>
+            </m:sSub>
+          </m:e>
+        </m:d>
+        <m:r>
+          <m:rPr>
+            <m:sty m:val="bi"/>
+          </m:rPr>
+          <w:rPr>
+            <w:rFonts w:ascii="Cambria Math" w:hAnsi="Cambria Math"/>
+            <w:color w:val="000000" w:themeColor="text1"/>
+            <w:kern w:val="24"/>
+            <w:szCs w:val="40"/>
+          </w:rPr>
+          <m:t>=</m:t>
+        </m:r>
+        <m:sSub>
+          <m:sSubPr>
+            <m:ctrlPr>
+              <w:rPr>
+                <w:rFonts w:ascii="Cambria Math" w:hAnsi="Cambria Math"/>
+                <w:i/>
+                <w:iCs/>
+                <w:color w:val="000000" w:themeColor="text1"/>
+                <w:kern w:val="24"/>
+                <w:szCs w:val="40"/>
+              </w:rPr>
+            </m:ctrlPr>
+          </m:sSubPr>
+          <m:e>
+            <m:r>
+              <m:rPr>
+                <m:sty m:val="b"/>
+              </m:rPr>
+              <w:rPr>
+                <w:rFonts w:ascii="Cambria Math" w:hAnsi="Cambria Math"/>
+                <w:color w:val="000000" w:themeColor="text1"/>
+                <w:kern w:val="24"/>
+                <w:szCs w:val="40"/>
+              </w:rPr>
+              <m:t>x</m:t>
+            </m:r>
+          </m:e>
+          <m:sub>
+            <m:r>
+              <w:rPr>
+                <w:rFonts w:ascii="Cambria Math" w:hAnsi="Cambria Math"/>
+                <w:color w:val="000000" w:themeColor="text1"/>
+                <w:kern w:val="24"/>
+                <w:szCs w:val="40"/>
+              </w:rPr>
+              <m:t>k+1</m:t>
+            </m:r>
+          </m:sub>
+        </m:sSub>
+      </m:oMath>
+      <w:r>
+        <w:rPr>
+          <w:rFonts w:eastAsiaTheme="minorEastAsia" w:cstheme="minorHAnsi"/>
+          <w:iCs/>
+          <w:color w:val="000000" w:themeColor="text1"/>
+          <w:kern w:val="24"/>
+          <w:szCs w:val="40"/>
+        </w:rPr>
+        <w:t xml:space="preserve"> przez czas </w:t>
+      </w:r>
+      <m:oMath>
+        <m:r>
+          <m:rPr>
+            <m:sty m:val="p"/>
+          </m:rPr>
+          <w:rPr>
+            <w:rFonts w:ascii="Cambria Math" w:hAnsi="Cambria Math"/>
+            <w:color w:val="000000" w:themeColor="text1"/>
+            <w:kern w:val="24"/>
+            <w:szCs w:val="40"/>
+          </w:rPr>
+          <m:t>Δ</m:t>
+        </m:r>
+        <m:r>
+          <w:rPr>
+            <w:rFonts w:ascii="Cambria Math" w:hAnsi="Cambria Math"/>
+            <w:color w:val="000000" w:themeColor="text1"/>
+            <w:kern w:val="24"/>
+            <w:szCs w:val="40"/>
+          </w:rPr>
+          <m:t>t</m:t>
+        </m:r>
+      </m:oMath>
+      <w:r>
+        <w:rPr>
+          <w:rFonts w:eastAsiaTheme="minorEastAsia" w:cstheme="minorHAnsi"/>
+          <w:color w:val="000000" w:themeColor="text1"/>
+          <w:kern w:val="24"/>
+          <w:szCs w:val="40"/>
+        </w:rPr>
+        <w:t>. Jest to ogólna własność równań różniczkowych</w:t>
+      </w:r>
+      <w:r>
+        <w:rPr>
+          <w:rFonts w:eastAsiaTheme="minorEastAsia" w:cstheme="minorHAnsi"/>
+          <w:color w:val="000000" w:themeColor="text1"/>
+          <w:kern w:val="24"/>
+          <w:szCs w:val="40"/>
+        </w:rPr>
+        <w:t>, że można propagować rozwiąz</w:t>
+      </w:r>
+      <w:r>
+        <w:rPr>
+          <w:rFonts w:eastAsiaTheme="minorEastAsia" w:cstheme="minorHAnsi"/>
+          <w:color w:val="000000" w:themeColor="text1"/>
+          <w:kern w:val="24"/>
+          <w:szCs w:val="40"/>
+        </w:rPr>
+        <w:t>a</w:t>
+      </w:r>
+      <w:r>
+        <w:rPr>
+          <w:rFonts w:eastAsiaTheme="minorEastAsia" w:cstheme="minorHAnsi"/>
+          <w:color w:val="000000" w:themeColor="text1"/>
+          <w:kern w:val="24"/>
+          <w:szCs w:val="40"/>
+        </w:rPr>
+        <w:t xml:space="preserve">nie </w:t>
+      </w:r>
+      <w:r>
+        <w:rPr>
+          <w:rFonts w:eastAsiaTheme="minorEastAsia" w:cstheme="minorHAnsi"/>
+          <w:color w:val="000000" w:themeColor="text1"/>
+          <w:kern w:val="24"/>
+          <w:szCs w:val="40"/>
+        </w:rPr>
+        <w:t>„</w:t>
+      </w:r>
+      <w:r>
+        <w:rPr>
+          <w:rFonts w:eastAsiaTheme="minorEastAsia" w:cstheme="minorHAnsi"/>
+          <w:color w:val="000000" w:themeColor="text1"/>
+          <w:kern w:val="24"/>
+          <w:szCs w:val="40"/>
+        </w:rPr>
+        <w:t>po kawałku</w:t>
+      </w:r>
+      <w:r>
+        <w:rPr>
+          <w:rFonts w:eastAsiaTheme="minorEastAsia" w:cstheme="minorHAnsi"/>
+          <w:color w:val="000000" w:themeColor="text1"/>
+          <w:kern w:val="24"/>
+          <w:szCs w:val="40"/>
+        </w:rPr>
+        <w:t xml:space="preserve">” o czas dyskretyzacji </w:t>
+      </w:r>
+      <w:r>
+        <w:rPr>
+          <w:rFonts w:eastAsiaTheme="minorEastAsia" w:cstheme="minorHAnsi"/>
+          <w:color w:val="000000" w:themeColor="text1"/>
+          <w:kern w:val="24"/>
+          <w:szCs w:val="40"/>
+        </w:rPr>
+        <w:t xml:space="preserve"> </w:t>
+      </w:r>
+      <m:oMath>
+        <m:r>
+          <m:rPr>
+            <m:sty m:val="p"/>
+          </m:rPr>
+          <w:rPr>
+            <w:rFonts w:ascii="Cambria Math" w:hAnsi="Cambria Math"/>
+            <w:color w:val="000000" w:themeColor="text1"/>
+            <w:kern w:val="24"/>
+            <w:szCs w:val="40"/>
+          </w:rPr>
+          <m:t>Δt</m:t>
+        </m:r>
+      </m:oMath>
+      <w:r>
+        <w:rPr>
+          <w:rFonts w:eastAsiaTheme="minorEastAsia" w:cstheme="minorHAnsi"/>
+          <w:color w:val="000000" w:themeColor="text1"/>
+          <w:kern w:val="24"/>
+          <w:szCs w:val="40"/>
+        </w:rPr>
+        <w:t>. Mamy więc:</w:t>
+      </w:r>
+    </w:p>
+    <w:p>
+      <w:pPr>
+        <w:pStyle w:val="Akapitzlist"/>
+        <w:jc w:val="both"/>
+        <w:rPr>
+          <w:rFonts w:cstheme="minorHAnsi"/>
+        </w:rPr>
+      </w:pPr>
+    </w:p>
+    <w:p>
+      <w:pPr>
+        <w:pStyle w:val="NormalnyWeb"/>
+        <w:spacing w:before="0" w:beforeAutospacing="0" w:after="0" w:afterAutospacing="0"/>
+        <w:jc w:val="both"/>
+        <w:rPr>
+          <w:iCs/>
+          <w:color w:val="000000" w:themeColor="text1"/>
+          <w:kern w:val="24"/>
+          <w:szCs w:val="40"/>
+        </w:rPr>
+      </w:pPr>
+      <m:oMathPara>
+        <m:oMath>
+          <m:r>
+            <m:rPr>
+              <m:sty m:val="b"/>
+            </m:rPr>
+            <w:rPr>
+              <w:rFonts w:ascii="Cambria Math" w:hAnsi="Cambria Math" w:cstheme="minorBidi"/>
+              <w:color w:val="000000" w:themeColor="text1"/>
+              <w:kern w:val="24"/>
+              <w:szCs w:val="40"/>
+            </w:rPr>
+            <m:t>x</m:t>
+          </m:r>
+          <m:d>
+            <m:dPr>
+              <m:ctrlPr>
+                <w:rPr>
+                  <w:rFonts w:ascii="Cambria Math" w:hAnsi="Cambria Math" w:cstheme="minorBidi"/>
+                  <w:b/>
+                  <w:bCs/>
+                  <w:i/>
+                  <w:iCs/>
+                  <w:color w:val="000000" w:themeColor="text1"/>
+                  <w:kern w:val="24"/>
+                  <w:szCs w:val="40"/>
+                </w:rPr>
+              </m:ctrlPr>
+            </m:dPr>
+            <m:e>
+              <m:sSub>
+                <m:sSubPr>
+                  <m:ctrlPr>
+                    <w:rPr>
+                      <w:rFonts w:ascii="Cambria Math" w:hAnsi="Cambria Math" w:cstheme="minorBidi"/>
+                      <w:color w:val="000000" w:themeColor="text1"/>
+                      <w:kern w:val="24"/>
+                      <w:szCs w:val="40"/>
+                    </w:rPr>
+                  </m:ctrlPr>
+                </m:sSubPr>
+                <m:e>
+                  <m:r>
+                    <m:rPr>
+                      <m:sty m:val="p"/>
+                    </m:rPr>
+                    <w:rPr>
+                      <w:rFonts w:ascii="Cambria Math" w:hAnsi="Cambria Math" w:cstheme="minorBidi"/>
+                      <w:color w:val="000000" w:themeColor="text1"/>
+                      <w:kern w:val="24"/>
+                      <w:szCs w:val="40"/>
+                    </w:rPr>
+                    <m:t>t</m:t>
+                  </m:r>
+                </m:e>
+                <m:sub>
+                  <m:r>
+                    <m:rPr>
+                      <m:sty m:val="p"/>
+                    </m:rPr>
+                    <w:rPr>
+                      <w:rFonts w:ascii="Cambria Math" w:hAnsi="Cambria Math" w:cstheme="minorBidi"/>
+                      <w:color w:val="000000" w:themeColor="text1"/>
+                      <w:kern w:val="24"/>
+                      <w:szCs w:val="40"/>
+                    </w:rPr>
+                    <m:t>k+1</m:t>
+                  </m:r>
+                </m:sub>
+              </m:sSub>
+            </m:e>
+          </m:d>
+          <m:r>
+            <m:rPr>
+              <m:sty m:val="b"/>
+            </m:rPr>
+            <w:rPr>
+              <w:rFonts w:ascii="Cambria Math" w:hAnsi="Cambria Math" w:cstheme="minorBidi"/>
+              <w:color w:val="000000" w:themeColor="text1"/>
+              <w:kern w:val="24"/>
+              <w:szCs w:val="40"/>
+            </w:rPr>
+            <m:t>=</m:t>
+          </m:r>
+          <m:r>
+            <m:rPr>
+              <m:sty m:val="p"/>
+            </m:rPr>
+            <w:rPr>
+              <w:rFonts w:ascii="Cambria Math" w:hAnsi="Cambria Math" w:cstheme="minorBidi"/>
+              <w:color w:val="000000" w:themeColor="text1"/>
+              <w:kern w:val="24"/>
+              <w:szCs w:val="40"/>
+            </w:rPr>
+            <m:t>exp</m:t>
+          </m:r>
+          <m:d>
+            <m:dPr>
+              <m:ctrlPr>
+                <w:rPr>
+                  <w:rFonts w:ascii="Cambria Math" w:hAnsi="Cambria Math" w:cstheme="minorBidi"/>
+                  <w:i/>
+                  <w:iCs/>
+                  <w:color w:val="000000" w:themeColor="text1"/>
+                  <w:kern w:val="24"/>
+                  <w:szCs w:val="40"/>
+                </w:rPr>
+              </m:ctrlPr>
+            </m:dPr>
+            <m:e>
+              <m:r>
+                <w:rPr>
+                  <w:rFonts w:ascii="Cambria Math" w:hAnsi="Cambria Math" w:cstheme="minorBidi"/>
+                  <w:color w:val="000000" w:themeColor="text1"/>
+                  <w:kern w:val="24"/>
+                  <w:szCs w:val="40"/>
+                </w:rPr>
+                <m:t>A</m:t>
+              </m:r>
+              <m:r>
+                <m:rPr>
+                  <m:sty m:val="p"/>
+                </m:rPr>
+                <w:rPr>
+                  <w:rFonts w:ascii="Cambria Math" w:hAnsi="Cambria Math" w:cstheme="minorBidi"/>
+                  <w:color w:val="000000" w:themeColor="text1"/>
+                  <w:kern w:val="24"/>
+                  <w:szCs w:val="40"/>
+                </w:rPr>
+                <m:t>Δ</m:t>
+              </m:r>
+              <m:r>
+                <w:rPr>
+                  <w:rFonts w:ascii="Cambria Math" w:hAnsi="Cambria Math" w:cstheme="minorBidi"/>
+                  <w:color w:val="000000" w:themeColor="text1"/>
+                  <w:kern w:val="24"/>
+                  <w:szCs w:val="40"/>
+                </w:rPr>
+                <m:t>t</m:t>
+              </m:r>
+            </m:e>
+          </m:d>
+          <m:sSub>
+            <m:sSubPr>
+              <m:ctrlPr>
+                <w:rPr>
+                  <w:rFonts w:ascii="Cambria Math" w:hAnsi="Cambria Math" w:cstheme="minorBidi"/>
+                  <w:i/>
+                  <w:iCs/>
+                  <w:color w:val="000000" w:themeColor="text1"/>
+                  <w:kern w:val="24"/>
+                  <w:szCs w:val="40"/>
+                </w:rPr>
+              </m:ctrlPr>
+            </m:sSubPr>
+            <m:e>
+              <m:r>
+                <m:rPr>
+                  <m:sty m:val="b"/>
+                </m:rPr>
+                <w:rPr>
+                  <w:rFonts w:ascii="Cambria Math" w:hAnsi="Cambria Math" w:cstheme="minorBidi"/>
+                  <w:color w:val="000000" w:themeColor="text1"/>
+                  <w:kern w:val="24"/>
+                  <w:szCs w:val="40"/>
+                </w:rPr>
+                <m:t>x</m:t>
+              </m:r>
+            </m:e>
+            <m:sub>
+              <m:r>
+                <w:rPr>
+                  <w:rFonts w:ascii="Cambria Math" w:hAnsi="Cambria Math" w:cstheme="minorBidi"/>
+                  <w:color w:val="000000" w:themeColor="text1"/>
+                  <w:kern w:val="24"/>
+                  <w:szCs w:val="40"/>
+                </w:rPr>
+                <m:t>k</m:t>
+              </m:r>
+            </m:sub>
+          </m:sSub>
+          <m:r>
+            <w:rPr>
+              <w:rFonts w:ascii="Cambria Math" w:hAnsi="Cambria Math" w:cstheme="minorBidi"/>
+              <w:color w:val="000000" w:themeColor="text1"/>
+              <w:kern w:val="24"/>
+              <w:szCs w:val="40"/>
+            </w:rPr>
+            <m:t>+</m:t>
+          </m:r>
+          <m:r>
+            <m:rPr>
+              <m:sty m:val="p"/>
+            </m:rPr>
+            <w:rPr>
+              <w:rFonts w:ascii="Cambria Math" w:hAnsi="Cambria Math" w:cstheme="minorBidi"/>
+              <w:color w:val="000000" w:themeColor="text1"/>
+              <w:kern w:val="24"/>
+              <w:sz w:val="22"/>
+              <w:szCs w:val="40"/>
+            </w:rPr>
+            <m:t>exp</m:t>
+          </m:r>
+          <m:d>
+            <m:dPr>
+              <m:ctrlPr>
+                <w:rPr>
+                  <w:rFonts w:ascii="Cambria Math" w:hAnsi="Cambria Math" w:cstheme="minorBidi"/>
+                  <w:i/>
+                  <w:iCs/>
+                  <w:color w:val="000000" w:themeColor="text1"/>
+                  <w:kern w:val="24"/>
+                  <w:sz w:val="22"/>
+                  <w:szCs w:val="40"/>
+                </w:rPr>
+              </m:ctrlPr>
+            </m:dPr>
+            <m:e>
+              <m:r>
+                <w:rPr>
+                  <w:rFonts w:ascii="Cambria Math" w:hAnsi="Cambria Math" w:cstheme="minorBidi"/>
+                  <w:color w:val="000000" w:themeColor="text1"/>
+                  <w:kern w:val="24"/>
+                  <w:sz w:val="22"/>
+                  <w:szCs w:val="40"/>
+                </w:rPr>
+                <m:t>A</m:t>
+              </m:r>
+              <m:r>
+                <m:rPr>
+                  <m:sty m:val="p"/>
+                </m:rPr>
+                <w:rPr>
+                  <w:rFonts w:ascii="Cambria Math" w:hAnsi="Cambria Math" w:cstheme="minorBidi"/>
+                  <w:color w:val="000000" w:themeColor="text1"/>
+                  <w:kern w:val="24"/>
+                  <w:sz w:val="22"/>
+                  <w:szCs w:val="40"/>
+                </w:rPr>
+                <m:t>Δt</m:t>
+              </m:r>
+            </m:e>
+          </m:d>
+          <m:nary>
+            <m:naryPr>
+              <m:ctrlPr>
+                <w:rPr>
+                  <w:rFonts w:ascii="Cambria Math" w:hAnsi="Cambria Math" w:cstheme="minorBidi"/>
+                  <w:i/>
+                  <w:iCs/>
+                  <w:color w:val="000000" w:themeColor="text1"/>
+                  <w:kern w:val="24"/>
+                  <w:szCs w:val="40"/>
+                </w:rPr>
+              </m:ctrlPr>
+            </m:naryPr>
+            <m:sub>
+              <m:r>
+                <w:rPr>
+                  <w:rFonts w:ascii="Cambria Math" w:hAnsi="Cambria Math" w:cstheme="minorBidi"/>
+                  <w:color w:val="000000" w:themeColor="text1"/>
+                  <w:kern w:val="24"/>
+                  <w:szCs w:val="40"/>
+                </w:rPr>
+                <m:t>0</m:t>
+              </m:r>
+            </m:sub>
+            <m:sup>
+              <m:r>
+                <m:rPr>
+                  <m:sty m:val="p"/>
+                </m:rPr>
+                <w:rPr>
+                  <w:rFonts w:ascii="Cambria Math" w:hAnsi="Cambria Math" w:cstheme="minorBidi"/>
+                  <w:color w:val="000000" w:themeColor="text1"/>
+                  <w:kern w:val="24"/>
+                  <w:szCs w:val="40"/>
+                </w:rPr>
+                <m:t>Δ</m:t>
+              </m:r>
+              <m:r>
+                <w:rPr>
+                  <w:rFonts w:ascii="Cambria Math" w:hAnsi="Cambria Math" w:cstheme="minorBidi"/>
+                  <w:color w:val="000000" w:themeColor="text1"/>
+                  <w:kern w:val="24"/>
+                  <w:szCs w:val="40"/>
+                </w:rPr>
+                <m:t xml:space="preserve">t </m:t>
+              </m:r>
+            </m:sup>
+            <m:e>
+              <m:r>
+                <m:rPr>
+                  <m:sty m:val="p"/>
+                </m:rPr>
+                <w:rPr>
+                  <w:rFonts w:ascii="Cambria Math" w:hAnsi="Cambria Math" w:cstheme="minorBidi"/>
+                  <w:color w:val="000000" w:themeColor="text1"/>
+                  <w:kern w:val="24"/>
+                  <w:szCs w:val="40"/>
+                </w:rPr>
+                <m:t>exp</m:t>
+              </m:r>
+              <m:d>
+                <m:dPr>
+                  <m:ctrlPr>
+                    <w:rPr>
+                      <w:rFonts w:ascii="Cambria Math" w:hAnsi="Cambria Math" w:cstheme="minorBidi"/>
+                      <w:i/>
+                      <w:iCs/>
+                      <w:color w:val="000000" w:themeColor="text1"/>
+                      <w:kern w:val="24"/>
+                      <w:szCs w:val="40"/>
+                    </w:rPr>
+                  </m:ctrlPr>
+                </m:dPr>
+                <m:e>
+                  <m:r>
+                    <w:rPr>
+                      <w:rFonts w:ascii="Cambria Math" w:hAnsi="Cambria Math" w:cstheme="minorBidi"/>
+                      <w:color w:val="000000" w:themeColor="text1"/>
+                      <w:kern w:val="24"/>
+                      <w:szCs w:val="40"/>
+                    </w:rPr>
+                    <m:t>-Aτ</m:t>
+                  </m:r>
+                </m:e>
+              </m:d>
+              <m:r>
+                <w:rPr>
+                  <w:rFonts w:ascii="Cambria Math" w:hAnsi="Cambria Math" w:cstheme="minorBidi"/>
+                  <w:color w:val="000000" w:themeColor="text1"/>
+                  <w:kern w:val="24"/>
+                  <w:szCs w:val="40"/>
+                </w:rPr>
+                <m:t>)B</m:t>
+              </m:r>
+              <m:r>
+                <m:rPr>
+                  <m:sty m:val="bi"/>
+                </m:rPr>
+                <w:rPr>
+                  <w:rFonts w:ascii="Cambria Math" w:hAnsi="Cambria Math" w:cstheme="minorBidi"/>
+                  <w:color w:val="000000" w:themeColor="text1"/>
+                  <w:kern w:val="24"/>
+                  <w:szCs w:val="40"/>
+                </w:rPr>
+                <m:t>u</m:t>
+              </m:r>
+              <m:d>
+                <m:dPr>
+                  <m:ctrlPr>
+                    <w:rPr>
+                      <w:rFonts w:ascii="Cambria Math" w:hAnsi="Cambria Math" w:cstheme="minorBidi"/>
+                      <w:i/>
+                      <w:iCs/>
+                      <w:color w:val="000000" w:themeColor="text1"/>
+                      <w:kern w:val="24"/>
+                      <w:szCs w:val="40"/>
+                    </w:rPr>
+                  </m:ctrlPr>
+                </m:dPr>
+                <m:e>
+                  <m:r>
+                    <w:rPr>
+                      <w:rFonts w:ascii="Cambria Math" w:hAnsi="Cambria Math" w:cstheme="minorBidi"/>
+                      <w:color w:val="000000" w:themeColor="text1"/>
+                      <w:kern w:val="24"/>
+                      <w:szCs w:val="40"/>
+                    </w:rPr>
+                    <m:t>t</m:t>
+                  </m:r>
+                </m:e>
+              </m:d>
+              <m:r>
+                <w:rPr>
+                  <w:rFonts w:ascii="Cambria Math" w:hAnsi="Cambria Math" w:cstheme="minorBidi"/>
+                  <w:color w:val="000000" w:themeColor="text1"/>
+                  <w:kern w:val="24"/>
+                  <w:szCs w:val="40"/>
+                </w:rPr>
+                <m:t>dτ</m:t>
+              </m:r>
+            </m:e>
+          </m:nary>
+        </m:oMath>
+      </m:oMathPara>
+    </w:p>
+    <w:p>
+      <w:pPr>
+        <w:pStyle w:val="Akapitzlist"/>
+        <w:jc w:val="both"/>
+        <w:rPr>
+          <w:rFonts w:cstheme="minorHAnsi"/>
+        </w:rPr>
+      </w:pPr>
+    </w:p>
+    <w:p>
+      <w:pPr>
+        <w:pStyle w:val="Akapitzlist"/>
+        <w:jc w:val="both"/>
+        <w:rPr>
+          <w:rFonts w:cstheme="minorHAnsi"/>
+        </w:rPr>
+      </w:pPr>
+      <w:r>
+        <w:rPr>
+          <w:rFonts w:cstheme="minorHAnsi"/>
+        </w:rPr>
+        <w:t>Do dyskretyzacji pozostaje wyrażenie:</w:t>
+      </w:r>
+    </w:p>
+    <w:p>
+      <w:pPr>
+        <w:pStyle w:val="Akapitzlist"/>
+        <w:jc w:val="both"/>
+        <w:rPr>
+          <w:rFonts w:eastAsiaTheme="minorEastAsia" w:cstheme="minorHAnsi"/>
+          <w:iCs/>
+          <w:color w:val="000000" w:themeColor="text1"/>
+          <w:kern w:val="24"/>
+          <w:szCs w:val="40"/>
+        </w:rPr>
+      </w:pPr>
+      <m:oMathPara>
+        <m:oMath>
+          <m:nary>
+            <m:naryPr>
+              <m:ctrlPr>
+                <w:rPr>
+                  <w:rFonts w:ascii="Cambria Math" w:hAnsi="Cambria Math"/>
+                  <w:i/>
+                  <w:iCs/>
+                  <w:color w:val="000000" w:themeColor="text1"/>
+                  <w:kern w:val="24"/>
+                  <w:szCs w:val="40"/>
+                </w:rPr>
+              </m:ctrlPr>
+            </m:naryPr>
+            <m:sub>
+              <m:r>
+                <w:rPr>
+                  <w:rFonts w:ascii="Cambria Math" w:hAnsi="Cambria Math"/>
+                  <w:color w:val="000000" w:themeColor="text1"/>
+                  <w:kern w:val="24"/>
+                  <w:szCs w:val="40"/>
+                </w:rPr>
+                <m:t>0</m:t>
+              </m:r>
+            </m:sub>
+            <m:sup>
+              <m:r>
+                <m:rPr>
+                  <m:sty m:val="p"/>
+                </m:rPr>
+                <w:rPr>
+                  <w:rFonts w:ascii="Cambria Math" w:hAnsi="Cambria Math"/>
+                  <w:color w:val="000000" w:themeColor="text1"/>
+                  <w:kern w:val="24"/>
+                  <w:szCs w:val="40"/>
+                </w:rPr>
+                <m:t>Δ</m:t>
+              </m:r>
+              <m:r>
+                <w:rPr>
+                  <w:rFonts w:ascii="Cambria Math" w:hAnsi="Cambria Math"/>
+                  <w:color w:val="000000" w:themeColor="text1"/>
+                  <w:kern w:val="24"/>
+                  <w:szCs w:val="40"/>
+                </w:rPr>
+                <m:t xml:space="preserve">t </m:t>
+              </m:r>
+            </m:sup>
+            <m:e>
+              <m:r>
+                <m:rPr>
+                  <m:sty m:val="p"/>
+                </m:rPr>
+                <w:rPr>
+                  <w:rFonts w:ascii="Cambria Math" w:hAnsi="Cambria Math"/>
+                  <w:color w:val="000000" w:themeColor="text1"/>
+                  <w:kern w:val="24"/>
+                  <w:szCs w:val="40"/>
+                </w:rPr>
+                <m:t>exp</m:t>
+              </m:r>
+              <m:d>
+                <m:dPr>
+                  <m:ctrlPr>
+                    <w:rPr>
+                      <w:rFonts w:ascii="Cambria Math" w:hAnsi="Cambria Math"/>
+                      <w:i/>
+                      <w:iCs/>
+                      <w:color w:val="000000" w:themeColor="text1"/>
+                      <w:kern w:val="24"/>
+                      <w:szCs w:val="40"/>
+                    </w:rPr>
+                  </m:ctrlPr>
+                </m:dPr>
+                <m:e>
+                  <m:r>
+                    <w:rPr>
+                      <w:rFonts w:ascii="Cambria Math" w:hAnsi="Cambria Math"/>
+                      <w:color w:val="000000" w:themeColor="text1"/>
+                      <w:kern w:val="24"/>
+                      <w:szCs w:val="40"/>
+                    </w:rPr>
+                    <m:t>-Aτ</m:t>
+                  </m:r>
+                </m:e>
+              </m:d>
+              <m:r>
+                <w:rPr>
+                  <w:rFonts w:ascii="Cambria Math" w:hAnsi="Cambria Math"/>
+                  <w:color w:val="000000" w:themeColor="text1"/>
+                  <w:kern w:val="24"/>
+                  <w:szCs w:val="40"/>
+                </w:rPr>
+                <m:t>)B</m:t>
+              </m:r>
+              <m:r>
+                <m:rPr>
+                  <m:sty m:val="bi"/>
+                </m:rPr>
+                <w:rPr>
+                  <w:rFonts w:ascii="Cambria Math" w:hAnsi="Cambria Math"/>
+                  <w:color w:val="000000" w:themeColor="text1"/>
+                  <w:kern w:val="24"/>
+                  <w:szCs w:val="40"/>
+                </w:rPr>
+                <m:t>u</m:t>
+              </m:r>
+              <m:d>
+                <m:dPr>
+                  <m:ctrlPr>
+                    <w:rPr>
+                      <w:rFonts w:ascii="Cambria Math" w:hAnsi="Cambria Math"/>
+                      <w:i/>
+                      <w:iCs/>
+                      <w:color w:val="000000" w:themeColor="text1"/>
+                      <w:kern w:val="24"/>
+                      <w:szCs w:val="40"/>
+                    </w:rPr>
+                  </m:ctrlPr>
+                </m:dPr>
+                <m:e>
+                  <m:r>
+                    <w:rPr>
+                      <w:rFonts w:ascii="Cambria Math" w:hAnsi="Cambria Math"/>
+                      <w:color w:val="000000" w:themeColor="text1"/>
+                      <w:kern w:val="24"/>
+                      <w:szCs w:val="40"/>
+                    </w:rPr>
+                    <m:t>t</m:t>
+                  </m:r>
+                </m:e>
+              </m:d>
+              <m:r>
+                <w:rPr>
+                  <w:rFonts w:ascii="Cambria Math" w:hAnsi="Cambria Math"/>
+                  <w:color w:val="000000" w:themeColor="text1"/>
+                  <w:kern w:val="24"/>
+                  <w:szCs w:val="40"/>
+                </w:rPr>
+                <m:t>dτ</m:t>
+              </m:r>
+            </m:e>
+          </m:nary>
+        </m:oMath>
+      </m:oMathPara>
+    </w:p>
+    <w:p>
+      <w:pPr>
+        <w:ind w:left="709"/>
+        <w:jc w:val="both"/>
+        <w:rPr>
+          <w:rFonts w:eastAsiaTheme="minorEastAsia" w:cstheme="minorHAnsi"/>
+        </w:rPr>
+      </w:pPr>
+      <w:r>
+        <w:rPr>
+          <w:rFonts w:cstheme="minorHAnsi"/>
+        </w:rPr>
+        <w:t>Macierz B jest stała</w:t>
+      </w:r>
+      <w:r>
+        <w:rPr>
+          <w:rFonts w:cstheme="minorHAnsi"/>
+        </w:rPr>
+        <w:t xml:space="preserve">, podobnie w przedziale </w:t>
+      </w:r>
+      <m:oMath>
+        <m:r>
+          <w:rPr>
+            <w:rFonts w:ascii="Cambria Math" w:hAnsi="Cambria Math" w:cstheme="minorHAnsi"/>
+          </w:rPr>
+          <m:t>(</m:t>
+        </m:r>
+        <m:sSub>
+          <m:sSubPr>
+            <m:ctrlPr>
+              <w:rPr>
+                <w:rFonts w:ascii="Cambria Math" w:hAnsi="Cambria Math" w:cstheme="minorHAnsi"/>
+                <w:i/>
+              </w:rPr>
+            </m:ctrlPr>
+          </m:sSubPr>
+          <m:e>
+            <m:r>
+              <w:rPr>
+                <w:rFonts w:ascii="Cambria Math" w:hAnsi="Cambria Math" w:cstheme="minorHAnsi"/>
+              </w:rPr>
+              <m:t>t</m:t>
+            </m:r>
+          </m:e>
+          <m:sub>
+            <m:r>
+              <w:rPr>
+                <w:rFonts w:ascii="Cambria Math" w:hAnsi="Cambria Math" w:cstheme="minorHAnsi"/>
+              </w:rPr>
+              <m:t>k</m:t>
+            </m:r>
+          </m:sub>
+        </m:sSub>
+        <m:r>
+          <w:rPr>
+            <w:rFonts w:ascii="Cambria Math" w:hAnsi="Cambria Math" w:cstheme="minorHAnsi"/>
+          </w:rPr>
+          <m:t>,</m:t>
+        </m:r>
+        <m:sSub>
+          <m:sSubPr>
+            <m:ctrlPr>
+              <w:rPr>
+                <w:rFonts w:ascii="Cambria Math" w:hAnsi="Cambria Math" w:cstheme="minorHAnsi"/>
+                <w:i/>
+              </w:rPr>
+            </m:ctrlPr>
+          </m:sSubPr>
+          <m:e>
+            <m:r>
+              <w:rPr>
+                <w:rFonts w:ascii="Cambria Math" w:hAnsi="Cambria Math" w:cstheme="minorHAnsi"/>
+              </w:rPr>
+              <m:t>t</m:t>
+            </m:r>
+          </m:e>
+          <m:sub>
+            <m:r>
+              <w:rPr>
+                <w:rFonts w:ascii="Cambria Math" w:hAnsi="Cambria Math" w:cstheme="minorHAnsi"/>
+              </w:rPr>
+              <m:t>k</m:t>
+            </m:r>
+          </m:sub>
+        </m:sSub>
+        <m:r>
+          <w:rPr>
+            <w:rFonts w:ascii="Cambria Math" w:hAnsi="Cambria Math" w:cstheme="minorHAnsi"/>
+          </w:rPr>
+          <m:t>+</m:t>
+        </m:r>
+        <m:r>
+          <m:rPr>
+            <m:sty m:val="p"/>
+          </m:rPr>
+          <w:rPr>
+            <w:rFonts w:ascii="Cambria Math" w:hAnsi="Cambria Math" w:cstheme="minorHAnsi"/>
+          </w:rPr>
+          <m:t>Δ</m:t>
+        </m:r>
+        <m:r>
+          <w:rPr>
+            <w:rFonts w:ascii="Cambria Math" w:hAnsi="Cambria Math" w:cstheme="minorHAnsi"/>
+          </w:rPr>
+          <m:t>T)</m:t>
+        </m:r>
+      </m:oMath>
+      <w:r>
+        <w:rPr>
+          <w:rFonts w:eastAsiaTheme="minorEastAsia" w:cstheme="minorHAnsi"/>
+        </w:rPr>
+        <w:t xml:space="preserve">, nie mamy podanych wartości wymuszenia u, poza wartością </w:t>
+      </w:r>
+      <m:oMath>
+        <m:r>
+          <m:rPr>
+            <m:sty m:val="bi"/>
+          </m:rPr>
+          <w:rPr>
+            <w:rFonts w:ascii="Cambria Math" w:eastAsiaTheme="minorEastAsia" w:hAnsi="Cambria Math" w:cstheme="minorHAnsi"/>
+          </w:rPr>
+          <m:t>u</m:t>
+        </m:r>
+        <m:d>
+          <m:dPr>
+            <m:ctrlPr>
+              <w:rPr>
+                <w:rFonts w:ascii="Cambria Math" w:eastAsiaTheme="minorEastAsia" w:hAnsi="Cambria Math" w:cstheme="minorHAnsi"/>
+                <w:i/>
+              </w:rPr>
+            </m:ctrlPr>
+          </m:dPr>
+          <m:e>
+            <m:sSub>
+              <m:sSubPr>
+                <m:ctrlPr>
+                  <w:rPr>
+                    <w:rFonts w:ascii="Cambria Math" w:eastAsiaTheme="minorEastAsia" w:hAnsi="Cambria Math" w:cstheme="minorHAnsi"/>
+                    <w:i/>
+                  </w:rPr>
+                </m:ctrlPr>
+              </m:sSubPr>
+              <m:e>
+                <m:r>
+                  <w:rPr>
+                    <w:rFonts w:ascii="Cambria Math" w:eastAsiaTheme="minorEastAsia" w:hAnsi="Cambria Math" w:cstheme="minorHAnsi"/>
+                  </w:rPr>
+                  <m:t>t</m:t>
+                </m:r>
+              </m:e>
+              <m:sub>
+                <m:r>
+                  <w:rPr>
+                    <w:rFonts w:ascii="Cambria Math" w:eastAsiaTheme="minorEastAsia" w:hAnsi="Cambria Math" w:cstheme="minorHAnsi"/>
+                  </w:rPr>
+                  <m:t>k</m:t>
+                </m:r>
+              </m:sub>
+            </m:sSub>
+          </m:e>
+        </m:d>
+        <m:r>
+          <w:rPr>
+            <w:rFonts w:ascii="Cambria Math" w:eastAsiaTheme="minorEastAsia" w:hAnsi="Cambria Math" w:cstheme="minorHAnsi"/>
+          </w:rPr>
+          <m:t>=</m:t>
+        </m:r>
+        <m:sSub>
+          <m:sSubPr>
+            <m:ctrlPr>
+              <w:rPr>
+                <w:rFonts w:ascii="Cambria Math" w:eastAsiaTheme="minorEastAsia" w:hAnsi="Cambria Math" w:cstheme="minorHAnsi"/>
+                <w:b/>
+                <w:i/>
+              </w:rPr>
+            </m:ctrlPr>
+          </m:sSubPr>
+          <m:e>
+            <m:r>
+              <m:rPr>
+                <m:sty m:val="bi"/>
+              </m:rPr>
+              <w:rPr>
+                <w:rFonts w:ascii="Cambria Math" w:eastAsiaTheme="minorEastAsia" w:hAnsi="Cambria Math" w:cstheme="minorHAnsi"/>
+              </w:rPr>
+              <m:t>u</m:t>
+            </m:r>
+          </m:e>
+          <m:sub>
+            <m:r>
+              <w:rPr>
+                <w:rFonts w:ascii="Cambria Math" w:eastAsiaTheme="minorEastAsia" w:hAnsi="Cambria Math" w:cstheme="minorHAnsi"/>
+              </w:rPr>
+              <m:t>k</m:t>
+            </m:r>
+          </m:sub>
+        </m:sSub>
+      </m:oMath>
+      <w:r>
+        <w:rPr>
+          <w:rFonts w:eastAsiaTheme="minorEastAsia" w:cstheme="minorHAnsi"/>
+        </w:rPr>
+        <w:t xml:space="preserve">, następna zadana wartość wymuszenia </w:t>
+      </w:r>
+      <w:r>
+        <w:rPr>
+          <w:rFonts w:eastAsiaTheme="minorEastAsia" w:cstheme="minorHAnsi"/>
+          <w:b/>
+        </w:rPr>
+        <w:t>u</w:t>
+      </w:r>
+      <w:r>
+        <w:rPr>
+          <w:rFonts w:eastAsiaTheme="minorEastAsia" w:cstheme="minorHAnsi"/>
+        </w:rPr>
+        <w:t xml:space="preserve">, to </w:t>
+      </w:r>
+      <m:oMath>
+        <m:r>
+          <m:rPr>
+            <m:sty m:val="bi"/>
+          </m:rPr>
+          <w:rPr>
+            <w:rFonts w:ascii="Cambria Math" w:eastAsiaTheme="minorEastAsia" w:hAnsi="Cambria Math" w:cstheme="minorHAnsi"/>
+          </w:rPr>
+          <m:t>u</m:t>
+        </m:r>
+        <m:d>
+          <m:dPr>
+            <m:ctrlPr>
+              <w:rPr>
+                <w:rFonts w:ascii="Cambria Math" w:eastAsiaTheme="minorEastAsia" w:hAnsi="Cambria Math" w:cstheme="minorHAnsi"/>
+                <w:i/>
+              </w:rPr>
+            </m:ctrlPr>
+          </m:dPr>
+          <m:e>
+            <m:sSub>
+              <m:sSubPr>
+                <m:ctrlPr>
+                  <w:rPr>
+                    <w:rFonts w:ascii="Cambria Math" w:eastAsiaTheme="minorEastAsia" w:hAnsi="Cambria Math" w:cstheme="minorHAnsi"/>
+                    <w:i/>
+                  </w:rPr>
+                </m:ctrlPr>
+              </m:sSubPr>
+              <m:e>
+                <m:r>
+                  <w:rPr>
+                    <w:rFonts w:ascii="Cambria Math" w:eastAsiaTheme="minorEastAsia" w:hAnsi="Cambria Math" w:cstheme="minorHAnsi"/>
+                  </w:rPr>
+                  <m:t>t</m:t>
+                </m:r>
+              </m:e>
+              <m:sub>
+                <m:r>
+                  <w:rPr>
+                    <w:rFonts w:ascii="Cambria Math" w:eastAsiaTheme="minorEastAsia" w:hAnsi="Cambria Math" w:cstheme="minorHAnsi"/>
+                  </w:rPr>
+                  <m:t>k+1</m:t>
+                </m:r>
+              </m:sub>
+            </m:sSub>
+          </m:e>
+        </m:d>
+        <m:r>
+          <w:rPr>
+            <w:rFonts w:ascii="Cambria Math" w:eastAsiaTheme="minorEastAsia" w:hAnsi="Cambria Math" w:cstheme="minorHAnsi"/>
+          </w:rPr>
+          <m:t>=</m:t>
+        </m:r>
+        <m:sSub>
+          <m:sSubPr>
+            <m:ctrlPr>
+              <w:rPr>
+                <w:rFonts w:ascii="Cambria Math" w:eastAsiaTheme="minorEastAsia" w:hAnsi="Cambria Math" w:cstheme="minorHAnsi"/>
+                <w:b/>
+                <w:i/>
+              </w:rPr>
+            </m:ctrlPr>
+          </m:sSubPr>
+          <m:e>
+            <m:r>
+              <m:rPr>
+                <m:sty m:val="bi"/>
+              </m:rPr>
+              <w:rPr>
+                <w:rFonts w:ascii="Cambria Math" w:eastAsiaTheme="minorEastAsia" w:hAnsi="Cambria Math" w:cstheme="minorHAnsi"/>
+              </w:rPr>
+              <m:t>u</m:t>
+            </m:r>
+          </m:e>
+          <m:sub>
+            <m:r>
+              <w:rPr>
+                <w:rFonts w:ascii="Cambria Math" w:eastAsiaTheme="minorEastAsia" w:hAnsi="Cambria Math" w:cstheme="minorHAnsi"/>
+              </w:rPr>
+              <m:t>k+1</m:t>
+            </m:r>
+          </m:sub>
+        </m:sSub>
+      </m:oMath>
+      <w:r>
+        <w:rPr>
+          <w:rFonts w:eastAsiaTheme="minorEastAsia" w:cstheme="minorHAnsi"/>
+          <w:b/>
+        </w:rPr>
+        <w:t xml:space="preserve"> </w:t>
+      </w:r>
+      <w:r>
+        <w:rPr>
+          <w:rFonts w:eastAsiaTheme="minorEastAsia" w:cstheme="minorHAnsi"/>
+        </w:rPr>
+        <w:t xml:space="preserve">, co jest wartością u w kolejnym przedziale czasu od </w:t>
+      </w:r>
+      <m:oMath>
+        <m:r>
+          <w:rPr>
+            <w:rFonts w:ascii="Cambria Math" w:hAnsi="Cambria Math" w:cstheme="minorHAnsi"/>
+          </w:rPr>
+          <m:t>(</m:t>
+        </m:r>
+        <m:sSub>
+          <m:sSubPr>
+            <m:ctrlPr>
+              <w:rPr>
+                <w:rFonts w:ascii="Cambria Math" w:hAnsi="Cambria Math" w:cstheme="minorHAnsi"/>
+                <w:i/>
+              </w:rPr>
+            </m:ctrlPr>
+          </m:sSubPr>
+          <m:e>
+            <m:r>
+              <w:rPr>
+                <w:rFonts w:ascii="Cambria Math" w:hAnsi="Cambria Math" w:cstheme="minorHAnsi"/>
+              </w:rPr>
+              <m:t>t</m:t>
+            </m:r>
+          </m:e>
+          <m:sub>
+            <m:r>
+              <w:rPr>
+                <w:rFonts w:ascii="Cambria Math" w:hAnsi="Cambria Math" w:cstheme="minorHAnsi"/>
+              </w:rPr>
+              <m:t>k+1</m:t>
+            </m:r>
+          </m:sub>
+        </m:sSub>
+        <m:r>
+          <w:rPr>
+            <w:rFonts w:ascii="Cambria Math" w:hAnsi="Cambria Math" w:cstheme="minorHAnsi"/>
+          </w:rPr>
+          <m:t>,</m:t>
+        </m:r>
+        <m:sSub>
+          <m:sSubPr>
+            <m:ctrlPr>
+              <w:rPr>
+                <w:rFonts w:ascii="Cambria Math" w:hAnsi="Cambria Math" w:cstheme="minorHAnsi"/>
+                <w:i/>
+              </w:rPr>
+            </m:ctrlPr>
+          </m:sSubPr>
+          <m:e>
+            <m:r>
+              <w:rPr>
+                <w:rFonts w:ascii="Cambria Math" w:hAnsi="Cambria Math" w:cstheme="minorHAnsi"/>
+              </w:rPr>
+              <m:t>t</m:t>
+            </m:r>
+          </m:e>
+          <m:sub>
+            <m:r>
+              <w:rPr>
+                <w:rFonts w:ascii="Cambria Math" w:hAnsi="Cambria Math" w:cstheme="minorHAnsi"/>
+              </w:rPr>
+              <m:t>k+1</m:t>
+            </m:r>
+          </m:sub>
+        </m:sSub>
+        <m:r>
+          <w:rPr>
+            <w:rFonts w:ascii="Cambria Math" w:hAnsi="Cambria Math" w:cstheme="minorHAnsi"/>
+          </w:rPr>
+          <m:t>+</m:t>
+        </m:r>
+        <m:r>
+          <m:rPr>
+            <m:sty m:val="p"/>
+          </m:rPr>
+          <w:rPr>
+            <w:rFonts w:ascii="Cambria Math" w:hAnsi="Cambria Math" w:cstheme="minorHAnsi"/>
+          </w:rPr>
+          <m:t>Δ</m:t>
+        </m:r>
+        <m:r>
+          <w:rPr>
+            <w:rFonts w:ascii="Cambria Math" w:hAnsi="Cambria Math" w:cstheme="minorHAnsi"/>
+          </w:rPr>
+          <m:t>T)</m:t>
+        </m:r>
+      </m:oMath>
+      <w:r>
+        <w:rPr>
+          <w:rFonts w:eastAsiaTheme="minorEastAsia" w:cstheme="minorHAnsi"/>
+        </w:rPr>
+        <w:t xml:space="preserve">. Mamy zatem </w:t>
+      </w:r>
+    </w:p>
+    <w:p>
+      <w:pPr>
+        <w:ind w:left="709"/>
+        <w:jc w:val="both"/>
+        <w:rPr>
+          <w:rFonts w:eastAsiaTheme="minorEastAsia" w:cstheme="minorHAnsi"/>
+          <w:iCs/>
+          <w:color w:val="000000" w:themeColor="text1"/>
+          <w:kern w:val="24"/>
+          <w:szCs w:val="40"/>
+        </w:rPr>
+      </w:pPr>
+      <m:oMathPara>
+        <m:oMath>
+          <m:nary>
+            <m:naryPr>
+              <m:ctrlPr>
+                <w:rPr>
+                  <w:rFonts w:ascii="Cambria Math" w:hAnsi="Cambria Math"/>
+                  <w:i/>
+                  <w:iCs/>
+                  <w:color w:val="000000" w:themeColor="text1"/>
+                  <w:kern w:val="24"/>
+                  <w:szCs w:val="40"/>
+                </w:rPr>
+              </m:ctrlPr>
+            </m:naryPr>
+            <m:sub>
+              <m:r>
+                <w:rPr>
+                  <w:rFonts w:ascii="Cambria Math" w:hAnsi="Cambria Math"/>
+                  <w:color w:val="000000" w:themeColor="text1"/>
+                  <w:kern w:val="24"/>
+                  <w:szCs w:val="40"/>
+                </w:rPr>
+                <m:t>0</m:t>
+              </m:r>
+            </m:sub>
+            <m:sup>
+              <m:r>
+                <m:rPr>
+                  <m:sty m:val="p"/>
+                </m:rPr>
+                <w:rPr>
+                  <w:rFonts w:ascii="Cambria Math" w:hAnsi="Cambria Math"/>
+                  <w:color w:val="000000" w:themeColor="text1"/>
+                  <w:kern w:val="24"/>
+                  <w:szCs w:val="40"/>
+                </w:rPr>
+                <m:t>Δ</m:t>
+              </m:r>
+              <m:r>
+                <w:rPr>
+                  <w:rFonts w:ascii="Cambria Math" w:hAnsi="Cambria Math"/>
+                  <w:color w:val="000000" w:themeColor="text1"/>
+                  <w:kern w:val="24"/>
+                  <w:szCs w:val="40"/>
+                </w:rPr>
+                <m:t xml:space="preserve">t </m:t>
+              </m:r>
+            </m:sup>
+            <m:e>
+              <m:r>
+                <m:rPr>
+                  <m:sty m:val="p"/>
+                </m:rPr>
+                <w:rPr>
+                  <w:rFonts w:ascii="Cambria Math" w:hAnsi="Cambria Math"/>
+                  <w:color w:val="000000" w:themeColor="text1"/>
+                  <w:kern w:val="24"/>
+                  <w:szCs w:val="40"/>
+                </w:rPr>
+                <m:t>exp</m:t>
+              </m:r>
+              <m:d>
+                <m:dPr>
+                  <m:ctrlPr>
+                    <w:rPr>
+                      <w:rFonts w:ascii="Cambria Math" w:hAnsi="Cambria Math"/>
+                      <w:i/>
+                      <w:iCs/>
+                      <w:color w:val="000000" w:themeColor="text1"/>
+                      <w:kern w:val="24"/>
+                      <w:szCs w:val="40"/>
+                    </w:rPr>
+                  </m:ctrlPr>
+                </m:dPr>
+                <m:e>
+                  <m:r>
+                    <w:rPr>
+                      <w:rFonts w:ascii="Cambria Math" w:hAnsi="Cambria Math"/>
+                      <w:color w:val="000000" w:themeColor="text1"/>
+                      <w:kern w:val="24"/>
+                      <w:szCs w:val="40"/>
+                    </w:rPr>
+                    <m:t>-Aτ</m:t>
+                  </m:r>
+                </m:e>
+              </m:d>
+              <m:r>
+                <w:rPr>
+                  <w:rFonts w:ascii="Cambria Math" w:hAnsi="Cambria Math"/>
+                  <w:color w:val="000000" w:themeColor="text1"/>
+                  <w:kern w:val="24"/>
+                  <w:szCs w:val="40"/>
+                </w:rPr>
+                <m:t>)B</m:t>
+              </m:r>
+              <m:r>
+                <m:rPr>
+                  <m:sty m:val="bi"/>
+                </m:rPr>
+                <w:rPr>
+                  <w:rFonts w:ascii="Cambria Math" w:hAnsi="Cambria Math"/>
+                  <w:color w:val="000000" w:themeColor="text1"/>
+                  <w:kern w:val="24"/>
+                  <w:szCs w:val="40"/>
+                </w:rPr>
+                <m:t>u</m:t>
+              </m:r>
+              <m:d>
+                <m:dPr>
+                  <m:ctrlPr>
+                    <w:rPr>
+                      <w:rFonts w:ascii="Cambria Math" w:hAnsi="Cambria Math"/>
+                      <w:i/>
+                      <w:iCs/>
+                      <w:color w:val="000000" w:themeColor="text1"/>
+                      <w:kern w:val="24"/>
+                      <w:szCs w:val="40"/>
+                    </w:rPr>
+                  </m:ctrlPr>
+                </m:dPr>
+                <m:e>
+                  <m:r>
+                    <w:rPr>
+                      <w:rFonts w:ascii="Cambria Math" w:hAnsi="Cambria Math"/>
+                      <w:color w:val="000000" w:themeColor="text1"/>
+                      <w:kern w:val="24"/>
+                      <w:szCs w:val="40"/>
+                    </w:rPr>
+                    <m:t>t</m:t>
+                  </m:r>
+                </m:e>
+              </m:d>
+              <m:r>
+                <w:rPr>
+                  <w:rFonts w:ascii="Cambria Math" w:hAnsi="Cambria Math"/>
+                  <w:color w:val="000000" w:themeColor="text1"/>
+                  <w:kern w:val="24"/>
+                  <w:szCs w:val="40"/>
+                </w:rPr>
+                <m:t>dτ</m:t>
+              </m:r>
+            </m:e>
+          </m:nary>
+          <m:r>
+            <w:rPr>
+              <w:rFonts w:ascii="Cambria Math" w:hAnsi="Cambria Math"/>
+              <w:color w:val="000000" w:themeColor="text1"/>
+              <w:kern w:val="24"/>
+              <w:szCs w:val="40"/>
+            </w:rPr>
+            <m:t>=</m:t>
+          </m:r>
+          <m:nary>
+            <m:naryPr>
+              <m:ctrlPr>
+                <w:rPr>
+                  <w:rFonts w:ascii="Cambria Math" w:hAnsi="Cambria Math"/>
+                  <w:i/>
+                  <w:iCs/>
+                  <w:color w:val="000000" w:themeColor="text1"/>
+                  <w:kern w:val="24"/>
+                  <w:szCs w:val="40"/>
+                </w:rPr>
+              </m:ctrlPr>
+            </m:naryPr>
+            <m:sub>
+              <m:r>
+                <w:rPr>
+                  <w:rFonts w:ascii="Cambria Math" w:hAnsi="Cambria Math"/>
+                  <w:color w:val="000000" w:themeColor="text1"/>
+                  <w:kern w:val="24"/>
+                  <w:szCs w:val="40"/>
+                </w:rPr>
+                <m:t>0</m:t>
+              </m:r>
+            </m:sub>
+            <m:sup>
+              <m:r>
+                <m:rPr>
+                  <m:sty m:val="p"/>
+                </m:rPr>
+                <w:rPr>
+                  <w:rFonts w:ascii="Cambria Math" w:hAnsi="Cambria Math"/>
+                  <w:color w:val="000000" w:themeColor="text1"/>
+                  <w:kern w:val="24"/>
+                  <w:szCs w:val="40"/>
+                </w:rPr>
+                <m:t>Δ</m:t>
+              </m:r>
+              <m:r>
+                <w:rPr>
+                  <w:rFonts w:ascii="Cambria Math" w:hAnsi="Cambria Math"/>
+                  <w:color w:val="000000" w:themeColor="text1"/>
+                  <w:kern w:val="24"/>
+                  <w:szCs w:val="40"/>
+                </w:rPr>
+                <m:t xml:space="preserve">t </m:t>
+              </m:r>
+            </m:sup>
+            <m:e>
+              <m:r>
+                <m:rPr>
+                  <m:sty m:val="p"/>
+                </m:rPr>
+                <w:rPr>
+                  <w:rFonts w:ascii="Cambria Math" w:hAnsi="Cambria Math"/>
+                  <w:color w:val="000000" w:themeColor="text1"/>
+                  <w:kern w:val="24"/>
+                  <w:szCs w:val="40"/>
+                </w:rPr>
+                <m:t>exp</m:t>
+              </m:r>
+              <m:d>
+                <m:dPr>
+                  <m:ctrlPr>
+                    <w:rPr>
+                      <w:rFonts w:ascii="Cambria Math" w:hAnsi="Cambria Math"/>
+                      <w:i/>
+                      <w:iCs/>
+                      <w:color w:val="000000" w:themeColor="text1"/>
+                      <w:kern w:val="24"/>
+                      <w:szCs w:val="40"/>
+                    </w:rPr>
+                  </m:ctrlPr>
+                </m:dPr>
+                <m:e>
+                  <m:r>
+                    <w:rPr>
+                      <w:rFonts w:ascii="Cambria Math" w:hAnsi="Cambria Math"/>
+                      <w:color w:val="000000" w:themeColor="text1"/>
+                      <w:kern w:val="24"/>
+                      <w:szCs w:val="40"/>
+                    </w:rPr>
+                    <m:t>-Aτ</m:t>
+                  </m:r>
+                </m:e>
+              </m:d>
+              <m:r>
+                <w:rPr>
+                  <w:rFonts w:ascii="Cambria Math" w:hAnsi="Cambria Math"/>
+                  <w:color w:val="000000" w:themeColor="text1"/>
+                  <w:kern w:val="24"/>
+                  <w:szCs w:val="40"/>
+                </w:rPr>
+                <m:t>)dτ</m:t>
+              </m:r>
+            </m:e>
+          </m:nary>
+          <m:r>
+            <w:rPr>
+              <w:rFonts w:ascii="Cambria Math" w:hAnsi="Cambria Math"/>
+              <w:color w:val="000000" w:themeColor="text1"/>
+              <w:kern w:val="24"/>
+              <w:szCs w:val="40"/>
+            </w:rPr>
+            <m:t xml:space="preserve"> B</m:t>
+          </m:r>
+          <m:r>
+            <m:rPr>
+              <m:sty m:val="bi"/>
+            </m:rPr>
+            <w:rPr>
+              <w:rFonts w:ascii="Cambria Math" w:hAnsi="Cambria Math"/>
+              <w:color w:val="000000" w:themeColor="text1"/>
+              <w:kern w:val="24"/>
+              <w:szCs w:val="40"/>
+            </w:rPr>
+            <m:t>u</m:t>
+          </m:r>
+          <m:d>
+            <m:dPr>
+              <m:ctrlPr>
+                <w:rPr>
+                  <w:rFonts w:ascii="Cambria Math" w:hAnsi="Cambria Math"/>
+                  <w:i/>
+                  <w:iCs/>
+                  <w:color w:val="000000" w:themeColor="text1"/>
+                  <w:kern w:val="24"/>
+                  <w:szCs w:val="40"/>
+                </w:rPr>
+              </m:ctrlPr>
+            </m:dPr>
+            <m:e>
+              <m:sSub>
+                <m:sSubPr>
+                  <m:ctrlPr>
+                    <w:rPr>
+                      <w:rFonts w:ascii="Cambria Math" w:hAnsi="Cambria Math"/>
+                      <w:i/>
+                      <w:color w:val="000000" w:themeColor="text1"/>
+                      <w:kern w:val="24"/>
+                      <w:szCs w:val="40"/>
+                    </w:rPr>
+                  </m:ctrlPr>
+                </m:sSubPr>
+                <m:e>
+                  <m:r>
+                    <w:rPr>
+                      <w:rFonts w:ascii="Cambria Math" w:hAnsi="Cambria Math"/>
+                      <w:color w:val="000000" w:themeColor="text1"/>
+                      <w:kern w:val="24"/>
+                      <w:szCs w:val="40"/>
+                    </w:rPr>
+                    <m:t>t</m:t>
+                  </m:r>
+                </m:e>
+                <m:sub>
+                  <m:r>
+                    <w:rPr>
+                      <w:rFonts w:ascii="Cambria Math" w:hAnsi="Cambria Math"/>
+                      <w:color w:val="000000" w:themeColor="text1"/>
+                      <w:kern w:val="24"/>
+                      <w:szCs w:val="40"/>
+                    </w:rPr>
+                    <m:t>k</m:t>
+                  </m:r>
+                </m:sub>
+              </m:sSub>
+            </m:e>
+          </m:d>
+        </m:oMath>
+      </m:oMathPara>
+    </w:p>
+    <w:p>
+      <w:pPr>
+        <w:ind w:left="709"/>
+        <w:jc w:val="both"/>
+        <w:rPr>
+          <w:rFonts w:cstheme="minorHAnsi"/>
+        </w:rPr>
+      </w:pPr>
+      <w:r>
+        <w:rPr>
+          <w:rFonts w:cstheme="minorHAnsi"/>
+        </w:rPr>
+        <w:t xml:space="preserve">Należy zatem przybliżyć macierz </w:t>
+      </w:r>
+    </w:p>
+    <w:p>
+      <w:pPr>
+        <w:ind w:left="709"/>
+        <w:jc w:val="both"/>
+        <w:rPr>
+          <w:rFonts w:cstheme="minorHAnsi"/>
+        </w:rPr>
+      </w:pPr>
+      <m:oMathPara>
+        <m:oMath>
+          <m:nary>
+            <m:naryPr>
+              <m:ctrlPr>
+                <w:rPr>
+                  <w:rFonts w:ascii="Cambria Math" w:hAnsi="Cambria Math"/>
+                  <w:i/>
+                  <w:iCs/>
+                  <w:color w:val="000000" w:themeColor="text1"/>
+                  <w:kern w:val="24"/>
+                  <w:szCs w:val="40"/>
+                </w:rPr>
+              </m:ctrlPr>
+            </m:naryPr>
+            <m:sub>
+              <m:r>
+                <w:rPr>
+                  <w:rFonts w:ascii="Cambria Math" w:hAnsi="Cambria Math"/>
+                  <w:color w:val="000000" w:themeColor="text1"/>
+                  <w:kern w:val="24"/>
+                  <w:szCs w:val="40"/>
+                </w:rPr>
+                <m:t>0</m:t>
+              </m:r>
+            </m:sub>
+            <m:sup>
+              <m:r>
+                <m:rPr>
+                  <m:sty m:val="p"/>
+                </m:rPr>
+                <w:rPr>
+                  <w:rFonts w:ascii="Cambria Math" w:hAnsi="Cambria Math"/>
+                  <w:color w:val="000000" w:themeColor="text1"/>
+                  <w:kern w:val="24"/>
+                  <w:szCs w:val="40"/>
+                </w:rPr>
+                <m:t>Δ</m:t>
+              </m:r>
+              <m:r>
+                <w:rPr>
+                  <w:rFonts w:ascii="Cambria Math" w:hAnsi="Cambria Math"/>
+                  <w:color w:val="000000" w:themeColor="text1"/>
+                  <w:kern w:val="24"/>
+                  <w:szCs w:val="40"/>
+                </w:rPr>
+                <m:t xml:space="preserve">t </m:t>
+              </m:r>
+            </m:sup>
+            <m:e>
+              <m:r>
+                <m:rPr>
+                  <m:sty m:val="p"/>
+                </m:rPr>
+                <w:rPr>
+                  <w:rFonts w:ascii="Cambria Math" w:hAnsi="Cambria Math"/>
+                  <w:color w:val="000000" w:themeColor="text1"/>
+                  <w:kern w:val="24"/>
+                  <w:szCs w:val="40"/>
+                </w:rPr>
+                <m:t>exp</m:t>
+              </m:r>
+              <m:d>
+                <m:dPr>
+                  <m:ctrlPr>
+                    <w:rPr>
+                      <w:rFonts w:ascii="Cambria Math" w:hAnsi="Cambria Math"/>
+                      <w:i/>
+                      <w:iCs/>
+                      <w:color w:val="000000" w:themeColor="text1"/>
+                      <w:kern w:val="24"/>
+                      <w:szCs w:val="40"/>
+                    </w:rPr>
+                  </m:ctrlPr>
+                </m:dPr>
+                <m:e>
+                  <m:r>
+                    <w:rPr>
+                      <w:rFonts w:ascii="Cambria Math" w:hAnsi="Cambria Math"/>
+                      <w:color w:val="000000" w:themeColor="text1"/>
+                      <w:kern w:val="24"/>
+                      <w:szCs w:val="40"/>
+                    </w:rPr>
+                    <m:t>-Aτ</m:t>
+                  </m:r>
+                </m:e>
+              </m:d>
+              <m:r>
+                <w:rPr>
+                  <w:rFonts w:ascii="Cambria Math" w:hAnsi="Cambria Math"/>
+                  <w:color w:val="000000" w:themeColor="text1"/>
+                  <w:kern w:val="24"/>
+                  <w:szCs w:val="40"/>
+                </w:rPr>
+                <m:t>)dτ</m:t>
+              </m:r>
+            </m:e>
+          </m:nary>
+        </m:oMath>
+      </m:oMathPara>
+    </w:p>
+    <w:p>
+      <w:pPr>
+        <w:pStyle w:val="Akapitzlist"/>
+        <w:jc w:val="both"/>
+        <w:rPr>
+          <w:rFonts w:eastAsiaTheme="minorEastAsia" w:cstheme="minorHAnsi"/>
+          <w:iCs/>
+          <w:color w:val="000000" w:themeColor="text1"/>
+          <w:kern w:val="24"/>
+          <w:szCs w:val="40"/>
+        </w:rPr>
+      </w:pPr>
+      <w:r>
+        <w:rPr>
+          <w:rFonts w:cstheme="minorHAnsi"/>
+        </w:rPr>
+        <w:t xml:space="preserve">W pierwszym przybliżeniu, można wziąć </w:t>
+      </w:r>
+      <m:oMath>
+        <m:r>
+          <m:rPr>
+            <m:sty m:val="p"/>
+          </m:rPr>
+          <w:rPr>
+            <w:rFonts w:ascii="Cambria Math" w:hAnsi="Cambria Math"/>
+            <w:color w:val="000000" w:themeColor="text1"/>
+            <w:kern w:val="24"/>
+            <w:szCs w:val="40"/>
+          </w:rPr>
+          <m:t>exp</m:t>
+        </m:r>
+        <m:d>
+          <m:dPr>
+            <m:ctrlPr>
+              <w:rPr>
+                <w:rFonts w:ascii="Cambria Math" w:hAnsi="Cambria Math"/>
+                <w:i/>
+                <w:iCs/>
+                <w:color w:val="000000" w:themeColor="text1"/>
+                <w:kern w:val="24"/>
+                <w:szCs w:val="40"/>
+              </w:rPr>
+            </m:ctrlPr>
+          </m:dPr>
+          <m:e>
+            <m:r>
+              <w:rPr>
+                <w:rFonts w:ascii="Cambria Math" w:hAnsi="Cambria Math"/>
+                <w:color w:val="000000" w:themeColor="text1"/>
+                <w:kern w:val="24"/>
+                <w:szCs w:val="40"/>
+              </w:rPr>
+              <m:t>-Aτ</m:t>
+            </m:r>
+          </m:e>
+        </m:d>
+        <m:r>
+          <w:rPr>
+            <w:rFonts w:ascii="Cambria Math" w:hAnsi="Cambria Math"/>
+            <w:color w:val="000000" w:themeColor="text1"/>
+            <w:kern w:val="24"/>
+            <w:szCs w:val="40"/>
+          </w:rPr>
+          <m:t>=</m:t>
+        </m:r>
+        <m:r>
+          <m:rPr>
+            <m:sty m:val="p"/>
+          </m:rPr>
+          <w:rPr>
+            <w:rFonts w:ascii="Cambria Math" w:hAnsi="Cambria Math"/>
+            <w:color w:val="000000" w:themeColor="text1"/>
+            <w:kern w:val="24"/>
+            <w:szCs w:val="40"/>
+          </w:rPr>
+          <m:t>exp</m:t>
+        </m:r>
+        <m:d>
+          <m:dPr>
+            <m:ctrlPr>
+              <w:rPr>
+                <w:rFonts w:ascii="Cambria Math" w:hAnsi="Cambria Math"/>
+                <w:i/>
+                <w:iCs/>
+                <w:color w:val="000000" w:themeColor="text1"/>
+                <w:kern w:val="24"/>
+                <w:szCs w:val="40"/>
+              </w:rPr>
+            </m:ctrlPr>
+          </m:dPr>
+          <m:e>
+            <m:r>
+              <w:rPr>
+                <w:rFonts w:ascii="Cambria Math" w:hAnsi="Cambria Math"/>
+                <w:color w:val="000000" w:themeColor="text1"/>
+                <w:kern w:val="24"/>
+                <w:szCs w:val="40"/>
+              </w:rPr>
+              <m:t>-A0</m:t>
+            </m:r>
+          </m:e>
+        </m:d>
+        <m:r>
+          <w:rPr>
+            <w:rFonts w:ascii="Cambria Math" w:eastAsiaTheme="minorEastAsia" w:hAnsi="Cambria Math" w:cstheme="minorHAnsi"/>
+            <w:color w:val="000000" w:themeColor="text1"/>
+            <w:kern w:val="24"/>
+            <w:szCs w:val="40"/>
+          </w:rPr>
+          <m:t>=I</m:t>
+        </m:r>
+      </m:oMath>
+      <w:r>
+        <w:rPr>
+          <w:rFonts w:eastAsiaTheme="minorEastAsia" w:cstheme="minorHAnsi"/>
+          <w:iCs/>
+          <w:color w:val="000000" w:themeColor="text1"/>
+          <w:kern w:val="24"/>
+          <w:szCs w:val="40"/>
+        </w:rPr>
+        <w:t>, czyli</w:t>
+      </w:r>
+    </w:p>
+    <w:p>
+      <w:pPr>
+        <w:ind w:left="709"/>
+        <w:jc w:val="both"/>
+        <w:rPr>
+          <w:rFonts w:eastAsiaTheme="minorEastAsia" w:cstheme="minorHAnsi"/>
+          <w:iCs/>
+          <w:color w:val="000000" w:themeColor="text1"/>
+          <w:kern w:val="24"/>
+          <w:szCs w:val="40"/>
+        </w:rPr>
+      </w:pPr>
+      <m:oMathPara>
+        <m:oMath>
+          <m:nary>
+            <m:naryPr>
+              <m:ctrlPr>
+                <w:rPr>
+                  <w:rFonts w:ascii="Cambria Math" w:hAnsi="Cambria Math"/>
+                  <w:i/>
+                  <w:iCs/>
+                  <w:color w:val="000000" w:themeColor="text1"/>
+                  <w:kern w:val="24"/>
+                  <w:szCs w:val="40"/>
+                </w:rPr>
+              </m:ctrlPr>
+            </m:naryPr>
+            <m:sub>
+              <m:r>
+                <w:rPr>
+                  <w:rFonts w:ascii="Cambria Math" w:hAnsi="Cambria Math"/>
+                  <w:color w:val="000000" w:themeColor="text1"/>
+                  <w:kern w:val="24"/>
+                  <w:szCs w:val="40"/>
+                </w:rPr>
+                <m:t>0</m:t>
+              </m:r>
+            </m:sub>
+            <m:sup>
+              <m:r>
+                <m:rPr>
+                  <m:sty m:val="p"/>
+                </m:rPr>
+                <w:rPr>
+                  <w:rFonts w:ascii="Cambria Math" w:hAnsi="Cambria Math"/>
+                  <w:color w:val="000000" w:themeColor="text1"/>
+                  <w:kern w:val="24"/>
+                  <w:szCs w:val="40"/>
+                </w:rPr>
+                <m:t>Δ</m:t>
+              </m:r>
+              <m:r>
+                <w:rPr>
+                  <w:rFonts w:ascii="Cambria Math" w:hAnsi="Cambria Math"/>
+                  <w:color w:val="000000" w:themeColor="text1"/>
+                  <w:kern w:val="24"/>
+                  <w:szCs w:val="40"/>
+                </w:rPr>
+                <m:t xml:space="preserve">t </m:t>
+              </m:r>
+            </m:sup>
+            <m:e>
+              <m:r>
+                <m:rPr>
+                  <m:sty m:val="p"/>
+                </m:rPr>
+                <w:rPr>
+                  <w:rFonts w:ascii="Cambria Math" w:hAnsi="Cambria Math"/>
+                  <w:color w:val="000000" w:themeColor="text1"/>
+                  <w:kern w:val="24"/>
+                  <w:szCs w:val="40"/>
+                </w:rPr>
+                <m:t>exp</m:t>
+              </m:r>
+              <m:d>
+                <m:dPr>
+                  <m:ctrlPr>
+                    <w:rPr>
+                      <w:rFonts w:ascii="Cambria Math" w:hAnsi="Cambria Math"/>
+                      <w:i/>
+                      <w:iCs/>
+                      <w:color w:val="000000" w:themeColor="text1"/>
+                      <w:kern w:val="24"/>
+                      <w:szCs w:val="40"/>
+                    </w:rPr>
+                  </m:ctrlPr>
+                </m:dPr>
+                <m:e>
+                  <m:r>
+                    <w:rPr>
+                      <w:rFonts w:ascii="Cambria Math" w:hAnsi="Cambria Math"/>
+                      <w:color w:val="000000" w:themeColor="text1"/>
+                      <w:kern w:val="24"/>
+                      <w:szCs w:val="40"/>
+                    </w:rPr>
+                    <m:t>-Aτ</m:t>
+                  </m:r>
+                </m:e>
+              </m:d>
+              <m:r>
+                <w:rPr>
+                  <w:rFonts w:ascii="Cambria Math" w:hAnsi="Cambria Math"/>
+                  <w:color w:val="000000" w:themeColor="text1"/>
+                  <w:kern w:val="24"/>
+                  <w:szCs w:val="40"/>
+                </w:rPr>
+                <m:t>)dτ≈I</m:t>
+              </m:r>
+              <m:r>
+                <m:rPr>
+                  <m:sty m:val="p"/>
+                </m:rPr>
+                <w:rPr>
+                  <w:rFonts w:ascii="Cambria Math" w:hAnsi="Cambria Math"/>
+                  <w:color w:val="000000" w:themeColor="text1"/>
+                  <w:kern w:val="24"/>
+                  <w:szCs w:val="40"/>
+                </w:rPr>
+                <m:t>Δ</m:t>
+              </m:r>
+              <m:r>
+                <w:rPr>
+                  <w:rFonts w:ascii="Cambria Math" w:hAnsi="Cambria Math"/>
+                  <w:color w:val="000000" w:themeColor="text1"/>
+                  <w:kern w:val="24"/>
+                  <w:szCs w:val="40"/>
+                </w:rPr>
+                <m:t>t</m:t>
+              </m:r>
+            </m:e>
+          </m:nary>
+          <m:r>
+            <w:rPr>
+              <w:rFonts w:ascii="Cambria Math" w:eastAsiaTheme="minorEastAsia" w:hAnsi="Cambria Math" w:cstheme="minorHAnsi"/>
+              <w:color w:val="000000" w:themeColor="text1"/>
+              <w:kern w:val="24"/>
+              <w:szCs w:val="40"/>
+            </w:rPr>
+            <m:t>=</m:t>
+          </m:r>
+          <m:r>
+            <m:rPr>
+              <m:sty m:val="p"/>
+            </m:rPr>
+            <w:rPr>
+              <w:rFonts w:ascii="Cambria Math" w:eastAsiaTheme="minorEastAsia" w:hAnsi="Cambria Math" w:cstheme="minorHAnsi"/>
+              <w:color w:val="000000" w:themeColor="text1"/>
+              <w:kern w:val="24"/>
+              <w:szCs w:val="40"/>
+            </w:rPr>
+            <m:t>Γ</m:t>
+          </m:r>
+        </m:oMath>
+      </m:oMathPara>
+    </w:p>
+    <w:p>
+      <w:pPr>
+        <w:ind w:left="709"/>
+        <w:jc w:val="both"/>
+        <w:rPr>
+          <w:rFonts w:cstheme="minorHAnsi"/>
+        </w:rPr>
+      </w:pPr>
+      <w:r>
+        <w:rPr>
+          <w:rFonts w:cstheme="minorHAnsi"/>
+        </w:rPr>
+        <w:t>więc</w:t>
+      </w:r>
+    </w:p>
+    <w:p>
+      <w:pPr>
+        <w:ind w:left="709"/>
+        <w:jc w:val="both"/>
+        <w:rPr>
+          <w:rFonts w:cstheme="minorHAnsi"/>
+        </w:rPr>
+      </w:pPr>
+      <m:oMathPara>
+        <m:oMath>
+          <m:r>
+            <m:rPr>
+              <m:sty m:val="b"/>
+            </m:rPr>
+            <w:rPr>
+              <w:rFonts w:ascii="Cambria Math" w:hAnsi="Cambria Math"/>
+              <w:color w:val="000000" w:themeColor="text1"/>
+              <w:kern w:val="24"/>
+              <w:szCs w:val="40"/>
+            </w:rPr>
+            <m:t>x</m:t>
+          </m:r>
+          <m:d>
+            <m:dPr>
+              <m:ctrlPr>
+                <w:rPr>
+                  <w:rFonts w:ascii="Cambria Math" w:hAnsi="Cambria Math"/>
+                  <w:b/>
+                  <w:bCs/>
+                  <w:i/>
+                  <w:iCs/>
+                  <w:color w:val="000000" w:themeColor="text1"/>
+                  <w:kern w:val="24"/>
+                  <w:szCs w:val="40"/>
+                </w:rPr>
+              </m:ctrlPr>
+            </m:dPr>
+            <m:e>
+              <m:sSub>
+                <m:sSubPr>
+                  <m:ctrlPr>
+                    <w:rPr>
+                      <w:rFonts w:ascii="Cambria Math" w:hAnsi="Cambria Math"/>
+                      <w:color w:val="000000" w:themeColor="text1"/>
+                      <w:kern w:val="24"/>
+                      <w:szCs w:val="40"/>
+                    </w:rPr>
+                  </m:ctrlPr>
+                </m:sSubPr>
+                <m:e>
+                  <m:r>
+                    <m:rPr>
+                      <m:sty m:val="p"/>
+                    </m:rPr>
+                    <w:rPr>
+                      <w:rFonts w:ascii="Cambria Math" w:hAnsi="Cambria Math"/>
+                      <w:color w:val="000000" w:themeColor="text1"/>
+                      <w:kern w:val="24"/>
+                      <w:szCs w:val="40"/>
+                    </w:rPr>
+                    <m:t>t</m:t>
+                  </m:r>
+                </m:e>
+                <m:sub>
+                  <m:r>
+                    <m:rPr>
+                      <m:sty m:val="p"/>
+                    </m:rPr>
+                    <w:rPr>
+                      <w:rFonts w:ascii="Cambria Math" w:hAnsi="Cambria Math"/>
+                      <w:color w:val="000000" w:themeColor="text1"/>
+                      <w:kern w:val="24"/>
+                      <w:szCs w:val="40"/>
+                    </w:rPr>
+                    <m:t>k+1</m:t>
+                  </m:r>
+                </m:sub>
+              </m:sSub>
+            </m:e>
+          </m:d>
+          <m:r>
+            <m:rPr>
+              <m:sty m:val="b"/>
+            </m:rPr>
+            <w:rPr>
+              <w:rFonts w:ascii="Cambria Math" w:hAnsi="Cambria Math"/>
+              <w:color w:val="000000" w:themeColor="text1"/>
+              <w:kern w:val="24"/>
+              <w:szCs w:val="40"/>
+            </w:rPr>
+            <m:t>=</m:t>
+          </m:r>
+          <m:r>
+            <m:rPr>
+              <m:sty m:val="p"/>
+            </m:rPr>
+            <w:rPr>
+              <w:rFonts w:ascii="Cambria Math" w:hAnsi="Cambria Math"/>
+              <w:color w:val="000000" w:themeColor="text1"/>
+              <w:kern w:val="24"/>
+              <w:szCs w:val="40"/>
+            </w:rPr>
+            <m:t>exp</m:t>
+          </m:r>
+          <m:d>
+            <m:dPr>
+              <m:ctrlPr>
+                <w:rPr>
+                  <w:rFonts w:ascii="Cambria Math" w:hAnsi="Cambria Math"/>
+                  <w:i/>
+                  <w:iCs/>
+                  <w:color w:val="000000" w:themeColor="text1"/>
+                  <w:kern w:val="24"/>
+                  <w:szCs w:val="40"/>
+                </w:rPr>
+              </m:ctrlPr>
+            </m:dPr>
+            <m:e>
+              <m:r>
+                <w:rPr>
+                  <w:rFonts w:ascii="Cambria Math" w:hAnsi="Cambria Math"/>
+                  <w:color w:val="000000" w:themeColor="text1"/>
+                  <w:kern w:val="24"/>
+                  <w:szCs w:val="40"/>
+                </w:rPr>
+                <m:t>A</m:t>
+              </m:r>
+              <m:r>
+                <m:rPr>
+                  <m:sty m:val="p"/>
+                </m:rPr>
+                <w:rPr>
+                  <w:rFonts w:ascii="Cambria Math" w:hAnsi="Cambria Math"/>
+                  <w:color w:val="000000" w:themeColor="text1"/>
+                  <w:kern w:val="24"/>
+                  <w:szCs w:val="40"/>
+                </w:rPr>
+                <m:t>Δ</m:t>
+              </m:r>
+              <m:r>
+                <w:rPr>
+                  <w:rFonts w:ascii="Cambria Math" w:hAnsi="Cambria Math"/>
+                  <w:color w:val="000000" w:themeColor="text1"/>
+                  <w:kern w:val="24"/>
+                  <w:szCs w:val="40"/>
+                </w:rPr>
+                <m:t>t</m:t>
+              </m:r>
+            </m:e>
+          </m:d>
+          <m:sSub>
+            <m:sSubPr>
+              <m:ctrlPr>
+                <w:rPr>
+                  <w:rFonts w:ascii="Cambria Math" w:hAnsi="Cambria Math"/>
+                  <w:i/>
+                  <w:iCs/>
+                  <w:color w:val="000000" w:themeColor="text1"/>
+                  <w:kern w:val="24"/>
+                  <w:szCs w:val="40"/>
+                </w:rPr>
+              </m:ctrlPr>
+            </m:sSubPr>
+            <m:e>
+              <m:r>
+                <m:rPr>
+                  <m:sty m:val="b"/>
+                </m:rPr>
+                <w:rPr>
+                  <w:rFonts w:ascii="Cambria Math" w:hAnsi="Cambria Math"/>
+                  <w:color w:val="000000" w:themeColor="text1"/>
+                  <w:kern w:val="24"/>
+                  <w:szCs w:val="40"/>
+                </w:rPr>
+                <m:t>x</m:t>
+              </m:r>
+            </m:e>
+            <m:sub>
+              <m:r>
+                <w:rPr>
+                  <w:rFonts w:ascii="Cambria Math" w:hAnsi="Cambria Math"/>
+                  <w:color w:val="000000" w:themeColor="text1"/>
+                  <w:kern w:val="24"/>
+                  <w:szCs w:val="40"/>
+                </w:rPr>
+                <m:t>k</m:t>
+              </m:r>
+            </m:sub>
+          </m:sSub>
+          <m:r>
+            <w:rPr>
+              <w:rFonts w:ascii="Cambria Math" w:hAnsi="Cambria Math"/>
+              <w:color w:val="000000" w:themeColor="text1"/>
+              <w:kern w:val="24"/>
+              <w:szCs w:val="40"/>
+            </w:rPr>
+            <m:t>+</m:t>
+          </m:r>
+          <m:r>
+            <m:rPr>
+              <m:sty m:val="p"/>
+            </m:rPr>
+            <w:rPr>
+              <w:rFonts w:ascii="Cambria Math" w:hAnsi="Cambria Math"/>
+              <w:color w:val="000000" w:themeColor="text1"/>
+              <w:kern w:val="24"/>
+              <w:szCs w:val="40"/>
+            </w:rPr>
+            <m:t>exp</m:t>
+          </m:r>
+          <m:d>
+            <m:dPr>
+              <m:ctrlPr>
+                <w:rPr>
+                  <w:rFonts w:ascii="Cambria Math" w:hAnsi="Cambria Math"/>
+                  <w:i/>
+                  <w:iCs/>
+                  <w:color w:val="000000" w:themeColor="text1"/>
+                  <w:kern w:val="24"/>
+                  <w:szCs w:val="40"/>
+                </w:rPr>
+              </m:ctrlPr>
+            </m:dPr>
+            <m:e>
+              <m:r>
+                <w:rPr>
+                  <w:rFonts w:ascii="Cambria Math" w:hAnsi="Cambria Math"/>
+                  <w:color w:val="000000" w:themeColor="text1"/>
+                  <w:kern w:val="24"/>
+                  <w:szCs w:val="40"/>
+                </w:rPr>
+                <m:t>A</m:t>
+              </m:r>
+              <m:r>
+                <m:rPr>
+                  <m:sty m:val="p"/>
+                </m:rPr>
+                <w:rPr>
+                  <w:rFonts w:ascii="Cambria Math" w:hAnsi="Cambria Math"/>
+                  <w:color w:val="000000" w:themeColor="text1"/>
+                  <w:kern w:val="24"/>
+                  <w:szCs w:val="40"/>
+                </w:rPr>
+                <m:t>Δt</m:t>
+              </m:r>
+            </m:e>
+          </m:d>
+          <m:nary>
+            <m:naryPr>
+              <m:ctrlPr>
+                <w:rPr>
+                  <w:rFonts w:ascii="Cambria Math" w:hAnsi="Cambria Math"/>
+                  <w:i/>
+                  <w:iCs/>
+                  <w:color w:val="000000" w:themeColor="text1"/>
+                  <w:kern w:val="24"/>
+                  <w:szCs w:val="40"/>
+                </w:rPr>
+              </m:ctrlPr>
+            </m:naryPr>
+            <m:sub>
+              <m:r>
+                <w:rPr>
+                  <w:rFonts w:ascii="Cambria Math" w:hAnsi="Cambria Math"/>
+                  <w:color w:val="000000" w:themeColor="text1"/>
+                  <w:kern w:val="24"/>
+                  <w:szCs w:val="40"/>
+                </w:rPr>
+                <m:t>0</m:t>
+              </m:r>
+            </m:sub>
+            <m:sup>
+              <m:r>
+                <m:rPr>
+                  <m:sty m:val="p"/>
+                </m:rPr>
+                <w:rPr>
+                  <w:rFonts w:ascii="Cambria Math" w:hAnsi="Cambria Math"/>
+                  <w:color w:val="000000" w:themeColor="text1"/>
+                  <w:kern w:val="24"/>
+                  <w:szCs w:val="40"/>
+                </w:rPr>
+                <m:t>Δ</m:t>
+              </m:r>
+              <m:r>
+                <w:rPr>
+                  <w:rFonts w:ascii="Cambria Math" w:hAnsi="Cambria Math"/>
+                  <w:color w:val="000000" w:themeColor="text1"/>
+                  <w:kern w:val="24"/>
+                  <w:szCs w:val="40"/>
+                </w:rPr>
+                <m:t xml:space="preserve">t </m:t>
+              </m:r>
+            </m:sup>
+            <m:e>
+              <m:r>
+                <m:rPr>
+                  <m:sty m:val="p"/>
+                </m:rPr>
+                <w:rPr>
+                  <w:rFonts w:ascii="Cambria Math" w:hAnsi="Cambria Math"/>
+                  <w:color w:val="000000" w:themeColor="text1"/>
+                  <w:kern w:val="24"/>
+                  <w:szCs w:val="40"/>
+                </w:rPr>
+                <m:t>exp</m:t>
+              </m:r>
+              <m:d>
+                <m:dPr>
+                  <m:ctrlPr>
+                    <w:rPr>
+                      <w:rFonts w:ascii="Cambria Math" w:hAnsi="Cambria Math"/>
+                      <w:i/>
+                      <w:iCs/>
+                      <w:color w:val="000000" w:themeColor="text1"/>
+                      <w:kern w:val="24"/>
+                      <w:szCs w:val="40"/>
+                    </w:rPr>
+                  </m:ctrlPr>
+                </m:dPr>
+                <m:e>
+                  <m:r>
+                    <w:rPr>
+                      <w:rFonts w:ascii="Cambria Math" w:hAnsi="Cambria Math"/>
+                      <w:color w:val="000000" w:themeColor="text1"/>
+                      <w:kern w:val="24"/>
+                      <w:szCs w:val="40"/>
+                    </w:rPr>
+                    <m:t>-Aτ</m:t>
+                  </m:r>
+                </m:e>
+              </m:d>
+              <m:r>
+                <w:rPr>
+                  <w:rFonts w:ascii="Cambria Math" w:hAnsi="Cambria Math"/>
+                  <w:color w:val="000000" w:themeColor="text1"/>
+                  <w:kern w:val="24"/>
+                  <w:szCs w:val="40"/>
+                </w:rPr>
+                <m:t>)B</m:t>
+              </m:r>
+              <m:r>
+                <m:rPr>
+                  <m:sty m:val="bi"/>
+                </m:rPr>
+                <w:rPr>
+                  <w:rFonts w:ascii="Cambria Math" w:hAnsi="Cambria Math"/>
+                  <w:color w:val="000000" w:themeColor="text1"/>
+                  <w:kern w:val="24"/>
+                  <w:szCs w:val="40"/>
+                </w:rPr>
+                <m:t>u</m:t>
+              </m:r>
+              <m:d>
+                <m:dPr>
+                  <m:ctrlPr>
+                    <w:rPr>
+                      <w:rFonts w:ascii="Cambria Math" w:hAnsi="Cambria Math"/>
+                      <w:i/>
+                      <w:iCs/>
+                      <w:color w:val="000000" w:themeColor="text1"/>
+                      <w:kern w:val="24"/>
+                      <w:szCs w:val="40"/>
+                    </w:rPr>
+                  </m:ctrlPr>
+                </m:dPr>
+                <m:e>
+                  <m:r>
+                    <w:rPr>
+                      <w:rFonts w:ascii="Cambria Math" w:hAnsi="Cambria Math"/>
+                      <w:color w:val="000000" w:themeColor="text1"/>
+                      <w:kern w:val="24"/>
+                      <w:szCs w:val="40"/>
+                    </w:rPr>
+                    <m:t>t</m:t>
+                  </m:r>
+                </m:e>
+              </m:d>
+              <m:r>
+                <w:rPr>
+                  <w:rFonts w:ascii="Cambria Math" w:hAnsi="Cambria Math"/>
+                  <w:color w:val="000000" w:themeColor="text1"/>
+                  <w:kern w:val="24"/>
+                  <w:szCs w:val="40"/>
+                </w:rPr>
+                <m:t>dτ</m:t>
+              </m:r>
+            </m:e>
+          </m:nary>
+          <m:r>
+            <w:rPr>
+              <w:rFonts w:ascii="Cambria Math" w:hAnsi="Cambria Math"/>
+              <w:color w:val="000000" w:themeColor="text1"/>
+              <w:kern w:val="24"/>
+              <w:szCs w:val="40"/>
+            </w:rPr>
+            <m:t>≈</m:t>
+          </m:r>
+          <m:r>
+            <m:rPr>
+              <m:sty m:val="p"/>
+            </m:rPr>
+            <w:rPr>
+              <w:rFonts w:ascii="Cambria Math" w:hAnsi="Cambria Math"/>
+              <w:color w:val="000000" w:themeColor="text1"/>
+              <w:kern w:val="24"/>
+              <w:szCs w:val="40"/>
+            </w:rPr>
+            <m:t>exp</m:t>
+          </m:r>
+          <m:d>
+            <m:dPr>
+              <m:ctrlPr>
+                <w:rPr>
+                  <w:rFonts w:ascii="Cambria Math" w:hAnsi="Cambria Math"/>
+                  <w:i/>
+                  <w:iCs/>
+                  <w:color w:val="000000" w:themeColor="text1"/>
+                  <w:kern w:val="24"/>
+                  <w:szCs w:val="40"/>
+                </w:rPr>
+              </m:ctrlPr>
+            </m:dPr>
+            <m:e>
+              <m:r>
+                <w:rPr>
+                  <w:rFonts w:ascii="Cambria Math" w:hAnsi="Cambria Math"/>
+                  <w:color w:val="000000" w:themeColor="text1"/>
+                  <w:kern w:val="24"/>
+                  <w:szCs w:val="40"/>
+                </w:rPr>
+                <m:t>A</m:t>
+              </m:r>
+              <m:r>
+                <m:rPr>
+                  <m:sty m:val="p"/>
+                </m:rPr>
+                <w:rPr>
+                  <w:rFonts w:ascii="Cambria Math" w:hAnsi="Cambria Math"/>
+                  <w:color w:val="000000" w:themeColor="text1"/>
+                  <w:kern w:val="24"/>
+                  <w:szCs w:val="40"/>
+                </w:rPr>
+                <m:t>t</m:t>
+              </m:r>
+            </m:e>
+          </m:d>
+          <m:sSub>
+            <m:sSubPr>
+              <m:ctrlPr>
+                <w:rPr>
+                  <w:rFonts w:ascii="Cambria Math" w:hAnsi="Cambria Math"/>
+                  <w:i/>
+                  <w:iCs/>
+                  <w:color w:val="000000" w:themeColor="text1"/>
+                  <w:kern w:val="24"/>
+                  <w:szCs w:val="40"/>
+                </w:rPr>
+              </m:ctrlPr>
+            </m:sSubPr>
+            <m:e>
+              <m:r>
+                <m:rPr>
+                  <m:sty m:val="b"/>
+                </m:rPr>
+                <w:rPr>
+                  <w:rFonts w:ascii="Cambria Math" w:hAnsi="Cambria Math"/>
+                  <w:color w:val="000000" w:themeColor="text1"/>
+                  <w:kern w:val="24"/>
+                  <w:szCs w:val="40"/>
+                </w:rPr>
+                <m:t>x</m:t>
+              </m:r>
+            </m:e>
+            <m:sub>
+              <m:r>
+                <w:rPr>
+                  <w:rFonts w:ascii="Cambria Math" w:hAnsi="Cambria Math"/>
+                  <w:color w:val="000000" w:themeColor="text1"/>
+                  <w:kern w:val="24"/>
+                  <w:szCs w:val="40"/>
+                </w:rPr>
+                <m:t>k</m:t>
+              </m:r>
+            </m:sub>
+          </m:sSub>
+          <m:r>
+            <w:rPr>
+              <w:rFonts w:ascii="Cambria Math" w:hAnsi="Cambria Math"/>
+              <w:color w:val="000000" w:themeColor="text1"/>
+              <w:kern w:val="24"/>
+              <w:szCs w:val="40"/>
+            </w:rPr>
+            <m:t>+</m:t>
+          </m:r>
+          <m:r>
+            <m:rPr>
+              <m:sty m:val="p"/>
+            </m:rPr>
+            <w:rPr>
+              <w:rFonts w:ascii="Cambria Math" w:hAnsi="Cambria Math"/>
+              <w:color w:val="000000" w:themeColor="text1"/>
+              <w:kern w:val="24"/>
+              <w:szCs w:val="40"/>
+            </w:rPr>
+            <m:t>exp</m:t>
+          </m:r>
+          <m:d>
+            <m:dPr>
+              <m:ctrlPr>
+                <w:rPr>
+                  <w:rFonts w:ascii="Cambria Math" w:hAnsi="Cambria Math"/>
+                  <w:i/>
+                  <w:iCs/>
+                  <w:color w:val="000000" w:themeColor="text1"/>
+                  <w:kern w:val="24"/>
+                  <w:szCs w:val="40"/>
+                </w:rPr>
+              </m:ctrlPr>
+            </m:dPr>
+            <m:e>
+              <m:r>
+                <w:rPr>
+                  <w:rFonts w:ascii="Cambria Math" w:hAnsi="Cambria Math"/>
+                  <w:color w:val="000000" w:themeColor="text1"/>
+                  <w:kern w:val="24"/>
+                  <w:szCs w:val="40"/>
+                </w:rPr>
+                <m:t>A</m:t>
+              </m:r>
+              <m:r>
+                <m:rPr>
+                  <m:sty m:val="p"/>
+                </m:rPr>
+                <w:rPr>
+                  <w:rFonts w:ascii="Cambria Math" w:hAnsi="Cambria Math"/>
+                  <w:color w:val="000000" w:themeColor="text1"/>
+                  <w:kern w:val="24"/>
+                  <w:szCs w:val="40"/>
+                </w:rPr>
+                <m:t>Δt</m:t>
+              </m:r>
+            </m:e>
+          </m:d>
+          <m:r>
+            <m:rPr>
+              <m:sty m:val="p"/>
+            </m:rPr>
+            <w:rPr>
+              <w:rFonts w:ascii="Cambria Math" w:hAnsi="Cambria Math"/>
+              <w:color w:val="000000" w:themeColor="text1"/>
+              <w:kern w:val="24"/>
+              <w:szCs w:val="40"/>
+            </w:rPr>
+            <m:t>Γ</m:t>
+          </m:r>
+          <m:r>
+            <w:rPr>
+              <w:rFonts w:ascii="Cambria Math" w:hAnsi="Cambria Math"/>
+              <w:color w:val="000000" w:themeColor="text1"/>
+              <w:kern w:val="24"/>
+              <w:szCs w:val="40"/>
+            </w:rPr>
+            <m:t>Bu</m:t>
+          </m:r>
+          <m:d>
+            <m:dPr>
+              <m:ctrlPr>
+                <w:rPr>
+                  <w:rFonts w:ascii="Cambria Math" w:hAnsi="Cambria Math"/>
+                  <w:i/>
+                  <w:iCs/>
+                  <w:color w:val="000000" w:themeColor="text1"/>
+                  <w:kern w:val="24"/>
+                  <w:szCs w:val="40"/>
+                </w:rPr>
+              </m:ctrlPr>
+            </m:dPr>
+            <m:e>
+              <m:sSub>
+                <m:sSubPr>
+                  <m:ctrlPr>
+                    <w:rPr>
+                      <w:rFonts w:ascii="Cambria Math" w:hAnsi="Cambria Math"/>
+                      <w:i/>
+                      <w:iCs/>
+                      <w:color w:val="000000" w:themeColor="text1"/>
+                      <w:kern w:val="24"/>
+                      <w:szCs w:val="40"/>
+                    </w:rPr>
+                  </m:ctrlPr>
+                </m:sSubPr>
+                <m:e>
+                  <m:r>
+                    <w:rPr>
+                      <w:rFonts w:ascii="Cambria Math" w:hAnsi="Cambria Math"/>
+                      <w:color w:val="000000" w:themeColor="text1"/>
+                      <w:kern w:val="24"/>
+                      <w:szCs w:val="40"/>
+                    </w:rPr>
+                    <m:t>t</m:t>
+                  </m:r>
+                </m:e>
+                <m:sub>
+                  <m:r>
+                    <w:rPr>
+                      <w:rFonts w:ascii="Cambria Math" w:hAnsi="Cambria Math"/>
+                      <w:color w:val="000000" w:themeColor="text1"/>
+                      <w:kern w:val="24"/>
+                      <w:szCs w:val="40"/>
+                    </w:rPr>
+                    <m:t>k</m:t>
+                  </m:r>
+                </m:sub>
+              </m:sSub>
+            </m:e>
+          </m:d>
+        </m:oMath>
+      </m:oMathPara>
+    </w:p>
+    <w:p>
+      <w:pPr>
+        <w:pStyle w:val="Akapitzlist"/>
+        <w:jc w:val="both"/>
+        <w:rPr>
+          <w:rFonts w:cstheme="minorHAnsi"/>
+        </w:rPr>
+      </w:pPr>
+      <w:r>
+        <w:rPr>
+          <w:rFonts w:cstheme="minorHAnsi"/>
+        </w:rPr>
+        <w:t>Przybliżenie takie zaimplementowano w kodzie metody</w:t>
+      </w:r>
+      <w:r>
+        <w:rPr>
+          <w:rFonts w:cstheme="minorHAnsi"/>
+        </w:rPr>
+        <w:t xml:space="preserve"> </w:t>
+      </w:r>
+    </w:p>
+    <w:p>
+      <w:pPr>
+        <w:pStyle w:val="Akapitzlist"/>
+        <w:jc w:val="both"/>
+        <w:rPr>
+          <w:rFonts w:cstheme="minorHAnsi"/>
+        </w:rPr>
+      </w:pPr>
+      <w:proofErr w:type="spellStart"/>
+      <w:r>
+        <w:rPr>
+          <w:rFonts w:ascii="Courier New" w:hAnsi="Courier New" w:cs="Courier New"/>
+          <w:lang w:val="en-US"/>
+        </w:rPr>
+        <w:t>solve_linear_control_system_approx_first_order</w:t>
+      </w:r>
+      <w:proofErr w:type="spellEnd"/>
+      <w:r>
+        <w:rPr>
+          <w:rFonts w:cstheme="minorHAnsi"/>
+          <w:lang w:val="en-US"/>
+        </w:rPr>
+        <w:t xml:space="preserve">. </w:t>
+      </w:r>
+      <w:r>
+        <w:rPr>
+          <w:rFonts w:cstheme="minorHAnsi"/>
+        </w:rPr>
+        <w:t>W linii 71 mamy:</w:t>
+      </w:r>
+    </w:p>
+    <w:p>
+      <w:pPr>
+        <w:spacing w:after="0" w:line="240" w:lineRule="auto"/>
+        <w:jc w:val="center"/>
+        <w:rPr>
+          <w:rFonts w:ascii="Courier New" w:eastAsia="Times New Roman" w:hAnsi="Courier New" w:cs="Courier New"/>
+          <w:szCs w:val="28"/>
+          <w:lang w:eastAsia="pl-PL"/>
+        </w:rPr>
+      </w:pPr>
+      <w:proofErr w:type="spellStart"/>
+      <w:r>
+        <w:rPr>
+          <w:rFonts w:ascii="Courier New" w:eastAsia="Times New Roman" w:hAnsi="Courier New" w:cs="Courier New"/>
+          <w:szCs w:val="28"/>
+          <w:lang w:eastAsia="pl-PL"/>
+        </w:rPr>
+        <w:t>x_curr</w:t>
+      </w:r>
+      <w:proofErr w:type="spellEnd"/>
+      <w:r>
+        <w:rPr>
+          <w:rFonts w:ascii="Courier New" w:eastAsia="Times New Roman" w:hAnsi="Courier New" w:cs="Courier New"/>
+          <w:szCs w:val="28"/>
+          <w:lang w:eastAsia="pl-PL"/>
+        </w:rPr>
+        <w:t xml:space="preserve"> = Phi * </w:t>
+      </w:r>
+      <w:proofErr w:type="spellStart"/>
+      <w:r>
+        <w:rPr>
+          <w:rFonts w:ascii="Courier New" w:eastAsia="Times New Roman" w:hAnsi="Courier New" w:cs="Courier New"/>
+          <w:szCs w:val="28"/>
+          <w:lang w:eastAsia="pl-PL"/>
+        </w:rPr>
+        <w:t>x_prev</w:t>
+      </w:r>
+      <w:proofErr w:type="spellEnd"/>
+      <w:r>
+        <w:rPr>
+          <w:rFonts w:ascii="Courier New" w:eastAsia="Times New Roman" w:hAnsi="Courier New" w:cs="Courier New"/>
+          <w:szCs w:val="28"/>
+          <w:lang w:eastAsia="pl-PL"/>
+        </w:rPr>
+        <w:t xml:space="preserve"> + Phi *Gamma * B* ukm1;</w:t>
+      </w:r>
+    </w:p>
+    <w:p>
+      <w:pPr>
+        <w:pStyle w:val="Akapitzlist"/>
+        <w:jc w:val="both"/>
+        <w:rPr>
+          <w:rFonts w:cstheme="minorHAnsi"/>
+        </w:rPr>
+      </w:pPr>
+    </w:p>
+    <w:p>
+      <w:pPr>
+        <w:pStyle w:val="Akapitzlist"/>
+        <w:jc w:val="both"/>
+        <w:rPr>
+          <w:rFonts w:cstheme="minorHAnsi"/>
+          <w:lang w:val="en-US"/>
+        </w:rPr>
+      </w:pPr>
+      <w:r>
+        <w:rPr>
+          <w:rFonts w:cstheme="minorHAnsi"/>
+          <w:lang w:val="en-US"/>
+        </w:rPr>
+        <w:t xml:space="preserve">co jest </w:t>
+      </w:r>
+      <w:proofErr w:type="spellStart"/>
+      <w:r>
+        <w:rPr>
+          <w:rFonts w:cstheme="minorHAnsi"/>
+          <w:lang w:val="en-US"/>
+        </w:rPr>
+        <w:t>implementacją</w:t>
+      </w:r>
+      <w:proofErr w:type="spellEnd"/>
+      <w:r>
+        <w:rPr>
+          <w:rFonts w:cstheme="minorHAnsi"/>
+          <w:lang w:val="en-US"/>
+        </w:rPr>
+        <w:t xml:space="preserve"> </w:t>
+      </w:r>
+      <w:proofErr w:type="spellStart"/>
+      <w:r>
+        <w:rPr>
+          <w:rFonts w:cstheme="minorHAnsi"/>
+          <w:lang w:val="en-US"/>
+        </w:rPr>
+        <w:t>wyrażenia</w:t>
+      </w:r>
+      <w:proofErr w:type="spellEnd"/>
+      <w:r>
+        <w:rPr>
+          <w:rFonts w:cstheme="minorHAnsi"/>
+          <w:lang w:val="en-US"/>
+        </w:rPr>
+        <w:t xml:space="preserve"> </w:t>
+      </w:r>
+    </w:p>
+    <w:p>
+      <w:pPr>
+        <w:pStyle w:val="Akapitzlist"/>
+        <w:jc w:val="both"/>
+        <w:rPr>
+          <w:rFonts w:eastAsiaTheme="minorEastAsia" w:cstheme="minorHAnsi"/>
+          <w:iCs/>
+          <w:color w:val="000000" w:themeColor="text1"/>
+          <w:kern w:val="24"/>
+          <w:szCs w:val="40"/>
+        </w:rPr>
+      </w:pPr>
+      <m:oMathPara>
+        <m:oMath>
+          <m:r>
+            <m:rPr>
+              <m:sty m:val="p"/>
+            </m:rPr>
+            <w:rPr>
+              <w:rFonts w:ascii="Cambria Math" w:hAnsi="Cambria Math"/>
+              <w:color w:val="000000" w:themeColor="text1"/>
+              <w:kern w:val="24"/>
+              <w:szCs w:val="40"/>
+            </w:rPr>
+            <w:lastRenderedPageBreak/>
+            <m:t>exp</m:t>
+          </m:r>
+          <m:d>
+            <m:dPr>
+              <m:ctrlPr>
+                <w:rPr>
+                  <w:rFonts w:ascii="Cambria Math" w:hAnsi="Cambria Math"/>
+                  <w:i/>
+                  <w:iCs/>
+                  <w:color w:val="000000" w:themeColor="text1"/>
+                  <w:kern w:val="24"/>
+                  <w:szCs w:val="40"/>
+                </w:rPr>
+              </m:ctrlPr>
+            </m:dPr>
+            <m:e>
+              <m:r>
+                <w:rPr>
+                  <w:rFonts w:ascii="Cambria Math" w:hAnsi="Cambria Math"/>
+                  <w:color w:val="000000" w:themeColor="text1"/>
+                  <w:kern w:val="24"/>
+                  <w:szCs w:val="40"/>
+                </w:rPr>
+                <m:t>A</m:t>
+              </m:r>
+              <m:r>
+                <m:rPr>
+                  <m:sty m:val="p"/>
+                </m:rPr>
+                <w:rPr>
+                  <w:rFonts w:ascii="Cambria Math" w:hAnsi="Cambria Math"/>
+                  <w:color w:val="000000" w:themeColor="text1"/>
+                  <w:kern w:val="24"/>
+                  <w:szCs w:val="40"/>
+                </w:rPr>
+                <m:t>Δ</m:t>
+              </m:r>
+              <m:r>
+                <w:rPr>
+                  <w:rFonts w:ascii="Cambria Math" w:hAnsi="Cambria Math"/>
+                  <w:color w:val="000000" w:themeColor="text1"/>
+                  <w:kern w:val="24"/>
+                  <w:szCs w:val="40"/>
+                </w:rPr>
+                <m:t>t</m:t>
+              </m:r>
+            </m:e>
+          </m:d>
+          <m:sSub>
+            <m:sSubPr>
+              <m:ctrlPr>
+                <w:rPr>
+                  <w:rFonts w:ascii="Cambria Math" w:hAnsi="Cambria Math"/>
+                  <w:i/>
+                  <w:iCs/>
+                  <w:color w:val="000000" w:themeColor="text1"/>
+                  <w:kern w:val="24"/>
+                  <w:szCs w:val="40"/>
+                </w:rPr>
+              </m:ctrlPr>
+            </m:sSubPr>
+            <m:e>
+              <m:r>
+                <m:rPr>
+                  <m:sty m:val="b"/>
+                </m:rPr>
+                <w:rPr>
+                  <w:rFonts w:ascii="Cambria Math" w:hAnsi="Cambria Math"/>
+                  <w:color w:val="000000" w:themeColor="text1"/>
+                  <w:kern w:val="24"/>
+                  <w:szCs w:val="40"/>
+                </w:rPr>
+                <m:t>x</m:t>
+              </m:r>
+            </m:e>
+            <m:sub>
+              <m:r>
+                <w:rPr>
+                  <w:rFonts w:ascii="Cambria Math" w:hAnsi="Cambria Math"/>
+                  <w:color w:val="000000" w:themeColor="text1"/>
+                  <w:kern w:val="24"/>
+                  <w:szCs w:val="40"/>
+                </w:rPr>
+                <m:t>k</m:t>
+              </m:r>
+            </m:sub>
+          </m:sSub>
+          <m:r>
+            <w:rPr>
+              <w:rFonts w:ascii="Cambria Math" w:hAnsi="Cambria Math"/>
+              <w:color w:val="000000" w:themeColor="text1"/>
+              <w:kern w:val="24"/>
+              <w:szCs w:val="40"/>
+            </w:rPr>
+            <m:t>+</m:t>
+          </m:r>
+          <m:r>
+            <m:rPr>
+              <m:sty m:val="p"/>
+            </m:rPr>
+            <w:rPr>
+              <w:rFonts w:ascii="Cambria Math" w:hAnsi="Cambria Math"/>
+              <w:color w:val="000000" w:themeColor="text1"/>
+              <w:kern w:val="24"/>
+              <w:szCs w:val="40"/>
+            </w:rPr>
+            <m:t>exp</m:t>
+          </m:r>
+          <m:d>
+            <m:dPr>
+              <m:ctrlPr>
+                <w:rPr>
+                  <w:rFonts w:ascii="Cambria Math" w:hAnsi="Cambria Math"/>
+                  <w:i/>
+                  <w:iCs/>
+                  <w:color w:val="000000" w:themeColor="text1"/>
+                  <w:kern w:val="24"/>
+                  <w:szCs w:val="40"/>
+                </w:rPr>
+              </m:ctrlPr>
+            </m:dPr>
+            <m:e>
+              <m:r>
+                <w:rPr>
+                  <w:rFonts w:ascii="Cambria Math" w:hAnsi="Cambria Math"/>
+                  <w:color w:val="000000" w:themeColor="text1"/>
+                  <w:kern w:val="24"/>
+                  <w:szCs w:val="40"/>
+                </w:rPr>
+                <m:t>A</m:t>
+              </m:r>
+              <m:r>
+                <m:rPr>
+                  <m:sty m:val="p"/>
+                </m:rPr>
+                <w:rPr>
+                  <w:rFonts w:ascii="Cambria Math" w:hAnsi="Cambria Math"/>
+                  <w:color w:val="000000" w:themeColor="text1"/>
+                  <w:kern w:val="24"/>
+                  <w:szCs w:val="40"/>
+                </w:rPr>
+                <m:t>Δt</m:t>
+              </m:r>
+            </m:e>
+          </m:d>
+          <m:nary>
+            <m:naryPr>
+              <m:ctrlPr>
+                <w:rPr>
+                  <w:rFonts w:ascii="Cambria Math" w:hAnsi="Cambria Math"/>
+                  <w:i/>
+                  <w:iCs/>
+                  <w:color w:val="000000" w:themeColor="text1"/>
+                  <w:kern w:val="24"/>
+                  <w:szCs w:val="40"/>
+                </w:rPr>
+              </m:ctrlPr>
+            </m:naryPr>
+            <m:sub>
+              <m:r>
+                <w:rPr>
+                  <w:rFonts w:ascii="Cambria Math" w:hAnsi="Cambria Math"/>
+                  <w:color w:val="000000" w:themeColor="text1"/>
+                  <w:kern w:val="24"/>
+                  <w:szCs w:val="40"/>
+                </w:rPr>
+                <m:t>0</m:t>
+              </m:r>
+            </m:sub>
+            <m:sup>
+              <m:r>
+                <m:rPr>
+                  <m:sty m:val="p"/>
+                </m:rPr>
+                <w:rPr>
+                  <w:rFonts w:ascii="Cambria Math" w:hAnsi="Cambria Math"/>
+                  <w:color w:val="000000" w:themeColor="text1"/>
+                  <w:kern w:val="24"/>
+                  <w:szCs w:val="40"/>
+                </w:rPr>
+                <m:t>Δ</m:t>
+              </m:r>
+              <m:r>
+                <w:rPr>
+                  <w:rFonts w:ascii="Cambria Math" w:hAnsi="Cambria Math"/>
+                  <w:color w:val="000000" w:themeColor="text1"/>
+                  <w:kern w:val="24"/>
+                  <w:szCs w:val="40"/>
+                </w:rPr>
+                <m:t xml:space="preserve">t </m:t>
+              </m:r>
+            </m:sup>
+            <m:e>
+              <m:r>
+                <m:rPr>
+                  <m:sty m:val="p"/>
+                </m:rPr>
+                <w:rPr>
+                  <w:rFonts w:ascii="Cambria Math" w:hAnsi="Cambria Math"/>
+                  <w:color w:val="000000" w:themeColor="text1"/>
+                  <w:kern w:val="24"/>
+                  <w:szCs w:val="40"/>
+                </w:rPr>
+                <m:t>exp</m:t>
+              </m:r>
+              <m:d>
+                <m:dPr>
+                  <m:ctrlPr>
+                    <w:rPr>
+                      <w:rFonts w:ascii="Cambria Math" w:hAnsi="Cambria Math"/>
+                      <w:i/>
+                      <w:iCs/>
+                      <w:color w:val="000000" w:themeColor="text1"/>
+                      <w:kern w:val="24"/>
+                      <w:szCs w:val="40"/>
+                    </w:rPr>
+                  </m:ctrlPr>
+                </m:dPr>
+                <m:e>
+                  <m:r>
+                    <w:rPr>
+                      <w:rFonts w:ascii="Cambria Math" w:hAnsi="Cambria Math"/>
+                      <w:color w:val="000000" w:themeColor="text1"/>
+                      <w:kern w:val="24"/>
+                      <w:szCs w:val="40"/>
+                    </w:rPr>
+                    <m:t>-Aτ</m:t>
+                  </m:r>
+                </m:e>
+              </m:d>
+              <m:r>
+                <w:rPr>
+                  <w:rFonts w:ascii="Cambria Math" w:hAnsi="Cambria Math"/>
+                  <w:color w:val="000000" w:themeColor="text1"/>
+                  <w:kern w:val="24"/>
+                  <w:szCs w:val="40"/>
+                </w:rPr>
+                <m:t>)dτB</m:t>
+              </m:r>
+              <m:r>
+                <m:rPr>
+                  <m:sty m:val="bi"/>
+                </m:rPr>
+                <w:rPr>
+                  <w:rFonts w:ascii="Cambria Math" w:hAnsi="Cambria Math"/>
+                  <w:color w:val="000000" w:themeColor="text1"/>
+                  <w:kern w:val="24"/>
+                  <w:szCs w:val="40"/>
+                </w:rPr>
+                <m:t>u</m:t>
+              </m:r>
+              <m:d>
+                <m:dPr>
+                  <m:ctrlPr>
+                    <w:rPr>
+                      <w:rFonts w:ascii="Cambria Math" w:hAnsi="Cambria Math"/>
+                      <w:i/>
+                      <w:iCs/>
+                      <w:color w:val="000000" w:themeColor="text1"/>
+                      <w:kern w:val="24"/>
+                      <w:szCs w:val="40"/>
+                    </w:rPr>
+                  </m:ctrlPr>
+                </m:dPr>
+                <m:e>
+                  <m:r>
+                    <w:rPr>
+                      <w:rFonts w:ascii="Cambria Math" w:hAnsi="Cambria Math"/>
+                      <w:color w:val="000000" w:themeColor="text1"/>
+                      <w:kern w:val="24"/>
+                      <w:szCs w:val="40"/>
+                    </w:rPr>
+                    <m:t>t</m:t>
+                  </m:r>
+                </m:e>
+              </m:d>
+            </m:e>
+          </m:nary>
+        </m:oMath>
+      </m:oMathPara>
+    </w:p>
+    <w:p>
+      <w:pPr>
+        <w:pStyle w:val="Akapitzlist"/>
+        <w:jc w:val="both"/>
+        <w:rPr>
+          <w:rFonts w:cstheme="minorHAnsi"/>
+          <w:lang w:val="en-US"/>
+        </w:rPr>
+      </w:pPr>
+      <w:r>
+        <w:rPr>
+          <w:rFonts w:cstheme="minorHAnsi"/>
+          <w:lang w:val="en-US"/>
+        </w:rPr>
+        <w:t xml:space="preserve">z </w:t>
+      </w:r>
+      <w:proofErr w:type="spellStart"/>
+      <w:r>
+        <w:rPr>
+          <w:rFonts w:cstheme="minorHAnsi"/>
+          <w:lang w:val="en-US"/>
+        </w:rPr>
+        <w:t>przybliżeniem</w:t>
+      </w:r>
+      <w:proofErr w:type="spellEnd"/>
+      <w:r>
+        <w:rPr>
+          <w:rFonts w:cstheme="minorHAnsi"/>
+          <w:lang w:val="en-US"/>
+        </w:rPr>
+        <w:t>:</w:t>
+      </w:r>
+    </w:p>
+    <w:bookmarkStart w:id="0" w:name="_Hlk227262652"/>
+    <w:p>
+      <w:pPr>
+        <w:ind w:left="709"/>
+        <w:jc w:val="both"/>
+        <w:rPr>
+          <w:rFonts w:eastAsiaTheme="minorEastAsia" w:cstheme="minorHAnsi"/>
+          <w:iCs/>
+          <w:color w:val="000000" w:themeColor="text1"/>
+          <w:kern w:val="24"/>
+          <w:szCs w:val="40"/>
+        </w:rPr>
+      </w:pPr>
+      <m:oMathPara>
+        <m:oMath>
+          <m:nary>
+            <m:naryPr>
+              <m:ctrlPr>
+                <w:rPr>
+                  <w:rFonts w:ascii="Cambria Math" w:hAnsi="Cambria Math"/>
+                  <w:i/>
+                  <w:iCs/>
+                  <w:color w:val="000000" w:themeColor="text1"/>
+                  <w:kern w:val="24"/>
+                  <w:szCs w:val="40"/>
+                </w:rPr>
+              </m:ctrlPr>
+            </m:naryPr>
+            <m:sub>
+              <m:r>
+                <w:rPr>
+                  <w:rFonts w:ascii="Cambria Math" w:hAnsi="Cambria Math"/>
+                  <w:color w:val="000000" w:themeColor="text1"/>
+                  <w:kern w:val="24"/>
+                  <w:szCs w:val="40"/>
+                </w:rPr>
+                <m:t>0</m:t>
+              </m:r>
+            </m:sub>
+            <m:sup>
+              <m:r>
+                <m:rPr>
+                  <m:sty m:val="p"/>
+                </m:rPr>
+                <w:rPr>
+                  <w:rFonts w:ascii="Cambria Math" w:hAnsi="Cambria Math"/>
+                  <w:color w:val="000000" w:themeColor="text1"/>
+                  <w:kern w:val="24"/>
+                  <w:szCs w:val="40"/>
+                </w:rPr>
+                <m:t>Δ</m:t>
+              </m:r>
+              <m:r>
+                <w:rPr>
+                  <w:rFonts w:ascii="Cambria Math" w:hAnsi="Cambria Math"/>
+                  <w:color w:val="000000" w:themeColor="text1"/>
+                  <w:kern w:val="24"/>
+                  <w:szCs w:val="40"/>
+                </w:rPr>
+                <m:t xml:space="preserve">t </m:t>
+              </m:r>
+            </m:sup>
+            <m:e>
+              <m:r>
+                <m:rPr>
+                  <m:sty m:val="p"/>
+                </m:rPr>
+                <w:rPr>
+                  <w:rFonts w:ascii="Cambria Math" w:hAnsi="Cambria Math"/>
+                  <w:color w:val="000000" w:themeColor="text1"/>
+                  <w:kern w:val="24"/>
+                  <w:szCs w:val="40"/>
+                </w:rPr>
+                <m:t>exp</m:t>
+              </m:r>
+              <m:d>
+                <m:dPr>
+                  <m:ctrlPr>
+                    <w:rPr>
+                      <w:rFonts w:ascii="Cambria Math" w:hAnsi="Cambria Math"/>
+                      <w:i/>
+                      <w:iCs/>
+                      <w:color w:val="000000" w:themeColor="text1"/>
+                      <w:kern w:val="24"/>
+                      <w:szCs w:val="40"/>
+                    </w:rPr>
+                  </m:ctrlPr>
+                </m:dPr>
+                <m:e>
+                  <m:r>
+                    <w:rPr>
+                      <w:rFonts w:ascii="Cambria Math" w:hAnsi="Cambria Math"/>
+                      <w:color w:val="000000" w:themeColor="text1"/>
+                      <w:kern w:val="24"/>
+                      <w:szCs w:val="40"/>
+                    </w:rPr>
+                    <m:t>-Aτ</m:t>
+                  </m:r>
+                </m:e>
+              </m:d>
+              <m:r>
+                <w:rPr>
+                  <w:rFonts w:ascii="Cambria Math" w:hAnsi="Cambria Math"/>
+                  <w:color w:val="000000" w:themeColor="text1"/>
+                  <w:kern w:val="24"/>
+                  <w:szCs w:val="40"/>
+                </w:rPr>
+                <m:t>)dτ≈I</m:t>
+              </m:r>
+              <m:r>
+                <m:rPr>
+                  <m:sty m:val="p"/>
+                </m:rPr>
+                <w:rPr>
+                  <w:rFonts w:ascii="Cambria Math" w:hAnsi="Cambria Math"/>
+                  <w:color w:val="000000" w:themeColor="text1"/>
+                  <w:kern w:val="24"/>
+                  <w:szCs w:val="40"/>
+                </w:rPr>
+                <m:t>Δ</m:t>
+              </m:r>
+              <m:r>
+                <w:rPr>
+                  <w:rFonts w:ascii="Cambria Math" w:hAnsi="Cambria Math"/>
+                  <w:color w:val="000000" w:themeColor="text1"/>
+                  <w:kern w:val="24"/>
+                  <w:szCs w:val="40"/>
+                </w:rPr>
+                <m:t>t</m:t>
+              </m:r>
+            </m:e>
+          </m:nary>
+        </m:oMath>
+      </m:oMathPara>
+    </w:p>
+    <w:bookmarkEnd w:id="0"/>
+    <w:p>
+      <w:pPr>
+        <w:pStyle w:val="Akapitzlist"/>
+        <w:jc w:val="both"/>
+        <w:rPr>
+          <w:rFonts w:cstheme="minorHAnsi"/>
+        </w:rPr>
+      </w:pPr>
+      <w:r>
+        <w:rPr>
+          <w:rFonts w:cstheme="minorHAnsi"/>
+        </w:rPr>
+        <w:t>m</w:t>
+      </w:r>
+      <w:r>
+        <w:rPr>
+          <w:rFonts w:cstheme="minorHAnsi"/>
+        </w:rPr>
+        <w:t>amy bowiem w linii 62 kodu:</w:t>
+      </w:r>
+    </w:p>
+    <w:p>
+      <w:pPr>
+        <w:spacing w:after="0" w:line="240" w:lineRule="auto"/>
+        <w:jc w:val="center"/>
+        <w:rPr>
+          <w:rFonts w:ascii="Courier New" w:eastAsia="Times New Roman" w:hAnsi="Courier New" w:cs="Courier New"/>
+          <w:lang w:eastAsia="pl-PL"/>
+        </w:rPr>
+      </w:pPr>
+      <w:r>
+        <w:rPr>
+          <w:rFonts w:ascii="Courier New" w:eastAsia="Times New Roman" w:hAnsi="Courier New" w:cs="Courier New"/>
+          <w:lang w:eastAsia="pl-PL"/>
+        </w:rPr>
+        <w:t xml:space="preserve">Gamma = </w:t>
+      </w:r>
+      <w:proofErr w:type="spellStart"/>
+      <w:r>
+        <w:rPr>
+          <w:rFonts w:ascii="Courier New" w:eastAsia="Times New Roman" w:hAnsi="Courier New" w:cs="Courier New"/>
+          <w:lang w:eastAsia="pl-PL"/>
+        </w:rPr>
+        <w:t>eye</w:t>
+      </w:r>
+      <w:proofErr w:type="spellEnd"/>
+      <w:r>
+        <w:rPr>
+          <w:rFonts w:ascii="Courier New" w:eastAsia="Times New Roman" w:hAnsi="Courier New" w:cs="Courier New"/>
+          <w:lang w:eastAsia="pl-PL"/>
+        </w:rPr>
+        <w:t xml:space="preserve">(n)* </w:t>
+      </w:r>
+      <w:proofErr w:type="spellStart"/>
+      <w:r>
+        <w:rPr>
+          <w:rFonts w:ascii="Courier New" w:eastAsia="Times New Roman" w:hAnsi="Courier New" w:cs="Courier New"/>
+          <w:lang w:eastAsia="pl-PL"/>
+        </w:rPr>
+        <w:t>dt</w:t>
+      </w:r>
+      <w:proofErr w:type="spellEnd"/>
+      <w:r>
+        <w:rPr>
+          <w:rFonts w:ascii="Courier New" w:eastAsia="Times New Roman" w:hAnsi="Courier New" w:cs="Courier New"/>
+          <w:lang w:eastAsia="pl-PL"/>
+        </w:rPr>
+        <w:t>;</w:t>
+      </w:r>
+    </w:p>
+    <w:p>
+      <w:pPr>
+        <w:pStyle w:val="Akapitzlist"/>
+        <w:jc w:val="both"/>
+        <w:rPr>
+          <w:rFonts w:eastAsia="Times New Roman" w:cstheme="minorHAnsi"/>
+          <w:lang w:eastAsia="pl-PL"/>
+        </w:rPr>
+      </w:pPr>
+      <w:r>
+        <w:rPr>
+          <w:rFonts w:cstheme="minorHAnsi"/>
+        </w:rPr>
+        <w:t>g</w:t>
+      </w:r>
+      <w:r>
+        <w:rPr>
+          <w:rFonts w:cstheme="minorHAnsi"/>
+        </w:rPr>
+        <w:t xml:space="preserve">dzie </w:t>
+      </w:r>
+      <w:proofErr w:type="spellStart"/>
+      <w:r>
+        <w:rPr>
+          <w:rFonts w:ascii="Courier New" w:eastAsia="Times New Roman" w:hAnsi="Courier New" w:cs="Courier New"/>
+          <w:lang w:eastAsia="pl-PL"/>
+        </w:rPr>
+        <w:t>eye</w:t>
+      </w:r>
+      <w:proofErr w:type="spellEnd"/>
+      <w:r>
+        <w:rPr>
+          <w:rFonts w:ascii="Courier New" w:eastAsia="Times New Roman" w:hAnsi="Courier New" w:cs="Courier New"/>
+          <w:lang w:eastAsia="pl-PL"/>
+        </w:rPr>
+        <w:t>(n)</w:t>
+      </w:r>
+      <w:r>
+        <w:rPr>
+          <w:rFonts w:eastAsia="Times New Roman" w:cstheme="minorHAnsi"/>
+          <w:lang w:eastAsia="pl-PL"/>
+        </w:rPr>
+        <w:t>to m</w:t>
+      </w:r>
+      <w:r>
+        <w:rPr>
+          <w:rFonts w:eastAsia="Times New Roman" w:cstheme="minorHAnsi"/>
+          <w:lang w:eastAsia="pl-PL"/>
+        </w:rPr>
+        <w:t xml:space="preserve">acierz jednostkowa o wymiarze </w:t>
+      </w:r>
+      <w:proofErr w:type="spellStart"/>
+      <w:r>
+        <w:rPr>
+          <w:rFonts w:eastAsia="Times New Roman" w:cstheme="minorHAnsi"/>
+          <w:lang w:eastAsia="pl-PL"/>
+        </w:rPr>
+        <w:t>nxn</w:t>
+      </w:r>
+      <w:proofErr w:type="spellEnd"/>
+      <w:r>
+        <w:rPr>
+          <w:rFonts w:eastAsia="Times New Roman" w:cstheme="minorHAnsi"/>
+          <w:lang w:eastAsia="pl-PL"/>
+        </w:rPr>
+        <w:t>.</w:t>
+      </w:r>
+    </w:p>
+    <w:p>
+      <w:pPr>
+        <w:pStyle w:val="Akapitzlist"/>
+        <w:jc w:val="both"/>
+        <w:rPr>
+          <w:rFonts w:eastAsiaTheme="minorEastAsia" w:cstheme="minorHAnsi"/>
+          <w:color w:val="000000" w:themeColor="text1"/>
+          <w:kern w:val="24"/>
+          <w:szCs w:val="40"/>
+        </w:rPr>
+      </w:pPr>
+      <w:r>
+        <w:rPr>
+          <w:rFonts w:cstheme="minorHAnsi"/>
+        </w:rPr>
+        <w:t xml:space="preserve">Powyższe przybliżenie pierwszego rzędu działa dobrze, jeżeli czas  </w:t>
+      </w:r>
+      <m:oMath>
+        <m:r>
+          <m:rPr>
+            <m:sty m:val="p"/>
+          </m:rPr>
+          <w:rPr>
+            <w:rFonts w:ascii="Cambria Math" w:hAnsi="Cambria Math"/>
+            <w:color w:val="000000" w:themeColor="text1"/>
+            <w:kern w:val="24"/>
+            <w:szCs w:val="40"/>
+          </w:rPr>
+          <m:t>Δ</m:t>
+        </m:r>
+        <m:r>
+          <w:rPr>
+            <w:rFonts w:ascii="Cambria Math" w:hAnsi="Cambria Math"/>
+            <w:color w:val="000000" w:themeColor="text1"/>
+            <w:kern w:val="24"/>
+            <w:szCs w:val="40"/>
+          </w:rPr>
+          <m:t>t</m:t>
+        </m:r>
+      </m:oMath>
+      <w:r>
+        <w:rPr>
+          <w:rFonts w:eastAsiaTheme="minorEastAsia" w:cstheme="minorHAnsi"/>
+          <w:color w:val="000000" w:themeColor="text1"/>
+          <w:kern w:val="24"/>
+          <w:szCs w:val="40"/>
+        </w:rPr>
+        <w:t xml:space="preserve"> jest mały. Uruchom skrypt </w:t>
+      </w:r>
+      <w:r>
+        <w:rPr>
+          <w:rFonts w:ascii="Courier New" w:eastAsiaTheme="minorEastAsia" w:hAnsi="Courier New" w:cs="Courier New"/>
+          <w:color w:val="000000" w:themeColor="text1"/>
+          <w:kern w:val="24"/>
+          <w:szCs w:val="40"/>
+        </w:rPr>
+        <w:t>zadanie_ppk4.m</w:t>
+      </w:r>
+      <w:r>
+        <w:rPr>
+          <w:rFonts w:ascii="Courier New" w:eastAsiaTheme="minorEastAsia" w:hAnsi="Courier New" w:cs="Courier New"/>
+          <w:color w:val="000000" w:themeColor="text1"/>
+          <w:kern w:val="24"/>
+          <w:szCs w:val="40"/>
+        </w:rPr>
+        <w:t xml:space="preserve"> </w:t>
+      </w:r>
+      <w:r>
+        <w:rPr>
+          <w:rFonts w:eastAsiaTheme="minorEastAsia" w:cstheme="minorHAnsi"/>
+          <w:color w:val="000000" w:themeColor="text1"/>
+          <w:kern w:val="24"/>
+          <w:szCs w:val="40"/>
+        </w:rPr>
+        <w:t xml:space="preserve">z </w:t>
+      </w:r>
+      <w:r>
+        <w:rPr>
+          <w:rFonts w:eastAsiaTheme="minorEastAsia" w:cstheme="minorHAnsi"/>
+          <w:color w:val="000000" w:themeColor="text1"/>
+          <w:kern w:val="24"/>
+          <w:szCs w:val="40"/>
+        </w:rPr>
+        <w:t xml:space="preserve">linijką 32 definiującą </w:t>
+      </w:r>
+      <w:proofErr w:type="spellStart"/>
+      <w:r>
+        <w:rPr>
+          <w:rFonts w:eastAsiaTheme="minorEastAsia" w:cstheme="minorHAnsi"/>
+          <w:color w:val="000000" w:themeColor="text1"/>
+          <w:kern w:val="24"/>
+          <w:szCs w:val="40"/>
+        </w:rPr>
+        <w:t>dt</w:t>
+      </w:r>
+      <w:proofErr w:type="spellEnd"/>
+      <w:r>
+        <w:rPr>
+          <w:rFonts w:eastAsiaTheme="minorEastAsia" w:cstheme="minorHAnsi"/>
+          <w:color w:val="000000" w:themeColor="text1"/>
+          <w:kern w:val="24"/>
+          <w:szCs w:val="40"/>
+        </w:rPr>
+        <w:t xml:space="preserve"> postaci </w:t>
+      </w:r>
+      <w:proofErr w:type="spellStart"/>
+      <w:r>
+        <w:rPr>
+          <w:rFonts w:eastAsiaTheme="minorEastAsia" w:cstheme="minorHAnsi"/>
+          <w:color w:val="000000" w:themeColor="text1"/>
+          <w:kern w:val="24"/>
+          <w:szCs w:val="40"/>
+        </w:rPr>
+        <w:t>dt</w:t>
+      </w:r>
+      <w:proofErr w:type="spellEnd"/>
+      <w:r>
+        <w:rPr>
+          <w:rFonts w:eastAsiaTheme="minorEastAsia" w:cstheme="minorHAnsi"/>
+          <w:color w:val="000000" w:themeColor="text1"/>
+          <w:kern w:val="24"/>
+          <w:szCs w:val="40"/>
+        </w:rPr>
+        <w:t xml:space="preserve"> = T / </w:t>
+      </w:r>
+      <w:proofErr w:type="spellStart"/>
+      <w:r>
+        <w:rPr>
+          <w:rFonts w:eastAsiaTheme="minorEastAsia" w:cstheme="minorHAnsi"/>
+          <w:color w:val="000000" w:themeColor="text1"/>
+          <w:kern w:val="24"/>
+          <w:szCs w:val="40"/>
+        </w:rPr>
+        <w:t>samples_per_period</w:t>
+      </w:r>
+      <w:proofErr w:type="spellEnd"/>
+      <w:r>
+        <w:rPr>
+          <w:rFonts w:eastAsiaTheme="minorEastAsia" w:cstheme="minorHAnsi"/>
+          <w:color w:val="000000" w:themeColor="text1"/>
+          <w:kern w:val="24"/>
+          <w:szCs w:val="40"/>
+        </w:rPr>
+        <w:t>;</w:t>
+      </w:r>
+    </w:p>
+    <w:p>
+      <w:pPr>
+        <w:ind w:left="709"/>
+        <w:jc w:val="both"/>
+        <w:rPr>
+          <w:rFonts w:eastAsiaTheme="minorEastAsia" w:cstheme="minorHAnsi"/>
+          <w:iCs/>
+          <w:color w:val="000000" w:themeColor="text1"/>
+          <w:kern w:val="24"/>
+          <w:szCs w:val="40"/>
+        </w:rPr>
+      </w:pPr>
+      <w:r>
+        <w:rPr>
+          <w:rFonts w:cstheme="minorHAnsi"/>
+        </w:rPr>
+        <w:t xml:space="preserve">Mamy </w:t>
+      </w:r>
+      <m:oMath>
+        <m:r>
+          <w:rPr>
+            <w:rFonts w:ascii="Cambria Math" w:hAnsi="Cambria Math" w:cstheme="minorHAnsi"/>
+          </w:rPr>
+          <m:t>T=</m:t>
+        </m:r>
+        <m:f>
+          <m:fPr>
+            <m:ctrlPr>
+              <w:rPr>
+                <w:rFonts w:ascii="Cambria Math" w:hAnsi="Cambria Math" w:cstheme="minorHAnsi"/>
+                <w:i/>
+              </w:rPr>
+            </m:ctrlPr>
+          </m:fPr>
+          <m:num>
+            <m:r>
+              <w:rPr>
+                <w:rFonts w:ascii="Cambria Math" w:hAnsi="Cambria Math" w:cstheme="minorHAnsi"/>
+              </w:rPr>
+              <m:t>2π</m:t>
+            </m:r>
+          </m:num>
+          <m:den>
+            <m:r>
+              <w:rPr>
+                <w:rFonts w:ascii="Cambria Math" w:hAnsi="Cambria Math" w:cstheme="minorHAnsi"/>
+              </w:rPr>
+              <m:t>ω</m:t>
+            </m:r>
+          </m:den>
+        </m:f>
+      </m:oMath>
+      <w:r>
+        <w:rPr>
+          <w:rFonts w:eastAsiaTheme="minorEastAsia" w:cstheme="minorHAnsi"/>
+        </w:rPr>
+        <w:t xml:space="preserve"> więc </w:t>
+      </w:r>
+      <w:r>
+        <w:rPr>
+          <w:rFonts w:cstheme="minorHAnsi"/>
+        </w:rPr>
+        <w:t xml:space="preserve">dla małych wartości częstości kołowych </w:t>
+      </w:r>
+      <m:oMath>
+        <m:r>
+          <w:rPr>
+            <w:rFonts w:ascii="Cambria Math" w:hAnsi="Cambria Math" w:cstheme="minorHAnsi"/>
+          </w:rPr>
+          <m:t>ω</m:t>
+        </m:r>
+      </m:oMath>
+      <w:r>
+        <w:rPr>
+          <w:rFonts w:eastAsiaTheme="minorEastAsia" w:cstheme="minorHAnsi"/>
+        </w:rPr>
+        <w:t xml:space="preserve"> mamy dużą wartość </w:t>
+      </w:r>
+      <m:oMath>
+        <m:r>
+          <m:rPr>
+            <m:sty m:val="p"/>
+          </m:rPr>
+          <w:rPr>
+            <w:rFonts w:ascii="Cambria Math" w:hAnsi="Cambria Math"/>
+            <w:color w:val="000000" w:themeColor="text1"/>
+            <w:kern w:val="24"/>
+            <w:szCs w:val="40"/>
+          </w:rPr>
+          <m:t>Δ</m:t>
+        </m:r>
+        <m:r>
+          <w:rPr>
+            <w:rFonts w:ascii="Cambria Math" w:hAnsi="Cambria Math"/>
+            <w:color w:val="000000" w:themeColor="text1"/>
+            <w:kern w:val="24"/>
+            <w:szCs w:val="40"/>
+          </w:rPr>
+          <m:t>t</m:t>
+        </m:r>
+      </m:oMath>
+      <w:r>
+        <w:rPr>
+          <w:rFonts w:eastAsiaTheme="minorEastAsia" w:cstheme="minorHAnsi"/>
+          <w:color w:val="000000" w:themeColor="text1"/>
+          <w:kern w:val="24"/>
+          <w:szCs w:val="40"/>
+        </w:rPr>
+        <w:t xml:space="preserve">, czyli przybliżenie </w:t>
+      </w:r>
+      <m:oMath>
+        <m:nary>
+          <m:naryPr>
+            <m:ctrlPr>
+              <w:rPr>
+                <w:rFonts w:ascii="Cambria Math" w:hAnsi="Cambria Math"/>
+                <w:i/>
+                <w:iCs/>
+                <w:color w:val="000000" w:themeColor="text1"/>
+                <w:kern w:val="24"/>
+                <w:szCs w:val="40"/>
+              </w:rPr>
+            </m:ctrlPr>
+          </m:naryPr>
+          <m:sub>
+            <m:r>
+              <w:rPr>
+                <w:rFonts w:ascii="Cambria Math" w:hAnsi="Cambria Math"/>
+                <w:color w:val="000000" w:themeColor="text1"/>
+                <w:kern w:val="24"/>
+                <w:szCs w:val="40"/>
+              </w:rPr>
+              <m:t>0</m:t>
+            </m:r>
+          </m:sub>
+          <m:sup>
+            <m:r>
+              <m:rPr>
+                <m:sty m:val="p"/>
+              </m:rPr>
+              <w:rPr>
+                <w:rFonts w:ascii="Cambria Math" w:hAnsi="Cambria Math"/>
+                <w:color w:val="000000" w:themeColor="text1"/>
+                <w:kern w:val="24"/>
+                <w:szCs w:val="40"/>
+              </w:rPr>
+              <m:t>Δ</m:t>
+            </m:r>
+            <m:r>
+              <w:rPr>
+                <w:rFonts w:ascii="Cambria Math" w:hAnsi="Cambria Math"/>
+                <w:color w:val="000000" w:themeColor="text1"/>
+                <w:kern w:val="24"/>
+                <w:szCs w:val="40"/>
+              </w:rPr>
+              <m:t xml:space="preserve">t </m:t>
+            </m:r>
+          </m:sup>
+          <m:e>
+            <m:r>
+              <m:rPr>
+                <m:sty m:val="p"/>
+              </m:rPr>
+              <w:rPr>
+                <w:rFonts w:ascii="Cambria Math" w:hAnsi="Cambria Math"/>
+                <w:color w:val="000000" w:themeColor="text1"/>
+                <w:kern w:val="24"/>
+                <w:szCs w:val="40"/>
+              </w:rPr>
+              <m:t>exp</m:t>
+            </m:r>
+            <m:d>
+              <m:dPr>
+                <m:ctrlPr>
+                  <w:rPr>
+                    <w:rFonts w:ascii="Cambria Math" w:hAnsi="Cambria Math"/>
+                    <w:i/>
+                    <w:iCs/>
+                    <w:color w:val="000000" w:themeColor="text1"/>
+                    <w:kern w:val="24"/>
+                    <w:szCs w:val="40"/>
+                  </w:rPr>
+                </m:ctrlPr>
+              </m:dPr>
+              <m:e>
+                <m:r>
+                  <w:rPr>
+                    <w:rFonts w:ascii="Cambria Math" w:hAnsi="Cambria Math"/>
+                    <w:color w:val="000000" w:themeColor="text1"/>
+                    <w:kern w:val="24"/>
+                    <w:szCs w:val="40"/>
+                  </w:rPr>
+                  <m:t>-Aτ</m:t>
+                </m:r>
+              </m:e>
+            </m:d>
+            <m:r>
+              <w:rPr>
+                <w:rFonts w:ascii="Cambria Math" w:hAnsi="Cambria Math"/>
+                <w:color w:val="000000" w:themeColor="text1"/>
+                <w:kern w:val="24"/>
+                <w:szCs w:val="40"/>
+              </w:rPr>
+              <m:t>)dτ≈I</m:t>
+            </m:r>
+            <m:r>
+              <m:rPr>
+                <m:sty m:val="p"/>
+              </m:rPr>
+              <w:rPr>
+                <w:rFonts w:ascii="Cambria Math" w:hAnsi="Cambria Math"/>
+                <w:color w:val="000000" w:themeColor="text1"/>
+                <w:kern w:val="24"/>
+                <w:szCs w:val="40"/>
+              </w:rPr>
+              <m:t>Δ</m:t>
+            </m:r>
+            <m:r>
+              <w:rPr>
+                <w:rFonts w:ascii="Cambria Math" w:hAnsi="Cambria Math"/>
+                <w:color w:val="000000" w:themeColor="text1"/>
+                <w:kern w:val="24"/>
+                <w:szCs w:val="40"/>
+              </w:rPr>
+              <m:t>t</m:t>
+            </m:r>
+          </m:e>
+        </m:nary>
+      </m:oMath>
+      <w:r>
+        <w:rPr>
+          <w:rFonts w:eastAsiaTheme="minorEastAsia" w:cstheme="minorHAnsi"/>
+          <w:iCs/>
+          <w:color w:val="000000" w:themeColor="text1"/>
+          <w:kern w:val="24"/>
+          <w:szCs w:val="40"/>
+        </w:rPr>
+        <w:t xml:space="preserve"> nie działa dobrze. Stąd pojawia się problem z charakterystyką filtra w dolnym zakresie częstotliwości</w:t>
+      </w:r>
+    </w:p>
+    <w:p>
+      <w:pPr>
+        <w:ind w:left="709"/>
+        <w:jc w:val="center"/>
+        <w:rPr>
+          <w:rFonts w:eastAsiaTheme="minorEastAsia" w:cstheme="minorHAnsi"/>
+          <w:iCs/>
+          <w:color w:val="000000" w:themeColor="text1"/>
+          <w:kern w:val="24"/>
+          <w:szCs w:val="40"/>
+        </w:rPr>
+      </w:pPr>
+      <w:r>
+        <w:rPr>
+          <w:rFonts w:eastAsiaTheme="minorEastAsia" w:cstheme="minorHAnsi"/>
+          <w:iCs/>
           <w:noProof/>
+          <w:color w:val="000000" w:themeColor="text1"/>
+          <w:kern w:val="24"/>
+          <w:szCs w:val="40"/>
         </w:rPr>
         <w:drawing>
-          <wp:inline distT="0" distB="0" distL="0" distR="0" wp14:anchorId="369ECB6C" wp14:editId="54E37094">
-            <wp:extent cx="2331922" cy="3200677"/>
+          <wp:inline distT="0" distB="0" distL="0" distR="0" wp14:anchorId="6337CACC" wp14:editId="396F6D73">
+            <wp:extent cx="3453949" cy="2783019"/>
             <wp:effectExtent l="0" t="0" r="0" b="0"/>
-            <wp:docPr id="1" name="Obraz 1"/>
+            <wp:docPr id="3" name="Obraz 3"/>
             <wp:cNvGraphicFramePr>
               <a:graphicFrameLocks xmlns:a="http://schemas.openxmlformats.org/drawingml/2006/main" noChangeAspect="1"/>
             </wp:cNvGraphicFramePr>
@@ -2845,7 +9901,7 @@
                   <pic:spPr>
                     <a:xfrm>
                       <a:off x="0" y="0"/>
-                      <a:ext cx="2331922" cy="3200677"/>
+                      <a:ext cx="3467743" cy="2794134"/>
                     </a:xfrm>
                     <a:prstGeom prst="rect">
                       <a:avLst/>
@@ -2860,29 +9916,121 @@
     </w:p>
     <w:p>
       <w:pPr>
-        <w:ind w:left="360"/>
+        <w:pStyle w:val="Akapitzlist"/>
+        <w:jc w:val="both"/>
+        <w:rPr>
+          <w:rFonts w:eastAsiaTheme="minorEastAsia" w:cstheme="minorHAnsi"/>
+          <w:color w:val="000000" w:themeColor="text1"/>
+          <w:kern w:val="24"/>
+          <w:szCs w:val="40"/>
+        </w:rPr>
+      </w:pPr>
+      <w:r>
         <w:rPr>
           <w:rFonts w:cstheme="minorHAnsi"/>
         </w:rPr>
-      </w:pPr>
+        <w:t xml:space="preserve">Uruchom teraz skrypt </w:t>
+      </w:r>
+      <w:r>
+        <w:rPr>
+          <w:rFonts w:ascii="Courier New" w:eastAsiaTheme="minorEastAsia" w:hAnsi="Courier New" w:cs="Courier New"/>
+          <w:color w:val="000000" w:themeColor="text1"/>
+          <w:kern w:val="24"/>
+          <w:szCs w:val="40"/>
+        </w:rPr>
+        <w:t>zadanie_ppk4.m</w:t>
+      </w:r>
+      <w:r>
+        <w:rPr>
+          <w:rFonts w:ascii="Courier New" w:eastAsiaTheme="minorEastAsia" w:hAnsi="Courier New" w:cs="Courier New"/>
+          <w:color w:val="000000" w:themeColor="text1"/>
+          <w:kern w:val="24"/>
+          <w:szCs w:val="40"/>
+        </w:rPr>
+        <w:t xml:space="preserve"> </w:t>
+      </w:r>
+      <w:r>
+        <w:rPr>
+          <w:rFonts w:eastAsiaTheme="minorEastAsia" w:cstheme="minorHAnsi"/>
+          <w:color w:val="000000" w:themeColor="text1"/>
+          <w:kern w:val="24"/>
+          <w:szCs w:val="40"/>
+        </w:rPr>
+        <w:t xml:space="preserve">z linijką 32 </w:t>
+      </w:r>
+      <w:proofErr w:type="spellStart"/>
+      <w:r>
+        <w:rPr>
+          <w:rFonts w:eastAsiaTheme="minorEastAsia" w:cstheme="minorHAnsi"/>
+          <w:color w:val="000000" w:themeColor="text1"/>
+          <w:kern w:val="24"/>
+          <w:szCs w:val="40"/>
+        </w:rPr>
+        <w:t>zakomentowaną</w:t>
+      </w:r>
+      <w:proofErr w:type="spellEnd"/>
+      <w:r>
+        <w:rPr>
+          <w:rFonts w:eastAsiaTheme="minorEastAsia" w:cstheme="minorHAnsi"/>
+          <w:color w:val="000000" w:themeColor="text1"/>
+          <w:kern w:val="24"/>
+          <w:szCs w:val="40"/>
+        </w:rPr>
+        <w:t xml:space="preserve"> zaś wartościami </w:t>
+      </w:r>
+      <w:proofErr w:type="spellStart"/>
+      <w:r>
+        <w:rPr>
+          <w:rFonts w:eastAsiaTheme="minorEastAsia" w:cstheme="minorHAnsi"/>
+          <w:color w:val="000000" w:themeColor="text1"/>
+          <w:kern w:val="24"/>
+          <w:szCs w:val="40"/>
+        </w:rPr>
+        <w:t>dt</w:t>
+      </w:r>
+      <w:proofErr w:type="spellEnd"/>
+      <w:r>
+        <w:rPr>
+          <w:rFonts w:eastAsiaTheme="minorEastAsia" w:cstheme="minorHAnsi"/>
+          <w:color w:val="000000" w:themeColor="text1"/>
+          <w:kern w:val="24"/>
+          <w:szCs w:val="40"/>
+        </w:rPr>
+        <w:t xml:space="preserve"> ustalonymi z góry w skrypcie na poziomie </w:t>
+      </w:r>
+      <w:proofErr w:type="spellStart"/>
+      <w:r>
+        <w:rPr>
+          <w:rFonts w:eastAsiaTheme="minorEastAsia" w:cstheme="minorHAnsi"/>
+          <w:color w:val="000000" w:themeColor="text1"/>
+          <w:kern w:val="24"/>
+          <w:szCs w:val="40"/>
+        </w:rPr>
+        <w:t>dt</w:t>
+      </w:r>
+      <w:proofErr w:type="spellEnd"/>
+      <w:r>
+        <w:rPr>
+          <w:rFonts w:eastAsiaTheme="minorEastAsia" w:cstheme="minorHAnsi"/>
+          <w:color w:val="000000" w:themeColor="text1"/>
+          <w:kern w:val="24"/>
+          <w:szCs w:val="40"/>
+        </w:rPr>
+        <w:t>=0.00001</w:t>
+      </w:r>
+      <w:r>
+        <w:rPr>
+          <w:rFonts w:eastAsiaTheme="minorEastAsia" w:cstheme="minorHAnsi"/>
+          <w:color w:val="000000" w:themeColor="text1"/>
+          <w:kern w:val="24"/>
+          <w:szCs w:val="40"/>
+        </w:rPr>
+        <w:t>. Wówczas otrzymujemy prawidłową charakterystykę filtra:</w:t>
+      </w:r>
     </w:p>
     <w:p>
       <w:pPr>
-        <w:ind w:left="360"/>
-        <w:rPr>
-          <w:rFonts w:cstheme="minorHAnsi"/>
-        </w:rPr>
-      </w:pPr>
-      <w:r>
-        <w:rPr>
-          <w:rFonts w:cstheme="minorHAnsi"/>
-        </w:rPr>
-        <w:t>opisanego równaniem:</w:t>
-      </w:r>
-    </w:p>
-    <w:p>
-      <w:pPr>
-        <w:ind w:left="360"/>
+        <w:pStyle w:val="Akapitzlist"/>
         <w:jc w:val="center"/>
         <w:rPr>
           <w:rFonts w:cstheme="minorHAnsi"/>
@@ -2893,11 +10041,12 @@
           <w:rFonts w:cstheme="minorHAnsi"/>
           <w:noProof/>
         </w:rPr>
+        <w:lastRenderedPageBreak/>
         <w:drawing>
-          <wp:inline distT="0" distB="0" distL="0" distR="0" wp14:anchorId="1B9CFF0A" wp14:editId="619ACA1E">
-            <wp:extent cx="4027519" cy="609653"/>
-            <wp:effectExtent l="0" t="0" r="0" b="0"/>
-            <wp:docPr id="4" name="Obraz 4"/>
+          <wp:inline distT="0" distB="0" distL="0" distR="0" wp14:anchorId="0A7EBE8D" wp14:editId="10CC3302">
+            <wp:extent cx="3390212" cy="2755392"/>
+            <wp:effectExtent l="0" t="0" r="1270" b="6985"/>
+            <wp:docPr id="6" name="Obraz 6"/>
             <wp:cNvGraphicFramePr>
               <a:graphicFrameLocks xmlns:a="http://schemas.openxmlformats.org/drawingml/2006/main" noChangeAspect="1"/>
             </wp:cNvGraphicFramePr>
@@ -2917,7 +10066,7 @@
                   <pic:spPr>
                     <a:xfrm>
                       <a:off x="0" y="0"/>
-                      <a:ext cx="4027519" cy="609653"/>
+                      <a:ext cx="3418284" cy="2778207"/>
                     </a:xfrm>
                     <a:prstGeom prst="rect">
                       <a:avLst/>
@@ -2931,24 +10080,1958 @@
       </w:r>
     </w:p>
     <w:p>
-      <w:r>
-        <w:t xml:space="preserve">     lub równoważnie:</w:t>
-      </w:r>
+      <w:pPr>
+        <w:rPr>
+          <w:rFonts w:cstheme="minorHAnsi"/>
+        </w:rPr>
+      </w:pPr>
     </w:p>
     <w:p>
       <w:pPr>
+        <w:rPr>
+          <w:rFonts w:cstheme="minorHAnsi"/>
+        </w:rPr>
+      </w:pPr>
+      <w:r>
+        <w:rPr>
+          <w:rFonts w:cstheme="minorHAnsi"/>
+        </w:rPr>
+        <w:t>Zadanie 4a. Zaproponuj lepsze przybliżenie całki:</w:t>
+      </w:r>
+    </w:p>
+    <w:p>
+      <w:pPr>
+        <w:ind w:left="709"/>
+        <w:jc w:val="both"/>
+        <w:rPr>
+          <w:rFonts w:eastAsiaTheme="minorEastAsia" w:cstheme="minorHAnsi"/>
+          <w:iCs/>
+          <w:color w:val="000000" w:themeColor="text1"/>
+          <w:kern w:val="24"/>
+          <w:szCs w:val="40"/>
+        </w:rPr>
+      </w:pPr>
+      <m:oMathPara>
+        <m:oMath>
+          <m:nary>
+            <m:naryPr>
+              <m:ctrlPr>
+                <w:rPr>
+                  <w:rFonts w:ascii="Cambria Math" w:hAnsi="Cambria Math"/>
+                  <w:i/>
+                  <w:iCs/>
+                  <w:color w:val="000000" w:themeColor="text1"/>
+                  <w:kern w:val="24"/>
+                  <w:szCs w:val="40"/>
+                </w:rPr>
+              </m:ctrlPr>
+            </m:naryPr>
+            <m:sub>
+              <m:r>
+                <w:rPr>
+                  <w:rFonts w:ascii="Cambria Math" w:hAnsi="Cambria Math"/>
+                  <w:color w:val="000000" w:themeColor="text1"/>
+                  <w:kern w:val="24"/>
+                  <w:szCs w:val="40"/>
+                </w:rPr>
+                <m:t>0</m:t>
+              </m:r>
+            </m:sub>
+            <m:sup>
+              <m:r>
+                <m:rPr>
+                  <m:sty m:val="p"/>
+                </m:rPr>
+                <w:rPr>
+                  <w:rFonts w:ascii="Cambria Math" w:hAnsi="Cambria Math"/>
+                  <w:color w:val="000000" w:themeColor="text1"/>
+                  <w:kern w:val="24"/>
+                  <w:szCs w:val="40"/>
+                </w:rPr>
+                <m:t>Δ</m:t>
+              </m:r>
+              <m:r>
+                <w:rPr>
+                  <w:rFonts w:ascii="Cambria Math" w:hAnsi="Cambria Math"/>
+                  <w:color w:val="000000" w:themeColor="text1"/>
+                  <w:kern w:val="24"/>
+                  <w:szCs w:val="40"/>
+                </w:rPr>
+                <m:t xml:space="preserve">t </m:t>
+              </m:r>
+            </m:sup>
+            <m:e>
+              <m:r>
+                <m:rPr>
+                  <m:sty m:val="p"/>
+                </m:rPr>
+                <w:rPr>
+                  <w:rFonts w:ascii="Cambria Math" w:hAnsi="Cambria Math"/>
+                  <w:color w:val="000000" w:themeColor="text1"/>
+                  <w:kern w:val="24"/>
+                  <w:szCs w:val="40"/>
+                </w:rPr>
+                <m:t>exp</m:t>
+              </m:r>
+              <m:d>
+                <m:dPr>
+                  <m:ctrlPr>
+                    <w:rPr>
+                      <w:rFonts w:ascii="Cambria Math" w:hAnsi="Cambria Math"/>
+                      <w:i/>
+                      <w:iCs/>
+                      <w:color w:val="000000" w:themeColor="text1"/>
+                      <w:kern w:val="24"/>
+                      <w:szCs w:val="40"/>
+                    </w:rPr>
+                  </m:ctrlPr>
+                </m:dPr>
+                <m:e>
+                  <m:r>
+                    <w:rPr>
+                      <w:rFonts w:ascii="Cambria Math" w:hAnsi="Cambria Math"/>
+                      <w:color w:val="000000" w:themeColor="text1"/>
+                      <w:kern w:val="24"/>
+                      <w:szCs w:val="40"/>
+                    </w:rPr>
+                    <m:t>-Aτ</m:t>
+                  </m:r>
+                </m:e>
+              </m:d>
+              <m:r>
+                <w:rPr>
+                  <w:rFonts w:ascii="Cambria Math" w:hAnsi="Cambria Math"/>
+                  <w:color w:val="000000" w:themeColor="text1"/>
+                  <w:kern w:val="24"/>
+                  <w:szCs w:val="40"/>
+                </w:rPr>
+                <m:t>dτ</m:t>
+              </m:r>
+            </m:e>
+          </m:nary>
+        </m:oMath>
+      </m:oMathPara>
+    </w:p>
+    <w:p>
+      <w:pPr>
+        <w:rPr>
+          <w:rFonts w:cstheme="minorHAnsi"/>
+        </w:rPr>
+      </w:pPr>
+      <w:r>
+        <w:rPr>
+          <w:rFonts w:cstheme="minorHAnsi"/>
+        </w:rPr>
+        <w:t>i zaimplementuj w nowej wersji metody rozwiązującej liniowy model dynamiczny.</w:t>
+      </w:r>
+    </w:p>
+    <w:p>
+      <w:pPr>
+        <w:ind w:left="709"/>
+        <w:jc w:val="both"/>
+        <w:rPr>
+          <w:rFonts w:eastAsiaTheme="minorEastAsia" w:cstheme="minorHAnsi"/>
+          <w:iCs/>
+          <w:color w:val="000000" w:themeColor="text1"/>
+          <w:kern w:val="24"/>
+          <w:szCs w:val="40"/>
+        </w:rPr>
+      </w:pPr>
+      <m:oMathPara>
+        <m:oMath>
+          <m:nary>
+            <m:naryPr>
+              <m:ctrlPr>
+                <w:rPr>
+                  <w:rFonts w:ascii="Cambria Math" w:hAnsi="Cambria Math"/>
+                  <w:i/>
+                  <w:iCs/>
+                  <w:color w:val="000000" w:themeColor="text1"/>
+                  <w:kern w:val="24"/>
+                  <w:szCs w:val="40"/>
+                </w:rPr>
+              </m:ctrlPr>
+            </m:naryPr>
+            <m:sub>
+              <m:r>
+                <w:rPr>
+                  <w:rFonts w:ascii="Cambria Math" w:hAnsi="Cambria Math"/>
+                  <w:color w:val="000000" w:themeColor="text1"/>
+                  <w:kern w:val="24"/>
+                  <w:szCs w:val="40"/>
+                </w:rPr>
+                <m:t>0</m:t>
+              </m:r>
+            </m:sub>
+            <m:sup>
+              <m:r>
+                <m:rPr>
+                  <m:sty m:val="p"/>
+                </m:rPr>
+                <w:rPr>
+                  <w:rFonts w:ascii="Cambria Math" w:hAnsi="Cambria Math"/>
+                  <w:color w:val="000000" w:themeColor="text1"/>
+                  <w:kern w:val="24"/>
+                  <w:szCs w:val="40"/>
+                </w:rPr>
+                <m:t>Δ</m:t>
+              </m:r>
+              <m:r>
+                <w:rPr>
+                  <w:rFonts w:ascii="Cambria Math" w:hAnsi="Cambria Math"/>
+                  <w:color w:val="000000" w:themeColor="text1"/>
+                  <w:kern w:val="24"/>
+                  <w:szCs w:val="40"/>
+                </w:rPr>
+                <m:t xml:space="preserve">t </m:t>
+              </m:r>
+            </m:sup>
+            <m:e>
+              <m:r>
+                <m:rPr>
+                  <m:sty m:val="p"/>
+                </m:rPr>
+                <w:rPr>
+                  <w:rFonts w:ascii="Cambria Math" w:hAnsi="Cambria Math"/>
+                  <w:color w:val="000000" w:themeColor="text1"/>
+                  <w:kern w:val="24"/>
+                  <w:szCs w:val="40"/>
+                </w:rPr>
+                <m:t>exp</m:t>
+              </m:r>
+              <m:d>
+                <m:dPr>
+                  <m:ctrlPr>
+                    <w:rPr>
+                      <w:rFonts w:ascii="Cambria Math" w:hAnsi="Cambria Math"/>
+                      <w:i/>
+                      <w:iCs/>
+                      <w:color w:val="000000" w:themeColor="text1"/>
+                      <w:kern w:val="24"/>
+                      <w:szCs w:val="40"/>
+                    </w:rPr>
+                  </m:ctrlPr>
+                </m:dPr>
+                <m:e>
+                  <m:r>
+                    <w:rPr>
+                      <w:rFonts w:ascii="Cambria Math" w:hAnsi="Cambria Math"/>
+                      <w:color w:val="000000" w:themeColor="text1"/>
+                      <w:kern w:val="24"/>
+                      <w:szCs w:val="40"/>
+                    </w:rPr>
+                    <m:t>-Aτ</m:t>
+                  </m:r>
+                </m:e>
+              </m:d>
+              <m:r>
+                <w:rPr>
+                  <w:rFonts w:ascii="Cambria Math" w:hAnsi="Cambria Math"/>
+                  <w:color w:val="000000" w:themeColor="text1"/>
+                  <w:kern w:val="24"/>
+                  <w:szCs w:val="40"/>
+                </w:rPr>
+                <m:t>)dτ</m:t>
+              </m:r>
+            </m:e>
+          </m:nary>
+          <m:r>
+            <w:rPr>
+              <w:rFonts w:ascii="Cambria Math" w:hAnsi="Cambria Math"/>
+              <w:color w:val="000000" w:themeColor="text1"/>
+              <w:kern w:val="24"/>
+              <w:szCs w:val="40"/>
+            </w:rPr>
+            <m:t>=</m:t>
+          </m:r>
+          <m:r>
+            <m:rPr>
+              <m:sty m:val="p"/>
+            </m:rPr>
+            <w:rPr>
+              <w:rFonts w:ascii="Cambria Math" w:hAnsi="Cambria Math"/>
+              <w:color w:val="000000" w:themeColor="text1"/>
+              <w:kern w:val="24"/>
+              <w:szCs w:val="40"/>
+            </w:rPr>
+            <m:t>Γ</m:t>
+          </m:r>
+        </m:oMath>
+      </m:oMathPara>
+    </w:p>
+    <w:p>
+      <w:pPr>
+        <w:ind w:left="709"/>
+        <w:jc w:val="both"/>
+        <w:rPr>
+          <w:rFonts w:eastAsiaTheme="minorEastAsia" w:cstheme="minorHAnsi"/>
+          <w:color w:val="000000" w:themeColor="text1"/>
+          <w:kern w:val="24"/>
+          <w:szCs w:val="40"/>
+        </w:rPr>
+      </w:pPr>
+      <m:oMathPara>
+        <m:oMath>
+          <m:r>
+            <m:rPr>
+              <m:sty m:val="p"/>
+            </m:rPr>
+            <w:rPr>
+              <w:rFonts w:ascii="Cambria Math" w:hAnsi="Cambria Math"/>
+              <w:color w:val="000000" w:themeColor="text1"/>
+              <w:kern w:val="24"/>
+              <w:szCs w:val="40"/>
+            </w:rPr>
+            <m:t>exp</m:t>
+          </m:r>
+          <m:d>
+            <m:dPr>
+              <m:ctrlPr>
+                <w:rPr>
+                  <w:rFonts w:ascii="Cambria Math" w:hAnsi="Cambria Math"/>
+                  <w:i/>
+                  <w:iCs/>
+                  <w:color w:val="000000" w:themeColor="text1"/>
+                  <w:kern w:val="24"/>
+                  <w:szCs w:val="40"/>
+                </w:rPr>
+              </m:ctrlPr>
+            </m:dPr>
+            <m:e>
+              <m:r>
+                <w:rPr>
+                  <w:rFonts w:ascii="Cambria Math" w:hAnsi="Cambria Math"/>
+                  <w:color w:val="000000" w:themeColor="text1"/>
+                  <w:kern w:val="24"/>
+                  <w:szCs w:val="40"/>
+                </w:rPr>
+                <m:t>-Aτ</m:t>
+              </m:r>
+            </m:e>
+          </m:d>
+          <m:r>
+            <w:rPr>
+              <w:rFonts w:ascii="Cambria Math" w:hAnsi="Cambria Math"/>
+              <w:color w:val="000000" w:themeColor="text1"/>
+              <w:kern w:val="24"/>
+              <w:szCs w:val="40"/>
+            </w:rPr>
+            <m:t>)</m:t>
+          </m:r>
+          <m:r>
+            <w:rPr>
+              <w:rFonts w:ascii="Cambria Math" w:hAnsi="Cambria Math"/>
+              <w:color w:val="000000" w:themeColor="text1"/>
+              <w:kern w:val="24"/>
+              <w:szCs w:val="40"/>
+            </w:rPr>
+            <m:t>=</m:t>
+          </m:r>
+          <m:nary>
+            <m:naryPr>
+              <m:chr m:val="∑"/>
+              <m:limLoc m:val="undOvr"/>
+              <m:ctrlPr>
+                <w:rPr>
+                  <w:rFonts w:ascii="Cambria Math" w:hAnsi="Cambria Math"/>
+                  <w:i/>
+                  <w:color w:val="000000" w:themeColor="text1"/>
+                  <w:kern w:val="24"/>
+                  <w:szCs w:val="40"/>
+                </w:rPr>
+              </m:ctrlPr>
+            </m:naryPr>
+            <m:sub>
+              <m:r>
+                <w:rPr>
+                  <w:rFonts w:ascii="Cambria Math" w:hAnsi="Cambria Math"/>
+                  <w:color w:val="000000" w:themeColor="text1"/>
+                  <w:kern w:val="24"/>
+                  <w:szCs w:val="40"/>
+                </w:rPr>
+                <m:t>m=0</m:t>
+              </m:r>
+            </m:sub>
+            <m:sup>
+              <m:r>
+                <w:rPr>
+                  <w:rFonts w:ascii="Cambria Math" w:hAnsi="Cambria Math"/>
+                  <w:color w:val="000000" w:themeColor="text1"/>
+                  <w:kern w:val="24"/>
+                  <w:szCs w:val="40"/>
+                </w:rPr>
+                <m:t>∞</m:t>
+              </m:r>
+            </m:sup>
+            <m:e>
+              <m:f>
+                <m:fPr>
+                  <m:ctrlPr>
+                    <w:rPr>
+                      <w:rFonts w:ascii="Cambria Math" w:hAnsi="Cambria Math"/>
+                      <w:i/>
+                      <w:color w:val="000000" w:themeColor="text1"/>
+                      <w:kern w:val="24"/>
+                      <w:szCs w:val="40"/>
+                    </w:rPr>
+                  </m:ctrlPr>
+                </m:fPr>
+                <m:num>
+                  <m:sSup>
+                    <m:sSupPr>
+                      <m:ctrlPr>
+                        <w:rPr>
+                          <w:rFonts w:ascii="Cambria Math" w:hAnsi="Cambria Math"/>
+                          <w:i/>
+                          <w:color w:val="000000" w:themeColor="text1"/>
+                          <w:kern w:val="24"/>
+                          <w:szCs w:val="40"/>
+                        </w:rPr>
+                      </m:ctrlPr>
+                    </m:sSupPr>
+                    <m:e>
+                      <m:d>
+                        <m:dPr>
+                          <m:ctrlPr>
+                            <w:rPr>
+                              <w:rFonts w:ascii="Cambria Math" w:hAnsi="Cambria Math"/>
+                              <w:i/>
+                              <w:color w:val="000000" w:themeColor="text1"/>
+                              <w:kern w:val="24"/>
+                              <w:szCs w:val="40"/>
+                            </w:rPr>
+                          </m:ctrlPr>
+                        </m:dPr>
+                        <m:e>
+                          <m:r>
+                            <w:rPr>
+                              <w:rFonts w:ascii="Cambria Math" w:hAnsi="Cambria Math"/>
+                              <w:color w:val="000000" w:themeColor="text1"/>
+                              <w:kern w:val="24"/>
+                              <w:szCs w:val="40"/>
+                            </w:rPr>
+                            <m:t>-Aτ</m:t>
+                          </m:r>
+                        </m:e>
+                      </m:d>
+                    </m:e>
+                    <m:sup>
+                      <m:r>
+                        <w:rPr>
+                          <w:rFonts w:ascii="Cambria Math" w:hAnsi="Cambria Math"/>
+                          <w:color w:val="000000" w:themeColor="text1"/>
+                          <w:kern w:val="24"/>
+                          <w:szCs w:val="40"/>
+                        </w:rPr>
+                        <m:t>k</m:t>
+                      </m:r>
+                    </m:sup>
+                  </m:sSup>
+                </m:num>
+                <m:den>
+                  <m:r>
+                    <w:rPr>
+                      <w:rFonts w:ascii="Cambria Math" w:hAnsi="Cambria Math"/>
+                      <w:color w:val="000000" w:themeColor="text1"/>
+                      <w:kern w:val="24"/>
+                      <w:szCs w:val="40"/>
+                    </w:rPr>
+                    <m:t>k!</m:t>
+                  </m:r>
+                </m:den>
+              </m:f>
+              <m:r>
+                <w:rPr>
+                  <w:rFonts w:ascii="Cambria Math" w:hAnsi="Cambria Math"/>
+                  <w:color w:val="000000" w:themeColor="text1"/>
+                  <w:kern w:val="24"/>
+                  <w:szCs w:val="40"/>
+                </w:rPr>
+                <m:t>=</m:t>
+              </m:r>
+            </m:e>
+          </m:nary>
+          <m:nary>
+            <m:naryPr>
+              <m:chr m:val="∑"/>
+              <m:limLoc m:val="undOvr"/>
+              <m:ctrlPr>
+                <w:rPr>
+                  <w:rFonts w:ascii="Cambria Math" w:hAnsi="Cambria Math"/>
+                  <w:i/>
+                  <w:color w:val="000000" w:themeColor="text1"/>
+                  <w:kern w:val="24"/>
+                  <w:szCs w:val="40"/>
+                </w:rPr>
+              </m:ctrlPr>
+            </m:naryPr>
+            <m:sub>
+              <m:r>
+                <w:rPr>
+                  <w:rFonts w:ascii="Cambria Math" w:hAnsi="Cambria Math"/>
+                  <w:color w:val="000000" w:themeColor="text1"/>
+                  <w:kern w:val="24"/>
+                  <w:szCs w:val="40"/>
+                </w:rPr>
+                <m:t>m=0</m:t>
+              </m:r>
+            </m:sub>
+            <m:sup>
+              <m:r>
+                <w:rPr>
+                  <w:rFonts w:ascii="Cambria Math" w:hAnsi="Cambria Math"/>
+                  <w:color w:val="000000" w:themeColor="text1"/>
+                  <w:kern w:val="24"/>
+                  <w:szCs w:val="40"/>
+                </w:rPr>
+                <m:t>∞</m:t>
+              </m:r>
+            </m:sup>
+            <m:e>
+              <m:f>
+                <m:fPr>
+                  <m:ctrlPr>
+                    <w:rPr>
+                      <w:rFonts w:ascii="Cambria Math" w:hAnsi="Cambria Math"/>
+                      <w:i/>
+                      <w:color w:val="000000" w:themeColor="text1"/>
+                      <w:kern w:val="24"/>
+                      <w:szCs w:val="40"/>
+                    </w:rPr>
+                  </m:ctrlPr>
+                </m:fPr>
+                <m:num>
+                  <m:sSup>
+                    <m:sSupPr>
+                      <m:ctrlPr>
+                        <w:rPr>
+                          <w:rFonts w:ascii="Cambria Math" w:hAnsi="Cambria Math"/>
+                          <w:i/>
+                          <w:color w:val="000000" w:themeColor="text1"/>
+                          <w:kern w:val="24"/>
+                          <w:szCs w:val="40"/>
+                        </w:rPr>
+                      </m:ctrlPr>
+                    </m:sSupPr>
+                    <m:e>
+                      <m:r>
+                        <w:rPr>
+                          <w:rFonts w:ascii="Cambria Math" w:hAnsi="Cambria Math"/>
+                          <w:color w:val="000000" w:themeColor="text1"/>
+                          <w:kern w:val="24"/>
+                          <w:szCs w:val="40"/>
+                        </w:rPr>
+                        <m:t>(-A)</m:t>
+                      </m:r>
+                    </m:e>
+                    <m:sup>
+                      <m:r>
+                        <w:rPr>
+                          <w:rFonts w:ascii="Cambria Math" w:hAnsi="Cambria Math"/>
+                          <w:color w:val="000000" w:themeColor="text1"/>
+                          <w:kern w:val="24"/>
+                          <w:szCs w:val="40"/>
+                        </w:rPr>
+                        <m:t>m</m:t>
+                      </m:r>
+                    </m:sup>
+                  </m:sSup>
+                  <m:sSup>
+                    <m:sSupPr>
+                      <m:ctrlPr>
+                        <w:rPr>
+                          <w:rFonts w:ascii="Cambria Math" w:hAnsi="Cambria Math"/>
+                          <w:i/>
+                          <w:color w:val="000000" w:themeColor="text1"/>
+                          <w:kern w:val="24"/>
+                          <w:szCs w:val="40"/>
+                        </w:rPr>
+                      </m:ctrlPr>
+                    </m:sSupPr>
+                    <m:e>
+                      <m:r>
+                        <w:rPr>
+                          <w:rFonts w:ascii="Cambria Math" w:hAnsi="Cambria Math"/>
+                          <w:color w:val="000000" w:themeColor="text1"/>
+                          <w:kern w:val="24"/>
+                          <w:szCs w:val="40"/>
+                        </w:rPr>
+                        <m:t>τ</m:t>
+                      </m:r>
+                    </m:e>
+                    <m:sup>
+                      <m:r>
+                        <w:rPr>
+                          <w:rFonts w:ascii="Cambria Math" w:hAnsi="Cambria Math"/>
+                          <w:color w:val="000000" w:themeColor="text1"/>
+                          <w:kern w:val="24"/>
+                          <w:szCs w:val="40"/>
+                        </w:rPr>
+                        <m:t>m</m:t>
+                      </m:r>
+                    </m:sup>
+                  </m:sSup>
+                </m:num>
+                <m:den>
+                  <m:r>
+                    <w:rPr>
+                      <w:rFonts w:ascii="Cambria Math" w:hAnsi="Cambria Math"/>
+                      <w:color w:val="000000" w:themeColor="text1"/>
+                      <w:kern w:val="24"/>
+                      <w:szCs w:val="40"/>
+                    </w:rPr>
+                    <m:t>m</m:t>
+                  </m:r>
+                  <m:r>
+                    <w:rPr>
+                      <w:rFonts w:ascii="Cambria Math" w:hAnsi="Cambria Math"/>
+                      <w:color w:val="000000" w:themeColor="text1"/>
+                      <w:kern w:val="24"/>
+                      <w:szCs w:val="40"/>
+                    </w:rPr>
+                    <m:t>!</m:t>
+                  </m:r>
+                </m:den>
+              </m:f>
+            </m:e>
+          </m:nary>
+        </m:oMath>
+      </m:oMathPara>
+    </w:p>
+    <w:p>
+      <w:pPr>
+        <w:ind w:left="709"/>
+        <w:jc w:val="both"/>
+        <w:rPr>
+          <w:rFonts w:cstheme="minorHAnsi"/>
+        </w:rPr>
+      </w:pPr>
+    </w:p>
+    <w:p>
+      <w:pPr>
+        <w:ind w:left="709"/>
+        <w:jc w:val="both"/>
+        <w:rPr>
+          <w:rFonts w:eastAsiaTheme="minorEastAsia" w:cstheme="minorHAnsi"/>
+          <w:iCs/>
+          <w:color w:val="000000" w:themeColor="text1"/>
+          <w:kern w:val="24"/>
+          <w:szCs w:val="40"/>
+        </w:rPr>
+      </w:pPr>
+      <m:oMathPara>
+        <m:oMath>
+          <m:nary>
+            <m:naryPr>
+              <m:ctrlPr>
+                <w:rPr>
+                  <w:rFonts w:ascii="Cambria Math" w:hAnsi="Cambria Math"/>
+                  <w:i/>
+                  <w:iCs/>
+                  <w:color w:val="000000" w:themeColor="text1"/>
+                  <w:kern w:val="24"/>
+                  <w:szCs w:val="40"/>
+                </w:rPr>
+              </m:ctrlPr>
+            </m:naryPr>
+            <m:sub>
+              <m:r>
+                <w:rPr>
+                  <w:rFonts w:ascii="Cambria Math" w:hAnsi="Cambria Math"/>
+                  <w:color w:val="000000" w:themeColor="text1"/>
+                  <w:kern w:val="24"/>
+                  <w:szCs w:val="40"/>
+                </w:rPr>
+                <m:t>0</m:t>
+              </m:r>
+            </m:sub>
+            <m:sup>
+              <m:r>
+                <m:rPr>
+                  <m:sty m:val="p"/>
+                </m:rPr>
+                <w:rPr>
+                  <w:rFonts w:ascii="Cambria Math" w:hAnsi="Cambria Math"/>
+                  <w:color w:val="000000" w:themeColor="text1"/>
+                  <w:kern w:val="24"/>
+                  <w:szCs w:val="40"/>
+                </w:rPr>
+                <m:t>Δ</m:t>
+              </m:r>
+              <m:r>
+                <w:rPr>
+                  <w:rFonts w:ascii="Cambria Math" w:hAnsi="Cambria Math"/>
+                  <w:color w:val="000000" w:themeColor="text1"/>
+                  <w:kern w:val="24"/>
+                  <w:szCs w:val="40"/>
+                </w:rPr>
+                <m:t xml:space="preserve">t </m:t>
+              </m:r>
+            </m:sup>
+            <m:e>
+              <m:r>
+                <m:rPr>
+                  <m:sty m:val="p"/>
+                </m:rPr>
+                <w:rPr>
+                  <w:rFonts w:ascii="Cambria Math" w:hAnsi="Cambria Math"/>
+                  <w:color w:val="000000" w:themeColor="text1"/>
+                  <w:kern w:val="24"/>
+                  <w:szCs w:val="40"/>
+                </w:rPr>
+                <m:t>exp</m:t>
+              </m:r>
+              <m:d>
+                <m:dPr>
+                  <m:ctrlPr>
+                    <w:rPr>
+                      <w:rFonts w:ascii="Cambria Math" w:hAnsi="Cambria Math"/>
+                      <w:i/>
+                      <w:iCs/>
+                      <w:color w:val="000000" w:themeColor="text1"/>
+                      <w:kern w:val="24"/>
+                      <w:szCs w:val="40"/>
+                    </w:rPr>
+                  </m:ctrlPr>
+                </m:dPr>
+                <m:e>
+                  <m:r>
+                    <w:rPr>
+                      <w:rFonts w:ascii="Cambria Math" w:hAnsi="Cambria Math"/>
+                      <w:color w:val="000000" w:themeColor="text1"/>
+                      <w:kern w:val="24"/>
+                      <w:szCs w:val="40"/>
+                    </w:rPr>
+                    <m:t>-Aτ</m:t>
+                  </m:r>
+                </m:e>
+              </m:d>
+              <m:r>
+                <w:rPr>
+                  <w:rFonts w:ascii="Cambria Math" w:hAnsi="Cambria Math"/>
+                  <w:color w:val="000000" w:themeColor="text1"/>
+                  <w:kern w:val="24"/>
+                  <w:szCs w:val="40"/>
+                </w:rPr>
+                <m:t>)dτ</m:t>
+              </m:r>
+            </m:e>
+          </m:nary>
+          <m:r>
+            <w:rPr>
+              <w:rFonts w:ascii="Cambria Math" w:hAnsi="Cambria Math"/>
+              <w:color w:val="000000" w:themeColor="text1"/>
+              <w:kern w:val="24"/>
+              <w:szCs w:val="40"/>
+            </w:rPr>
+            <m:t>≈</m:t>
+          </m:r>
+          <m:nary>
+            <m:naryPr>
+              <m:ctrlPr>
+                <w:rPr>
+                  <w:rFonts w:ascii="Cambria Math" w:hAnsi="Cambria Math"/>
+                  <w:i/>
+                  <w:iCs/>
+                  <w:color w:val="000000" w:themeColor="text1"/>
+                  <w:kern w:val="24"/>
+                  <w:szCs w:val="40"/>
+                </w:rPr>
+              </m:ctrlPr>
+            </m:naryPr>
+            <m:sub>
+              <m:r>
+                <w:rPr>
+                  <w:rFonts w:ascii="Cambria Math" w:hAnsi="Cambria Math"/>
+                  <w:color w:val="000000" w:themeColor="text1"/>
+                  <w:kern w:val="24"/>
+                  <w:szCs w:val="40"/>
+                </w:rPr>
+                <m:t>0</m:t>
+              </m:r>
+            </m:sub>
+            <m:sup>
+              <m:r>
+                <m:rPr>
+                  <m:sty m:val="p"/>
+                </m:rPr>
+                <w:rPr>
+                  <w:rFonts w:ascii="Cambria Math" w:hAnsi="Cambria Math"/>
+                  <w:color w:val="000000" w:themeColor="text1"/>
+                  <w:kern w:val="24"/>
+                  <w:szCs w:val="40"/>
+                </w:rPr>
+                <m:t>Δ</m:t>
+              </m:r>
+              <m:r>
+                <w:rPr>
+                  <w:rFonts w:ascii="Cambria Math" w:hAnsi="Cambria Math"/>
+                  <w:color w:val="000000" w:themeColor="text1"/>
+                  <w:kern w:val="24"/>
+                  <w:szCs w:val="40"/>
+                </w:rPr>
+                <m:t xml:space="preserve">t </m:t>
+              </m:r>
+            </m:sup>
+            <m:e>
+              <m:nary>
+                <m:naryPr>
+                  <m:chr m:val="∑"/>
+                  <m:limLoc m:val="undOvr"/>
+                  <m:ctrlPr>
+                    <w:rPr>
+                      <w:rFonts w:ascii="Cambria Math" w:hAnsi="Cambria Math"/>
+                      <w:i/>
+                      <w:color w:val="000000" w:themeColor="text1"/>
+                      <w:kern w:val="24"/>
+                      <w:szCs w:val="40"/>
+                    </w:rPr>
+                  </m:ctrlPr>
+                </m:naryPr>
+                <m:sub>
+                  <m:r>
+                    <w:rPr>
+                      <w:rFonts w:ascii="Cambria Math" w:hAnsi="Cambria Math"/>
+                      <w:color w:val="000000" w:themeColor="text1"/>
+                      <w:kern w:val="24"/>
+                      <w:szCs w:val="40"/>
+                    </w:rPr>
+                    <m:t>m=0</m:t>
+                  </m:r>
+                </m:sub>
+                <m:sup>
+                  <m:r>
+                    <w:rPr>
+                      <w:rFonts w:ascii="Cambria Math" w:hAnsi="Cambria Math"/>
+                      <w:color w:val="000000" w:themeColor="text1"/>
+                      <w:kern w:val="24"/>
+                      <w:szCs w:val="40"/>
+                    </w:rPr>
+                    <m:t>M</m:t>
+                  </m:r>
+                </m:sup>
+                <m:e>
+                  <m:f>
+                    <m:fPr>
+                      <m:ctrlPr>
+                        <w:rPr>
+                          <w:rFonts w:ascii="Cambria Math" w:hAnsi="Cambria Math"/>
+                          <w:i/>
+                          <w:color w:val="000000" w:themeColor="text1"/>
+                          <w:kern w:val="24"/>
+                          <w:szCs w:val="40"/>
+                        </w:rPr>
+                      </m:ctrlPr>
+                    </m:fPr>
+                    <m:num>
+                      <m:sSup>
+                        <m:sSupPr>
+                          <m:ctrlPr>
+                            <w:rPr>
+                              <w:rFonts w:ascii="Cambria Math" w:hAnsi="Cambria Math"/>
+                              <w:i/>
+                              <w:color w:val="000000" w:themeColor="text1"/>
+                              <w:kern w:val="24"/>
+                              <w:szCs w:val="40"/>
+                            </w:rPr>
+                          </m:ctrlPr>
+                        </m:sSupPr>
+                        <m:e>
+                          <m:r>
+                            <w:rPr>
+                              <w:rFonts w:ascii="Cambria Math" w:hAnsi="Cambria Math"/>
+                              <w:color w:val="000000" w:themeColor="text1"/>
+                              <w:kern w:val="24"/>
+                              <w:szCs w:val="40"/>
+                            </w:rPr>
+                            <m:t>(-A)</m:t>
+                          </m:r>
+                        </m:e>
+                        <m:sup>
+                          <m:r>
+                            <w:rPr>
+                              <w:rFonts w:ascii="Cambria Math" w:hAnsi="Cambria Math"/>
+                              <w:color w:val="000000" w:themeColor="text1"/>
+                              <w:kern w:val="24"/>
+                              <w:szCs w:val="40"/>
+                            </w:rPr>
+                            <m:t>m</m:t>
+                          </m:r>
+                        </m:sup>
+                      </m:sSup>
+                      <m:sSup>
+                        <m:sSupPr>
+                          <m:ctrlPr>
+                            <w:rPr>
+                              <w:rFonts w:ascii="Cambria Math" w:hAnsi="Cambria Math"/>
+                              <w:i/>
+                              <w:color w:val="000000" w:themeColor="text1"/>
+                              <w:kern w:val="24"/>
+                              <w:szCs w:val="40"/>
+                            </w:rPr>
+                          </m:ctrlPr>
+                        </m:sSupPr>
+                        <m:e>
+                          <m:r>
+                            <w:rPr>
+                              <w:rFonts w:ascii="Cambria Math" w:hAnsi="Cambria Math"/>
+                              <w:color w:val="000000" w:themeColor="text1"/>
+                              <w:kern w:val="24"/>
+                              <w:szCs w:val="40"/>
+                            </w:rPr>
+                            <m:t>τ</m:t>
+                          </m:r>
+                        </m:e>
+                        <m:sup>
+                          <m:r>
+                            <w:rPr>
+                              <w:rFonts w:ascii="Cambria Math" w:hAnsi="Cambria Math"/>
+                              <w:color w:val="000000" w:themeColor="text1"/>
+                              <w:kern w:val="24"/>
+                              <w:szCs w:val="40"/>
+                            </w:rPr>
+                            <m:t>m</m:t>
+                          </m:r>
+                        </m:sup>
+                      </m:sSup>
+                    </m:num>
+                    <m:den>
+                      <m:r>
+                        <w:rPr>
+                          <w:rFonts w:ascii="Cambria Math" w:hAnsi="Cambria Math"/>
+                          <w:color w:val="000000" w:themeColor="text1"/>
+                          <w:kern w:val="24"/>
+                          <w:szCs w:val="40"/>
+                        </w:rPr>
+                        <m:t>m</m:t>
+                      </m:r>
+                      <m:r>
+                        <w:rPr>
+                          <w:rFonts w:ascii="Cambria Math" w:hAnsi="Cambria Math"/>
+                          <w:color w:val="000000" w:themeColor="text1"/>
+                          <w:kern w:val="24"/>
+                          <w:szCs w:val="40"/>
+                        </w:rPr>
+                        <m:t>!</m:t>
+                      </m:r>
+                    </m:den>
+                  </m:f>
+                </m:e>
+              </m:nary>
+              <m:r>
+                <w:rPr>
+                  <w:rFonts w:ascii="Cambria Math" w:hAnsi="Cambria Math"/>
+                  <w:color w:val="000000" w:themeColor="text1"/>
+                  <w:kern w:val="24"/>
+                  <w:szCs w:val="40"/>
+                </w:rPr>
+                <m:t>dτ</m:t>
+              </m:r>
+              <m:r>
+                <w:rPr>
+                  <w:rFonts w:ascii="Cambria Math" w:hAnsi="Cambria Math"/>
+                  <w:color w:val="000000" w:themeColor="text1"/>
+                  <w:kern w:val="24"/>
+                  <w:szCs w:val="40"/>
+                </w:rPr>
+                <m:t>=</m:t>
+              </m:r>
+            </m:e>
+          </m:nary>
+          <m:nary>
+            <m:naryPr>
+              <m:chr m:val="∑"/>
+              <m:limLoc m:val="undOvr"/>
+              <m:ctrlPr>
+                <w:rPr>
+                  <w:rFonts w:ascii="Cambria Math" w:hAnsi="Cambria Math"/>
+                  <w:i/>
+                  <w:color w:val="000000" w:themeColor="text1"/>
+                  <w:kern w:val="24"/>
+                  <w:szCs w:val="40"/>
+                </w:rPr>
+              </m:ctrlPr>
+            </m:naryPr>
+            <m:sub>
+              <m:r>
+                <w:rPr>
+                  <w:rFonts w:ascii="Cambria Math" w:hAnsi="Cambria Math"/>
+                  <w:color w:val="000000" w:themeColor="text1"/>
+                  <w:kern w:val="24"/>
+                  <w:szCs w:val="40"/>
+                </w:rPr>
+                <m:t>m=0</m:t>
+              </m:r>
+            </m:sub>
+            <m:sup>
+              <m:r>
+                <w:rPr>
+                  <w:rFonts w:ascii="Cambria Math" w:hAnsi="Cambria Math"/>
+                  <w:color w:val="000000" w:themeColor="text1"/>
+                  <w:kern w:val="24"/>
+                  <w:szCs w:val="40"/>
+                </w:rPr>
+                <m:t>M</m:t>
+              </m:r>
+            </m:sup>
+            <m:e>
+              <m:f>
+                <m:fPr>
+                  <m:ctrlPr>
+                    <w:rPr>
+                      <w:rFonts w:ascii="Cambria Math" w:hAnsi="Cambria Math"/>
+                      <w:i/>
+                      <w:color w:val="000000" w:themeColor="text1"/>
+                      <w:kern w:val="24"/>
+                      <w:szCs w:val="40"/>
+                    </w:rPr>
+                  </m:ctrlPr>
+                </m:fPr>
+                <m:num>
+                  <m:sSup>
+                    <m:sSupPr>
+                      <m:ctrlPr>
+                        <w:rPr>
+                          <w:rFonts w:ascii="Cambria Math" w:hAnsi="Cambria Math"/>
+                          <w:i/>
+                          <w:color w:val="000000" w:themeColor="text1"/>
+                          <w:kern w:val="24"/>
+                          <w:szCs w:val="40"/>
+                        </w:rPr>
+                      </m:ctrlPr>
+                    </m:sSupPr>
+                    <m:e>
+                      <m:r>
+                        <w:rPr>
+                          <w:rFonts w:ascii="Cambria Math" w:hAnsi="Cambria Math"/>
+                          <w:color w:val="000000" w:themeColor="text1"/>
+                          <w:kern w:val="24"/>
+                          <w:szCs w:val="40"/>
+                        </w:rPr>
+                        <m:t>(-A)</m:t>
+                      </m:r>
+                    </m:e>
+                    <m:sup>
+                      <m:r>
+                        <w:rPr>
+                          <w:rFonts w:ascii="Cambria Math" w:hAnsi="Cambria Math"/>
+                          <w:color w:val="000000" w:themeColor="text1"/>
+                          <w:kern w:val="24"/>
+                          <w:szCs w:val="40"/>
+                        </w:rPr>
+                        <m:t>m</m:t>
+                      </m:r>
+                    </m:sup>
+                  </m:sSup>
+                </m:num>
+                <m:den>
+                  <m:r>
+                    <w:rPr>
+                      <w:rFonts w:ascii="Cambria Math" w:hAnsi="Cambria Math"/>
+                      <w:color w:val="000000" w:themeColor="text1"/>
+                      <w:kern w:val="24"/>
+                      <w:szCs w:val="40"/>
+                    </w:rPr>
+                    <m:t>m</m:t>
+                  </m:r>
+                  <m:r>
+                    <w:rPr>
+                      <w:rFonts w:ascii="Cambria Math" w:hAnsi="Cambria Math"/>
+                      <w:color w:val="000000" w:themeColor="text1"/>
+                      <w:kern w:val="24"/>
+                      <w:szCs w:val="40"/>
+                    </w:rPr>
+                    <m:t>!</m:t>
+                  </m:r>
+                </m:den>
+              </m:f>
+              <m:nary>
+                <m:naryPr>
+                  <m:limLoc m:val="undOvr"/>
+                  <m:ctrlPr>
+                    <w:rPr>
+                      <w:rFonts w:ascii="Cambria Math" w:hAnsi="Cambria Math"/>
+                      <w:i/>
+                      <w:color w:val="000000" w:themeColor="text1"/>
+                      <w:kern w:val="24"/>
+                      <w:szCs w:val="40"/>
+                    </w:rPr>
+                  </m:ctrlPr>
+                </m:naryPr>
+                <m:sub>
+                  <m:r>
+                    <w:rPr>
+                      <w:rFonts w:ascii="Cambria Math" w:hAnsi="Cambria Math"/>
+                      <w:color w:val="000000" w:themeColor="text1"/>
+                      <w:kern w:val="24"/>
+                      <w:szCs w:val="40"/>
+                    </w:rPr>
+                    <m:t>0</m:t>
+                  </m:r>
+                </m:sub>
+                <m:sup>
+                  <m:r>
+                    <m:rPr>
+                      <m:sty m:val="p"/>
+                    </m:rPr>
+                    <w:rPr>
+                      <w:rFonts w:ascii="Cambria Math" w:hAnsi="Cambria Math"/>
+                      <w:color w:val="000000" w:themeColor="text1"/>
+                      <w:kern w:val="24"/>
+                      <w:szCs w:val="40"/>
+                    </w:rPr>
+                    <m:t>Δ</m:t>
+                  </m:r>
+                  <m:r>
+                    <w:rPr>
+                      <w:rFonts w:ascii="Cambria Math" w:hAnsi="Cambria Math"/>
+                      <w:color w:val="000000" w:themeColor="text1"/>
+                      <w:kern w:val="24"/>
+                      <w:szCs w:val="40"/>
+                    </w:rPr>
+                    <m:t>t</m:t>
+                  </m:r>
+                </m:sup>
+                <m:e>
+                  <m:sSup>
+                    <m:sSupPr>
+                      <m:ctrlPr>
+                        <w:rPr>
+                          <w:rFonts w:ascii="Cambria Math" w:hAnsi="Cambria Math"/>
+                          <w:i/>
+                          <w:color w:val="000000" w:themeColor="text1"/>
+                          <w:kern w:val="24"/>
+                          <w:szCs w:val="40"/>
+                        </w:rPr>
+                      </m:ctrlPr>
+                    </m:sSupPr>
+                    <m:e>
+                      <m:r>
+                        <w:rPr>
+                          <w:rFonts w:ascii="Cambria Math" w:hAnsi="Cambria Math"/>
+                          <w:color w:val="000000" w:themeColor="text1"/>
+                          <w:kern w:val="24"/>
+                          <w:szCs w:val="40"/>
+                        </w:rPr>
+                        <m:t>τ</m:t>
+                      </m:r>
+                    </m:e>
+                    <m:sup>
+                      <m:r>
+                        <w:rPr>
+                          <w:rFonts w:ascii="Cambria Math" w:hAnsi="Cambria Math"/>
+                          <w:color w:val="000000" w:themeColor="text1"/>
+                          <w:kern w:val="24"/>
+                          <w:szCs w:val="40"/>
+                        </w:rPr>
+                        <m:t>m</m:t>
+                      </m:r>
+                    </m:sup>
+                  </m:sSup>
+                  <m:r>
+                    <w:rPr>
+                      <w:rFonts w:ascii="Cambria Math" w:hAnsi="Cambria Math"/>
+                      <w:color w:val="000000" w:themeColor="text1"/>
+                      <w:kern w:val="24"/>
+                      <w:szCs w:val="40"/>
+                    </w:rPr>
+                    <m:t>dτ</m:t>
+                  </m:r>
+                </m:e>
+              </m:nary>
+              <m:r>
+                <w:rPr>
+                  <w:rFonts w:ascii="Cambria Math" w:hAnsi="Cambria Math"/>
+                  <w:color w:val="000000" w:themeColor="text1"/>
+                  <w:kern w:val="24"/>
+                  <w:szCs w:val="40"/>
+                </w:rPr>
+                <m:t>=</m:t>
+              </m:r>
+              <m:nary>
+                <m:naryPr>
+                  <m:chr m:val="∑"/>
+                  <m:limLoc m:val="undOvr"/>
+                  <m:ctrlPr>
+                    <w:rPr>
+                      <w:rFonts w:ascii="Cambria Math" w:hAnsi="Cambria Math"/>
+                      <w:i/>
+                      <w:color w:val="000000" w:themeColor="text1"/>
+                      <w:kern w:val="24"/>
+                      <w:szCs w:val="40"/>
+                    </w:rPr>
+                  </m:ctrlPr>
+                </m:naryPr>
+                <m:sub>
+                  <m:r>
+                    <w:rPr>
+                      <w:rFonts w:ascii="Cambria Math" w:hAnsi="Cambria Math"/>
+                      <w:color w:val="000000" w:themeColor="text1"/>
+                      <w:kern w:val="24"/>
+                      <w:szCs w:val="40"/>
+                    </w:rPr>
+                    <m:t>m=0</m:t>
+                  </m:r>
+                </m:sub>
+                <m:sup>
+                  <m:r>
+                    <w:rPr>
+                      <w:rFonts w:ascii="Cambria Math" w:hAnsi="Cambria Math"/>
+                      <w:color w:val="000000" w:themeColor="text1"/>
+                      <w:kern w:val="24"/>
+                      <w:szCs w:val="40"/>
+                    </w:rPr>
+                    <m:t>M</m:t>
+                  </m:r>
+                </m:sup>
+                <m:e>
+                  <m:f>
+                    <m:fPr>
+                      <m:ctrlPr>
+                        <w:rPr>
+                          <w:rFonts w:ascii="Cambria Math" w:hAnsi="Cambria Math"/>
+                          <w:i/>
+                          <w:color w:val="000000" w:themeColor="text1"/>
+                          <w:kern w:val="24"/>
+                          <w:szCs w:val="40"/>
+                        </w:rPr>
+                      </m:ctrlPr>
+                    </m:fPr>
+                    <m:num>
+                      <m:sSup>
+                        <m:sSupPr>
+                          <m:ctrlPr>
+                            <w:rPr>
+                              <w:rFonts w:ascii="Cambria Math" w:hAnsi="Cambria Math"/>
+                              <w:i/>
+                              <w:color w:val="000000" w:themeColor="text1"/>
+                              <w:kern w:val="24"/>
+                              <w:szCs w:val="40"/>
+                            </w:rPr>
+                          </m:ctrlPr>
+                        </m:sSupPr>
+                        <m:e>
+                          <m:d>
+                            <m:dPr>
+                              <m:ctrlPr>
+                                <w:rPr>
+                                  <w:rFonts w:ascii="Cambria Math" w:hAnsi="Cambria Math"/>
+                                  <w:i/>
+                                  <w:color w:val="000000" w:themeColor="text1"/>
+                                  <w:kern w:val="24"/>
+                                  <w:szCs w:val="40"/>
+                                </w:rPr>
+                              </m:ctrlPr>
+                            </m:dPr>
+                            <m:e>
+                              <m:r>
+                                <w:rPr>
+                                  <w:rFonts w:ascii="Cambria Math" w:hAnsi="Cambria Math"/>
+                                  <w:color w:val="000000" w:themeColor="text1"/>
+                                  <w:kern w:val="24"/>
+                                  <w:szCs w:val="40"/>
+                                </w:rPr>
+                                <m:t>-A</m:t>
+                              </m:r>
+                            </m:e>
+                          </m:d>
+                        </m:e>
+                        <m:sup>
+                          <m:r>
+                            <w:rPr>
+                              <w:rFonts w:ascii="Cambria Math" w:hAnsi="Cambria Math"/>
+                              <w:color w:val="000000" w:themeColor="text1"/>
+                              <w:kern w:val="24"/>
+                              <w:szCs w:val="40"/>
+                            </w:rPr>
+                            <m:t>m</m:t>
+                          </m:r>
+                        </m:sup>
+                      </m:sSup>
+                    </m:num>
+                    <m:den>
+                      <m:r>
+                        <w:rPr>
+                          <w:rFonts w:ascii="Cambria Math" w:hAnsi="Cambria Math"/>
+                          <w:color w:val="000000" w:themeColor="text1"/>
+                          <w:kern w:val="24"/>
+                          <w:szCs w:val="40"/>
+                        </w:rPr>
+                        <m:t>m!</m:t>
+                      </m:r>
+                    </m:den>
+                  </m:f>
+                  <m:f>
+                    <m:fPr>
+                      <m:ctrlPr>
+                        <w:rPr>
+                          <w:rFonts w:ascii="Cambria Math" w:hAnsi="Cambria Math"/>
+                          <w:i/>
+                          <w:color w:val="000000" w:themeColor="text1"/>
+                          <w:kern w:val="24"/>
+                          <w:szCs w:val="40"/>
+                        </w:rPr>
+                      </m:ctrlPr>
+                    </m:fPr>
+                    <m:num>
+                      <m:r>
+                        <m:rPr>
+                          <m:sty m:val="p"/>
+                        </m:rPr>
+                        <w:rPr>
+                          <w:rFonts w:ascii="Cambria Math" w:hAnsi="Cambria Math"/>
+                          <w:color w:val="000000" w:themeColor="text1"/>
+                          <w:kern w:val="24"/>
+                          <w:szCs w:val="40"/>
+                        </w:rPr>
+                        <m:t>Δ</m:t>
+                      </m:r>
+                      <m:sSup>
+                        <m:sSupPr>
+                          <m:ctrlPr>
+                            <w:rPr>
+                              <w:rFonts w:ascii="Cambria Math" w:hAnsi="Cambria Math"/>
+                              <w:i/>
+                              <w:color w:val="000000" w:themeColor="text1"/>
+                              <w:kern w:val="24"/>
+                              <w:szCs w:val="40"/>
+                            </w:rPr>
+                          </m:ctrlPr>
+                        </m:sSupPr>
+                        <m:e>
+                          <m:r>
+                            <w:rPr>
+                              <w:rFonts w:ascii="Cambria Math" w:hAnsi="Cambria Math"/>
+                              <w:color w:val="000000" w:themeColor="text1"/>
+                              <w:kern w:val="24"/>
+                              <w:szCs w:val="40"/>
+                            </w:rPr>
+                            <m:t>t</m:t>
+                          </m:r>
+                        </m:e>
+                        <m:sup>
+                          <m:r>
+                            <w:rPr>
+                              <w:rFonts w:ascii="Cambria Math" w:hAnsi="Cambria Math"/>
+                              <w:color w:val="000000" w:themeColor="text1"/>
+                              <w:kern w:val="24"/>
+                              <w:szCs w:val="40"/>
+                            </w:rPr>
+                            <m:t>m+1</m:t>
+                          </m:r>
+                        </m:sup>
+                      </m:sSup>
+                    </m:num>
+                    <m:den>
+                      <m:r>
+                        <w:rPr>
+                          <w:rFonts w:ascii="Cambria Math" w:hAnsi="Cambria Math"/>
+                          <w:color w:val="000000" w:themeColor="text1"/>
+                          <w:kern w:val="24"/>
+                          <w:szCs w:val="40"/>
+                        </w:rPr>
+                        <m:t>(m+1)</m:t>
+                      </m:r>
+                    </m:den>
+                  </m:f>
+                </m:e>
+              </m:nary>
+            </m:e>
+          </m:nary>
+        </m:oMath>
+      </m:oMathPara>
+    </w:p>
+    <w:p>
+      <w:pPr>
+        <w:ind w:left="709"/>
+        <w:jc w:val="both"/>
+        <w:rPr>
+          <w:rFonts w:eastAsiaTheme="minorEastAsia" w:cstheme="minorHAnsi"/>
+          <w:iCs/>
+          <w:color w:val="000000" w:themeColor="text1"/>
+          <w:kern w:val="24"/>
+          <w:szCs w:val="40"/>
+        </w:rPr>
+      </w:pPr>
+    </w:p>
+    <w:p>
+      <w:pPr>
+        <w:ind w:left="709"/>
+        <w:jc w:val="both"/>
+        <w:rPr>
+          <w:rFonts w:cstheme="minorHAnsi"/>
+        </w:rPr>
+      </w:pPr>
+      <m:oMathPara>
+        <m:oMath>
+          <m:r>
+            <m:rPr>
+              <m:sty m:val="p"/>
+            </m:rPr>
+            <w:rPr>
+              <w:rFonts w:ascii="Cambria Math" w:hAnsi="Cambria Math"/>
+              <w:color w:val="000000" w:themeColor="text1"/>
+              <w:kern w:val="24"/>
+              <w:szCs w:val="40"/>
+            </w:rPr>
+            <m:t>Γ</m:t>
+          </m:r>
+          <m:r>
+            <w:rPr>
+              <w:rFonts w:ascii="Cambria Math" w:hAnsi="Cambria Math"/>
+              <w:color w:val="000000" w:themeColor="text1"/>
+              <w:kern w:val="24"/>
+              <w:szCs w:val="40"/>
+            </w:rPr>
+            <m:t>=</m:t>
+          </m:r>
+          <m:nary>
+            <m:naryPr>
+              <m:ctrlPr>
+                <w:rPr>
+                  <w:rFonts w:ascii="Cambria Math" w:hAnsi="Cambria Math"/>
+                  <w:i/>
+                  <w:iCs/>
+                  <w:color w:val="000000" w:themeColor="text1"/>
+                  <w:kern w:val="24"/>
+                  <w:szCs w:val="40"/>
+                </w:rPr>
+              </m:ctrlPr>
+            </m:naryPr>
+            <m:sub>
+              <m:r>
+                <w:rPr>
+                  <w:rFonts w:ascii="Cambria Math" w:hAnsi="Cambria Math"/>
+                  <w:color w:val="000000" w:themeColor="text1"/>
+                  <w:kern w:val="24"/>
+                  <w:szCs w:val="40"/>
+                </w:rPr>
+                <m:t>0</m:t>
+              </m:r>
+            </m:sub>
+            <m:sup>
+              <m:r>
+                <m:rPr>
+                  <m:sty m:val="p"/>
+                </m:rPr>
+                <w:rPr>
+                  <w:rFonts w:ascii="Cambria Math" w:hAnsi="Cambria Math"/>
+                  <w:color w:val="000000" w:themeColor="text1"/>
+                  <w:kern w:val="24"/>
+                  <w:szCs w:val="40"/>
+                </w:rPr>
+                <m:t>Δ</m:t>
+              </m:r>
+              <m:r>
+                <w:rPr>
+                  <w:rFonts w:ascii="Cambria Math" w:hAnsi="Cambria Math"/>
+                  <w:color w:val="000000" w:themeColor="text1"/>
+                  <w:kern w:val="24"/>
+                  <w:szCs w:val="40"/>
+                </w:rPr>
+                <m:t xml:space="preserve">t </m:t>
+              </m:r>
+            </m:sup>
+            <m:e>
+              <m:r>
+                <m:rPr>
+                  <m:sty m:val="p"/>
+                </m:rPr>
+                <w:rPr>
+                  <w:rFonts w:ascii="Cambria Math" w:hAnsi="Cambria Math"/>
+                  <w:color w:val="000000" w:themeColor="text1"/>
+                  <w:kern w:val="24"/>
+                  <w:szCs w:val="40"/>
+                </w:rPr>
+                <m:t>exp</m:t>
+              </m:r>
+              <m:d>
+                <m:dPr>
+                  <m:ctrlPr>
+                    <w:rPr>
+                      <w:rFonts w:ascii="Cambria Math" w:hAnsi="Cambria Math"/>
+                      <w:i/>
+                      <w:iCs/>
+                      <w:color w:val="000000" w:themeColor="text1"/>
+                      <w:kern w:val="24"/>
+                      <w:szCs w:val="40"/>
+                    </w:rPr>
+                  </m:ctrlPr>
+                </m:dPr>
+                <m:e>
+                  <m:r>
+                    <w:rPr>
+                      <w:rFonts w:ascii="Cambria Math" w:hAnsi="Cambria Math"/>
+                      <w:color w:val="000000" w:themeColor="text1"/>
+                      <w:kern w:val="24"/>
+                      <w:szCs w:val="40"/>
+                    </w:rPr>
+                    <m:t>-Aτ</m:t>
+                  </m:r>
+                </m:e>
+              </m:d>
+              <m:r>
+                <w:rPr>
+                  <w:rFonts w:ascii="Cambria Math" w:hAnsi="Cambria Math"/>
+                  <w:color w:val="000000" w:themeColor="text1"/>
+                  <w:kern w:val="24"/>
+                  <w:szCs w:val="40"/>
+                </w:rPr>
+                <m:t>)dτ</m:t>
+              </m:r>
+            </m:e>
+          </m:nary>
+          <m:r>
+            <w:rPr>
+              <w:rFonts w:ascii="Cambria Math" w:hAnsi="Cambria Math"/>
+              <w:color w:val="000000" w:themeColor="text1"/>
+              <w:kern w:val="24"/>
+              <w:szCs w:val="40"/>
+            </w:rPr>
+            <m:t>≈</m:t>
+          </m:r>
+          <m:nary>
+            <m:naryPr>
+              <m:chr m:val="∑"/>
+              <m:limLoc m:val="undOvr"/>
+              <m:ctrlPr>
+                <w:rPr>
+                  <w:rFonts w:ascii="Cambria Math" w:hAnsi="Cambria Math"/>
+                  <w:i/>
+                  <w:color w:val="000000" w:themeColor="text1"/>
+                  <w:kern w:val="24"/>
+                  <w:szCs w:val="40"/>
+                </w:rPr>
+              </m:ctrlPr>
+            </m:naryPr>
+            <m:sub>
+              <m:r>
+                <w:rPr>
+                  <w:rFonts w:ascii="Cambria Math" w:hAnsi="Cambria Math"/>
+                  <w:color w:val="000000" w:themeColor="text1"/>
+                  <w:kern w:val="24"/>
+                  <w:szCs w:val="40"/>
+                </w:rPr>
+                <m:t>m=0</m:t>
+              </m:r>
+            </m:sub>
+            <m:sup>
+              <m:r>
+                <w:rPr>
+                  <w:rFonts w:ascii="Cambria Math" w:hAnsi="Cambria Math"/>
+                  <w:color w:val="000000" w:themeColor="text1"/>
+                  <w:kern w:val="24"/>
+                  <w:szCs w:val="40"/>
+                </w:rPr>
+                <m:t>M</m:t>
+              </m:r>
+            </m:sup>
+            <m:e>
+              <m:f>
+                <m:fPr>
+                  <m:ctrlPr>
+                    <w:rPr>
+                      <w:rFonts w:ascii="Cambria Math" w:hAnsi="Cambria Math"/>
+                      <w:i/>
+                      <w:color w:val="000000" w:themeColor="text1"/>
+                      <w:kern w:val="24"/>
+                      <w:szCs w:val="40"/>
+                    </w:rPr>
+                  </m:ctrlPr>
+                </m:fPr>
+                <m:num>
+                  <m:sSup>
+                    <m:sSupPr>
+                      <m:ctrlPr>
+                        <w:rPr>
+                          <w:rFonts w:ascii="Cambria Math" w:hAnsi="Cambria Math"/>
+                          <w:i/>
+                          <w:color w:val="000000" w:themeColor="text1"/>
+                          <w:kern w:val="24"/>
+                          <w:szCs w:val="40"/>
+                        </w:rPr>
+                      </m:ctrlPr>
+                    </m:sSupPr>
+                    <m:e>
+                      <m:d>
+                        <m:dPr>
+                          <m:ctrlPr>
+                            <w:rPr>
+                              <w:rFonts w:ascii="Cambria Math" w:hAnsi="Cambria Math"/>
+                              <w:i/>
+                              <w:color w:val="000000" w:themeColor="text1"/>
+                              <w:kern w:val="24"/>
+                              <w:szCs w:val="40"/>
+                            </w:rPr>
+                          </m:ctrlPr>
+                        </m:dPr>
+                        <m:e>
+                          <m:r>
+                            <w:rPr>
+                              <w:rFonts w:ascii="Cambria Math" w:hAnsi="Cambria Math"/>
+                              <w:color w:val="000000" w:themeColor="text1"/>
+                              <w:kern w:val="24"/>
+                              <w:szCs w:val="40"/>
+                            </w:rPr>
+                            <m:t>-A</m:t>
+                          </m:r>
+                        </m:e>
+                      </m:d>
+                    </m:e>
+                    <m:sup>
+                      <m:r>
+                        <w:rPr>
+                          <w:rFonts w:ascii="Cambria Math" w:hAnsi="Cambria Math"/>
+                          <w:color w:val="000000" w:themeColor="text1"/>
+                          <w:kern w:val="24"/>
+                          <w:szCs w:val="40"/>
+                        </w:rPr>
+                        <m:t>m</m:t>
+                      </m:r>
+                    </m:sup>
+                  </m:sSup>
+                  <m:r>
+                    <m:rPr>
+                      <m:sty m:val="p"/>
+                    </m:rPr>
+                    <w:rPr>
+                      <w:rFonts w:ascii="Cambria Math" w:hAnsi="Cambria Math"/>
+                      <w:color w:val="000000" w:themeColor="text1"/>
+                      <w:kern w:val="24"/>
+                      <w:szCs w:val="40"/>
+                    </w:rPr>
+                    <m:t>Δ</m:t>
+                  </m:r>
+                  <m:sSup>
+                    <m:sSupPr>
+                      <m:ctrlPr>
+                        <w:rPr>
+                          <w:rFonts w:ascii="Cambria Math" w:hAnsi="Cambria Math"/>
+                          <w:i/>
+                          <w:color w:val="000000" w:themeColor="text1"/>
+                          <w:kern w:val="24"/>
+                          <w:szCs w:val="40"/>
+                        </w:rPr>
+                      </m:ctrlPr>
+                    </m:sSupPr>
+                    <m:e>
+                      <m:r>
+                        <w:rPr>
+                          <w:rFonts w:ascii="Cambria Math" w:hAnsi="Cambria Math"/>
+                          <w:color w:val="000000" w:themeColor="text1"/>
+                          <w:kern w:val="24"/>
+                          <w:szCs w:val="40"/>
+                        </w:rPr>
+                        <m:t>t</m:t>
+                      </m:r>
+                    </m:e>
+                    <m:sup>
+                      <m:r>
+                        <w:rPr>
+                          <w:rFonts w:ascii="Cambria Math" w:hAnsi="Cambria Math"/>
+                          <w:color w:val="000000" w:themeColor="text1"/>
+                          <w:kern w:val="24"/>
+                          <w:szCs w:val="40"/>
+                        </w:rPr>
+                        <m:t>m+1</m:t>
+                      </m:r>
+                    </m:sup>
+                  </m:sSup>
+                </m:num>
+                <m:den>
+                  <m:r>
+                    <w:rPr>
+                      <w:rFonts w:ascii="Cambria Math" w:hAnsi="Cambria Math"/>
+                      <w:color w:val="000000" w:themeColor="text1"/>
+                      <w:kern w:val="24"/>
+                      <w:szCs w:val="40"/>
+                    </w:rPr>
+                    <m:t>(</m:t>
+                  </m:r>
+                  <m:r>
+                    <w:rPr>
+                      <w:rFonts w:ascii="Cambria Math" w:hAnsi="Cambria Math"/>
+                      <w:color w:val="000000" w:themeColor="text1"/>
+                      <w:kern w:val="24"/>
+                      <w:szCs w:val="40"/>
+                    </w:rPr>
+                    <m:t>m</m:t>
+                  </m:r>
+                  <m:r>
+                    <w:rPr>
+                      <w:rFonts w:ascii="Cambria Math" w:hAnsi="Cambria Math"/>
+                      <w:color w:val="000000" w:themeColor="text1"/>
+                      <w:kern w:val="24"/>
+                      <w:szCs w:val="40"/>
+                    </w:rPr>
+                    <m:t>+1)</m:t>
+                  </m:r>
+                  <m:r>
+                    <w:rPr>
+                      <w:rFonts w:ascii="Cambria Math" w:hAnsi="Cambria Math"/>
+                      <w:color w:val="000000" w:themeColor="text1"/>
+                      <w:kern w:val="24"/>
+                      <w:szCs w:val="40"/>
+                    </w:rPr>
+                    <m:t>!</m:t>
+                  </m:r>
+                </m:den>
+              </m:f>
+            </m:e>
+          </m:nary>
+        </m:oMath>
+      </m:oMathPara>
+    </w:p>
+    <w:p>
+      <w:pPr>
+        <w:rPr>
+          <w:rFonts w:cstheme="minorHAnsi"/>
+        </w:rPr>
+      </w:pPr>
+    </w:p>
+    <w:p>
+      <w:pPr>
+        <w:rPr>
+          <w:rFonts w:cstheme="minorHAnsi"/>
+        </w:rPr>
+      </w:pPr>
+      <w:r>
+        <w:rPr>
+          <w:rFonts w:cstheme="minorHAnsi"/>
+        </w:rPr>
+        <w:t xml:space="preserve">Zadanie 4b. </w:t>
+      </w:r>
+      <w:r>
+        <w:rPr>
+          <w:rFonts w:cstheme="minorHAnsi"/>
+        </w:rPr>
+        <w:t>(</w:t>
+      </w:r>
+      <w:r>
+        <w:rPr>
+          <w:rFonts w:cstheme="minorHAnsi"/>
+          <w:b/>
+        </w:rPr>
+        <w:t>do domu</w:t>
+      </w:r>
+      <w:r>
+        <w:rPr>
+          <w:rFonts w:cstheme="minorHAnsi"/>
+        </w:rPr>
+        <w:t xml:space="preserve">) Wykonaj wszystkie ćwiczenia ze skryptami z repozytorium. Sprawdź działanie każdej z metod i zidentyfikuj różnice w implementacji. Uruchom rozwiązanie filtra RC z dokładną </w:t>
+      </w:r>
+      <w:proofErr w:type="spellStart"/>
+      <w:r>
+        <w:rPr>
+          <w:rFonts w:cstheme="minorHAnsi"/>
+        </w:rPr>
+        <w:t>imlementacją</w:t>
+      </w:r>
+      <w:proofErr w:type="spellEnd"/>
+      <w:r>
+        <w:rPr>
+          <w:rFonts w:cstheme="minorHAnsi"/>
+        </w:rPr>
+        <w:t xml:space="preserve"> </w:t>
+      </w:r>
+      <w:proofErr w:type="spellStart"/>
+      <w:r>
+        <w:rPr>
+          <w:rFonts w:cstheme="minorHAnsi"/>
+        </w:rPr>
+        <w:t>solvera</w:t>
+      </w:r>
+      <w:proofErr w:type="spellEnd"/>
+    </w:p>
+    <w:p>
+      <w:pPr>
+        <w:pStyle w:val="Akapitzlist"/>
+        <w:jc w:val="both"/>
+      </w:pPr>
+      <m:oMathPara>
+        <m:oMath>
+          <m:acc>
+            <m:accPr>
+              <m:chr m:val="̇"/>
+              <m:ctrlPr>
+                <w:rPr>
+                  <w:rFonts w:ascii="Cambria Math" w:hAnsi="Cambria Math"/>
+                  <w:b/>
+                  <w:i/>
+                </w:rPr>
+              </m:ctrlPr>
+            </m:accPr>
+            <m:e>
+              <m:r>
+                <m:rPr>
+                  <m:sty m:val="bi"/>
+                </m:rPr>
+                <w:rPr>
+                  <w:rFonts w:ascii="Cambria Math" w:hAnsi="Cambria Math"/>
+                </w:rPr>
+                <m:t>x</m:t>
+              </m:r>
+            </m:e>
+          </m:acc>
+          <m:r>
+            <w:rPr>
+              <w:rFonts w:ascii="Cambria Math" w:hAnsi="Cambria Math"/>
+            </w:rPr>
+            <m:t>=A</m:t>
+          </m:r>
+          <m:r>
+            <m:rPr>
+              <m:sty m:val="bi"/>
+            </m:rPr>
+            <w:rPr>
+              <w:rFonts w:ascii="Cambria Math" w:hAnsi="Cambria Math"/>
+            </w:rPr>
+            <m:t>x</m:t>
+          </m:r>
+          <m:r>
+            <w:rPr>
+              <w:rFonts w:ascii="Cambria Math" w:hAnsi="Cambria Math"/>
+            </w:rPr>
+            <m:t>+B</m:t>
+          </m:r>
+          <m:r>
+            <m:rPr>
+              <m:sty m:val="bi"/>
+            </m:rPr>
+            <w:rPr>
+              <w:rFonts w:ascii="Cambria Math" w:hAnsi="Cambria Math"/>
+            </w:rPr>
+            <m:t>u</m:t>
+          </m:r>
+        </m:oMath>
+      </m:oMathPara>
+    </w:p>
+    <w:p>
+      <w:pPr>
+        <w:jc w:val="both"/>
+        <w:rPr>
+          <w:rFonts w:cstheme="minorHAnsi"/>
+        </w:rPr>
+      </w:pPr>
+      <w:proofErr w:type="spellStart"/>
+      <w:r>
+        <w:rPr>
+          <w:rFonts w:cstheme="minorHAnsi"/>
+          <w:lang w:val="en-US"/>
+        </w:rPr>
+        <w:t>zawartą</w:t>
+      </w:r>
+      <w:proofErr w:type="spellEnd"/>
+      <w:r>
+        <w:rPr>
+          <w:rFonts w:cstheme="minorHAnsi"/>
+          <w:lang w:val="en-US"/>
+        </w:rPr>
+        <w:t xml:space="preserve"> w </w:t>
+      </w:r>
+      <w:proofErr w:type="spellStart"/>
+      <w:r>
+        <w:rPr>
+          <w:rFonts w:cstheme="minorHAnsi"/>
+          <w:lang w:val="en-US"/>
+        </w:rPr>
+        <w:t>funkcji</w:t>
+      </w:r>
+      <w:proofErr w:type="spellEnd"/>
+      <w:r>
+        <w:rPr>
+          <w:rFonts w:cstheme="minorHAnsi"/>
+          <w:lang w:val="en-US"/>
+        </w:rPr>
+        <w:t xml:space="preserve"> </w:t>
+      </w:r>
+      <w:proofErr w:type="spellStart"/>
+      <w:r>
+        <w:rPr>
+          <w:rFonts w:ascii="Courier New" w:hAnsi="Courier New" w:cs="Courier New"/>
+          <w:lang w:val="en-US"/>
+        </w:rPr>
+        <w:t>solve_linear_control_system_exact.m</w:t>
+      </w:r>
+      <w:proofErr w:type="spellEnd"/>
+      <w:r>
+        <w:rPr>
+          <w:rFonts w:cstheme="minorHAnsi"/>
+          <w:lang w:val="en-US"/>
+        </w:rPr>
+        <w:t xml:space="preserve"> . </w:t>
+      </w:r>
+      <w:r>
+        <w:rPr>
+          <w:rFonts w:cstheme="minorHAnsi"/>
+        </w:rPr>
+        <w:t>Dowiedz się, dlaczego jest t</w:t>
+      </w:r>
+      <w:r>
+        <w:rPr>
+          <w:rFonts w:cstheme="minorHAnsi"/>
+        </w:rPr>
+        <w:t>aka implementacja.</w:t>
+      </w:r>
+      <w:bookmarkStart w:id="1" w:name="_GoBack"/>
+      <w:bookmarkEnd w:id="1"/>
+    </w:p>
+    <w:p>
+      <w:pPr>
+        <w:pStyle w:val="Akapitzlist"/>
+        <w:numPr>
+          <w:ilvl w:val="0"/>
+          <w:numId w:val="2"/>
+        </w:numPr>
+        <w:jc w:val="both"/>
+        <w:rPr>
+          <w:rFonts w:cstheme="minorHAnsi"/>
+        </w:rPr>
+      </w:pPr>
+      <w:r>
+        <w:rPr>
+          <w:rFonts w:cstheme="minorHAnsi"/>
+        </w:rPr>
+        <w:lastRenderedPageBreak/>
+        <w:t>(</w:t>
+      </w:r>
+      <w:r>
+        <w:rPr>
+          <w:rFonts w:cstheme="minorHAnsi"/>
+          <w:b/>
+        </w:rPr>
+        <w:t>do domu</w:t>
+      </w:r>
+      <w:r>
+        <w:rPr>
+          <w:rFonts w:cstheme="minorHAnsi"/>
+        </w:rPr>
+        <w:t xml:space="preserve">) </w:t>
+      </w:r>
+      <w:r>
+        <w:rPr>
+          <w:rFonts w:cstheme="minorHAnsi"/>
+        </w:rPr>
+        <w:t>Wykorzystując napisaną metodę wyznacz charakterystykę częstotliwościową filtra pasmowego RLC</w:t>
+      </w:r>
+    </w:p>
+    <w:p>
+      <w:pPr>
+        <w:ind w:left="360"/>
         <w:jc w:val="center"/>
+        <w:rPr>
+          <w:rFonts w:cstheme="minorHAnsi"/>
+        </w:rPr>
       </w:pPr>
       <w:r>
         <w:rPr>
           <w:noProof/>
         </w:rPr>
-        <w:lastRenderedPageBreak/>
         <w:drawing>
-          <wp:inline distT="0" distB="0" distL="0" distR="0" wp14:anchorId="599EA352" wp14:editId="46A5AC70">
-            <wp:extent cx="2991109" cy="552498"/>
+          <wp:inline distT="0" distB="0" distL="0" distR="0" wp14:anchorId="369ECB6C" wp14:editId="54E37094">
+            <wp:extent cx="2331922" cy="3200677"/>
             <wp:effectExtent l="0" t="0" r="0" b="0"/>
-            <wp:docPr id="5" name="Obraz 5"/>
+            <wp:docPr id="1" name="Obraz 1"/>
             <wp:cNvGraphicFramePr>
               <a:graphicFrameLocks xmlns:a="http://schemas.openxmlformats.org/drawingml/2006/main" noChangeAspect="1"/>
             </wp:cNvGraphicFramePr>
@@ -2968,6 +12051,128 @@
                   <pic:spPr>
                     <a:xfrm>
                       <a:off x="0" y="0"/>
+                      <a:ext cx="2331922" cy="3200677"/>
+                    </a:xfrm>
+                    <a:prstGeom prst="rect">
+                      <a:avLst/>
+                    </a:prstGeom>
+                  </pic:spPr>
+                </pic:pic>
+              </a:graphicData>
+            </a:graphic>
+          </wp:inline>
+        </w:drawing>
+      </w:r>
+    </w:p>
+    <w:p>
+      <w:pPr>
+        <w:ind w:left="360"/>
+        <w:rPr>
+          <w:rFonts w:cstheme="minorHAnsi"/>
+        </w:rPr>
+      </w:pPr>
+    </w:p>
+    <w:p>
+      <w:pPr>
+        <w:ind w:left="360"/>
+        <w:rPr>
+          <w:rFonts w:cstheme="minorHAnsi"/>
+        </w:rPr>
+      </w:pPr>
+      <w:r>
+        <w:rPr>
+          <w:rFonts w:cstheme="minorHAnsi"/>
+        </w:rPr>
+        <w:t>opisanego równaniem:</w:t>
+      </w:r>
+    </w:p>
+    <w:p>
+      <w:pPr>
+        <w:ind w:left="360"/>
+        <w:jc w:val="center"/>
+        <w:rPr>
+          <w:rFonts w:cstheme="minorHAnsi"/>
+        </w:rPr>
+      </w:pPr>
+      <w:r>
+        <w:rPr>
+          <w:rFonts w:cstheme="minorHAnsi"/>
+          <w:noProof/>
+        </w:rPr>
+        <w:drawing>
+          <wp:inline distT="0" distB="0" distL="0" distR="0" wp14:anchorId="1B9CFF0A" wp14:editId="619ACA1E">
+            <wp:extent cx="4027519" cy="609653"/>
+            <wp:effectExtent l="0" t="0" r="0" b="0"/>
+            <wp:docPr id="4" name="Obraz 4"/>
+            <wp:cNvGraphicFramePr>
+              <a:graphicFrameLocks xmlns:a="http://schemas.openxmlformats.org/drawingml/2006/main" noChangeAspect="1"/>
+            </wp:cNvGraphicFramePr>
+            <a:graphic xmlns:a="http://schemas.openxmlformats.org/drawingml/2006/main">
+              <a:graphicData uri="http://schemas.openxmlformats.org/drawingml/2006/picture">
+                <pic:pic xmlns:pic="http://schemas.openxmlformats.org/drawingml/2006/picture">
+                  <pic:nvPicPr>
+                    <pic:cNvPr id="1" name=""/>
+                    <pic:cNvPicPr/>
+                  </pic:nvPicPr>
+                  <pic:blipFill>
+                    <a:blip r:embed="rId9"/>
+                    <a:stretch>
+                      <a:fillRect/>
+                    </a:stretch>
+                  </pic:blipFill>
+                  <pic:spPr>
+                    <a:xfrm>
+                      <a:off x="0" y="0"/>
+                      <a:ext cx="4027519" cy="609653"/>
+                    </a:xfrm>
+                    <a:prstGeom prst="rect">
+                      <a:avLst/>
+                    </a:prstGeom>
+                  </pic:spPr>
+                </pic:pic>
+              </a:graphicData>
+            </a:graphic>
+          </wp:inline>
+        </w:drawing>
+      </w:r>
+    </w:p>
+    <w:p>
+      <w:r>
+        <w:t xml:space="preserve">     lub równoważnie:</w:t>
+      </w:r>
+    </w:p>
+    <w:p>
+      <w:pPr>
+        <w:jc w:val="center"/>
+      </w:pPr>
+      <w:r>
+        <w:rPr>
+          <w:noProof/>
+        </w:rPr>
+        <w:drawing>
+          <wp:inline distT="0" distB="0" distL="0" distR="0" wp14:anchorId="599EA352" wp14:editId="46A5AC70">
+            <wp:extent cx="2991109" cy="552498"/>
+            <wp:effectExtent l="0" t="0" r="0" b="0"/>
+            <wp:docPr id="5" name="Obraz 5"/>
+            <wp:cNvGraphicFramePr>
+              <a:graphicFrameLocks xmlns:a="http://schemas.openxmlformats.org/drawingml/2006/main" noChangeAspect="1"/>
+            </wp:cNvGraphicFramePr>
+            <a:graphic xmlns:a="http://schemas.openxmlformats.org/drawingml/2006/main">
+              <a:graphicData uri="http://schemas.openxmlformats.org/drawingml/2006/picture">
+                <pic:pic xmlns:pic="http://schemas.openxmlformats.org/drawingml/2006/picture">
+                  <pic:nvPicPr>
+                    <pic:cNvPr id="1" name=""/>
+                    <pic:cNvPicPr/>
+                  </pic:nvPicPr>
+                  <pic:blipFill>
+                    <a:blip r:embed="rId10"/>
+                    <a:stretch>
+                      <a:fillRect/>
+                    </a:stretch>
+                  </pic:blipFill>
+                  <pic:spPr>
+                    <a:xfrm>
+                      <a:off x="0" y="0"/>
                       <a:ext cx="2991109" cy="552498"/>
                     </a:xfrm>
                     <a:prstGeom prst="rect">
@@ -2993,6 +12198,83 @@
       </w:r>
     </w:p>
     <w:p/>
+    <w:p>
+      <w:r>
+        <w:tab/>
+        <w:t xml:space="preserve">Zadanie 5a. Przygotuj symulację modelu filtra grzebieniowego – dwóch filtrów RLC połączonych równolegle. Wykreśl charakterystykę amplitudową filtra. Dobierz parametry tak, by widoczne były dwa odseparowane pasma przenoszenia. </w:t>
+      </w:r>
+    </w:p>
+    <w:p/>
+    <w:p>
+      <w:pPr>
+        <w:pStyle w:val="Akapitzlist"/>
+        <w:numPr>
+          <w:ilvl w:val="0"/>
+          <w:numId w:val="2"/>
+        </w:numPr>
+      </w:pPr>
+      <w:r>
+        <w:t>(</w:t>
+      </w:r>
+      <w:r>
+        <w:rPr>
+          <w:b/>
+        </w:rPr>
+        <w:t>do domu</w:t>
+      </w:r>
+      <w:r>
+        <w:t xml:space="preserve">) </w:t>
+      </w:r>
+      <w:r>
+        <w:t>Rozwiąż model układu dynamicznego sprzężonych oscylatorów harmonicznych</w:t>
+      </w:r>
+    </w:p>
+    <w:p>
+      <w:pPr>
+        <w:jc w:val="center"/>
+      </w:pPr>
+      <w:r>
+        <w:rPr>
+          <w:noProof/>
+        </w:rPr>
+        <w:lastRenderedPageBreak/>
+        <w:drawing>
+          <wp:inline distT="0" distB="0" distL="0" distR="0" wp14:anchorId="78BFBF45" wp14:editId="47BB6A05">
+            <wp:extent cx="2926288" cy="2087441"/>
+            <wp:effectExtent l="0" t="0" r="7620" b="8255"/>
+            <wp:docPr id="7" name="Obraz 7"/>
+            <wp:cNvGraphicFramePr>
+              <a:graphicFrameLocks xmlns:a="http://schemas.openxmlformats.org/drawingml/2006/main" noChangeAspect="1"/>
+            </wp:cNvGraphicFramePr>
+            <a:graphic xmlns:a="http://schemas.openxmlformats.org/drawingml/2006/main">
+              <a:graphicData uri="http://schemas.openxmlformats.org/drawingml/2006/picture">
+                <pic:pic xmlns:pic="http://schemas.openxmlformats.org/drawingml/2006/picture">
+                  <pic:nvPicPr>
+                    <pic:cNvPr id="1" name=""/>
+                    <pic:cNvPicPr/>
+                  </pic:nvPicPr>
+                  <pic:blipFill>
+                    <a:blip r:embed="rId11"/>
+                    <a:stretch>
+                      <a:fillRect/>
+                    </a:stretch>
+                  </pic:blipFill>
+                  <pic:spPr>
+                    <a:xfrm>
+                      <a:off x="0" y="0"/>
+                      <a:ext cx="2936670" cy="2094847"/>
+                    </a:xfrm>
+                    <a:prstGeom prst="rect">
+                      <a:avLst/>
+                    </a:prstGeom>
+                  </pic:spPr>
+                </pic:pic>
+              </a:graphicData>
+            </a:graphic>
+          </wp:inline>
+        </w:drawing>
+      </w:r>
+    </w:p>
     <w:sectPr>
       <w:pgSz w:w="11906" w:h="16838"/>
       <w:pgMar w:top="1417" w:right="1417" w:bottom="1417" w:left="1417" w:header="708" w:footer="708" w:gutter="0"/>
@@ -3705,6 +12987,7 @@
   <w:style w:type="paragraph" w:default="1" w:styleId="Normalny">
     <w:name w:val="Normal"/>
     <w:qFormat/>
+    <w:rsid w:val="00A27022"/>
   </w:style>
   <w:style w:type="character" w:default="1" w:styleId="Domylnaczcionkaakapitu">
     <w:name w:val="Default Paragraph Font"/>

--- a/lab_3/lab_3_zadanie_1.docx
+++ b/lab_3/lab_3_zadanie_1.docx
@@ -11973,8 +11973,6 @@
         </w:rPr>
         <w:t>aka implementacja.</w:t>
       </w:r>
-      <w:bookmarkStart w:id="1" w:name="_GoBack"/>
-      <w:bookmarkEnd w:id="1"/>
     </w:p>
     <w:p>
       <w:pPr>
@@ -12275,6 +12273,41 @@
         </w:drawing>
       </w:r>
     </w:p>
+    <w:p>
+      <w:pPr>
+        <w:pStyle w:val="Akapitzlist"/>
+        <w:numPr>
+          <w:ilvl w:val="0"/>
+          <w:numId w:val="2"/>
+        </w:numPr>
+      </w:pPr>
+      <w:r>
+        <w:t>(</w:t>
+      </w:r>
+      <w:r>
+        <w:rPr>
+          <w:b/>
+        </w:rPr>
+        <w:t>do domu</w:t>
+      </w:r>
+      <w:r>
+        <w:t>)</w:t>
+      </w:r>
+      <w:r>
+        <w:t xml:space="preserve">Zaproponuj model </w:t>
+      </w:r>
+      <w:proofErr w:type="spellStart"/>
+      <w:r>
+        <w:t>drona</w:t>
+      </w:r>
+      <w:proofErr w:type="spellEnd"/>
+      <w:r>
+        <w:t xml:space="preserve"> – znajdź macierze A, B dla dynamiki bryły sztywnej.</w:t>
+      </w:r>
+      <w:bookmarkStart w:id="1" w:name="_GoBack"/>
+      <w:bookmarkEnd w:id="1"/>
+    </w:p>
+    <w:p/>
     <w:sectPr>
       <w:pgSz w:w="11906" w:h="16838"/>
       <w:pgMar w:top="1417" w:right="1417" w:bottom="1417" w:left="1417" w:header="708" w:footer="708" w:gutter="0"/>
@@ -12288,6 +12321,95 @@
 <file path=word/numbering.xml><?xml version="1.0" encoding="utf-8"?>
 <w:numbering xmlns:wpc="http://schemas.microsoft.com/office/word/2010/wordprocessingCanvas" xmlns:cx="http://schemas.microsoft.com/office/drawing/2014/chartex" xmlns:cx1="http://schemas.microsoft.com/office/drawing/2015/9/8/chartex" xmlns:cx2="http://schemas.microsoft.com/office/drawing/2015/10/21/chartex" xmlns:cx3="http://schemas.microsoft.com/office/drawing/2016/5/9/chartex" xmlns:cx4="http://schemas.microsoft.com/office/drawing/2016/5/10/chartex" xmlns:cx5="http://schemas.microsoft.com/office/drawing/2016/5/11/chartex" xmlns:cx6="http://schemas.microsoft.com/office/drawing/2016/5/12/chartex" xmlns:cx7="http://schemas.microsoft.com/office/drawing/2016/5/13/chartex" xmlns:cx8="http://schemas.microsoft.com/office/drawing/2016/5/14/chartex" xmlns:mc="http://schemas.openxmlformats.org/markup-compatibility/2006" xmlns:aink="http://schemas.microsoft.com/office/drawing/2016/ink" xmlns:am3d="http://schemas.microsoft.com/office/drawing/2017/model3d" xmlns:o="urn:schemas-microsoft-com:office:office" xmlns:r="http://schemas.openxmlformats.org/officeDocument/2006/relationships" xmlns:m="http://schemas.openxmlformats.org/officeDocument/2006/math" xmlns:v="urn:schemas-microsoft-com:vml" xmlns:wp14="http://schemas.microsoft.com/office/word/2010/wordprocessingDrawing" xmlns:wp="http://schemas.openxmlformats.org/drawingml/2006/wordprocessingDrawing" xmlns:w10="urn:schemas-microsoft-com:office:word" xmlns:w="http://schemas.openxmlformats.org/wordprocessingml/2006/main" xmlns:w14="http://schemas.microsoft.com/office/word/2010/wordml" xmlns:w15="http://schemas.microsoft.com/office/word/2012/wordml" xmlns:w16cid="http://schemas.microsoft.com/office/word/2016/wordml/cid" xmlns:w16se="http://schemas.microsoft.com/office/word/2015/wordml/symex" xmlns:wpg="http://schemas.microsoft.com/office/word/2010/wordprocessingGroup" xmlns:wpi="http://schemas.microsoft.com/office/word/2010/wordprocessingInk" xmlns:wne="http://schemas.microsoft.com/office/word/2006/wordml" xmlns:wps="http://schemas.microsoft.com/office/word/2010/wordprocessingShape" mc:Ignorable="w14 w15 w16se w16cid wp14">
   <w:abstractNum w:abstractNumId="0" w15:restartNumberingAfterBreak="0">
+    <w:nsid w:val="27506077"/>
+    <w:multiLevelType w:val="hybridMultilevel"/>
+    <w:tmpl w:val="70607B40"/>
+    <w:lvl w:ilvl="0" w:tplc="0415000F">
+      <w:start w:val="1"/>
+      <w:numFmt w:val="decimal"/>
+      <w:lvlText w:val="%1."/>
+      <w:lvlJc w:val="left"/>
+      <w:pPr>
+        <w:ind w:left="720" w:hanging="360"/>
+      </w:pPr>
+      <w:rPr>
+        <w:rFonts w:hint="default"/>
+      </w:rPr>
+    </w:lvl>
+    <w:lvl w:ilvl="1" w:tplc="04150019" w:tentative="1">
+      <w:start w:val="1"/>
+      <w:numFmt w:val="lowerLetter"/>
+      <w:lvlText w:val="%2."/>
+      <w:lvlJc w:val="left"/>
+      <w:pPr>
+        <w:ind w:left="1440" w:hanging="360"/>
+      </w:pPr>
+    </w:lvl>
+    <w:lvl w:ilvl="2" w:tplc="0415001B" w:tentative="1">
+      <w:start w:val="1"/>
+      <w:numFmt w:val="lowerRoman"/>
+      <w:lvlText w:val="%3."/>
+      <w:lvlJc w:val="right"/>
+      <w:pPr>
+        <w:ind w:left="2160" w:hanging="180"/>
+      </w:pPr>
+    </w:lvl>
+    <w:lvl w:ilvl="3" w:tplc="0415000F" w:tentative="1">
+      <w:start w:val="1"/>
+      <w:numFmt w:val="decimal"/>
+      <w:lvlText w:val="%4."/>
+      <w:lvlJc w:val="left"/>
+      <w:pPr>
+        <w:ind w:left="2880" w:hanging="360"/>
+      </w:pPr>
+    </w:lvl>
+    <w:lvl w:ilvl="4" w:tplc="04150019" w:tentative="1">
+      <w:start w:val="1"/>
+      <w:numFmt w:val="lowerLetter"/>
+      <w:lvlText w:val="%5."/>
+      <w:lvlJc w:val="left"/>
+      <w:pPr>
+        <w:ind w:left="3600" w:hanging="360"/>
+      </w:pPr>
+    </w:lvl>
+    <w:lvl w:ilvl="5" w:tplc="0415001B" w:tentative="1">
+      <w:start w:val="1"/>
+      <w:numFmt w:val="lowerRoman"/>
+      <w:lvlText w:val="%6."/>
+      <w:lvlJc w:val="right"/>
+      <w:pPr>
+        <w:ind w:left="4320" w:hanging="180"/>
+      </w:pPr>
+    </w:lvl>
+    <w:lvl w:ilvl="6" w:tplc="0415000F" w:tentative="1">
+      <w:start w:val="1"/>
+      <w:numFmt w:val="decimal"/>
+      <w:lvlText w:val="%7."/>
+      <w:lvlJc w:val="left"/>
+      <w:pPr>
+        <w:ind w:left="5040" w:hanging="360"/>
+      </w:pPr>
+    </w:lvl>
+    <w:lvl w:ilvl="7" w:tplc="04150019" w:tentative="1">
+      <w:start w:val="1"/>
+      <w:numFmt w:val="lowerLetter"/>
+      <w:lvlText w:val="%8."/>
+      <w:lvlJc w:val="left"/>
+      <w:pPr>
+        <w:ind w:left="5760" w:hanging="360"/>
+      </w:pPr>
+    </w:lvl>
+    <w:lvl w:ilvl="8" w:tplc="0415001B" w:tentative="1">
+      <w:start w:val="1"/>
+      <w:numFmt w:val="lowerRoman"/>
+      <w:lvlText w:val="%9."/>
+      <w:lvlJc w:val="right"/>
+      <w:pPr>
+        <w:ind w:left="6480" w:hanging="180"/>
+      </w:pPr>
+    </w:lvl>
+  </w:abstractNum>
+  <w:abstractNum w:abstractNumId="1" w15:restartNumberingAfterBreak="0">
     <w:nsid w:val="4AC35BE3"/>
     <w:multiLevelType w:val="hybridMultilevel"/>
     <w:tmpl w:val="9BBAA3A6"/>
@@ -12400,7 +12522,7 @@
       </w:rPr>
     </w:lvl>
   </w:abstractNum>
-  <w:abstractNum w:abstractNumId="1" w15:restartNumberingAfterBreak="0">
+  <w:abstractNum w:abstractNumId="2" w15:restartNumberingAfterBreak="0">
     <w:nsid w:val="5D1376B6"/>
     <w:multiLevelType w:val="hybridMultilevel"/>
     <w:tmpl w:val="70607B40"/>
@@ -12489,7 +12611,7 @@
       </w:pPr>
     </w:lvl>
   </w:abstractNum>
-  <w:abstractNum w:abstractNumId="2" w15:restartNumberingAfterBreak="0">
+  <w:abstractNum w:abstractNumId="3" w15:restartNumberingAfterBreak="0">
     <w:nsid w:val="71B04704"/>
     <w:multiLevelType w:val="hybridMultilevel"/>
     <w:tmpl w:val="E1AC4180"/>
@@ -12579,12 +12701,15 @@
     </w:lvl>
   </w:abstractNum>
   <w:num w:numId="1">
+    <w:abstractNumId w:val="3"/>
+  </w:num>
+  <w:num w:numId="2">
     <w:abstractNumId w:val="2"/>
   </w:num>
-  <w:num w:numId="2">
+  <w:num w:numId="3">
     <w:abstractNumId w:val="1"/>
   </w:num>
-  <w:num w:numId="3">
+  <w:num w:numId="4">
     <w:abstractNumId w:val="0"/>
   </w:num>
 </w:numbering>
